--- a/downloads/teacher/ai-3-week-04.docx
+++ b/downloads/teacher/ai-3-week-04.docx
@@ -3276,6 +3276,396 @@
         <w:t>Keep Study Buddy generation settings fixed during prompt comparisons and check evidence regardless of variability.</w:t>
       </w:r>
     </w:p>
+    <w:p>
+      <w:pPr>
+        <w:pStyle w:val="Heading1"/>
+      </w:pPr>
+      <w:r>
+        <w:t>07. Prepare, teach and assess</w:t>
+      </w:r>
+    </w:p>
+    <w:p>
+      <w:r>
+        <w:t>Teaching target: Sample from a distribution using explicit cumulative intervals</w:t>
+      </w:r>
+    </w:p>
+    <w:p>
+      <w:r>
+        <w:t>Prepare the labelled worked-case picture, the matching workbook, fictional input cards and a place for individual responses. No paid AI account is required for the paper reasoning activities.</w:t>
+      </w:r>
+    </w:p>
+    <w:tbl>
+      <w:tblPr>
+        <w:tblStyle w:val="LightShading-Accent1"/>
+        <w:tblW w:type="auto" w:w="0"/>
+        <w:tblLook w:firstColumn="1" w:firstRow="1" w:lastColumn="0" w:lastRow="0" w:noHBand="0" w:noVBand="1" w:val="04A0"/>
+      </w:tblPr>
+      <w:tblGrid>
+        <w:gridCol w:w="3408"/>
+        <w:gridCol w:w="3408"/>
+        <w:gridCol w:w="3408"/>
+      </w:tblGrid>
+      <w:tr>
+        <w:trPr>
+          <w:tblHeader/>
+        </w:trPr>
+        <w:tc>
+          <w:tcPr>
+            <w:tcW w:type="dxa" w:w="3408"/>
+          </w:tcPr>
+          <w:p>
+            <w:r>
+              <w:t>Session</w:t>
+            </w:r>
+          </w:p>
+        </w:tc>
+        <w:tc>
+          <w:tcPr>
+            <w:tcW w:type="dxa" w:w="3408"/>
+          </w:tcPr>
+          <w:p>
+            <w:r>
+              <w:t>Plan</w:t>
+            </w:r>
+          </w:p>
+        </w:tc>
+        <w:tc>
+          <w:tcPr>
+            <w:tcW w:type="dxa" w:w="3408"/>
+          </w:tcPr>
+          <w:p>
+            <w:r>
+              <w:t>Resources</w:t>
+            </w:r>
+          </w:p>
+        </w:tc>
+      </w:tr>
+      <w:tr>
+        <w:tc>
+          <w:tcPr>
+            <w:tcW w:type="dxa" w:w="3408"/>
+          </w:tcPr>
+          <w:p>
+            <w:r>
+              <w:t>Session 1 · Understand · 45 min</w:t>
+            </w:r>
+          </w:p>
+        </w:tc>
+        <w:tc>
+          <w:tcPr>
+            <w:tcW w:type="dxa" w:w="3408"/>
+          </w:tcPr>
+          <w:p>
+            <w:r>
+              <w:t>0–7: recall and prerequisite; 7–15: inspect the concrete case and predict; 15–30: teacher models the worked trace; 30–40: learners explain a step using the text and visual; 40–45: check the core idea.</w:t>
+            </w:r>
+          </w:p>
+        </w:tc>
+        <w:tc>
+          <w:tcPr>
+            <w:tcW w:type="dxa" w:w="3408"/>
+          </w:tcPr>
+          <w:p>
+            <w:r>
+              <w:t>Sections 1–6; record the brief recall in the workbook.</w:t>
+            </w:r>
+          </w:p>
+        </w:tc>
+      </w:tr>
+      <w:tr>
+        <w:tc>
+          <w:tcPr>
+            <w:tcW w:type="dxa" w:w="3408"/>
+          </w:tcPr>
+          <w:p>
+            <w:r>
+              <w:t>Session 2 · Practise · 45 min</w:t>
+            </w:r>
+          </w:p>
+        </w:tc>
+        <w:tc>
+          <w:tcPr>
+            <w:tcW w:type="dxa" w:w="3408"/>
+          </w:tcPr>
+          <w:p>
+            <w:r>
+              <w:t>0–5: retrieve the procedure; 5–15: W2 completion practice; 15–23: explain and check with a partner; 23–30: each learner answers the misconception check; 30–40: targeted reteaching or a harder variation; 40–45: prepare the investigation.</w:t>
+            </w:r>
+          </w:p>
+        </w:tc>
+        <w:tc>
+          <w:tcPr>
+            <w:tcW w:type="dxa" w:w="3408"/>
+          </w:tcPr>
+          <w:p>
+            <w:r>
+              <w:t>Sections 7–10; use the matching workbook W2 and misconception check.</w:t>
+            </w:r>
+          </w:p>
+        </w:tc>
+      </w:tr>
+      <w:tr>
+        <w:tc>
+          <w:tcPr>
+            <w:tcW w:type="dxa" w:w="3408"/>
+          </w:tcPr>
+          <w:p>
+            <w:r>
+              <w:t>Session 3 · Investigate and transfer · 45 min</w:t>
+            </w:r>
+          </w:p>
+        </w:tc>
+        <w:tc>
+          <w:tcPr>
+            <w:tcW w:type="dxa" w:w="3408"/>
+          </w:tcPr>
+          <w:p>
+            <w:r>
+              <w:t>0–5: retrieve the decision rule; 5–20: investigate or trace; 20–30: start the independent case; 30–38: connect the project; 38–43: act on feedback; 43–45: plan the return check.</w:t>
+            </w:r>
+          </w:p>
+        </w:tc>
+        <w:tc>
+          <w:tcPr>
+            <w:tcW w:type="dxa" w:w="3408"/>
+          </w:tcPr>
+          <w:p>
+            <w:r>
+              <w:t>Sections 9 and 11–14. Give extra time to finish the full task set; use Section 15 when the week includes a coding lab.</w:t>
+            </w:r>
+          </w:p>
+        </w:tc>
+      </w:tr>
+    </w:tbl>
+    <w:p>
+      <w:r>
+        <w:t>Before class, solve the supported practice: At T=0.5 compute squared weights, total and normalised probabilities. Check the sum.</w:t>
+      </w:r>
+    </w:p>
+    <w:p>
+      <w:r>
+        <w:t>Reasoned practice answer: Teacher explanation: Weights 0.36,0.09,0.01 sum 0.46. Probabilities 18/23,9/46,1/46 sum 1.</w:t>
+      </w:r>
+    </w:p>
+    <w:p>
+      <w:r>
+        <w:t>Check every learner before discussion: Use the worked case for Sampling and temperature. Proposed explanation: “Sampling means equal chances”. Decide whether this explanation is supported. Point to the step or supplied fact that decides; explain your repair if needed.</w:t>
+      </w:r>
+    </w:p>
+    <w:p>
+      <w:r>
+        <w:t>Misconception repair: Intervals have widths equal to the probabilities; unequal widths give unequal chances.</w:t>
+      </w:r>
+    </w:p>
+    <w:p>
+      <w:r>
+        <w:t>Support: read the exact case aloud, enlarge the labelled picture, supply input cards and model only the first deciding step. Accept a spoken explanation or drawing; retain the reasoning goal.</w:t>
+      </w:r>
+    </w:p>
+    <w:p>
+      <w:r>
+        <w:t>Extension: Set the draw to 0.97, keeping both distributions. Require a prediction and a reason before comparing. Expected result: Both temperatures select B. Reason: 0.97 exceeds both A boundaries, 0.8 and approximately 0.9412.</w:t>
+      </w:r>
+    </w:p>
+    <w:p>
+      <w:r>
+        <w:t>Independent assessment: withhold the reserved answer until the learner has attempted the new case. Record support separately from correctness.</w:t>
+      </w:r>
+    </w:p>
+    <w:tbl>
+      <w:tblPr>
+        <w:tblStyle w:val="LightShading-Accent1"/>
+        <w:tblW w:type="auto" w:w="0"/>
+        <w:tblLook w:firstColumn="1" w:firstRow="1" w:lastColumn="0" w:lastRow="0" w:noHBand="0" w:noVBand="1" w:val="04A0"/>
+      </w:tblPr>
+      <w:tblGrid>
+        <w:gridCol w:w="2556"/>
+        <w:gridCol w:w="2556"/>
+        <w:gridCol w:w="2556"/>
+        <w:gridCol w:w="2556"/>
+      </w:tblGrid>
+      <w:tr>
+        <w:trPr>
+          <w:tblHeader/>
+        </w:trPr>
+        <w:tc>
+          <w:tcPr>
+            <w:tcW w:type="dxa" w:w="2556"/>
+          </w:tcPr>
+          <w:p>
+            <w:r>
+              <w:t>Criterion</w:t>
+            </w:r>
+          </w:p>
+        </w:tc>
+        <w:tc>
+          <w:tcPr>
+            <w:tcW w:type="dxa" w:w="2556"/>
+          </w:tcPr>
+          <w:p>
+            <w:r>
+              <w:t>Not yet</w:t>
+            </w:r>
+          </w:p>
+        </w:tc>
+        <w:tc>
+          <w:tcPr>
+            <w:tcW w:type="dxa" w:w="2556"/>
+          </w:tcPr>
+          <w:p>
+            <w:r>
+              <w:t>With support</w:t>
+            </w:r>
+          </w:p>
+        </w:tc>
+        <w:tc>
+          <w:tcPr>
+            <w:tcW w:type="dxa" w:w="2556"/>
+          </w:tcPr>
+          <w:p>
+            <w:r>
+              <w:t>Independent</w:t>
+            </w:r>
+          </w:p>
+        </w:tc>
+      </w:tr>
+      <w:tr>
+        <w:tc>
+          <w:tcPr>
+            <w:tcW w:type="dxa" w:w="2556"/>
+          </w:tcPr>
+          <w:p>
+            <w:r>
+              <w:t>Explanation</w:t>
+            </w:r>
+          </w:p>
+        </w:tc>
+        <w:tc>
+          <w:tcPr>
+            <w:tcW w:type="dxa" w:w="2556"/>
+          </w:tcPr>
+          <w:p>
+            <w:r>
+              <w:t>Names an answer without a deciding fact</w:t>
+            </w:r>
+          </w:p>
+        </w:tc>
+        <w:tc>
+          <w:tcPr>
+            <w:tcW w:type="dxa" w:w="2556"/>
+          </w:tcPr>
+          <w:p>
+            <w:r>
+              <w:t>Uses a hint to link fact and decision</w:t>
+            </w:r>
+          </w:p>
+        </w:tc>
+        <w:tc>
+          <w:tcPr>
+            <w:tcW w:type="dxa" w:w="2556"/>
+          </w:tcPr>
+          <w:p>
+            <w:r>
+              <w:t>Explains the deciding fact in own words</w:t>
+            </w:r>
+          </w:p>
+        </w:tc>
+      </w:tr>
+      <w:tr>
+        <w:tc>
+          <w:tcPr>
+            <w:tcW w:type="dxa" w:w="2556"/>
+          </w:tcPr>
+          <w:p>
+            <w:r>
+              <w:t>Trace or test</w:t>
+            </w:r>
+          </w:p>
+        </w:tc>
+        <w:tc>
+          <w:tcPr>
+            <w:tcW w:type="dxa" w:w="2556"/>
+          </w:tcPr>
+          <w:p>
+            <w:r>
+              <w:t>Cannot connect input and result</w:t>
+            </w:r>
+          </w:p>
+        </w:tc>
+        <w:tc>
+          <w:tcPr>
+            <w:tcW w:type="dxa" w:w="2556"/>
+          </w:tcPr>
+          <w:p>
+            <w:r>
+              <w:t>Completes steps with prompts</w:t>
+            </w:r>
+          </w:p>
+        </w:tc>
+        <w:tc>
+          <w:tcPr>
+            <w:tcW w:type="dxa" w:w="2556"/>
+          </w:tcPr>
+          <w:p>
+            <w:r>
+              <w:t>Traces or tests a changed case accurately</w:t>
+            </w:r>
+          </w:p>
+        </w:tc>
+      </w:tr>
+      <w:tr>
+        <w:tc>
+          <w:tcPr>
+            <w:tcW w:type="dxa" w:w="2556"/>
+          </w:tcPr>
+          <w:p>
+            <w:r>
+              <w:t>Limits and revision</w:t>
+            </w:r>
+          </w:p>
+        </w:tc>
+        <w:tc>
+          <w:tcPr>
+            <w:tcW w:type="dxa" w:w="2556"/>
+          </w:tcPr>
+          <w:p>
+            <w:r>
+              <w:t>Claims more than evidence supports</w:t>
+            </w:r>
+          </w:p>
+        </w:tc>
+        <w:tc>
+          <w:tcPr>
+            <w:tcW w:type="dxa" w:w="2556"/>
+          </w:tcPr>
+          <w:p>
+            <w:r>
+              <w:t>Names a limit after a prompt</w:t>
+            </w:r>
+          </w:p>
+        </w:tc>
+        <w:tc>
+          <w:tcPr>
+            <w:tcW w:type="dxa" w:w="2556"/>
+          </w:tcPr>
+          <w:p>
+            <w:r>
+              <w:t>States a defensible limit and useful next test</w:t>
+            </w:r>
+          </w:p>
+        </w:tc>
+      </w:tr>
+    </w:tbl>
+    <w:p>
+      <w:r>
+        <w:t>Project checkpoint: Frame the need. Name the user, the problem, allowed inputs and a safe simple starting method.</w:t>
+      </w:r>
+    </w:p>
+    <w:p>
+      <w:r>
+        <w:t>Use the weekly teacher answer for topic-specific reasoning. A saved progress tick is an activity record; judge mastery from the learner’s explanation and evidence.</w:t>
+      </w:r>
+    </w:p>
     <w:sectPr>
       <w:pgSz w:w="12240" w:h="15840"/>
       <w:pgMar w:top="936" w:right="1008" w:bottom="936" w:left="1008" w:header="720" w:footer="720" w:gutter="0"/>

--- a/downloads/teacher/ai-3-week-04.docx
+++ b/downloads/teacher/ai-3-week-04.docx
@@ -3666,6 +3666,39 @@
         <w:t>Use the weekly teacher answer for topic-specific reasoning. A saved progress tick is an activity record; judge mastery from the learner’s explanation and evidence.</w:t>
       </w:r>
     </w:p>
+    <w:p>
+      <w:pPr>
+        <w:pStyle w:val="Heading1"/>
+      </w:pPr>
+      <w:r>
+        <w:t>08. Use feedback, labs and repair paths</w:t>
+      </w:r>
+    </w:p>
+    <w:p>
+      <w:r>
+        <w:t>Use the two formative questions as supported practice, not as independent mastery scores. Discuss the deciding evidence rather than accepting a guessed selection.</w:t>
+      </w:r>
+    </w:p>
+    <w:p>
+      <w:r>
+        <w:t>The feedback comes from the reviewed public worked case. Do not reveal the separately reserved independent teacher answer until the learner has attempted that case.</w:t>
+      </w:r>
+    </w:p>
+    <w:p>
+      <w:r>
+        <w:t>Ask students to predict before running code. Preserve errors and actual outputs; collect a changed test and an explanation. The branch-boundary and indexing lessons deliberately include failure cases.</w:t>
+      </w:r>
+    </w:p>
+    <w:p>
+      <w:r>
+        <w:t>Use the earlier worked-explanation links to address a specific missing building block, then return to the current question. Adapt this suggestion after observing the learner; it is not an automatic diagnosis.</w:t>
+      </w:r>
+    </w:p>
+    <w:p>
+      <w:r>
+        <w:t>Collect the completed-work portfolio as evidence. Record support separately from correctness, and assess explanation, trace/test and limitations. Progress ticks and quiz selections alone do not establish mastery.</w:t>
+      </w:r>
+    </w:p>
     <w:sectPr>
       <w:pgSz w:w="12240" w:h="15840"/>
       <w:pgMar w:top="936" w:right="1008" w:bottom="936" w:left="1008" w:header="720" w:footer="720" w:gutter="0"/>

--- a/downloads/teacher/ai-3-week-04.docx
+++ b/downloads/teacher/ai-3-week-04.docx
@@ -29,6 +29,11 @@
       </w:r>
     </w:p>
     <w:p>
+      <w:r>
+        <w:t>Prepare Sampling and Variability: check the target, prerequisites, resources and adaptable teaching schedule.</w:t>
+      </w:r>
+    </w:p>
+    <w:p>
       <w:pPr>
         <w:pStyle w:val="Heading3"/>
       </w:pPr>
@@ -37,8 +42,26 @@
       </w:r>
     </w:p>
     <w:p>
-      <w:r>
-        <w:t>Primary target: Sample from a distribution using explicit cumulative intervals</w:t>
+      <w:pPr>
+        <w:spacing w:line="336" w:lineRule="auto" w:after="180"/>
+      </w:pPr>
+      <w:r>
+        <w:rPr>
+          <w:b w:val="0"/>
+        </w:rPr>
+        <w:t xml:space="preserve">Primary target: Sample from a distribution using explicit </w:t>
+      </w:r>
+      <w:r>
+        <w:rPr>
+          <w:b/>
+        </w:rPr>
+        <w:t>cumulative interval</w:t>
+      </w:r>
+      <w:r>
+        <w:rPr>
+          <w:b w:val="0"/>
+        </w:rPr>
+        <w:t>s</w:t>
       </w:r>
     </w:p>
     <w:tbl>
@@ -185,8 +208,37 @@
       </w:tr>
     </w:tbl>
     <w:p>
-      <w:r>
-        <w:t>This is a starting allocation of 135 minutes, not a validated duration. Preserve all named topics. Schedule extra time for connected examples, the full investigation, independent cases and project building. Repeated copies of a case share one recorded attempt; they are not new evidence.</w:t>
+      <w:pPr>
+        <w:spacing w:line="336" w:lineRule="auto" w:after="180"/>
+      </w:pPr>
+      <w:r>
+        <w:rPr>
+          <w:b w:val="0"/>
+        </w:rPr>
+        <w:t>This is a starting allocation of 135 minutes, not a validated duration. Preserve all named topics. Schedule extra time for connected examples, the full investigation, independent cases and project building.</w:t>
+      </w:r>
+    </w:p>
+    <w:p>
+      <w:pPr>
+        <w:spacing w:line="336" w:lineRule="auto" w:after="180"/>
+      </w:pPr>
+      <w:r>
+        <w:rPr>
+          <w:b w:val="0"/>
+        </w:rPr>
+        <w:t xml:space="preserve">Repeated copies of a case share one recorded attempt; they are not new </w:t>
+      </w:r>
+      <w:r>
+        <w:rPr>
+          <w:b/>
+        </w:rPr>
+        <w:t>evidence</w:t>
+      </w:r>
+      <w:r>
+        <w:rPr>
+          <w:b w:val="0"/>
+        </w:rPr>
+        <w:t>.</w:t>
       </w:r>
     </w:p>
     <w:p>
@@ -206,17 +258,59 @@
       </w:r>
     </w:p>
     <w:p>
-      <w:r>
+      <w:pPr>
+        <w:spacing w:line="336" w:lineRule="auto" w:after="180"/>
+      </w:pPr>
+      <w:r>
+        <w:rPr>
+          <w:b w:val="0"/>
+        </w:rPr>
         <w:t>Without opening the old lesson, explain one key idea from Tokens and Context. Give an example and a mistake that the idea helps you avoid.</w:t>
       </w:r>
     </w:p>
     <w:p>
-      <w:r>
-        <w:t>Look for: Account for fixed text, evidence and reserved output under a toy budget</w:t>
-      </w:r>
-    </w:p>
-    <w:p>
-      <w:r>
+      <w:pPr>
+        <w:spacing w:line="336" w:lineRule="auto" w:after="180"/>
+      </w:pPr>
+      <w:r>
+        <w:rPr>
+          <w:b w:val="0"/>
+        </w:rPr>
+        <w:t xml:space="preserve">Look for: Account for fixed text, </w:t>
+      </w:r>
+      <w:r>
+        <w:rPr>
+          <w:b/>
+        </w:rPr>
+        <w:t>evidence</w:t>
+      </w:r>
+      <w:r>
+        <w:rPr>
+          <w:b w:val="0"/>
+        </w:rPr>
+        <w:t xml:space="preserve"> and reserved </w:t>
+      </w:r>
+      <w:r>
+        <w:rPr>
+          <w:b/>
+        </w:rPr>
+        <w:t>output</w:t>
+      </w:r>
+      <w:r>
+        <w:rPr>
+          <w:b w:val="0"/>
+        </w:rPr>
+        <w:t xml:space="preserve"> under a toy budget</w:t>
+      </w:r>
+    </w:p>
+    <w:p>
+      <w:pPr>
+        <w:spacing w:line="336" w:lineRule="auto" w:after="180"/>
+      </w:pPr>
+      <w:r>
+        <w:rPr>
+          <w:b w:val="0"/>
+        </w:rPr>
         <w:t>Reference example, not the only acceptable wording: Teacher explanation: 100-20-10-20 = 50 supplied token units.</w:t>
       </w:r>
     </w:p>
@@ -229,22 +323,99 @@
       </w:r>
     </w:p>
     <w:p>
-      <w:r>
+      <w:pPr>
+        <w:spacing w:line="336" w:lineRule="auto" w:after="180"/>
+      </w:pPr>
+      <w:r>
+        <w:rPr>
+          <w:b w:val="0"/>
+        </w:rPr>
         <w:t>Without opening the old lesson, explain one key idea from Predictive and Generative AI. Give an example and a mistake that the idea helps you avoid.</w:t>
       </w:r>
     </w:p>
     <w:p>
-      <w:r>
-        <w:t>Look for: Distinguish discriminative prediction from generation by inspecting the requested output</w:t>
-      </w:r>
-    </w:p>
-    <w:p>
-      <w:r>
-        <w:t>Reference example, not the only acceptable wording: Teacher explanation: Message labels are discriminative prediction; continuing a sequence is generation; record lookup is retrieval rather than learned generation by itself. One application can route a request, retrieve evidence and generate a response.</w:t>
-      </w:r>
-    </w:p>
-    <w:p>
-      <w:r>
+      <w:pPr>
+        <w:spacing w:line="336" w:lineRule="auto" w:after="180"/>
+      </w:pPr>
+      <w:r>
+        <w:rPr>
+          <w:b w:val="0"/>
+        </w:rPr>
+        <w:t xml:space="preserve">Look for: Distinguish discriminative </w:t>
+      </w:r>
+      <w:r>
+        <w:rPr>
+          <w:b/>
+        </w:rPr>
+        <w:t>prediction</w:t>
+      </w:r>
+      <w:r>
+        <w:rPr>
+          <w:b w:val="0"/>
+        </w:rPr>
+        <w:t xml:space="preserve"> from generation by inspecting the requested </w:t>
+      </w:r>
+      <w:r>
+        <w:rPr>
+          <w:b/>
+        </w:rPr>
+        <w:t>output</w:t>
+      </w:r>
+    </w:p>
+    <w:p>
+      <w:pPr>
+        <w:spacing w:line="336" w:lineRule="auto" w:after="180"/>
+      </w:pPr>
+      <w:r>
+        <w:rPr>
+          <w:b w:val="0"/>
+        </w:rPr>
+        <w:t xml:space="preserve">Reference example, not the only acceptable wording: Teacher explanation: Message labels are discriminative </w:t>
+      </w:r>
+      <w:r>
+        <w:rPr>
+          <w:b/>
+        </w:rPr>
+        <w:t>prediction</w:t>
+      </w:r>
+      <w:r>
+        <w:rPr>
+          <w:b w:val="0"/>
+        </w:rPr>
+        <w:t>; continuing a sequence is generation; record lookup is retrieval rather than learned generation by itself.</w:t>
+      </w:r>
+    </w:p>
+    <w:p>
+      <w:pPr>
+        <w:spacing w:line="336" w:lineRule="auto" w:after="180"/>
+      </w:pPr>
+      <w:r>
+        <w:rPr>
+          <w:b w:val="0"/>
+        </w:rPr>
+        <w:t xml:space="preserve">One application can route a request, retrieve </w:t>
+      </w:r>
+      <w:r>
+        <w:rPr>
+          <w:b/>
+        </w:rPr>
+        <w:t>evidence</w:t>
+      </w:r>
+      <w:r>
+        <w:rPr>
+          <w:b w:val="0"/>
+        </w:rPr>
+        <w:t xml:space="preserve"> and generate a response.</w:t>
+      </w:r>
+    </w:p>
+    <w:p>
+      <w:pPr>
+        <w:spacing w:line="336" w:lineRule="auto" w:after="180"/>
+      </w:pPr>
+      <w:r>
+        <w:rPr>
+          <w:b w:val="0"/>
+        </w:rPr>
         <w:t>Use the student module and workbook section with this exact week title. The worked case, independent question and answers below form one aligned lesson sequence.</w:t>
       </w:r>
     </w:p>
@@ -257,7 +428,13 @@
       </w:r>
     </w:p>
     <w:p>
-      <w:r>
+      <w:pPr>
+        <w:spacing w:line="336" w:lineRule="auto" w:after="180"/>
+      </w:pPr>
+      <w:r>
+        <w:rPr>
+          <w:b w:val="0"/>
+        </w:rPr>
         <w:t>Prompt A gives three identical wrong answers. Prompt B gives two correct answers and one wrong answer. Compare consistency and correctness without declaring either generally superior.</w:t>
       </w:r>
     </w:p>
@@ -270,8 +447,20 @@
       </w:r>
     </w:p>
     <w:p>
-      <w:r>
-        <w:t>Decoding choices trade consistency, diversity, and risk.</w:t>
+      <w:pPr>
+        <w:spacing w:line="336" w:lineRule="auto" w:after="180"/>
+      </w:pPr>
+      <w:r>
+        <w:rPr>
+          <w:b/>
+        </w:rPr>
+        <w:t>Decoding</w:t>
+      </w:r>
+      <w:r>
+        <w:rPr>
+          <w:b w:val="0"/>
+        </w:rPr>
+        <w:t xml:space="preserve"> choices trade consistency, diversity, and risk.</w:t>
       </w:r>
     </w:p>
     <w:tbl>
@@ -407,12 +596,38 @@
       </w:r>
     </w:p>
     <w:p>
-      <w:r>
+      <w:pPr>
+        <w:spacing w:line="336" w:lineRule="auto" w:after="180"/>
+      </w:pPr>
+      <w:r>
+        <w:rPr>
+          <w:b w:val="0"/>
+        </w:rPr>
         <w:t>Use the supplied scenario, student illustrations and blank paper. For numeric work, offer counters or a calculator after learners show the setup. Fictional records are supplied; personal data and paid accounts are unnecessary.</w:t>
       </w:r>
     </w:p>
     <w:p>
-      <w:r>
+      <w:pPr>
+        <w:pStyle w:val="Heading3"/>
+      </w:pPr>
+      <w:r>
+        <w:t>Alternative compact allocation</w:t>
+      </w:r>
+    </w:p>
+    <w:p>
+      <w:r>
+        <w:t>This compact option is not the full-week schedule. Use the main teaching cycle and allow extra sessions for the investigation, independent work and project.</w:t>
+      </w:r>
+    </w:p>
+    <w:p>
+      <w:pPr>
+        <w:spacing w:line="336" w:lineRule="auto" w:after="180"/>
+        <w:shd w:fill="F1F6F8"/>
+      </w:pPr>
+      <w:r>
+        <w:rPr>
+          <w:b w:val="0"/>
+        </w:rPr>
         <w:t>Allow 80 minutes: recall 8; explanation 12; worked demonstration 15; guided practice 20; independent assessment 15; project and reflection 10. Extend the lab into a second session when needed.</w:t>
       </w:r>
     </w:p>
@@ -425,8 +640,37 @@
       </w:r>
     </w:p>
     <w:p>
-      <w:r>
-        <w:t>Use two 45-minute sessions. All model outputs and probability tables are constructed classroom examples. No hosted AI service, external API or student account is needed. Distinguish a model objective from factual support and system permissions. Collect independent work before discussing its solutions.</w:t>
+      <w:pPr>
+        <w:spacing w:line="336" w:lineRule="auto" w:after="180"/>
+      </w:pPr>
+      <w:r>
+        <w:rPr>
+          <w:b w:val="0"/>
+        </w:rPr>
+        <w:t xml:space="preserve">Use two 45-minute sessions. All model </w:t>
+      </w:r>
+      <w:r>
+        <w:rPr>
+          <w:b/>
+        </w:rPr>
+        <w:t>output</w:t>
+      </w:r>
+      <w:r>
+        <w:rPr>
+          <w:b w:val="0"/>
+        </w:rPr>
+        <w:t>s and probability tables are constructed classroom examples. No hosted AI service, external API or student account is needed.</w:t>
+      </w:r>
+    </w:p>
+    <w:p>
+      <w:pPr>
+        <w:spacing w:line="336" w:lineRule="auto" w:after="180"/>
+      </w:pPr>
+      <w:r>
+        <w:rPr>
+          <w:b w:val="0"/>
+        </w:rPr>
+        <w:t>Distinguish a model objective from factual support and system permissions. Collect independent work before discussing its solutions.</w:t>
       </w:r>
     </w:p>
     <w:p>
@@ -438,22 +682,46 @@
       </w:r>
     </w:p>
     <w:p>
-      <w:r>
+      <w:pPr>
+        <w:spacing w:line="336" w:lineRule="auto" w:after="180"/>
+      </w:pPr>
+      <w:r>
+        <w:rPr>
+          <w:b w:val="0"/>
+        </w:rPr>
         <w:t>No. Later conditional probabilities can change path rankings, as the two-step counterexample shows.</w:t>
       </w:r>
     </w:p>
     <w:p>
-      <w:r>
+      <w:pPr>
+        <w:spacing w:line="336" w:lineRule="auto" w:after="180"/>
+      </w:pPr>
+      <w:r>
+        <w:rPr>
+          <w:b w:val="0"/>
+        </w:rPr>
         <w:t>Printed lesson and workbook; paper and pencil</w:t>
       </w:r>
     </w:p>
     <w:p>
-      <w:r>
+      <w:pPr>
+        <w:spacing w:line="336" w:lineRule="auto" w:after="180"/>
+      </w:pPr>
+      <w:r>
+        <w:rPr>
+          <w:b w:val="0"/>
+        </w:rPr>
         <w:t>Calculator; optional local Python 3 interpreter</w:t>
       </w:r>
     </w:p>
     <w:p>
-      <w:r>
+      <w:pPr>
+        <w:spacing w:line="336" w:lineRule="auto" w:after="180"/>
+      </w:pPr>
+      <w:r>
+        <w:rPr>
+          <w:b w:val="0"/>
+        </w:rPr>
         <w:t>Prepare the independent task and fresh retry without displaying solutions</w:t>
       </w:r>
     </w:p>
@@ -466,8 +734,37 @@
       </w:r>
     </w:p>
     <w:p>
-      <w:r>
-        <w:t>Use two 45-minute sessions. All model outputs and probability tables are constructed classroom examples. No hosted AI service, external API or student account is needed. Distinguish a model objective from factual support and system permissions. Collect independent work before discussing its solutions.</w:t>
+      <w:pPr>
+        <w:spacing w:line="336" w:lineRule="auto" w:after="180"/>
+      </w:pPr>
+      <w:r>
+        <w:rPr>
+          <w:b w:val="0"/>
+        </w:rPr>
+        <w:t xml:space="preserve">Use two 45-minute sessions. All model </w:t>
+      </w:r>
+      <w:r>
+        <w:rPr>
+          <w:b/>
+        </w:rPr>
+        <w:t>output</w:t>
+      </w:r>
+      <w:r>
+        <w:rPr>
+          <w:b w:val="0"/>
+        </w:rPr>
+        <w:t>s and probability tables are constructed classroom examples. No hosted AI service, external API or student account is needed.</w:t>
+      </w:r>
+    </w:p>
+    <w:p>
+      <w:pPr>
+        <w:spacing w:line="336" w:lineRule="auto" w:after="180"/>
+      </w:pPr>
+      <w:r>
+        <w:rPr>
+          <w:b w:val="0"/>
+        </w:rPr>
+        <w:t>Distinguish a model objective from factual support and system permissions. Collect independent work before discussing its solutions.</w:t>
       </w:r>
     </w:p>
     <w:p>
@@ -479,22 +776,46 @@
       </w:r>
     </w:p>
     <w:p>
-      <w:r>
+      <w:pPr>
+        <w:spacing w:line="336" w:lineRule="auto" w:after="180"/>
+      </w:pPr>
+      <w:r>
+        <w:rPr>
+          <w:b w:val="0"/>
+        </w:rPr>
         <w:t>Normalise the permitted weights by their remaining total; handle an empty set explicitly.</w:t>
       </w:r>
     </w:p>
     <w:p>
-      <w:r>
+      <w:pPr>
+        <w:spacing w:line="336" w:lineRule="auto" w:after="180"/>
+      </w:pPr>
+      <w:r>
+        <w:rPr>
+          <w:b w:val="0"/>
+        </w:rPr>
         <w:t>Printed lesson and workbook; paper and pencil</w:t>
       </w:r>
     </w:p>
     <w:p>
-      <w:r>
+      <w:pPr>
+        <w:spacing w:line="336" w:lineRule="auto" w:after="180"/>
+      </w:pPr>
+      <w:r>
+        <w:rPr>
+          <w:b w:val="0"/>
+        </w:rPr>
         <w:t>Calculator; optional local Python 3 interpreter</w:t>
       </w:r>
     </w:p>
     <w:p>
-      <w:r>
+      <w:pPr>
+        <w:spacing w:line="336" w:lineRule="auto" w:after="180"/>
+      </w:pPr>
+      <w:r>
+        <w:rPr>
+          <w:b w:val="0"/>
+        </w:rPr>
         <w:t>Prepare the independent task and fresh retry without displaying solutions</w:t>
       </w:r>
     </w:p>
@@ -507,12 +828,48 @@
       </w:r>
     </w:p>
     <w:p>
-      <w:r>
-        <w:t>By the end, I can calculate a toy temperature change and trace a sampling draw.</w:t>
-      </w:r>
-    </w:p>
-    <w:p>
-      <w:r>
+      <w:pPr>
+        <w:spacing w:line="336" w:lineRule="auto" w:after="180"/>
+      </w:pPr>
+      <w:r>
+        <w:rPr>
+          <w:b w:val="0"/>
+        </w:rPr>
+        <w:t xml:space="preserve">By the end, I can calculate a toy </w:t>
+      </w:r>
+      <w:r>
+        <w:rPr>
+          <w:b/>
+        </w:rPr>
+        <w:t>temperature</w:t>
+      </w:r>
+      <w:r>
+        <w:rPr>
+          <w:b w:val="0"/>
+        </w:rPr>
+        <w:t xml:space="preserve"> change and trace a </w:t>
+      </w:r>
+      <w:r>
+        <w:rPr>
+          <w:b/>
+        </w:rPr>
+        <w:t>sampling</w:t>
+      </w:r>
+      <w:r>
+        <w:rPr>
+          <w:b w:val="0"/>
+        </w:rPr>
+        <w:t xml:space="preserve"> draw.</w:t>
+      </w:r>
+    </w:p>
+    <w:p>
+      <w:pPr>
+        <w:spacing w:line="336" w:lineRule="auto" w:after="180"/>
+      </w:pPr>
+      <w:r>
+        <w:rPr>
+          <w:b w:val="0"/>
+        </w:rPr>
         <w:t>This added worked case illustrates the week’s main idea. Retain all original and connected topics; schedule its practice within the teaching cycle.</w:t>
       </w:r>
     </w:p>
@@ -525,61 +882,215 @@
       </w:r>
     </w:p>
     <w:p>
+      <w:r>
+        <w:t>Model Sampling and Variability using the supplied case, labelled mechanism and reasoning. Make the scope of each conclusion explicit.</w:t>
+      </w:r>
+    </w:p>
+    <w:p>
+      <w:pPr>
+        <w:spacing w:line="336" w:lineRule="auto" w:after="180"/>
+      </w:pPr>
+      <w:r>
+        <w:rPr>
+          <w:b/>
+        </w:rPr>
+        <w:t>Input</w:t>
+      </w:r>
+      <w:r>
+        <w:rPr>
+          <w:b w:val="0"/>
+        </w:rPr>
+        <w:t xml:space="preserve"> → </w:t>
+      </w:r>
+      <w:r>
+        <w:rPr>
+          <w:b/>
+        </w:rPr>
+        <w:t>Process</w:t>
+      </w:r>
+      <w:r>
+        <w:rPr>
+          <w:b w:val="0"/>
+        </w:rPr>
+        <w:t xml:space="preserve"> → </w:t>
+      </w:r>
+      <w:r>
+        <w:rPr>
+          <w:b/>
+        </w:rPr>
+        <w:t>Output</w:t>
+      </w:r>
+    </w:p>
+    <w:p>
+      <w:pPr>
+        <w:spacing w:line="336" w:lineRule="auto" w:after="180"/>
+      </w:pPr>
+      <w:r>
+        <w:rPr>
+          <w:b w:val="0"/>
+        </w:rPr>
+        <w:t>Trace the information. At each stage, ask what changed and how you could test it.</w:t>
+      </w:r>
+    </w:p>
+    <w:p>
+      <w:pPr>
+        <w:spacing w:line="336" w:lineRule="auto" w:after="180"/>
+      </w:pPr>
+      <w:r>
+        <w:rPr>
+          <w:b w:val="0"/>
+        </w:rPr>
+        <w:t>Which stage could fail even when the other two are correct? Explain:</w:t>
+      </w:r>
+    </w:p>
+    <w:p>
+      <w:pPr>
+        <w:spacing w:line="336" w:lineRule="auto" w:after="180"/>
+      </w:pPr>
+      <w:r>
+        <w:rPr>
+          <w:b w:val="0"/>
+        </w:rPr>
+        <w:t xml:space="preserve">Predict first. Then check each step. A correct answer without visible reasoning is incomplete </w:t>
+      </w:r>
+      <w:r>
+        <w:rPr>
+          <w:b/>
+        </w:rPr>
+        <w:t>evidence</w:t>
+      </w:r>
+      <w:r>
+        <w:rPr>
+          <w:b w:val="0"/>
+        </w:rPr>
+        <w:t>.</w:t>
+      </w:r>
+    </w:p>
+    <w:p>
+      <w:pPr>
+        <w:spacing w:line="336" w:lineRule="auto" w:after="180"/>
+        <w:shd w:fill="F4F9FC"/>
+      </w:pPr>
+      <w:r>
+        <w:rPr>
+          <w:b w:val="0"/>
+        </w:rPr>
+        <w:t xml:space="preserve">1. Low </w:t>
+      </w:r>
+      <w:r>
+        <w:rPr>
+          <w:b/>
+        </w:rPr>
+        <w:t>variability</w:t>
+      </w:r>
+      <w:r>
+        <w:rPr>
+          <w:b w:val="0"/>
+        </w:rPr>
+        <w:t xml:space="preserve"> favors high-weight continuations repeatedly.</w:t>
+      </w:r>
+    </w:p>
+    <w:p>
+      <w:pPr>
+        <w:spacing w:line="336" w:lineRule="auto" w:after="180"/>
+        <w:shd w:fill="F4F9FC"/>
+      </w:pPr>
+      <w:r>
+        <w:rPr>
+          <w:b w:val="0"/>
+        </w:rPr>
+        <w:t xml:space="preserve">2. Higher </w:t>
+      </w:r>
+      <w:r>
+        <w:rPr>
+          <w:b/>
+        </w:rPr>
+        <w:t>variability</w:t>
+      </w:r>
+      <w:r>
+        <w:rPr>
+          <w:b w:val="0"/>
+        </w:rPr>
+        <w:t xml:space="preserve"> gives lower-weight options more chances.</w:t>
+      </w:r>
+    </w:p>
+    <w:p>
+      <w:pPr>
+        <w:spacing w:line="336" w:lineRule="auto" w:after="180"/>
+        <w:shd w:fill="F4F9FC"/>
+      </w:pPr>
+      <w:r>
+        <w:rPr>
+          <w:b w:val="0"/>
+        </w:rPr>
+        <w:t>3. Diversity may help brainstorming but can increase off-task or unsupported detail.</w:t>
+      </w:r>
+    </w:p>
+    <w:p>
+      <w:pPr>
+        <w:spacing w:line="336" w:lineRule="auto" w:after="180"/>
+        <w:shd w:fill="F4F9FC"/>
+      </w:pPr>
+      <w:r>
+        <w:rPr>
+          <w:b w:val="0"/>
+        </w:rPr>
+        <w:t xml:space="preserve">4. Choose settings by task, then evaluate repeated runs—not one favorite </w:t>
+      </w:r>
+      <w:r>
+        <w:rPr>
+          <w:b/>
+        </w:rPr>
+        <w:t>output</w:t>
+      </w:r>
+      <w:r>
+        <w:rPr>
+          <w:b w:val="0"/>
+        </w:rPr>
+        <w:t>.</w:t>
+      </w:r>
+    </w:p>
+    <w:p>
+      <w:pPr>
+        <w:spacing w:line="336" w:lineRule="auto" w:after="180"/>
+      </w:pPr>
+      <w:r>
+        <w:rPr>
+          <w:b w:val="0"/>
+        </w:rPr>
+        <w:t>Recalculate, retrace, or restate the reasoning in your own representation:</w:t>
+      </w:r>
+    </w:p>
+    <w:p>
+      <w:pPr>
+        <w:spacing w:line="336" w:lineRule="auto" w:after="180"/>
+        <w:shd w:fill="F5F1FB"/>
+      </w:pPr>
+      <w:r>
+        <w:rPr>
+          <w:b w:val="0"/>
+        </w:rPr>
+        <w:t xml:space="preserve">CHECK Did the </w:t>
+      </w:r>
+      <w:r>
+        <w:rPr>
+          <w:b/>
+        </w:rPr>
+        <w:t>evidence</w:t>
+      </w:r>
+      <w:r>
+        <w:rPr>
+          <w:b w:val="0"/>
+        </w:rPr>
+        <w:t xml:space="preserve"> answer the exact question? Did the total, path, or source record stay consistent?</w:t>
+      </w:r>
+    </w:p>
+    <w:p>
       <w:pPr>
         <w:pStyle w:val="Heading3"/>
       </w:pPr>
       <w:r>
-        <w:t>Explain the mechanism</w:t>
-      </w:r>
-    </w:p>
-    <w:p>
-      <w:r>
-        <w:t>Input → Process → Output</w:t>
-      </w:r>
-    </w:p>
-    <w:p>
-      <w:r>
-        <w:t>Trace the information. At each stage, ask what changed and how you could test it.</w:t>
-      </w:r>
-    </w:p>
-    <w:p>
-      <w:r>
-        <w:t>Which stage could fail even when the other two are correct? Explain:</w:t>
-      </w:r>
-    </w:p>
-    <w:p>
-      <w:r>
-        <w:t>Predict first. Then check each step. A correct answer without visible reasoning is incomplete evidence.</w:t>
-      </w:r>
-    </w:p>
-    <w:p>
-      <w:r>
-        <w:t>1. Low variability favors high-weight continuations repeatedly.</w:t>
-      </w:r>
-    </w:p>
-    <w:p>
-      <w:r>
-        <w:t>2. Higher variability gives lower-weight options more chances.</w:t>
-      </w:r>
-    </w:p>
-    <w:p>
-      <w:r>
-        <w:t>3. Diversity may help brainstorming but can increase off-task or unsupported detail.</w:t>
-      </w:r>
-    </w:p>
-    <w:p>
-      <w:r>
-        <w:t>4. Choose settings by task, then evaluate repeated runs—not one favorite output.</w:t>
-      </w:r>
-    </w:p>
-    <w:p>
-      <w:r>
-        <w:t>Recalculate, retrace, or restate the reasoning in your own representation:</w:t>
-      </w:r>
-    </w:p>
-    <w:p>
-      <w:r>
-        <w:t>CHECK Did the evidence answer the exact question? Did the total, path, or source record stay consistent?</w:t>
+        <w:t>Concrete teaching case</w:t>
       </w:r>
     </w:p>
     <w:p>
@@ -587,17 +1098,43 @@
         <w:pStyle w:val="Heading3"/>
       </w:pPr>
       <w:r>
-        <w:t>Concrete teaching case</w:t>
-      </w:r>
-    </w:p>
-    <w:p>
-      <w:r>
+        <w:t>The teaching case</w:t>
+      </w:r>
+    </w:p>
+    <w:p>
+      <w:pPr>
+        <w:spacing w:line="336" w:lineRule="auto" w:after="180"/>
+        <w:shd w:fill="F1F6FC"/>
+      </w:pPr>
+      <w:r>
+        <w:rPr>
+          <w:b w:val="0"/>
+        </w:rPr>
         <w:t>One prompt produces three different valid quiz questions.</w:t>
       </w:r>
     </w:p>
     <w:p>
-      <w:r>
-        <w:t>Does variability mean failure?</w:t>
+      <w:pPr>
+        <w:spacing w:line="336" w:lineRule="auto" w:after="180"/>
+        <w:shd w:fill="F5F1FB"/>
+      </w:pPr>
+      <w:r>
+        <w:rPr>
+          <w:b w:val="0"/>
+        </w:rPr>
+        <w:t xml:space="preserve">Does </w:t>
+      </w:r>
+      <w:r>
+        <w:rPr>
+          <w:b/>
+        </w:rPr>
+        <w:t>variability</w:t>
+      </w:r>
+      <w:r>
+        <w:rPr>
+          <w:b w:val="0"/>
+        </w:rPr>
+        <w:t xml:space="preserve"> mean failure?</w:t>
       </w:r>
     </w:p>
     <w:p>
@@ -609,31 +1146,235 @@
       </w:r>
     </w:p>
     <w:p>
-      <w:r>
-        <w:t>No. Sampling can vary outputs. Score correctness, relevance and format over repeated trials; consistency differs from quality.</w:t>
-      </w:r>
-    </w:p>
-    <w:p>
       <w:pPr>
         <w:pStyle w:val="Heading3"/>
       </w:pPr>
       <w:r>
+        <w:t>Why the result follows</w:t>
+      </w:r>
+    </w:p>
+    <w:p>
+      <w:pPr>
+        <w:spacing w:line="336" w:lineRule="auto" w:after="180"/>
+        <w:shd w:fill="F1F6FC"/>
+      </w:pPr>
+      <w:r>
+        <w:rPr>
+          <w:b w:val="0"/>
+        </w:rPr>
+        <w:t xml:space="preserve">No. </w:t>
+      </w:r>
+      <w:r>
+        <w:rPr>
+          <w:b/>
+        </w:rPr>
+        <w:t>Sampling</w:t>
+      </w:r>
+      <w:r>
+        <w:rPr>
+          <w:b w:val="0"/>
+        </w:rPr>
+        <w:t xml:space="preserve"> can vary </w:t>
+      </w:r>
+      <w:r>
+        <w:rPr>
+          <w:b/>
+        </w:rPr>
+        <w:t>output</w:t>
+      </w:r>
+      <w:r>
+        <w:rPr>
+          <w:b w:val="0"/>
+        </w:rPr>
+        <w:t xml:space="preserve">s. </w:t>
+      </w:r>
+      <w:r>
+        <w:rPr>
+          <w:b/>
+        </w:rPr>
+        <w:t>Score</w:t>
+      </w:r>
+      <w:r>
+        <w:rPr>
+          <w:b w:val="0"/>
+        </w:rPr>
+        <w:t xml:space="preserve"> correctness, relevance and format over repeated trials; consistency differs from quality.</w:t>
+      </w:r>
+    </w:p>
+    <w:p>
+      <w:pPr>
+        <w:pStyle w:val="Heading3"/>
+      </w:pPr>
+      <w:r>
         <w:t>Explain the added worked example</w:t>
       </w:r>
     </w:p>
     <w:p>
-      <w:r>
-        <w:t>Start with probabilities red 0.6, blue 0.3, green 0.1 in that fixed order. Greedy chooses red. Sampling uses a draw u with 0 &lt;= u &lt; 1 and cumulative intervals: red [0,0.6), blue [0.6,0.9), green [0.9,1). Left endpoints are included, right endpoints excluded. Thus u=0.6 selects blue and u=0.9 selects green. The draw 1 is outside this contract.</w:t>
-      </w:r>
-    </w:p>
-    <w:p>
-      <w:r>
-        <w:t>Sampling does not mean choosing all tokens equally. Across many independent draws the frequencies may approach the specified probabilities, but a small sample need not match them exactly. Fixed recorded draws allow a reproducible classroom trace. A random seed and generator version help replay a real sampling program, not establish the truth of outputs.</w:t>
-      </w:r>
-    </w:p>
-    <w:p>
-      <w:r>
-        <w:t>For strictly positive probabilities p_i and temperature T&gt;0, define q_i = p_i^(1/T) / sum_j p_j^(1/T). This classroom formula is equivalent to scaling logits before a softmax when p came from those logits. We use it directly on the supplied table. At T=1 the distribution is unchanged. At T=0.5, square each probability: 0.36,0.09,0.01; total 0.46. The adjusted distribution is red 18/23, blue 9/46, green 1/46.</w:t>
+      <w:pPr>
+        <w:pStyle w:val="Heading3"/>
+      </w:pPr>
+      <w:r>
+        <w:t>Explain the added worked example · 1</w:t>
+      </w:r>
+    </w:p>
+    <w:p>
+      <w:pPr>
+        <w:spacing w:line="336" w:lineRule="auto" w:after="180"/>
+      </w:pPr>
+      <w:r>
+        <w:rPr>
+          <w:b w:val="0"/>
+        </w:rPr>
+        <w:t xml:space="preserve">Start with probabilities red 0.6, blue 0.3, green 0.1 in that fixed order. Greedy chooses red. </w:t>
+      </w:r>
+      <w:r>
+        <w:rPr>
+          <w:b/>
+        </w:rPr>
+        <w:t>Sampling</w:t>
+      </w:r>
+      <w:r>
+        <w:rPr>
+          <w:b w:val="0"/>
+        </w:rPr>
+        <w:t xml:space="preserve"> uses a draw u with 0 &lt;= u &lt; 1 and </w:t>
+      </w:r>
+      <w:r>
+        <w:rPr>
+          <w:b/>
+        </w:rPr>
+        <w:t>cumulative interval</w:t>
+      </w:r>
+      <w:r>
+        <w:rPr>
+          <w:b w:val="0"/>
+        </w:rPr>
+        <w:t>s: red [0,0.6), blue [0.6,0.9), green [0.9,1).</w:t>
+      </w:r>
+    </w:p>
+    <w:p>
+      <w:pPr>
+        <w:spacing w:line="336" w:lineRule="auto" w:after="180"/>
+      </w:pPr>
+      <w:r>
+        <w:rPr>
+          <w:b w:val="0"/>
+        </w:rPr>
+        <w:t>Left endpoints are included, right endpoints excluded. Thus u=0.6 selects blue and u=0.9 selects green. The draw 1 is outside this contract.</w:t>
+      </w:r>
+    </w:p>
+    <w:p>
+      <w:pPr>
+        <w:pStyle w:val="Heading3"/>
+      </w:pPr>
+      <w:r>
+        <w:t>Explain the added worked example · 2</w:t>
+      </w:r>
+    </w:p>
+    <w:p>
+      <w:pPr>
+        <w:spacing w:line="336" w:lineRule="auto" w:after="180"/>
+      </w:pPr>
+      <w:r>
+        <w:rPr>
+          <w:b/>
+        </w:rPr>
+        <w:t>Sampling</w:t>
+      </w:r>
+      <w:r>
+        <w:rPr>
+          <w:b w:val="0"/>
+        </w:rPr>
+        <w:t xml:space="preserve"> does not mean choosing all tokens equally. Across many independent draws the frequencies may approach the specified probabilities, but a small sample need not match them exactly.</w:t>
+      </w:r>
+    </w:p>
+    <w:p>
+      <w:pPr>
+        <w:spacing w:line="336" w:lineRule="auto" w:after="180"/>
+      </w:pPr>
+      <w:r>
+        <w:rPr>
+          <w:b w:val="0"/>
+        </w:rPr>
+        <w:t xml:space="preserve">Fixed recorded draws allow a reproducible classroom trace. A random seed and generator version help replay a real </w:t>
+      </w:r>
+      <w:r>
+        <w:rPr>
+          <w:b/>
+        </w:rPr>
+        <w:t>sampling</w:t>
+      </w:r>
+      <w:r>
+        <w:rPr>
+          <w:b w:val="0"/>
+        </w:rPr>
+        <w:t xml:space="preserve"> program, not establish the truth of </w:t>
+      </w:r>
+      <w:r>
+        <w:rPr>
+          <w:b/>
+        </w:rPr>
+        <w:t>output</w:t>
+      </w:r>
+      <w:r>
+        <w:rPr>
+          <w:b w:val="0"/>
+        </w:rPr>
+        <w:t>s.</w:t>
+      </w:r>
+    </w:p>
+    <w:p>
+      <w:pPr>
+        <w:pStyle w:val="Heading3"/>
+      </w:pPr>
+      <w:r>
+        <w:t>Explain the added worked example · 3</w:t>
+      </w:r>
+    </w:p>
+    <w:p>
+      <w:pPr>
+        <w:spacing w:line="336" w:lineRule="auto" w:after="180"/>
+      </w:pPr>
+      <w:r>
+        <w:rPr>
+          <w:b w:val="0"/>
+        </w:rPr>
+        <w:t xml:space="preserve">For strictly positive probabilities p_i and </w:t>
+      </w:r>
+      <w:r>
+        <w:rPr>
+          <w:b/>
+        </w:rPr>
+        <w:t>temperature</w:t>
+      </w:r>
+      <w:r>
+        <w:rPr>
+          <w:b w:val="0"/>
+        </w:rPr>
+        <w:t xml:space="preserve"> T&gt;0, define q_i = p_i^(1/T) / sum_j p_j^(1/T). This classroom formula is equivalent to scaling logits before a </w:t>
+      </w:r>
+      <w:r>
+        <w:rPr>
+          <w:b/>
+        </w:rPr>
+        <w:t>softmax</w:t>
+      </w:r>
+      <w:r>
+        <w:rPr>
+          <w:b w:val="0"/>
+        </w:rPr>
+        <w:t xml:space="preserve"> when p came from those logits.</w:t>
+      </w:r>
+    </w:p>
+    <w:p>
+      <w:pPr>
+        <w:spacing w:line="336" w:lineRule="auto" w:after="180"/>
+      </w:pPr>
+      <w:r>
+        <w:rPr>
+          <w:b w:val="0"/>
+        </w:rPr>
+        <w:t>We use it directly on the supplied table. At T=1 the distribution is unchanged. At T=0.5, square each probability: 0.36,0.09,0.01; total 0.46. The adjusted distribution is red 18/23, blue 9/46, green 1/46.</w:t>
       </w:r>
     </w:p>
     <w:p>
@@ -777,46 +1518,391 @@
       </w:r>
     </w:p>
     <w:p>
-      <w:r>
-        <w:t>For one query q and keys k_i of width d, compute score s_i = dot(q,k_i)/sqrt(d). Then obtain weights from softmax and combine value vectors. Dot products may be negative; probabilities cannot. The softmax performs the conversion. This is a single-head classroom calculation, not a full language model.</w:t>
-      </w:r>
-    </w:p>
-    <w:p>
-      <w:r>
-        <w:t>Define softmax weights as exp(s_i-m)/sum_j exp(s_j-m), where m is the maximum permitted score. Subtracting the same maximum from every permitted score leaves the ratios unchanged and avoids unnecessary overflow from large positive scores. Natural exponent exp is introduced here; use a calculator or Python math.exp rather than estimating its meaning from the word exponential.</w:t>
-      </w:r>
-    </w:p>
-    <w:p>
-      <w:r>
-        <w:t>Take q=[1] and d=1. The scale sqrt(1) is 1, so scores are 0 and ln(3). ln(3) is the number whose natural exponential is 3, approximately 1.098612. Exponentials have ratio 1:3, hence weights 1/4 and 3/4. Output is (1/4)*2 + (3/4)*6 = 5. Using maximum subtraction gives exponentials 1/3 and 1 and the same normalised weights.</w:t>
-      </w:r>
-    </w:p>
-    <w:p>
-      <w:r>
-        <w:t>Guided: shifted scores -ln(3),0; exponentials 1/3,1; weights .25,.75; output .25*4+.75*8 = 7. Exit: both coefficients are .5; opposite values cancel to zero.</w:t>
-      </w:r>
-    </w:p>
-    <w:p>
       <w:pPr>
         <w:pStyle w:val="Heading3"/>
       </w:pPr>
       <w:r>
+        <w:t>Apply the connected idea: A small attention calculation · 4</w:t>
+      </w:r>
+    </w:p>
+    <w:p>
+      <w:pPr>
+        <w:spacing w:line="336" w:lineRule="auto" w:after="180"/>
+      </w:pPr>
+      <w:r>
+        <w:rPr>
+          <w:b w:val="0"/>
+        </w:rPr>
+        <w:t xml:space="preserve">For one query q and keys k_i of width d, compute </w:t>
+      </w:r>
+      <w:r>
+        <w:rPr>
+          <w:b/>
+        </w:rPr>
+        <w:t>score</w:t>
+      </w:r>
+      <w:r>
+        <w:rPr>
+          <w:b w:val="0"/>
+        </w:rPr>
+        <w:t xml:space="preserve"> s_i = dot(q,k_i)/sqrt(d). Then obtain weights from </w:t>
+      </w:r>
+      <w:r>
+        <w:rPr>
+          <w:b/>
+        </w:rPr>
+        <w:t>softmax</w:t>
+      </w:r>
+      <w:r>
+        <w:rPr>
+          <w:b w:val="0"/>
+        </w:rPr>
+        <w:t xml:space="preserve"> and combine value vectors. Dot products may be negative; probabilities cannot.</w:t>
+      </w:r>
+    </w:p>
+    <w:p>
+      <w:pPr>
+        <w:spacing w:line="336" w:lineRule="auto" w:after="180"/>
+      </w:pPr>
+      <w:r>
+        <w:rPr>
+          <w:b w:val="0"/>
+        </w:rPr>
+        <w:t xml:space="preserve">The </w:t>
+      </w:r>
+      <w:r>
+        <w:rPr>
+          <w:b/>
+        </w:rPr>
+        <w:t>softmax</w:t>
+      </w:r>
+      <w:r>
+        <w:rPr>
+          <w:b w:val="0"/>
+        </w:rPr>
+        <w:t xml:space="preserve"> performs the conversion. This is a single-head classroom calculation, not a full language model.</w:t>
+      </w:r>
+    </w:p>
+    <w:p>
+      <w:pPr>
+        <w:pStyle w:val="Heading3"/>
+      </w:pPr>
+      <w:r>
+        <w:t>Apply the connected idea: A small attention calculation · 5</w:t>
+      </w:r>
+    </w:p>
+    <w:p>
+      <w:pPr>
+        <w:spacing w:line="336" w:lineRule="auto" w:after="180"/>
+      </w:pPr>
+      <w:r>
+        <w:rPr>
+          <w:b w:val="0"/>
+        </w:rPr>
+        <w:t xml:space="preserve">Define </w:t>
+      </w:r>
+      <w:r>
+        <w:rPr>
+          <w:b/>
+        </w:rPr>
+        <w:t>softmax</w:t>
+      </w:r>
+      <w:r>
+        <w:rPr>
+          <w:b w:val="0"/>
+        </w:rPr>
+        <w:t xml:space="preserve"> weights as exp(s_i-m)/sum_j exp(s_j-m), where m is the maximum permitted </w:t>
+      </w:r>
+      <w:r>
+        <w:rPr>
+          <w:b/>
+        </w:rPr>
+        <w:t>score</w:t>
+      </w:r>
+      <w:r>
+        <w:rPr>
+          <w:b w:val="0"/>
+        </w:rPr>
+        <w:t>.</w:t>
+      </w:r>
+    </w:p>
+    <w:p>
+      <w:pPr>
+        <w:spacing w:line="336" w:lineRule="auto" w:after="180"/>
+      </w:pPr>
+      <w:r>
+        <w:rPr>
+          <w:b w:val="0"/>
+        </w:rPr>
+        <w:t xml:space="preserve">Subtracting the same maximum from every permitted </w:t>
+      </w:r>
+      <w:r>
+        <w:rPr>
+          <w:b/>
+        </w:rPr>
+        <w:t>score</w:t>
+      </w:r>
+      <w:r>
+        <w:rPr>
+          <w:b w:val="0"/>
+        </w:rPr>
+        <w:t xml:space="preserve"> leaves the ratios unchanged and avoids unnecessary overflow from large positive </w:t>
+      </w:r>
+      <w:r>
+        <w:rPr>
+          <w:b/>
+        </w:rPr>
+        <w:t>score</w:t>
+      </w:r>
+      <w:r>
+        <w:rPr>
+          <w:b w:val="0"/>
+        </w:rPr>
+        <w:t>s.</w:t>
+      </w:r>
+    </w:p>
+    <w:p>
+      <w:pPr>
+        <w:spacing w:line="336" w:lineRule="auto" w:after="180"/>
+      </w:pPr>
+      <w:r>
+        <w:rPr>
+          <w:b w:val="0"/>
+        </w:rPr>
+        <w:t>Natural exponent exp is introduced here; use a calculator or Python math.exp rather than estimating its meaning from the word exponential.</w:t>
+      </w:r>
+    </w:p>
+    <w:p>
+      <w:pPr>
+        <w:pStyle w:val="Heading3"/>
+      </w:pPr>
+      <w:r>
+        <w:t>Apply the connected idea: A small attention calculation · 6</w:t>
+      </w:r>
+    </w:p>
+    <w:p>
+      <w:pPr>
+        <w:spacing w:line="336" w:lineRule="auto" w:after="180"/>
+      </w:pPr>
+      <w:r>
+        <w:rPr>
+          <w:b w:val="0"/>
+        </w:rPr>
+        <w:t xml:space="preserve">Take q=[1] and d=1. The scale sqrt(1) is 1, so </w:t>
+      </w:r>
+      <w:r>
+        <w:rPr>
+          <w:b/>
+        </w:rPr>
+        <w:t>score</w:t>
+      </w:r>
+      <w:r>
+        <w:rPr>
+          <w:b w:val="0"/>
+        </w:rPr>
+        <w:t>s are 0 and ln(3). ln(3) is the number whose natural exponential is 3, approximately 1.098612. Exponentials have ratio 1:3, hence weights 1/4 and 3/4.</w:t>
+      </w:r>
+    </w:p>
+    <w:p>
+      <w:pPr>
+        <w:spacing w:line="336" w:lineRule="auto" w:after="180"/>
+      </w:pPr>
+      <w:r>
+        <w:rPr>
+          <w:b/>
+        </w:rPr>
+        <w:t>Output</w:t>
+      </w:r>
+      <w:r>
+        <w:rPr>
+          <w:b w:val="0"/>
+        </w:rPr>
+        <w:t xml:space="preserve"> is (1/4)*2 + (3/4)*6 = 5. Using maximum subtraction gives exponentials 1/3 and 1 and the same normalised weights.</w:t>
+      </w:r>
+    </w:p>
+    <w:p>
+      <w:pPr>
+        <w:spacing w:line="336" w:lineRule="auto" w:after="180"/>
+      </w:pPr>
+      <w:r>
+        <w:rPr>
+          <w:b w:val="0"/>
+        </w:rPr>
+        <w:t xml:space="preserve">Guided: shifted </w:t>
+      </w:r>
+      <w:r>
+        <w:rPr>
+          <w:b/>
+        </w:rPr>
+        <w:t>score</w:t>
+      </w:r>
+      <w:r>
+        <w:rPr>
+          <w:b w:val="0"/>
+        </w:rPr>
+        <w:t xml:space="preserve">s -ln(3),0; exponentials 1/3,1; weights .25,.75; </w:t>
+      </w:r>
+      <w:r>
+        <w:rPr>
+          <w:b/>
+        </w:rPr>
+        <w:t>output</w:t>
+      </w:r>
+      <w:r>
+        <w:rPr>
+          <w:b w:val="0"/>
+        </w:rPr>
+        <w:t xml:space="preserve"> .25*4+.75*8 = 7. Exit: both coefficients are .5; opposite values cancel to zero.</w:t>
+      </w:r>
+    </w:p>
+    <w:p>
+      <w:pPr>
+        <w:pStyle w:val="Heading3"/>
+      </w:pPr>
+      <w:r>
         <w:t>Model the reasoning aloud</w:t>
       </w:r>
     </w:p>
     <w:p>
-      <w:r>
-        <w:t>Use the complete worked example below before asking learners to complete W2. Reveal a small part, invite a prediction, then explain the deciding step. These teacher notes contain solutions; do not reveal the independent case answer during modelling.</w:t>
-      </w:r>
-    </w:p>
-    <w:p>
-      <w:r>
-        <w:t>The lower positive temperature concentrates this table on its largest entry. For T=2, use square roots before normalising; this flattens this unequal distribution. These changes leave the order of positive probabilities unchanged, so greedy still selects red. They change the sampling distribution, not the factual evidence behind a generated claim.</w:t>
-      </w:r>
-    </w:p>
-    <w:p>
-      <w:r>
-        <w:t>Our formula excludes T=0; dividing by zero is undefined. Some systems offer a zero-temperature setting as a separate greedy policy, but that is not a value to substitute into this formula. We also avoid claiming that any one setting removes all nondeterminism in an unspecified system.</w:t>
+      <w:pPr>
+        <w:spacing w:line="336" w:lineRule="auto" w:after="180"/>
+      </w:pPr>
+      <w:r>
+        <w:rPr>
+          <w:b w:val="0"/>
+        </w:rPr>
+        <w:t xml:space="preserve">Use the complete worked example below before asking learners to complete W2. Reveal a small part, invite a </w:t>
+      </w:r>
+      <w:r>
+        <w:rPr>
+          <w:b/>
+        </w:rPr>
+        <w:t>prediction</w:t>
+      </w:r>
+      <w:r>
+        <w:rPr>
+          <w:b w:val="0"/>
+        </w:rPr>
+        <w:t>, then explain the deciding step.</w:t>
+      </w:r>
+    </w:p>
+    <w:p>
+      <w:pPr>
+        <w:spacing w:line="336" w:lineRule="auto" w:after="180"/>
+      </w:pPr>
+      <w:r>
+        <w:rPr>
+          <w:b w:val="0"/>
+        </w:rPr>
+        <w:t>These teacher notes contain solutions; do not reveal the independent case answer during modelling.</w:t>
+      </w:r>
+    </w:p>
+    <w:p>
+      <w:pPr>
+        <w:pStyle w:val="Heading3"/>
+      </w:pPr>
+      <w:r>
+        <w:t>Model the reasoning aloud · 7</w:t>
+      </w:r>
+    </w:p>
+    <w:p>
+      <w:pPr>
+        <w:spacing w:line="336" w:lineRule="auto" w:after="180"/>
+      </w:pPr>
+      <w:r>
+        <w:rPr>
+          <w:b w:val="0"/>
+        </w:rPr>
+        <w:t xml:space="preserve">The lower positive </w:t>
+      </w:r>
+      <w:r>
+        <w:rPr>
+          <w:b/>
+        </w:rPr>
+        <w:t>temperature</w:t>
+      </w:r>
+      <w:r>
+        <w:rPr>
+          <w:b w:val="0"/>
+        </w:rPr>
+        <w:t xml:space="preserve"> concentrates this table on its largest entry. For T=2, use square roots before normalising; this flattens this unequal distribution.</w:t>
+      </w:r>
+    </w:p>
+    <w:p>
+      <w:pPr>
+        <w:spacing w:line="336" w:lineRule="auto" w:after="180"/>
+      </w:pPr>
+      <w:r>
+        <w:rPr>
+          <w:b w:val="0"/>
+        </w:rPr>
+        <w:t xml:space="preserve">These changes leave the order of positive probabilities unchanged, so greedy still selects red. They change the </w:t>
+      </w:r>
+      <w:r>
+        <w:rPr>
+          <w:b/>
+        </w:rPr>
+        <w:t>sampling</w:t>
+      </w:r>
+      <w:r>
+        <w:rPr>
+          <w:b w:val="0"/>
+        </w:rPr>
+        <w:t xml:space="preserve"> distribution, not the factual </w:t>
+      </w:r>
+      <w:r>
+        <w:rPr>
+          <w:b/>
+        </w:rPr>
+        <w:t>evidence</w:t>
+      </w:r>
+      <w:r>
+        <w:rPr>
+          <w:b w:val="0"/>
+        </w:rPr>
+        <w:t xml:space="preserve"> behind a generated claim.</w:t>
+      </w:r>
+    </w:p>
+    <w:p>
+      <w:pPr>
+        <w:pStyle w:val="Heading3"/>
+      </w:pPr>
+      <w:r>
+        <w:t>Model the reasoning aloud · 8</w:t>
+      </w:r>
+    </w:p>
+    <w:p>
+      <w:pPr>
+        <w:spacing w:line="336" w:lineRule="auto" w:after="180"/>
+      </w:pPr>
+      <w:r>
+        <w:rPr>
+          <w:b w:val="0"/>
+        </w:rPr>
+        <w:t>Our formula excludes T=0; dividing by zero is undefined. Some systems offer a zero-</w:t>
+      </w:r>
+      <w:r>
+        <w:rPr>
+          <w:b/>
+        </w:rPr>
+        <w:t>temperature</w:t>
+      </w:r>
+      <w:r>
+        <w:rPr>
+          <w:b w:val="0"/>
+        </w:rPr>
+        <w:t xml:space="preserve"> setting as a separate greedy policy, but that is not a value to substitute into this formula.</w:t>
+      </w:r>
+    </w:p>
+    <w:p>
+      <w:pPr>
+        <w:spacing w:line="336" w:lineRule="auto" w:after="180"/>
+      </w:pPr>
+      <w:r>
+        <w:rPr>
+          <w:b w:val="0"/>
+        </w:rPr>
+        <w:t>We also avoid claiming that any one setting removes all nondeterminism in an unspecified system.</w:t>
       </w:r>
     </w:p>
     <w:tbl>
@@ -922,7 +2008,13 @@
       </w:tr>
     </w:tbl>
     <w:p>
-      <w:r>
+      <w:pPr>
+        <w:spacing w:line="336" w:lineRule="auto" w:after="180"/>
+      </w:pPr>
+      <w:r>
+        <w:rPr>
+          <w:b w:val="0"/>
+        </w:rPr>
         <w:t>Use the diagram and verbal explanation together. Ask learners to match a sentence to a specific visual step; do not assign learners fixed visual or auditory learning styles.</w:t>
       </w:r>
     </w:p>
@@ -935,8 +2027,26 @@
       </w:r>
     </w:p>
     <w:p>
-      <w:r>
-        <w:t>A fictional two-token distribution illustrates variability in generation.</w:t>
+      <w:pPr>
+        <w:spacing w:line="336" w:lineRule="auto" w:after="180"/>
+      </w:pPr>
+      <w:r>
+        <w:rPr>
+          <w:b w:val="0"/>
+        </w:rPr>
+        <w:t xml:space="preserve">A fictional two-token distribution illustrates </w:t>
+      </w:r>
+      <w:r>
+        <w:rPr>
+          <w:b/>
+        </w:rPr>
+        <w:t>variability</w:t>
+      </w:r>
+      <w:r>
+        <w:rPr>
+          <w:b w:val="0"/>
+        </w:rPr>
+        <w:t xml:space="preserve"> in generation.</w:t>
       </w:r>
     </w:p>
     <w:p>
@@ -948,13 +2058,55 @@
       </w:r>
     </w:p>
     <w:p>
-      <w:r>
+      <w:pPr>
+        <w:pStyle w:val="Heading3"/>
+      </w:pPr>
+      <w:r>
+        <w:t>Supplied facts</w:t>
+      </w:r>
+    </w:p>
+    <w:p>
+      <w:pPr>
+        <w:spacing w:line="336" w:lineRule="auto" w:after="180"/>
+        <w:shd w:fill="F1F6FC"/>
+      </w:pPr>
+      <w:r>
+        <w:rPr>
+          <w:b w:val="0"/>
+        </w:rPr>
         <w:t>At T=1, A=0.8 and B=0.2. For positive T use p^(1/T), then normalise.</w:t>
       </w:r>
     </w:p>
     <w:p>
-      <w:r>
-        <w:t>Use token order A,B and cumulative intervals [0,boundary),[boundary,1). Draw u=0.85.</w:t>
+      <w:pPr>
+        <w:pStyle w:val="Heading3"/>
+      </w:pPr>
+      <w:r>
+        <w:t>Supplied facts</w:t>
+      </w:r>
+    </w:p>
+    <w:p>
+      <w:pPr>
+        <w:spacing w:line="336" w:lineRule="auto" w:after="180"/>
+        <w:shd w:fill="F1F6FC"/>
+      </w:pPr>
+      <w:r>
+        <w:rPr>
+          <w:b w:val="0"/>
+        </w:rPr>
+        <w:t xml:space="preserve">Use token order A,B and </w:t>
+      </w:r>
+      <w:r>
+        <w:rPr>
+          <w:b/>
+        </w:rPr>
+        <w:t>cumulative interval</w:t>
+      </w:r>
+      <w:r>
+        <w:rPr>
+          <w:b w:val="0"/>
+        </w:rPr>
+        <w:t>s [0,boundary),[boundary,1). Draw u=0.85.</w:t>
       </w:r>
     </w:p>
     <w:p>
@@ -1175,43 +2327,220 @@
       </w:r>
     </w:p>
     <w:p>
-      <w:r>
-        <w:t>Lower positive temperature concentrates this unequal distribution on its larger entry. It changes sampling probabilities, not evidence for whether A or B is true. Using the same draw isolates how the distribution changes the decision. This formula is a toy probability-space illustration corresponding to a temperature-scaled model distribution.</w:t>
-      </w:r>
-    </w:p>
-    <w:p>
       <w:pPr>
         <w:pStyle w:val="Heading3"/>
       </w:pPr>
       <w:r>
+        <w:t>Why the result follows</w:t>
+      </w:r>
+    </w:p>
+    <w:p>
+      <w:pPr>
+        <w:spacing w:line="336" w:lineRule="auto" w:after="180"/>
+        <w:shd w:fill="F1F6FC"/>
+      </w:pPr>
+      <w:r>
+        <w:rPr>
+          <w:b w:val="0"/>
+        </w:rPr>
+        <w:t xml:space="preserve">Lower positive </w:t>
+      </w:r>
+      <w:r>
+        <w:rPr>
+          <w:b/>
+        </w:rPr>
+        <w:t>temperature</w:t>
+      </w:r>
+      <w:r>
+        <w:rPr>
+          <w:b w:val="0"/>
+        </w:rPr>
+        <w:t xml:space="preserve"> concentrates this unequal distribution on its larger entry. It changes </w:t>
+      </w:r>
+      <w:r>
+        <w:rPr>
+          <w:b/>
+        </w:rPr>
+        <w:t>sampling</w:t>
+      </w:r>
+      <w:r>
+        <w:rPr>
+          <w:b w:val="0"/>
+        </w:rPr>
+        <w:t xml:space="preserve"> probabilities, not </w:t>
+      </w:r>
+      <w:r>
+        <w:rPr>
+          <w:b/>
+        </w:rPr>
+        <w:t>evidence</w:t>
+      </w:r>
+      <w:r>
+        <w:rPr>
+          <w:b w:val="0"/>
+        </w:rPr>
+        <w:t xml:space="preserve"> for whether A or B is true.</w:t>
+      </w:r>
+    </w:p>
+    <w:p>
+      <w:pPr>
+        <w:spacing w:line="336" w:lineRule="auto" w:after="180"/>
+        <w:shd w:fill="F1F6FC"/>
+      </w:pPr>
+      <w:r>
+        <w:rPr>
+          <w:b w:val="0"/>
+        </w:rPr>
+        <w:t xml:space="preserve">Using the same draw isolates how the distribution changes the decision. This formula is a toy probability-space illustration corresponding to a </w:t>
+      </w:r>
+      <w:r>
+        <w:rPr>
+          <w:b/>
+        </w:rPr>
+        <w:t>temperature</w:t>
+      </w:r>
+      <w:r>
+        <w:rPr>
+          <w:b w:val="0"/>
+        </w:rPr>
+        <w:t>-scaled model distribution.</w:t>
+      </w:r>
+    </w:p>
+    <w:p>
+      <w:pPr>
+        <w:pStyle w:val="Heading3"/>
+      </w:pPr>
+      <w:r>
         <w:t>What this example does not establish</w:t>
       </w:r>
     </w:p>
     <w:p>
-      <w:r>
-        <w:t>Two tokens and one draw do not predict every output; temperature alone does not solve hallucinations.</w:t>
-      </w:r>
-    </w:p>
-    <w:p>
       <w:pPr>
         <w:pStyle w:val="Heading3"/>
       </w:pPr>
       <w:r>
+        <w:t>Keep the stated limit</w:t>
+      </w:r>
+    </w:p>
+    <w:p>
+      <w:pPr>
+        <w:spacing w:line="336" w:lineRule="auto" w:after="180"/>
+        <w:shd w:fill="FFF5E6"/>
+      </w:pPr>
+      <w:r>
+        <w:rPr>
+          <w:b w:val="0"/>
+        </w:rPr>
+        <w:t xml:space="preserve">Two tokens and one draw do not predict every </w:t>
+      </w:r>
+      <w:r>
+        <w:rPr>
+          <w:b/>
+        </w:rPr>
+        <w:t>output</w:t>
+      </w:r>
+      <w:r>
+        <w:rPr>
+          <w:b w:val="0"/>
+        </w:rPr>
+        <w:t xml:space="preserve">; </w:t>
+      </w:r>
+      <w:r>
+        <w:rPr>
+          <w:b/>
+        </w:rPr>
+        <w:t>temperature</w:t>
+      </w:r>
+      <w:r>
+        <w:rPr>
+          <w:b w:val="0"/>
+        </w:rPr>
+        <w:t xml:space="preserve"> alone does not solve hallucinations.</w:t>
+      </w:r>
+    </w:p>
+    <w:p>
+      <w:pPr>
+        <w:pStyle w:val="Heading3"/>
+      </w:pPr>
+      <w:r>
         <w:t>Change one thing in the pictured case</w:t>
       </w:r>
     </w:p>
     <w:p>
-      <w:r>
+      <w:pPr>
+        <w:pStyle w:val="Heading3"/>
+      </w:pPr>
+      <w:r>
+        <w:t>Change one thing</w:t>
+      </w:r>
+    </w:p>
+    <w:p>
+      <w:pPr>
+        <w:spacing w:line="336" w:lineRule="auto" w:after="180"/>
+        <w:shd w:fill="F5F1FB"/>
+      </w:pPr>
+      <w:r>
+        <w:rPr>
+          <w:b w:val="0"/>
+        </w:rPr>
         <w:t>Change: Set the draw to 0.97, keeping both distributions.</w:t>
       </w:r>
     </w:p>
     <w:p>
-      <w:r>
-        <w:t>Prediction: Both temperatures select B.</w:t>
-      </w:r>
-    </w:p>
-    <w:p>
-      <w:r>
+      <w:pPr>
+        <w:pStyle w:val="Heading3"/>
+      </w:pPr>
+      <w:r>
+        <w:t>Predicted result</w:t>
+      </w:r>
+    </w:p>
+    <w:p>
+      <w:pPr>
+        <w:spacing w:line="336" w:lineRule="auto" w:after="180"/>
+        <w:shd w:fill="F1F6FC"/>
+      </w:pPr>
+      <w:r>
+        <w:rPr>
+          <w:b/>
+        </w:rPr>
+        <w:t>Prediction</w:t>
+      </w:r>
+      <w:r>
+        <w:rPr>
+          <w:b w:val="0"/>
+        </w:rPr>
+        <w:t xml:space="preserve">: Both </w:t>
+      </w:r>
+      <w:r>
+        <w:rPr>
+          <w:b/>
+        </w:rPr>
+        <w:t>temperature</w:t>
+      </w:r>
+      <w:r>
+        <w:rPr>
+          <w:b w:val="0"/>
+        </w:rPr>
+        <w:t>s select B.</w:t>
+      </w:r>
+    </w:p>
+    <w:p>
+      <w:pPr>
+        <w:pStyle w:val="Heading3"/>
+      </w:pPr>
+      <w:r>
+        <w:t>Why the result follows</w:t>
+      </w:r>
+    </w:p>
+    <w:p>
+      <w:pPr>
+        <w:spacing w:line="336" w:lineRule="auto" w:after="180"/>
+        <w:shd w:fill="F1F6FC"/>
+      </w:pPr>
+      <w:r>
+        <w:rPr>
+          <w:b w:val="0"/>
+        </w:rPr>
         <w:t>Reason: 0.97 exceeds both A boundaries, 0.8 and approximately 0.9412.</w:t>
       </w:r>
     </w:p>
@@ -1224,8 +2553,57 @@
       </w:r>
     </w:p>
     <w:p>
-      <w:r>
-        <w:t>Cover the result. Ask learners to name the inputs and predict the next step. Uncover one step, connect the icon to the actual procedure, and explain its evidence. Then change the supplied condition and compare. The picture is a representation; it does not document execution of a real AI model.</w:t>
+      <w:pPr>
+        <w:pStyle w:val="Heading3"/>
+      </w:pPr>
+      <w:r>
+        <w:t>Ask while showing the picture · 9</w:t>
+      </w:r>
+    </w:p>
+    <w:p>
+      <w:pPr>
+        <w:spacing w:line="336" w:lineRule="auto" w:after="180"/>
+      </w:pPr>
+      <w:r>
+        <w:rPr>
+          <w:b w:val="0"/>
+        </w:rPr>
+        <w:t xml:space="preserve">Cover the result. Ask learners to name the </w:t>
+      </w:r>
+      <w:r>
+        <w:rPr>
+          <w:b/>
+        </w:rPr>
+        <w:t>input</w:t>
+      </w:r>
+      <w:r>
+        <w:rPr>
+          <w:b w:val="0"/>
+        </w:rPr>
+        <w:t xml:space="preserve">s and predict the next step. Uncover one step, connect the icon to the actual procedure, and explain its </w:t>
+      </w:r>
+      <w:r>
+        <w:rPr>
+          <w:b/>
+        </w:rPr>
+        <w:t>evidence</w:t>
+      </w:r>
+      <w:r>
+        <w:rPr>
+          <w:b w:val="0"/>
+        </w:rPr>
+        <w:t>. Then change the supplied condition and compare.</w:t>
+      </w:r>
+    </w:p>
+    <w:p>
+      <w:pPr>
+        <w:spacing w:line="336" w:lineRule="auto" w:after="180"/>
+      </w:pPr>
+      <w:r>
+        <w:rPr>
+          <w:b w:val="0"/>
+        </w:rPr>
+        <w:t>The picture is a representation; it does not document execution of a real AI model.</w:t>
       </w:r>
     </w:p>
     <w:p>
@@ -1237,11 +2615,16 @@
       </w:r>
     </w:p>
     <w:p>
+      <w:r>
+        <w:t>Demonstrate Sampling and Variability, reduce support deliberately and check individual reasoning before discussing answers.</w:t>
+      </w:r>
+    </w:p>
+    <w:p>
       <w:pPr>
         <w:pStyle w:val="Heading3"/>
       </w:pPr>
       <w:r>
-        <w:t>Demonstrate and guide practice</w:t>
+        <w:t>Board sequence</w:t>
       </w:r>
     </w:p>
     <w:p>
@@ -1249,26 +2632,138 @@
         <w:pStyle w:val="Heading3"/>
       </w:pPr>
       <w:r>
-        <w:t>Board sequence</w:t>
-      </w:r>
-    </w:p>
-    <w:p>
-      <w:r>
+        <w:t>1. Put the facts on the board</w:t>
+      </w:r>
+    </w:p>
+    <w:p>
+      <w:pPr>
+        <w:spacing w:line="336" w:lineRule="auto" w:after="180"/>
+        <w:shd w:fill="F4F9FC"/>
+      </w:pPr>
+      <w:r>
+        <w:rPr>
+          <w:b w:val="0"/>
+        </w:rPr>
         <w:t>Write the given facts: One prompt produces three different valid quiz questions.</w:t>
       </w:r>
     </w:p>
     <w:p>
-      <w:r>
-        <w:t>Write the question to explain: Does variability mean failure?</w:t>
-      </w:r>
-    </w:p>
-    <w:p>
-      <w:r>
-        <w:t>Reveal after predictions: No. Sampling can vary outputs. Score correctness, relevance and format over repeated trials; consistency differs from quality.</w:t>
-      </w:r>
-    </w:p>
-    <w:p>
-      <w:r>
+      <w:pPr>
+        <w:pStyle w:val="Heading3"/>
+      </w:pPr>
+      <w:r>
+        <w:t>2. State the decision to explain</w:t>
+      </w:r>
+    </w:p>
+    <w:p>
+      <w:pPr>
+        <w:spacing w:line="336" w:lineRule="auto" w:after="180"/>
+        <w:shd w:fill="F5F1FB"/>
+      </w:pPr>
+      <w:r>
+        <w:rPr>
+          <w:b w:val="0"/>
+        </w:rPr>
+        <w:t xml:space="preserve">Write the question to explain: Does </w:t>
+      </w:r>
+      <w:r>
+        <w:rPr>
+          <w:b/>
+        </w:rPr>
+        <w:t>variability</w:t>
+      </w:r>
+      <w:r>
+        <w:rPr>
+          <w:b w:val="0"/>
+        </w:rPr>
+        <w:t xml:space="preserve"> mean failure?</w:t>
+      </w:r>
+    </w:p>
+    <w:p>
+      <w:pPr>
+        <w:pStyle w:val="Heading3"/>
+      </w:pPr>
+      <w:r>
+        <w:t>3. Reveal the worked reasoning</w:t>
+      </w:r>
+    </w:p>
+    <w:p>
+      <w:pPr>
+        <w:spacing w:line="336" w:lineRule="auto" w:after="180"/>
+        <w:shd w:fill="F1F6FC"/>
+      </w:pPr>
+      <w:r>
+        <w:rPr>
+          <w:b w:val="0"/>
+        </w:rPr>
+        <w:t xml:space="preserve">Reveal after </w:t>
+      </w:r>
+      <w:r>
+        <w:rPr>
+          <w:b/>
+        </w:rPr>
+        <w:t>prediction</w:t>
+      </w:r>
+      <w:r>
+        <w:rPr>
+          <w:b w:val="0"/>
+        </w:rPr>
+        <w:t xml:space="preserve">s: No. </w:t>
+      </w:r>
+      <w:r>
+        <w:rPr>
+          <w:b/>
+        </w:rPr>
+        <w:t>Sampling</w:t>
+      </w:r>
+      <w:r>
+        <w:rPr>
+          <w:b w:val="0"/>
+        </w:rPr>
+        <w:t xml:space="preserve"> can vary </w:t>
+      </w:r>
+      <w:r>
+        <w:rPr>
+          <w:b/>
+        </w:rPr>
+        <w:t>output</w:t>
+      </w:r>
+      <w:r>
+        <w:rPr>
+          <w:b w:val="0"/>
+        </w:rPr>
+        <w:t xml:space="preserve">s. </w:t>
+      </w:r>
+      <w:r>
+        <w:rPr>
+          <w:b/>
+        </w:rPr>
+        <w:t>Score</w:t>
+      </w:r>
+      <w:r>
+        <w:rPr>
+          <w:b w:val="0"/>
+        </w:rPr>
+        <w:t xml:space="preserve"> correctness, relevance and format over repeated trials; consistency differs from quality.</w:t>
+      </w:r>
+    </w:p>
+    <w:p>
+      <w:pPr>
+        <w:pStyle w:val="Heading3"/>
+      </w:pPr>
+      <w:r>
+        <w:t>Hold back the independent task</w:t>
+      </w:r>
+    </w:p>
+    <w:p>
+      <w:pPr>
+        <w:spacing w:line="336" w:lineRule="auto" w:after="180"/>
+        <w:shd w:fill="FFF5E6"/>
+      </w:pPr>
+      <w:r>
+        <w:rPr>
+          <w:b w:val="0"/>
+        </w:rPr>
         <w:t>Keep for an independent attempt: Prompt A is run three times and returns three different stories. Does this alone prove the prompt changed? Describe a fair comparison of two prompts.</w:t>
       </w:r>
     </w:p>
@@ -1281,23 +2776,77 @@
       </w:r>
     </w:p>
     <w:p>
-      <w:r>
+      <w:pPr>
+        <w:pStyle w:val="Heading3"/>
+      </w:pPr>
+      <w:r>
+        <w:t>Ask the class</w:t>
+      </w:r>
+    </w:p>
+    <w:p>
+      <w:pPr>
+        <w:spacing w:line="336" w:lineRule="auto" w:after="180"/>
+        <w:shd w:fill="F5F1FB"/>
+      </w:pPr>
+      <w:r>
+        <w:rPr>
+          <w:b w:val="0"/>
+        </w:rPr>
         <w:t>Ask: Which facts are given, and which would we have to assume? Learners mark relevant details before discussing answers.</w:t>
       </w:r>
     </w:p>
     <w:p>
-      <w:r>
+      <w:pPr>
+        <w:pStyle w:val="Heading3"/>
+      </w:pPr>
+      <w:r>
+        <w:t>Language to model</w:t>
+      </w:r>
+    </w:p>
+    <w:p>
+      <w:pPr>
+        <w:spacing w:line="336" w:lineRule="auto" w:after="180"/>
+        <w:shd w:fill="F1F6F8"/>
+      </w:pPr>
+      <w:r>
+        <w:rPr>
+          <w:b w:val="0"/>
+        </w:rPr>
         <w:t>Say: Predict first. Show the rule, information path or calculation that would produce the result. A correct guess is not yet an explanation.</w:t>
       </w:r>
     </w:p>
     <w:p>
-      <w:r>
+      <w:pPr>
+        <w:spacing w:line="336" w:lineRule="auto" w:after="180"/>
+      </w:pPr>
+      <w:r>
+        <w:rPr>
+          <w:b w:val="0"/>
+        </w:rPr>
         <w:t>Reveal reasoning one step at a time. Explain why a tempting alternative fails. Write units and denominators for arithmetic, trace conditions for decisions, and identify supporting sources for claims.</w:t>
       </w:r>
     </w:p>
     <w:p>
-      <w:r>
-        <w:t>In pairs, one learner solves while the other checks evidence; exchange roles. Remove the worked answer before independent assessment.</w:t>
+      <w:pPr>
+        <w:spacing w:line="336" w:lineRule="auto" w:after="180"/>
+      </w:pPr>
+      <w:r>
+        <w:rPr>
+          <w:b w:val="0"/>
+        </w:rPr>
+        <w:t xml:space="preserve">In pairs, one learner solves while the other checks </w:t>
+      </w:r>
+      <w:r>
+        <w:rPr>
+          <w:b/>
+        </w:rPr>
+        <w:t>evidence</w:t>
+      </w:r>
+      <w:r>
+        <w:rPr>
+          <w:b w:val="0"/>
+        </w:rPr>
+        <w:t>; exchange roles. Remove the worked answer before independent assessment.</w:t>
       </w:r>
     </w:p>
     <w:p>
@@ -1309,8 +2858,37 @@
       </w:r>
     </w:p>
     <w:p>
-      <w:r>
-        <w:t>Guided: T=1 gives red,blue,green; T=0.5 gives red,red,blue. Three fixed draws check the procedure, not expected long-run proportions. Exit: concentration changed; the claim of impossible factual errors lacks source-grounded evaluation and cannot be established by temperature alone.</w:t>
+      <w:pPr>
+        <w:spacing w:line="336" w:lineRule="auto" w:after="180"/>
+      </w:pPr>
+      <w:r>
+        <w:rPr>
+          <w:b w:val="0"/>
+        </w:rPr>
+        <w:t>Guided: T=1 gives red,blue,green; T=0.5 gives red,red,blue. Three fixed draws check the procedure, not expected long-run proportions.</w:t>
+      </w:r>
+    </w:p>
+    <w:p>
+      <w:pPr>
+        <w:spacing w:line="336" w:lineRule="auto" w:after="180"/>
+      </w:pPr>
+      <w:r>
+        <w:rPr>
+          <w:b w:val="0"/>
+        </w:rPr>
+        <w:t xml:space="preserve">Exit: concentration changed; the claim of impossible factual errors lacks source-grounded evaluation and cannot be established by </w:t>
+      </w:r>
+      <w:r>
+        <w:rPr>
+          <w:b/>
+        </w:rPr>
+        <w:t>temperature</w:t>
+      </w:r>
+      <w:r>
+        <w:rPr>
+          <w:b w:val="0"/>
+        </w:rPr>
+        <w:t xml:space="preserve"> alone.</w:t>
       </w:r>
     </w:p>
     <w:p>
@@ -1762,18 +3340,77 @@
       </w:r>
     </w:p>
     <w:p>
-      <w:r>
+      <w:pPr>
+        <w:pStyle w:val="Heading3"/>
+      </w:pPr>
+      <w:r>
+        <w:t>Completion practice</w:t>
+      </w:r>
+    </w:p>
+    <w:p>
+      <w:pPr>
+        <w:spacing w:line="336" w:lineRule="auto" w:after="180"/>
+        <w:shd w:fill="F5F1FB"/>
+      </w:pPr>
+      <w:r>
+        <w:rPr>
+          <w:b w:val="0"/>
+        </w:rPr>
         <w:t>Completion task: At T=0.5 compute squared weights, total and normalised probabilities. Check the sum.</w:t>
       </w:r>
     </w:p>
     <w:p>
-      <w:r>
+      <w:pPr>
+        <w:pStyle w:val="Heading3"/>
+      </w:pPr>
+      <w:r>
+        <w:t>Reasoning to listen for</w:t>
+      </w:r>
+    </w:p>
+    <w:p>
+      <w:pPr>
+        <w:spacing w:line="336" w:lineRule="auto" w:after="180"/>
+        <w:shd w:fill="F1F6FC"/>
+      </w:pPr>
+      <w:r>
+        <w:rPr>
+          <w:b w:val="0"/>
+        </w:rPr>
         <w:t>Teacher check: Teacher explanation: Weights 0.36,0.09,0.01 sum 0.46. Probabilities 18/23,9/46,1/46 sum 1.</w:t>
       </w:r>
     </w:p>
     <w:p>
-      <w:r>
-        <w:t>Start by identifying the given inputs together. Leave the intermediate steps blank. If needed, model one step, then withdraw that help on the next step. Move to a full trace only when the partial trace is understood. For partners, alternate explainer and checker; collect a response from every learner before discussion.</w:t>
+      <w:pPr>
+        <w:spacing w:line="336" w:lineRule="auto" w:after="180"/>
+      </w:pPr>
+      <w:r>
+        <w:rPr>
+          <w:b w:val="0"/>
+        </w:rPr>
+        <w:t xml:space="preserve">Start by identifying the given </w:t>
+      </w:r>
+      <w:r>
+        <w:rPr>
+          <w:b/>
+        </w:rPr>
+        <w:t>input</w:t>
+      </w:r>
+      <w:r>
+        <w:rPr>
+          <w:b w:val="0"/>
+        </w:rPr>
+        <w:t>s together. Leave the intermediate steps blank. If needed, model one step, then withdraw that help on the next step. Move to a full trace only when the partial trace is understood.</w:t>
+      </w:r>
+    </w:p>
+    <w:p>
+      <w:pPr>
+        <w:spacing w:line="336" w:lineRule="auto" w:after="180"/>
+      </w:pPr>
+      <w:r>
+        <w:rPr>
+          <w:b w:val="0"/>
+        </w:rPr>
+        <w:t>For partners, alternate explainer and checker; collect a response from every learner before discussion.</w:t>
       </w:r>
     </w:p>
     <w:p>
@@ -1785,18 +3422,103 @@
       </w:r>
     </w:p>
     <w:p>
-      <w:r>
-        <w:t>Use the worked case for Sampling and temperature. Proposed explanation: “Sampling means equal chances”. Decide whether this explanation is supported. Point to the step or supplied fact that decides; explain your repair if needed.</w:t>
-      </w:r>
-    </w:p>
-    <w:p>
-      <w:r>
+      <w:pPr>
+        <w:spacing w:line="336" w:lineRule="auto" w:after="180"/>
+      </w:pPr>
+      <w:r>
+        <w:rPr>
+          <w:b w:val="0"/>
+        </w:rPr>
+        <w:t xml:space="preserve">Use the worked case for </w:t>
+      </w:r>
+      <w:r>
+        <w:rPr>
+          <w:b/>
+        </w:rPr>
+        <w:t>Sampling</w:t>
+      </w:r>
+      <w:r>
+        <w:rPr>
+          <w:b w:val="0"/>
+        </w:rPr>
+        <w:t xml:space="preserve"> and </w:t>
+      </w:r>
+      <w:r>
+        <w:rPr>
+          <w:b/>
+        </w:rPr>
+        <w:t>temperature</w:t>
+      </w:r>
+      <w:r>
+        <w:rPr>
+          <w:b w:val="0"/>
+        </w:rPr>
+        <w:t>. Proposed explanation: “</w:t>
+      </w:r>
+      <w:r>
+        <w:rPr>
+          <w:b/>
+        </w:rPr>
+        <w:t>Sampling</w:t>
+      </w:r>
+      <w:r>
+        <w:rPr>
+          <w:b w:val="0"/>
+        </w:rPr>
+        <w:t xml:space="preserve"> means equal chances”. Decide whether this explanation is supported.</w:t>
+      </w:r>
+    </w:p>
+    <w:p>
+      <w:pPr>
+        <w:spacing w:line="336" w:lineRule="auto" w:after="180"/>
+      </w:pPr>
+      <w:r>
+        <w:rPr>
+          <w:b w:val="0"/>
+        </w:rPr>
+        <w:t>Point to the step or supplied fact that decides; explain your repair if needed.</w:t>
+      </w:r>
+    </w:p>
+    <w:p>
+      <w:pPr>
+        <w:pStyle w:val="Heading3"/>
+      </w:pPr>
+      <w:r>
+        <w:t>Expected repair</w:t>
+      </w:r>
+    </w:p>
+    <w:p>
+      <w:pPr>
+        <w:spacing w:line="336" w:lineRule="auto" w:after="180"/>
+        <w:shd w:fill="F1F6FC"/>
+      </w:pPr>
+      <w:r>
+        <w:rPr>
+          <w:b w:val="0"/>
+        </w:rPr>
         <w:t>Expected correction: Intervals have widths equal to the probabilities; unequal widths give unequal chances.</w:t>
       </w:r>
     </w:p>
     <w:p>
-      <w:r>
-        <w:t>Collect explanations, not only yes/no votes. If a misunderstanding is common, re-model the relevant step for the class. If it affects a few learners, give a short targeted group explanation while others solve a more demanding variation.</w:t>
+      <w:pPr>
+        <w:spacing w:line="336" w:lineRule="auto" w:after="180"/>
+      </w:pPr>
+      <w:r>
+        <w:rPr>
+          <w:b w:val="0"/>
+        </w:rPr>
+        <w:t>Collect explanations, not only yes/no votes. If a misunderstanding is common, re-model the relevant step for the class.</w:t>
+      </w:r>
+    </w:p>
+    <w:p>
+      <w:pPr>
+        <w:spacing w:line="336" w:lineRule="auto" w:after="180"/>
+      </w:pPr>
+      <w:r>
+        <w:rPr>
+          <w:b w:val="0"/>
+        </w:rPr>
+        <w:t>If it affects a few learners, give a short targeted group explanation while others solve a more demanding variation.</w:t>
       </w:r>
     </w:p>
     <w:p>
@@ -1808,37 +3530,205 @@
       </w:r>
     </w:p>
     <w:p>
-      <w:r>
-        <w:t>Target: Compute scaled query-key scores and softmax weights</w:t>
-      </w:r>
-    </w:p>
-    <w:p>
-      <w:r>
+      <w:pPr>
+        <w:spacing w:line="336" w:lineRule="auto" w:after="180"/>
+      </w:pPr>
+      <w:r>
+        <w:rPr>
+          <w:b w:val="0"/>
+        </w:rPr>
+        <w:t xml:space="preserve">Target: Compute scaled query-key </w:t>
+      </w:r>
+      <w:r>
+        <w:rPr>
+          <w:b/>
+        </w:rPr>
+        <w:t>score</w:t>
+      </w:r>
+      <w:r>
+        <w:rPr>
+          <w:b w:val="0"/>
+        </w:rPr>
+        <w:t xml:space="preserve">s and </w:t>
+      </w:r>
+      <w:r>
+        <w:rPr>
+          <w:b/>
+        </w:rPr>
+        <w:t>softmax</w:t>
+      </w:r>
+      <w:r>
+        <w:rPr>
+          <w:b w:val="0"/>
+        </w:rPr>
+        <w:t xml:space="preserve"> weights</w:t>
+      </w:r>
+    </w:p>
+    <w:p>
+      <w:pPr>
+        <w:spacing w:line="336" w:lineRule="auto" w:after="180"/>
+      </w:pPr>
+      <w:r>
+        <w:rPr>
+          <w:b w:val="0"/>
+        </w:rPr>
         <w:t>Reserve further sessions for this topic; the 135-minute primary plan does not absorb all added content.</w:t>
       </w:r>
     </w:p>
     <w:p>
-      <w:r>
-        <w:t>Completion practice: Use values [2],[6] for the preceding weights. Compute output and output when the second key is excluded.</w:t>
-      </w:r>
-    </w:p>
-    <w:p>
-      <w:r>
-        <w:t>Teacher check: Teacher explanation: Full output 5; with B excluded, weight A=1 and output 2.</w:t>
-      </w:r>
-    </w:p>
-    <w:p>
-      <w:r>
-        <w:t>Individual check: For A small attention calculation, use its worked case to evaluate this proposed explanation: “Scores already are probabilities”. Explain the deciding step.</w:t>
-      </w:r>
-    </w:p>
-    <w:p>
-      <w:r>
-        <w:t>Expected correction: Scores may be negative or fail to sum to one; softmax supplies normalised nonnegative weights.</w:t>
-      </w:r>
-    </w:p>
-    <w:p>
-      <w:r>
+      <w:pPr>
+        <w:spacing w:line="336" w:lineRule="auto" w:after="180"/>
+      </w:pPr>
+      <w:r>
+        <w:rPr>
+          <w:b w:val="0"/>
+        </w:rPr>
+        <w:t xml:space="preserve">Completion practice: Use values [2],[6] for the preceding weights. Compute </w:t>
+      </w:r>
+      <w:r>
+        <w:rPr>
+          <w:b/>
+        </w:rPr>
+        <w:t>output</w:t>
+      </w:r>
+      <w:r>
+        <w:rPr>
+          <w:b w:val="0"/>
+        </w:rPr>
+        <w:t xml:space="preserve"> and </w:t>
+      </w:r>
+      <w:r>
+        <w:rPr>
+          <w:b/>
+        </w:rPr>
+        <w:t>output</w:t>
+      </w:r>
+      <w:r>
+        <w:rPr>
+          <w:b w:val="0"/>
+        </w:rPr>
+        <w:t xml:space="preserve"> when the second key is excluded.</w:t>
+      </w:r>
+    </w:p>
+    <w:p>
+      <w:pPr>
+        <w:pStyle w:val="Heading3"/>
+      </w:pPr>
+      <w:r>
+        <w:t>Reasoning to listen for</w:t>
+      </w:r>
+    </w:p>
+    <w:p>
+      <w:pPr>
+        <w:spacing w:line="336" w:lineRule="auto" w:after="180"/>
+        <w:shd w:fill="F1F6FC"/>
+      </w:pPr>
+      <w:r>
+        <w:rPr>
+          <w:b w:val="0"/>
+        </w:rPr>
+        <w:t xml:space="preserve">Teacher check: Teacher explanation: Full </w:t>
+      </w:r>
+      <w:r>
+        <w:rPr>
+          <w:b/>
+        </w:rPr>
+        <w:t>output</w:t>
+      </w:r>
+      <w:r>
+        <w:rPr>
+          <w:b w:val="0"/>
+        </w:rPr>
+        <w:t xml:space="preserve"> 5; with B excluded, weight A=1 and </w:t>
+      </w:r>
+      <w:r>
+        <w:rPr>
+          <w:b/>
+        </w:rPr>
+        <w:t>output</w:t>
+      </w:r>
+      <w:r>
+        <w:rPr>
+          <w:b w:val="0"/>
+        </w:rPr>
+        <w:t xml:space="preserve"> 2.</w:t>
+      </w:r>
+    </w:p>
+    <w:p>
+      <w:pPr>
+        <w:spacing w:line="336" w:lineRule="auto" w:after="180"/>
+      </w:pPr>
+      <w:r>
+        <w:rPr>
+          <w:b w:val="0"/>
+        </w:rPr>
+        <w:t>Individual check: For A small attention calculation, use its worked case to evaluate this proposed explanation: “</w:t>
+      </w:r>
+      <w:r>
+        <w:rPr>
+          <w:b/>
+        </w:rPr>
+        <w:t>Score</w:t>
+      </w:r>
+      <w:r>
+        <w:rPr>
+          <w:b w:val="0"/>
+        </w:rPr>
+        <w:t>s already are probabilities”. Explain the deciding step.</w:t>
+      </w:r>
+    </w:p>
+    <w:p>
+      <w:pPr>
+        <w:pStyle w:val="Heading3"/>
+      </w:pPr>
+      <w:r>
+        <w:t>Expected repair</w:t>
+      </w:r>
+    </w:p>
+    <w:p>
+      <w:pPr>
+        <w:spacing w:line="336" w:lineRule="auto" w:after="180"/>
+        <w:shd w:fill="F1F6FC"/>
+      </w:pPr>
+      <w:r>
+        <w:rPr>
+          <w:b w:val="0"/>
+        </w:rPr>
+        <w:t xml:space="preserve">Expected correction: </w:t>
+      </w:r>
+      <w:r>
+        <w:rPr>
+          <w:b/>
+        </w:rPr>
+        <w:t>Score</w:t>
+      </w:r>
+      <w:r>
+        <w:rPr>
+          <w:b w:val="0"/>
+        </w:rPr>
+        <w:t xml:space="preserve">s may be negative or fail to sum to one; </w:t>
+      </w:r>
+      <w:r>
+        <w:rPr>
+          <w:b/>
+        </w:rPr>
+        <w:t>softmax</w:t>
+      </w:r>
+      <w:r>
+        <w:rPr>
+          <w:b w:val="0"/>
+        </w:rPr>
+        <w:t xml:space="preserve"> supplies normalised nonnegative weights.</w:t>
+      </w:r>
+    </w:p>
+    <w:p>
+      <w:pPr>
+        <w:spacing w:line="336" w:lineRule="auto" w:after="180"/>
+      </w:pPr>
+      <w:r>
+        <w:rPr>
+          <w:b w:val="0"/>
+        </w:rPr>
         <w:t>Apply the same support, independent transfer and delayed-review decisions to the named connected-topic workbook tasks.</w:t>
       </w:r>
     </w:p>
@@ -1851,7 +3741,14 @@
       </w:r>
     </w:p>
     <w:p>
-      <w:r>
+      <w:pPr>
+        <w:spacing w:line="336" w:lineRule="auto" w:after="180"/>
+        <w:shd w:fill="F5F1FB"/>
+      </w:pPr>
+      <w:r>
+        <w:rPr>
+          <w:b w:val="0"/>
+        </w:rPr>
         <w:t>Does T=0.5 make B impossible, and does choosing A guarantee factual accuracy?</w:t>
       </w:r>
     </w:p>
@@ -1864,18 +3761,72 @@
       </w:r>
     </w:p>
     <w:p>
-      <w:r>
+      <w:pPr>
+        <w:spacing w:line="336" w:lineRule="auto" w:after="180"/>
+      </w:pPr>
+      <w:r>
+        <w:rPr>
+          <w:b w:val="0"/>
+        </w:rPr>
         <w:t>No. B still has probability 1/17, and the table supplies no truth labels for either token.</w:t>
       </w:r>
     </w:p>
     <w:p>
-      <w:r>
-        <w:t>Changed-case reasoning: Both temperatures select B. 0.97 exceeds both A boundaries, 0.8 and approximately 0.9412.</w:t>
-      </w:r>
-    </w:p>
-    <w:p>
-      <w:r>
-        <w:t>Collect each learner’s explanation before discussion. Use the first missing connection between input, deciding step and result to choose support. This question is worked-case practice, not fresh mastery evidence.</w:t>
+      <w:pPr>
+        <w:spacing w:line="336" w:lineRule="auto" w:after="180"/>
+      </w:pPr>
+      <w:r>
+        <w:rPr>
+          <w:b w:val="0"/>
+        </w:rPr>
+        <w:t xml:space="preserve">Changed-case reasoning: Both </w:t>
+      </w:r>
+      <w:r>
+        <w:rPr>
+          <w:b/>
+        </w:rPr>
+        <w:t>temperature</w:t>
+      </w:r>
+      <w:r>
+        <w:rPr>
+          <w:b w:val="0"/>
+        </w:rPr>
+        <w:t>s select B. 0.97 exceeds both A boundaries, 0.8 and approximately 0.9412.</w:t>
+      </w:r>
+    </w:p>
+    <w:p>
+      <w:pPr>
+        <w:spacing w:line="336" w:lineRule="auto" w:after="180"/>
+      </w:pPr>
+      <w:r>
+        <w:rPr>
+          <w:b w:val="0"/>
+        </w:rPr>
+        <w:t xml:space="preserve">Collect each learner’s explanation before discussion. Use the first missing connection between </w:t>
+      </w:r>
+      <w:r>
+        <w:rPr>
+          <w:b/>
+        </w:rPr>
+        <w:t>input</w:t>
+      </w:r>
+      <w:r>
+        <w:rPr>
+          <w:b w:val="0"/>
+        </w:rPr>
+        <w:t xml:space="preserve">, deciding step and result to choose support. This question is worked-case practice, not fresh mastery </w:t>
+      </w:r>
+      <w:r>
+        <w:rPr>
+          <w:b/>
+        </w:rPr>
+        <w:t>evidence</w:t>
+      </w:r>
+      <w:r>
+        <w:rPr>
+          <w:b w:val="0"/>
+        </w:rPr>
+        <w:t>.</w:t>
       </w:r>
     </w:p>
     <w:p>
@@ -1887,54 +3838,117 @@
       </w:r>
     </w:p>
     <w:p>
+      <w:r>
+        <w:t>Run the Sampling and Variability investigation and use the first unsupported step to choose a teaching response.</w:t>
+      </w:r>
+    </w:p>
+    <w:p>
+      <w:pPr>
+        <w:spacing w:line="336" w:lineRule="auto" w:after="180"/>
+      </w:pPr>
+      <w:r>
+        <w:rPr>
+          <w:b w:val="0"/>
+        </w:rPr>
+        <w:t>Words You Can Use to Reason</w:t>
+      </w:r>
+    </w:p>
+    <w:p>
+      <w:pPr>
+        <w:spacing w:line="336" w:lineRule="auto" w:after="180"/>
+      </w:pPr>
+      <w:r>
+        <w:rPr>
+          <w:b w:val="0"/>
+        </w:rPr>
+        <w:t>A definition matters when you can recognize the idea, use it, and contrast it with a near-miss.</w:t>
+      </w:r>
+    </w:p>
+    <w:p>
+      <w:pPr>
+        <w:spacing w:line="336" w:lineRule="auto" w:after="180"/>
+      </w:pPr>
+      <w:r>
+        <w:rPr>
+          <w:b w:val="0"/>
+        </w:rPr>
+        <w:t>Predict → Test → Record → Explain</w:t>
+      </w:r>
+    </w:p>
+    <w:p>
+      <w:pPr>
+        <w:spacing w:line="336" w:lineRule="auto" w:after="180"/>
+      </w:pPr>
+      <w:r>
+        <w:rPr>
+          <w:b w:val="0"/>
+        </w:rPr>
+        <w:t>Keep expected and actual results separate. Surprises are useful data when recorded honestly.</w:t>
+      </w:r>
+    </w:p>
+    <w:p>
+      <w:pPr>
+        <w:spacing w:line="336" w:lineRule="auto" w:after="180"/>
+      </w:pPr>
+      <w:r>
+        <w:rPr>
+          <w:b w:val="0"/>
+        </w:rPr>
+        <w:t xml:space="preserve">Run each setting five times on one fixed prompt, </w:t>
+      </w:r>
+      <w:r>
+        <w:rPr>
+          <w:b/>
+        </w:rPr>
+        <w:t>score</w:t>
+      </w:r>
+      <w:r>
+        <w:rPr>
+          <w:b w:val="0"/>
+        </w:rPr>
+        <w:t xml:space="preserve"> consistency, usefulness, and unsupported detail, then justify a task-specific choice.</w:t>
+      </w:r>
+    </w:p>
+    <w:p>
+      <w:pPr>
+        <w:spacing w:line="336" w:lineRule="auto" w:after="180"/>
+        <w:shd w:fill="F5F1FB"/>
+      </w:pPr>
+      <w:r>
+        <w:rPr>
+          <w:b w:val="0"/>
+        </w:rPr>
+        <w:t>What did the hardest test teach you that the normal test did not?</w:t>
+      </w:r>
+    </w:p>
+    <w:p>
       <w:pPr>
         <w:pStyle w:val="Heading3"/>
       </w:pPr>
       <w:r>
-        <w:t>Run the weekly evidence lab</w:t>
-      </w:r>
-    </w:p>
-    <w:p>
-      <w:r>
-        <w:t>Words You Can Use to Reason</w:t>
-      </w:r>
-    </w:p>
-    <w:p>
-      <w:r>
-        <w:t>A definition matters when you can recognize the idea, use it, and contrast it with a near-miss.</w:t>
-      </w:r>
-    </w:p>
-    <w:p>
-      <w:r>
-        <w:t>Predict → Test → Record → Explain</w:t>
-      </w:r>
-    </w:p>
-    <w:p>
-      <w:r>
-        <w:t>Keep expected and actual results separate. Surprises are useful data when recorded honestly.</w:t>
-      </w:r>
-    </w:p>
-    <w:p>
-      <w:r>
-        <w:t>Run each setting five times on one fixed prompt, score consistency, usefulness, and unsupported detail, then justify a task-specific choice.</w:t>
-      </w:r>
-    </w:p>
-    <w:p>
-      <w:r>
-        <w:t>What did the hardest test teach you that the normal test did not?</w:t>
-      </w:r>
-    </w:p>
-    <w:p>
-      <w:pPr>
-        <w:pStyle w:val="Heading3"/>
-      </w:pPr>
-      <w:r>
         <w:t>Make the lab runnable</w:t>
       </w:r>
     </w:p>
     <w:p>
-      <w:r>
-        <w:t>Use the concrete case as the shared normal case and the independent question as a second case. Each pair creates a boundary or missing-information case and predicts its result before testing. Keep the expected result separate from an observed mistake.</w:t>
+      <w:pPr>
+        <w:spacing w:line="336" w:lineRule="auto" w:after="180"/>
+      </w:pPr>
+      <w:r>
+        <w:rPr>
+          <w:b w:val="0"/>
+        </w:rPr>
+        <w:t>Use the concrete case as the shared normal case and the independent question as a second case. Each pair creates a boundary or missing-information case and predicts its result before testing.</w:t>
+      </w:r>
+    </w:p>
+    <w:p>
+      <w:pPr>
+        <w:spacing w:line="336" w:lineRule="auto" w:after="180"/>
+      </w:pPr>
+      <w:r>
+        <w:rPr>
+          <w:b w:val="0"/>
+        </w:rPr>
+        <w:t>Keep the expected result separate from an observed mistake.</w:t>
       </w:r>
     </w:p>
     <w:tbl>
@@ -2092,8 +4106,25 @@
       </w:r>
     </w:p>
     <w:p>
-      <w:r>
-        <w:t>For guessing, return to given facts and request a trace. For vocabulary without application, use one example and one non-example. For arithmetic errors, check the setup before the calculation. Finish with a different uncoached case before recording mastery.</w:t>
+      <w:pPr>
+        <w:spacing w:line="336" w:lineRule="auto" w:after="180"/>
+      </w:pPr>
+      <w:r>
+        <w:rPr>
+          <w:b w:val="0"/>
+        </w:rPr>
+        <w:t>For guessing, return to given facts and request a trace. For vocabulary without application, use one example and one non-example. For arithmetic errors, check the setup before the calculation.</w:t>
+      </w:r>
+    </w:p>
+    <w:p>
+      <w:pPr>
+        <w:spacing w:line="336" w:lineRule="auto" w:after="180"/>
+      </w:pPr>
+      <w:r>
+        <w:rPr>
+          <w:b w:val="0"/>
+        </w:rPr>
+        <w:t>Finish with a different uncoached case before recording mastery.</w:t>
       </w:r>
     </w:p>
     <w:p>
@@ -2105,18 +4136,66 @@
       </w:r>
     </w:p>
     <w:p>
-      <w:r>
-        <w:t>Sampling means equal chances: Intervals have widths equal to the probabilities; unequal widths give unequal chances.</w:t>
-      </w:r>
-    </w:p>
-    <w:p>
-      <w:r>
+      <w:pPr>
+        <w:spacing w:line="336" w:lineRule="auto" w:after="180"/>
+      </w:pPr>
+      <w:r>
+        <w:rPr>
+          <w:b/>
+        </w:rPr>
+        <w:t>Sampling</w:t>
+      </w:r>
+      <w:r>
+        <w:rPr>
+          <w:b w:val="0"/>
+        </w:rPr>
+        <w:t xml:space="preserve"> means equal chances: Intervals have widths equal to the probabilities; unequal widths give unequal chances.</w:t>
+      </w:r>
+    </w:p>
+    <w:p>
+      <w:pPr>
+        <w:spacing w:line="336" w:lineRule="auto" w:after="180"/>
+      </w:pPr>
+      <w:r>
+        <w:rPr>
+          <w:b w:val="0"/>
+        </w:rPr>
         <w:t>T=0 can be inserted into p^(1/T): The formula requires T&gt;0; greedy is a separate policy.</w:t>
       </w:r>
     </w:p>
     <w:p>
-      <w:r>
-        <w:t>Lower temperature verifies claims: A probability transformation does not add factual evidence.</w:t>
+      <w:pPr>
+        <w:spacing w:line="336" w:lineRule="auto" w:after="180"/>
+      </w:pPr>
+      <w:r>
+        <w:rPr>
+          <w:b w:val="0"/>
+        </w:rPr>
+        <w:t xml:space="preserve">Lower </w:t>
+      </w:r>
+      <w:r>
+        <w:rPr>
+          <w:b/>
+        </w:rPr>
+        <w:t>temperature</w:t>
+      </w:r>
+      <w:r>
+        <w:rPr>
+          <w:b w:val="0"/>
+        </w:rPr>
+        <w:t xml:space="preserve"> verifies claims: A probability transformation does not add factual </w:t>
+      </w:r>
+      <w:r>
+        <w:rPr>
+          <w:b/>
+        </w:rPr>
+        <w:t>evidence</w:t>
+      </w:r>
+      <w:r>
+        <w:rPr>
+          <w:b w:val="0"/>
+        </w:rPr>
+        <w:t>.</w:t>
       </w:r>
     </w:p>
     <w:p>
@@ -2128,18 +4207,90 @@
       </w:r>
     </w:p>
     <w:p>
-      <w:r>
-        <w:t>Scores already are probabilities: Scores may be negative or fail to sum to one; softmax supplies normalised nonnegative weights.</w:t>
-      </w:r>
-    </w:p>
-    <w:p>
-      <w:r>
-        <w:t>Value width must equal key width: Values share a common output width, which can differ from query/key width.</w:t>
-      </w:r>
-    </w:p>
-    <w:p>
-      <w:r>
-        <w:t>Zero output means no source contributed: Nonzero weighted contributions may cancel.</w:t>
+      <w:pPr>
+        <w:spacing w:line="336" w:lineRule="auto" w:after="180"/>
+      </w:pPr>
+      <w:r>
+        <w:rPr>
+          <w:b/>
+        </w:rPr>
+        <w:t>Score</w:t>
+      </w:r>
+      <w:r>
+        <w:rPr>
+          <w:b w:val="0"/>
+        </w:rPr>
+        <w:t xml:space="preserve">s already are probabilities: </w:t>
+      </w:r>
+      <w:r>
+        <w:rPr>
+          <w:b/>
+        </w:rPr>
+        <w:t>Score</w:t>
+      </w:r>
+      <w:r>
+        <w:rPr>
+          <w:b w:val="0"/>
+        </w:rPr>
+        <w:t xml:space="preserve">s may be negative or fail to sum to one; </w:t>
+      </w:r>
+      <w:r>
+        <w:rPr>
+          <w:b/>
+        </w:rPr>
+        <w:t>softmax</w:t>
+      </w:r>
+      <w:r>
+        <w:rPr>
+          <w:b w:val="0"/>
+        </w:rPr>
+        <w:t xml:space="preserve"> supplies normalised nonnegative weights.</w:t>
+      </w:r>
+    </w:p>
+    <w:p>
+      <w:pPr>
+        <w:spacing w:line="336" w:lineRule="auto" w:after="180"/>
+      </w:pPr>
+      <w:r>
+        <w:rPr>
+          <w:b w:val="0"/>
+        </w:rPr>
+        <w:t xml:space="preserve">Value width must equal key width: Values share a common </w:t>
+      </w:r>
+      <w:r>
+        <w:rPr>
+          <w:b/>
+        </w:rPr>
+        <w:t>output</w:t>
+      </w:r>
+      <w:r>
+        <w:rPr>
+          <w:b w:val="0"/>
+        </w:rPr>
+        <w:t xml:space="preserve"> width, which can differ from query/key width.</w:t>
+      </w:r>
+    </w:p>
+    <w:p>
+      <w:pPr>
+        <w:spacing w:line="336" w:lineRule="auto" w:after="180"/>
+      </w:pPr>
+      <w:r>
+        <w:rPr>
+          <w:b w:val="0"/>
+        </w:rPr>
+        <w:t xml:space="preserve">Zero </w:t>
+      </w:r>
+      <w:r>
+        <w:rPr>
+          <w:b/>
+        </w:rPr>
+        <w:t>output</w:t>
+      </w:r>
+      <w:r>
+        <w:rPr>
+          <w:b w:val="0"/>
+        </w:rPr>
+        <w:t xml:space="preserve"> means no source contributed: Nonzero weighted contributions may cancel.</w:t>
       </w:r>
     </w:p>
     <w:p>
@@ -2297,8 +4448,25 @@
       </w:tr>
     </w:tbl>
     <w:p>
-      <w:r>
-        <w:t>Offer an oral explanation, drawing, enlarged visual or fewer examples when that removes a reading/writing barrier. Keep the same reasoning goal. Stretch secure learners by changing a boundary or assumption and asking them to defend the effect, not simply by assigning more of the same questions.</w:t>
+      <w:pPr>
+        <w:spacing w:line="336" w:lineRule="auto" w:after="180"/>
+      </w:pPr>
+      <w:r>
+        <w:rPr>
+          <w:b w:val="0"/>
+        </w:rPr>
+        <w:t>Offer an oral explanation, drawing, enlarged visual or fewer examples when that removes a reading/writing barrier. Keep the same reasoning goal.</w:t>
+      </w:r>
+    </w:p>
+    <w:p>
+      <w:pPr>
+        <w:spacing w:line="336" w:lineRule="auto" w:after="180"/>
+      </w:pPr>
+      <w:r>
+        <w:rPr>
+          <w:b w:val="0"/>
+        </w:rPr>
+        <w:t>Stretch secure learners by changing a boundary or assumption and asking them to defend the effect, not simply by assigning more of the same questions.</w:t>
       </w:r>
     </w:p>
     <w:p>
@@ -2310,11 +4478,16 @@
       </w:r>
     </w:p>
     <w:p>
+      <w:r>
+        <w:t>Use the Sampling and Variability questions, teacher keys and criteria after the relevant attempts. Previously discussed cases are practice; protect the separately selected independent task.</w:t>
+      </w:r>
+    </w:p>
+    <w:p>
       <w:pPr>
         <w:pStyle w:val="Heading3"/>
       </w:pPr>
       <w:r>
-        <w:t>Assess and explain the answers</w:t>
+        <w:t>Worked case answer</w:t>
       </w:r>
     </w:p>
     <w:p>
@@ -2322,12 +4495,55 @@
         <w:pStyle w:val="Heading3"/>
       </w:pPr>
       <w:r>
-        <w:t>Worked case answer</w:t>
-      </w:r>
-    </w:p>
-    <w:p>
-      <w:r>
-        <w:t>No. Sampling can vary outputs. Score correctness, relevance and format over repeated trials; consistency differs from quality.</w:t>
+        <w:t>Teacher key · Worked case answer</w:t>
+      </w:r>
+    </w:p>
+    <w:p>
+      <w:pPr>
+        <w:spacing w:line="336" w:lineRule="auto" w:after="180"/>
+        <w:shd w:fill="F1F6FC"/>
+      </w:pPr>
+      <w:r>
+        <w:rPr>
+          <w:b w:val="0"/>
+        </w:rPr>
+        <w:t xml:space="preserve">No. </w:t>
+      </w:r>
+      <w:r>
+        <w:rPr>
+          <w:b/>
+        </w:rPr>
+        <w:t>Sampling</w:t>
+      </w:r>
+      <w:r>
+        <w:rPr>
+          <w:b w:val="0"/>
+        </w:rPr>
+        <w:t xml:space="preserve"> can vary </w:t>
+      </w:r>
+      <w:r>
+        <w:rPr>
+          <w:b/>
+        </w:rPr>
+        <w:t>output</w:t>
+      </w:r>
+      <w:r>
+        <w:rPr>
+          <w:b w:val="0"/>
+        </w:rPr>
+        <w:t xml:space="preserve">s. </w:t>
+      </w:r>
+      <w:r>
+        <w:rPr>
+          <w:b/>
+        </w:rPr>
+        <w:t>Score</w:t>
+      </w:r>
+      <w:r>
+        <w:rPr>
+          <w:b w:val="0"/>
+        </w:rPr>
+        <w:t xml:space="preserve"> correctness, relevance and format over repeated trials; consistency differs from quality.</w:t>
       </w:r>
     </w:p>
     <w:p>
@@ -2339,7 +4555,22 @@
       </w:r>
     </w:p>
     <w:p>
-      <w:r>
+      <w:pPr>
+        <w:pStyle w:val="Heading3"/>
+      </w:pPr>
+      <w:r>
+        <w:t>Independent question · withhold the key</w:t>
+      </w:r>
+    </w:p>
+    <w:p>
+      <w:pPr>
+        <w:spacing w:line="336" w:lineRule="auto" w:after="180"/>
+        <w:shd w:fill="F5F1FB"/>
+      </w:pPr>
+      <w:r>
+        <w:rPr>
+          <w:b w:val="0"/>
+        </w:rPr>
         <w:t>Prompt A is run three times and returns three different stories. Does this alone prove the prompt changed? Describe a fair comparison of two prompts.</w:t>
       </w:r>
     </w:p>
@@ -2352,8 +4583,29 @@
       </w:r>
     </w:p>
     <w:p>
-      <w:r>
-        <w:t>Sampling can produce variation with an unchanged prompt. Run both prompts on the same tasks, record settings, repeat trials and judge with the same rubric.</w:t>
+      <w:pPr>
+        <w:pStyle w:val="Heading3"/>
+      </w:pPr>
+      <w:r>
+        <w:t>Teacher key · Expected independent answer</w:t>
+      </w:r>
+    </w:p>
+    <w:p>
+      <w:pPr>
+        <w:spacing w:line="336" w:lineRule="auto" w:after="180"/>
+        <w:shd w:fill="F1F6FC"/>
+      </w:pPr>
+      <w:r>
+        <w:rPr>
+          <w:b/>
+        </w:rPr>
+        <w:t>Sampling</w:t>
+      </w:r>
+      <w:r>
+        <w:rPr>
+          <w:b w:val="0"/>
+        </w:rPr>
+        <w:t xml:space="preserve"> can produce variation with an unchanged prompt. Run both prompts on the same tasks, record settings, repeat trials and judge with the same rubric.</w:t>
       </w:r>
     </w:p>
     <w:p>
@@ -2591,8 +4843,25 @@
       </w:tr>
     </w:tbl>
     <w:p>
-      <w:r>
-        <w:t>Use 6/8 as a classroom checkpoint, with 2 required for both Result and Reasoning. This is a proposed teaching rule, not a validated certification threshold. Do not count a coached answer as independent mastery; correct unsafe or unsupported claims regardless of total.</w:t>
+      <w:pPr>
+        <w:spacing w:line="336" w:lineRule="auto" w:after="180"/>
+      </w:pPr>
+      <w:r>
+        <w:rPr>
+          <w:b w:val="0"/>
+        </w:rPr>
+        <w:t>Use 6/8 as a classroom checkpoint, with 2 required for both Result and Reasoning. This is a proposed teaching rule, not a validated certification threshold.</w:t>
+      </w:r>
+    </w:p>
+    <w:p>
+      <w:pPr>
+        <w:spacing w:line="336" w:lineRule="auto" w:after="180"/>
+      </w:pPr>
+      <w:r>
+        <w:rPr>
+          <w:b w:val="0"/>
+        </w:rPr>
+        <w:t>Do not count a coached answer as independent mastery; correct unsafe or unsupported claims regardless of total.</w:t>
       </w:r>
     </w:p>
     <w:p>
@@ -2604,8 +4873,38 @@
       </w:r>
     </w:p>
     <w:p>
-      <w:r>
-        <w:t>Ask the learner to find the evidence that challenges this claim: “Any difference between outputs proves a difference between prompts.” Keep the first attempt and an uncoached retry separate.</w:t>
+      <w:pPr>
+        <w:spacing w:line="336" w:lineRule="auto" w:after="180"/>
+      </w:pPr>
+      <w:r>
+        <w:rPr>
+          <w:b w:val="0"/>
+        </w:rPr>
+        <w:t xml:space="preserve">Ask the learner to find the </w:t>
+      </w:r>
+      <w:r>
+        <w:rPr>
+          <w:b/>
+        </w:rPr>
+        <w:t>evidence</w:t>
+      </w:r>
+      <w:r>
+        <w:rPr>
+          <w:b w:val="0"/>
+        </w:rPr>
+        <w:t xml:space="preserve"> that challenges this claim: “Any difference between </w:t>
+      </w:r>
+      <w:r>
+        <w:rPr>
+          <w:b/>
+        </w:rPr>
+        <w:t>output</w:t>
+      </w:r>
+      <w:r>
+        <w:rPr>
+          <w:b w:val="0"/>
+        </w:rPr>
+        <w:t>s proves a difference between prompts.” Keep the first attempt and an uncoached retry separate.</w:t>
       </w:r>
     </w:p>
     <w:p>
@@ -2617,15 +4916,54 @@
       </w:r>
     </w:p>
     <w:p>
-      <w:r>
-        <w:t>A is consistent but 0/3 correct; B is less consistent but 2/3 correct on these trials. Repeat on predefined varied cases and keep conditions fixed. Identical output is not evidence of quality.</w:t>
-      </w:r>
-    </w:p>
-    <w:p>
       <w:pPr>
         <w:pStyle w:val="Heading3"/>
       </w:pPr>
       <w:r>
+        <w:t>Teacher key · Original transfer answer</w:t>
+      </w:r>
+    </w:p>
+    <w:p>
+      <w:pPr>
+        <w:spacing w:line="336" w:lineRule="auto" w:after="180"/>
+        <w:shd w:fill="F1F6FC"/>
+      </w:pPr>
+      <w:r>
+        <w:rPr>
+          <w:b w:val="0"/>
+        </w:rPr>
+        <w:t xml:space="preserve">A is consistent but 0/3 correct; B is less consistent but 2/3 correct on these trials. Repeat on predefined varied cases and keep conditions fixed. Identical </w:t>
+      </w:r>
+      <w:r>
+        <w:rPr>
+          <w:b/>
+        </w:rPr>
+        <w:t>output</w:t>
+      </w:r>
+      <w:r>
+        <w:rPr>
+          <w:b w:val="0"/>
+        </w:rPr>
+        <w:t xml:space="preserve"> is not </w:t>
+      </w:r>
+      <w:r>
+        <w:rPr>
+          <w:b/>
+        </w:rPr>
+        <w:t>evidence</w:t>
+      </w:r>
+      <w:r>
+        <w:rPr>
+          <w:b w:val="0"/>
+        </w:rPr>
+        <w:t xml:space="preserve"> of quality.</w:t>
+      </w:r>
+    </w:p>
+    <w:p>
+      <w:pPr>
+        <w:pStyle w:val="Heading3"/>
+      </w:pPr>
+      <w:r>
         <w:t>Explanations for the additional workbook examples</w:t>
       </w:r>
     </w:p>
@@ -2638,113 +4976,454 @@
       </w:r>
     </w:p>
     <w:p>
-      <w:r>
+      <w:pPr>
+        <w:pStyle w:val="Heading3"/>
+      </w:pPr>
+      <w:r>
+        <w:t>Workbook question · W1</w:t>
+      </w:r>
+    </w:p>
+    <w:p>
+      <w:pPr>
+        <w:spacing w:line="336" w:lineRule="auto" w:after="180"/>
+        <w:shd w:fill="F5F1FB"/>
+      </w:pPr>
+      <w:r>
+        <w:rPr>
+          <w:b w:val="0"/>
+        </w:rPr>
         <w:t>At T=1 select tokens for u=0,0.6,0.9 and 0.999. Explain the handling of u=1.</w:t>
       </w:r>
     </w:p>
     <w:p>
-      <w:r>
-        <w:t>Teacher explanation: Selections red,blue,green,green. The draw 1 violates the half-open [0,1) input contract and must be rejected.</w:t>
-      </w:r>
-    </w:p>
-    <w:p>
       <w:pPr>
         <w:pStyle w:val="Heading3"/>
       </w:pPr>
       <w:r>
+        <w:t>Teacher reasoning · W1</w:t>
+      </w:r>
+    </w:p>
+    <w:p>
+      <w:pPr>
+        <w:spacing w:line="336" w:lineRule="auto" w:after="180"/>
+        <w:shd w:fill="F1F6FC"/>
+      </w:pPr>
+      <w:r>
+        <w:rPr>
+          <w:b w:val="0"/>
+        </w:rPr>
+        <w:t xml:space="preserve">Teacher explanation: Selections red,blue,green,green. The draw 1 violates the half-open [0,1) </w:t>
+      </w:r>
+      <w:r>
+        <w:rPr>
+          <w:b/>
+        </w:rPr>
+        <w:t>input</w:t>
+      </w:r>
+      <w:r>
+        <w:rPr>
+          <w:b w:val="0"/>
+        </w:rPr>
+        <w:t xml:space="preserve"> contract and must be rejected.</w:t>
+      </w:r>
+    </w:p>
+    <w:p>
+      <w:pPr>
+        <w:pStyle w:val="Heading3"/>
+      </w:pPr>
+      <w:r>
         <w:t>W2 Compute the adjusted table</w:t>
       </w:r>
     </w:p>
     <w:p>
-      <w:r>
+      <w:pPr>
+        <w:pStyle w:val="Heading3"/>
+      </w:pPr>
+      <w:r>
+        <w:t>Workbook question · W2</w:t>
+      </w:r>
+    </w:p>
+    <w:p>
+      <w:pPr>
+        <w:spacing w:line="336" w:lineRule="auto" w:after="180"/>
+        <w:shd w:fill="F5F1FB"/>
+      </w:pPr>
+      <w:r>
+        <w:rPr>
+          <w:b w:val="0"/>
+        </w:rPr>
         <w:t>At T=0.5 compute squared weights, total and normalised probabilities. Check the sum.</w:t>
       </w:r>
     </w:p>
     <w:p>
-      <w:r>
+      <w:pPr>
+        <w:pStyle w:val="Heading3"/>
+      </w:pPr>
+      <w:r>
+        <w:t>Teacher reasoning · W2</w:t>
+      </w:r>
+    </w:p>
+    <w:p>
+      <w:pPr>
+        <w:spacing w:line="336" w:lineRule="auto" w:after="180"/>
+        <w:shd w:fill="F1F6FC"/>
+      </w:pPr>
+      <w:r>
+        <w:rPr>
+          <w:b w:val="0"/>
+        </w:rPr>
         <w:t>Teacher explanation: Weights 0.36,0.09,0.01 sum 0.46. Probabilities 18/23,9/46,1/46 sum 1.</w:t>
       </w:r>
     </w:p>
     <w:p>
-      <w:r>
-        <w:t>Under the lesson’s supplied temperature procedure, T=0.5 means exponent 1/T=2. Square the weights to obtain 0.36, 0.09 and 0.01; their total is 0.46. Divide each by 0.46 to obtain 18/23, 9/46 and 1/46. Converting 18/23 to 36/46 shows that the sum is (36+9+1)/46 = 1.</w:t>
-      </w:r>
-    </w:p>
-    <w:p>
       <w:pPr>
         <w:pStyle w:val="Heading3"/>
       </w:pPr>
       <w:r>
+        <w:t>Teacher reasoning · W2</w:t>
+      </w:r>
+    </w:p>
+    <w:p>
+      <w:pPr>
+        <w:spacing w:line="336" w:lineRule="auto" w:after="180"/>
+        <w:shd w:fill="F1F6FC"/>
+      </w:pPr>
+      <w:r>
+        <w:rPr>
+          <w:b w:val="0"/>
+        </w:rPr>
+        <w:t xml:space="preserve">Under the lesson’s supplied </w:t>
+      </w:r>
+      <w:r>
+        <w:rPr>
+          <w:b/>
+        </w:rPr>
+        <w:t>temperature</w:t>
+      </w:r>
+      <w:r>
+        <w:rPr>
+          <w:b w:val="0"/>
+        </w:rPr>
+        <w:t xml:space="preserve"> procedure, T=0.5 means exponent 1/T=2. Square the weights to obtain 0.36, 0.09 and 0.01; their total is 0.46. Divide each by 0.46 to obtain 18/23, 9/46 and 1/46.</w:t>
+      </w:r>
+    </w:p>
+    <w:p>
+      <w:pPr>
+        <w:spacing w:line="336" w:lineRule="auto" w:after="180"/>
+        <w:shd w:fill="F1F6FC"/>
+      </w:pPr>
+      <w:r>
+        <w:rPr>
+          <w:b w:val="0"/>
+        </w:rPr>
+        <w:t>Converting 18/23 to 36/46 shows that the sum is (36+9+1)/46 = 1.</w:t>
+      </w:r>
+    </w:p>
+    <w:p>
+      <w:pPr>
+        <w:pStyle w:val="Heading3"/>
+      </w:pPr>
+      <w:r>
         <w:t>W3 Compare a fixed draw</w:t>
       </w:r>
     </w:p>
     <w:p>
-      <w:r>
-        <w:t>Trace u=0.7 at T=1 and T=0.5. Does the different output demonstrate improved factual accuracy?</w:t>
-      </w:r>
-    </w:p>
-    <w:p>
-      <w:r>
-        <w:t>Teacher explanation: T=1 selects blue; T=0.5 selects red. This follows changed intervals and supplies no factual correctness evidence.</w:t>
-      </w:r>
-    </w:p>
-    <w:p>
       <w:pPr>
         <w:pStyle w:val="Heading3"/>
       </w:pPr>
       <w:r>
+        <w:t>Workbook question · W3</w:t>
+      </w:r>
+    </w:p>
+    <w:p>
+      <w:pPr>
+        <w:spacing w:line="336" w:lineRule="auto" w:after="180"/>
+        <w:shd w:fill="F5F1FB"/>
+      </w:pPr>
+      <w:r>
+        <w:rPr>
+          <w:b w:val="0"/>
+        </w:rPr>
+        <w:t xml:space="preserve">Trace u=0.7 at T=1 and T=0.5. Does the different </w:t>
+      </w:r>
+      <w:r>
+        <w:rPr>
+          <w:b/>
+        </w:rPr>
+        <w:t>output</w:t>
+      </w:r>
+      <w:r>
+        <w:rPr>
+          <w:b w:val="0"/>
+        </w:rPr>
+        <w:t xml:space="preserve"> demonstrate improved factual accuracy?</w:t>
+      </w:r>
+    </w:p>
+    <w:p>
+      <w:pPr>
+        <w:pStyle w:val="Heading3"/>
+      </w:pPr>
+      <w:r>
+        <w:t>Teacher reasoning · W3</w:t>
+      </w:r>
+    </w:p>
+    <w:p>
+      <w:pPr>
+        <w:spacing w:line="336" w:lineRule="auto" w:after="180"/>
+        <w:shd w:fill="F1F6FC"/>
+      </w:pPr>
+      <w:r>
+        <w:rPr>
+          <w:b w:val="0"/>
+        </w:rPr>
+        <w:t xml:space="preserve">Teacher explanation: T=1 selects blue; T=0.5 selects red. This follows changed intervals and supplies no factual correctness </w:t>
+      </w:r>
+      <w:r>
+        <w:rPr>
+          <w:b/>
+        </w:rPr>
+        <w:t>evidence</w:t>
+      </w:r>
+      <w:r>
+        <w:rPr>
+          <w:b w:val="0"/>
+        </w:rPr>
+        <w:t>.</w:t>
+      </w:r>
+    </w:p>
+    <w:p>
+      <w:pPr>
+        <w:pStyle w:val="Heading3"/>
+      </w:pPr>
+      <w:r>
         <w:t>W4 Sample a new table independently</w:t>
       </w:r>
     </w:p>
     <w:p>
-      <w:r>
+      <w:pPr>
+        <w:pStyle w:val="Heading3"/>
+      </w:pPr>
+      <w:r>
+        <w:t>Workbook question · W4</w:t>
+      </w:r>
+    </w:p>
+    <w:p>
+      <w:pPr>
+        <w:spacing w:line="336" w:lineRule="auto" w:after="180"/>
+        <w:shd w:fill="F5F1FB"/>
+      </w:pPr>
+      <w:r>
+        <w:rPr>
+          <w:b w:val="0"/>
+        </w:rPr>
         <w:t>Probabilities A=0.5,B=0.3,C=0.2 in that order. Compute T=0.5 probabilities and cumulative boundaries. Trace u=0.5 and u=0.9 under T=1 and T=0.5. Explain the limit of the comparison.</w:t>
       </w:r>
     </w:p>
     <w:p>
-      <w:r>
-        <w:t>Teacher explanation: Squared weights 0.25,0.09,0.04 total 0.38. Probabilities 25/38,9/38,4/38; boundaries 25/38 and 34/38. T=1: 0.5 selects B,0.9 selects C. T=0.5: 0.5 selects A,0.9 selects C because 0.9 &gt; 34/38. The trace shows distribution effects, not factual accuracy.</w:t>
-      </w:r>
-    </w:p>
-    <w:p>
       <w:pPr>
         <w:pStyle w:val="Heading3"/>
       </w:pPr>
       <w:r>
+        <w:t>Teacher reasoning · W4</w:t>
+      </w:r>
+    </w:p>
+    <w:p>
+      <w:pPr>
+        <w:spacing w:line="336" w:lineRule="auto" w:after="180"/>
+        <w:shd w:fill="F1F6FC"/>
+      </w:pPr>
+      <w:r>
+        <w:rPr>
+          <w:b w:val="0"/>
+        </w:rPr>
+        <w:t>Teacher explanation: Squared weights 0.25,0.09,0.04 total 0.38. Probabilities 25/38,9/38,4/38; boundaries 25/38 and 34/38. T=1: 0.5 selects B,0.9 selects C. T=0.5: 0.5 selects A,0.9 selects C because 0.9 &gt; 34/38.</w:t>
+      </w:r>
+    </w:p>
+    <w:p>
+      <w:pPr>
+        <w:spacing w:line="336" w:lineRule="auto" w:after="180"/>
+        <w:shd w:fill="F1F6FC"/>
+      </w:pPr>
+      <w:r>
+        <w:rPr>
+          <w:b w:val="0"/>
+        </w:rPr>
+        <w:t>The trace shows distribution effects, not factual accuracy.</w:t>
+      </w:r>
+    </w:p>
+    <w:p>
+      <w:pPr>
+        <w:pStyle w:val="Heading3"/>
+      </w:pPr>
+      <w:r>
         <w:t>W5 Specify a valid experiment</w:t>
       </w:r>
     </w:p>
     <w:p>
-      <w:r>
-        <w:t>A student changes the prompt and model as well as temperature, then attributes a better answer to temperature. Propose a fair comparison and reject any unsupported universal claim.</w:t>
-      </w:r>
-    </w:p>
-    <w:p>
-      <w:r>
-        <w:t>Teacher explanation: Fix prefix/prompt, model/version, candidate distribution and sampling policy while varying temperature. Record draws and evaluate stated task criteria across cases. The mixed comparison cannot isolate temperature; even a controlled result cannot prove all future outputs correct.</w:t>
-      </w:r>
-    </w:p>
-    <w:p>
       <w:pPr>
         <w:pStyle w:val="Heading3"/>
       </w:pPr>
       <w:r>
+        <w:t>Workbook question · W5</w:t>
+      </w:r>
+    </w:p>
+    <w:p>
+      <w:pPr>
+        <w:spacing w:line="336" w:lineRule="auto" w:after="180"/>
+        <w:shd w:fill="F5F1FB"/>
+      </w:pPr>
+      <w:r>
+        <w:rPr>
+          <w:b w:val="0"/>
+        </w:rPr>
+        <w:t xml:space="preserve">A student changes the prompt and model as well as </w:t>
+      </w:r>
+      <w:r>
+        <w:rPr>
+          <w:b/>
+        </w:rPr>
+        <w:t>temperature</w:t>
+      </w:r>
+      <w:r>
+        <w:rPr>
+          <w:b w:val="0"/>
+        </w:rPr>
+        <w:t xml:space="preserve">, then attributes a better answer to </w:t>
+      </w:r>
+      <w:r>
+        <w:rPr>
+          <w:b/>
+        </w:rPr>
+        <w:t>temperature</w:t>
+      </w:r>
+      <w:r>
+        <w:rPr>
+          <w:b w:val="0"/>
+        </w:rPr>
+        <w:t>. Propose a fair comparison and reject any unsupported universal claim.</w:t>
+      </w:r>
+    </w:p>
+    <w:p>
+      <w:pPr>
+        <w:pStyle w:val="Heading3"/>
+      </w:pPr>
+      <w:r>
+        <w:t>Teacher reasoning · W5</w:t>
+      </w:r>
+    </w:p>
+    <w:p>
+      <w:pPr>
+        <w:spacing w:line="336" w:lineRule="auto" w:after="180"/>
+        <w:shd w:fill="F1F6FC"/>
+      </w:pPr>
+      <w:r>
+        <w:rPr>
+          <w:b w:val="0"/>
+        </w:rPr>
+        <w:t xml:space="preserve">Teacher explanation: Fix prefix/prompt, model/version, candidate distribution and </w:t>
+      </w:r>
+      <w:r>
+        <w:rPr>
+          <w:b/>
+        </w:rPr>
+        <w:t>sampling</w:t>
+      </w:r>
+      <w:r>
+        <w:rPr>
+          <w:b w:val="0"/>
+        </w:rPr>
+        <w:t xml:space="preserve"> policy while varying </w:t>
+      </w:r>
+      <w:r>
+        <w:rPr>
+          <w:b/>
+        </w:rPr>
+        <w:t>temperature</w:t>
+      </w:r>
+      <w:r>
+        <w:rPr>
+          <w:b w:val="0"/>
+        </w:rPr>
+        <w:t>. Record draws and evaluate stated task criteria across cases.</w:t>
+      </w:r>
+    </w:p>
+    <w:p>
+      <w:pPr>
+        <w:spacing w:line="336" w:lineRule="auto" w:after="180"/>
+        <w:shd w:fill="F1F6FC"/>
+      </w:pPr>
+      <w:r>
+        <w:rPr>
+          <w:b w:val="0"/>
+        </w:rPr>
+        <w:t xml:space="preserve">The mixed comparison cannot isolate </w:t>
+      </w:r>
+      <w:r>
+        <w:rPr>
+          <w:b/>
+        </w:rPr>
+        <w:t>temperature</w:t>
+      </w:r>
+      <w:r>
+        <w:rPr>
+          <w:b w:val="0"/>
+        </w:rPr>
+        <w:t xml:space="preserve">; even a controlled result cannot prove all future </w:t>
+      </w:r>
+      <w:r>
+        <w:rPr>
+          <w:b/>
+        </w:rPr>
+        <w:t>output</w:t>
+      </w:r>
+      <w:r>
+        <w:rPr>
+          <w:b w:val="0"/>
+        </w:rPr>
+        <w:t>s correct.</w:t>
+      </w:r>
+    </w:p>
+    <w:p>
+      <w:pPr>
+        <w:pStyle w:val="Heading3"/>
+      </w:pPr>
+      <w:r>
         <w:t>A small attention calculation — W1 Compute scores and weights</w:t>
       </w:r>
     </w:p>
     <w:p>
-      <w:r>
-        <w:t>For q=[1], keys [0],[ln(3)] and d=1, compute scores and softmax weights.</w:t>
-      </w:r>
-    </w:p>
-    <w:p>
-      <w:r>
-        <w:t>Teacher explanation: Scores 0,ln(3); exponential ratio 1:3 gives weights 1/4,3/4.</w:t>
-      </w:r>
-    </w:p>
-    <w:p>
-      <w:r>
-        <w:t>The dot products are 1*0=0 and 1*ln(3)=ln(3). Division by sqrt(d)=sqrt(1)=1 leaves them unchanged. Exponentiation gives 1 and 3, with total 4. Normalising gives weights 1/4 and 3/4. These are compatibility weights under the stated calculation, not truth scores.</w:t>
+      <w:pPr>
+        <w:spacing w:line="336" w:lineRule="auto" w:after="180"/>
+      </w:pPr>
+      <w:r>
+        <w:rPr>
+          <w:b w:val="0"/>
+        </w:rPr>
+        <w:t xml:space="preserve">For q=[1], keys [0],[ln(3)] and d=1, compute </w:t>
+      </w:r>
+      <w:r>
+        <w:rPr>
+          <w:b/>
+        </w:rPr>
+        <w:t>score</w:t>
+      </w:r>
+      <w:r>
+        <w:rPr>
+          <w:b w:val="0"/>
+        </w:rPr>
+        <w:t xml:space="preserve">s and </w:t>
+      </w:r>
+      <w:r>
+        <w:rPr>
+          <w:b/>
+        </w:rPr>
+        <w:t>softmax</w:t>
+      </w:r>
+      <w:r>
+        <w:rPr>
+          <w:b w:val="0"/>
+        </w:rPr>
+        <w:t xml:space="preserve"> weights.</w:t>
       </w:r>
     </w:p>
     <w:p>
@@ -2752,17 +5431,108 @@
         <w:pStyle w:val="Heading3"/>
       </w:pPr>
       <w:r>
+        <w:t>Teacher reasoning</w:t>
+      </w:r>
+    </w:p>
+    <w:p>
+      <w:pPr>
+        <w:spacing w:line="336" w:lineRule="auto" w:after="180"/>
+        <w:shd w:fill="F1F6FC"/>
+      </w:pPr>
+      <w:r>
+        <w:rPr>
+          <w:b w:val="0"/>
+        </w:rPr>
+        <w:t xml:space="preserve">Teacher explanation: </w:t>
+      </w:r>
+      <w:r>
+        <w:rPr>
+          <w:b/>
+        </w:rPr>
+        <w:t>Score</w:t>
+      </w:r>
+      <w:r>
+        <w:rPr>
+          <w:b w:val="0"/>
+        </w:rPr>
+        <w:t>s 0,ln(3); exponential ratio 1:3 gives weights 1/4,3/4.</w:t>
+      </w:r>
+    </w:p>
+    <w:p>
+      <w:pPr>
+        <w:spacing w:line="336" w:lineRule="auto" w:after="180"/>
+      </w:pPr>
+      <w:r>
+        <w:rPr>
+          <w:b w:val="0"/>
+        </w:rPr>
+        <w:t>The dot products are 1*0=0 and 1*ln(3)=ln(3). Division by sqrt(d)=sqrt(1)=1 leaves them unchanged. Exponentiation gives 1 and 3, with total 4. Normalising gives weights 1/4 and 3/4.</w:t>
+      </w:r>
+    </w:p>
+    <w:p>
+      <w:pPr>
+        <w:spacing w:line="336" w:lineRule="auto" w:after="180"/>
+      </w:pPr>
+      <w:r>
+        <w:rPr>
+          <w:b w:val="0"/>
+        </w:rPr>
+        <w:t xml:space="preserve">These are compatibility weights under the stated calculation, not truth </w:t>
+      </w:r>
+      <w:r>
+        <w:rPr>
+          <w:b/>
+        </w:rPr>
+        <w:t>score</w:t>
+      </w:r>
+      <w:r>
+        <w:rPr>
+          <w:b w:val="0"/>
+        </w:rPr>
+        <w:t>s.</w:t>
+      </w:r>
+    </w:p>
+    <w:p>
+      <w:pPr>
+        <w:pStyle w:val="Heading3"/>
+      </w:pPr>
+      <w:r>
         <w:t>A small attention calculation — W2 Combine and mask</w:t>
       </w:r>
     </w:p>
     <w:p>
-      <w:r>
-        <w:t>Use values [2],[6] for the preceding weights. Compute output and output when the second key is excluded.</w:t>
-      </w:r>
-    </w:p>
-    <w:p>
-      <w:r>
-        <w:t>Teacher explanation: Full output 5; with B excluded, weight A=1 and output 2.</w:t>
+      <w:pPr>
+        <w:spacing w:line="336" w:lineRule="auto" w:after="180"/>
+      </w:pPr>
+      <w:r>
+        <w:rPr>
+          <w:b w:val="0"/>
+        </w:rPr>
+        <w:t xml:space="preserve">Use values [2],[6] for the preceding weights. Compute </w:t>
+      </w:r>
+      <w:r>
+        <w:rPr>
+          <w:b/>
+        </w:rPr>
+        <w:t>output</w:t>
+      </w:r>
+      <w:r>
+        <w:rPr>
+          <w:b w:val="0"/>
+        </w:rPr>
+        <w:t xml:space="preserve"> and </w:t>
+      </w:r>
+      <w:r>
+        <w:rPr>
+          <w:b/>
+        </w:rPr>
+        <w:t>output</w:t>
+      </w:r>
+      <w:r>
+        <w:rPr>
+          <w:b w:val="0"/>
+        </w:rPr>
+        <w:t xml:space="preserve"> when the second key is excluded.</w:t>
       </w:r>
     </w:p>
     <w:p>
@@ -2770,22 +5540,86 @@
         <w:pStyle w:val="Heading3"/>
       </w:pPr>
       <w:r>
+        <w:t>Teacher reasoning</w:t>
+      </w:r>
+    </w:p>
+    <w:p>
+      <w:pPr>
+        <w:spacing w:line="336" w:lineRule="auto" w:after="180"/>
+        <w:shd w:fill="F1F6FC"/>
+      </w:pPr>
+      <w:r>
+        <w:rPr>
+          <w:b w:val="0"/>
+        </w:rPr>
+        <w:t xml:space="preserve">Teacher explanation: Full </w:t>
+      </w:r>
+      <w:r>
+        <w:rPr>
+          <w:b/>
+        </w:rPr>
+        <w:t>output</w:t>
+      </w:r>
+      <w:r>
+        <w:rPr>
+          <w:b w:val="0"/>
+        </w:rPr>
+        <w:t xml:space="preserve"> 5; with B excluded, weight A=1 and </w:t>
+      </w:r>
+      <w:r>
+        <w:rPr>
+          <w:b/>
+        </w:rPr>
+        <w:t>output</w:t>
+      </w:r>
+      <w:r>
+        <w:rPr>
+          <w:b w:val="0"/>
+        </w:rPr>
+        <w:t xml:space="preserve"> 2.</w:t>
+      </w:r>
+    </w:p>
+    <w:p>
+      <w:pPr>
+        <w:pStyle w:val="Heading3"/>
+      </w:pPr>
+      <w:r>
         <w:t>A small attention calculation — W3 Trace equal scores</w:t>
       </w:r>
     </w:p>
     <w:p>
-      <w:r>
-        <w:t>For q=[1,1], keys [1,0],[0,1], values [2,0],[0,4], compute scaled scores, weights and output.</w:t>
-      </w:r>
-    </w:p>
-    <w:p>
-      <w:r>
-        <w:t>Teacher explanation: Both scores 1/sqrt(2); weights .5,.5; output [1,2].</w:t>
-      </w:r>
-    </w:p>
-    <w:p>
-      <w:r>
-        <w:t>The query has dot product 1 with each key. Both scores are therefore 1/sqrt(2). Equal scores give equal softmax weights, 0.5 each. Combine the values coordinate by coordinate: 0.5*[2,0] + 0.5*[0,4] = [1,2].</w:t>
+      <w:pPr>
+        <w:spacing w:line="336" w:lineRule="auto" w:after="180"/>
+      </w:pPr>
+      <w:r>
+        <w:rPr>
+          <w:b w:val="0"/>
+        </w:rPr>
+        <w:t xml:space="preserve">For q=[1,1], keys [1,0],[0,1], values [2,0],[0,4], compute scaled </w:t>
+      </w:r>
+      <w:r>
+        <w:rPr>
+          <w:b/>
+        </w:rPr>
+        <w:t>score</w:t>
+      </w:r>
+      <w:r>
+        <w:rPr>
+          <w:b w:val="0"/>
+        </w:rPr>
+        <w:t xml:space="preserve">s, weights and </w:t>
+      </w:r>
+      <w:r>
+        <w:rPr>
+          <w:b/>
+        </w:rPr>
+        <w:t>output</w:t>
+      </w:r>
+      <w:r>
+        <w:rPr>
+          <w:b w:val="0"/>
+        </w:rPr>
+        <w:t>.</w:t>
       </w:r>
     </w:p>
     <w:p>
@@ -2793,17 +5627,145 @@
         <w:pStyle w:val="Heading3"/>
       </w:pPr>
       <w:r>
+        <w:t>Teacher reasoning</w:t>
+      </w:r>
+    </w:p>
+    <w:p>
+      <w:pPr>
+        <w:spacing w:line="336" w:lineRule="auto" w:after="180"/>
+        <w:shd w:fill="F1F6FC"/>
+      </w:pPr>
+      <w:r>
+        <w:rPr>
+          <w:b w:val="0"/>
+        </w:rPr>
+        <w:t xml:space="preserve">Teacher explanation: Both </w:t>
+      </w:r>
+      <w:r>
+        <w:rPr>
+          <w:b/>
+        </w:rPr>
+        <w:t>score</w:t>
+      </w:r>
+      <w:r>
+        <w:rPr>
+          <w:b w:val="0"/>
+        </w:rPr>
+        <w:t xml:space="preserve">s 1/sqrt(2); weights .5,.5; </w:t>
+      </w:r>
+      <w:r>
+        <w:rPr>
+          <w:b/>
+        </w:rPr>
+        <w:t>output</w:t>
+      </w:r>
+      <w:r>
+        <w:rPr>
+          <w:b w:val="0"/>
+        </w:rPr>
+        <w:t xml:space="preserve"> [1,2].</w:t>
+      </w:r>
+    </w:p>
+    <w:p>
+      <w:pPr>
+        <w:spacing w:line="336" w:lineRule="auto" w:after="180"/>
+      </w:pPr>
+      <w:r>
+        <w:rPr>
+          <w:b w:val="0"/>
+        </w:rPr>
+        <w:t xml:space="preserve">The query has dot product 1 with each key. Both </w:t>
+      </w:r>
+      <w:r>
+        <w:rPr>
+          <w:b/>
+        </w:rPr>
+        <w:t>score</w:t>
+      </w:r>
+      <w:r>
+        <w:rPr>
+          <w:b w:val="0"/>
+        </w:rPr>
+        <w:t xml:space="preserve">s are therefore 1/sqrt(2). Equal </w:t>
+      </w:r>
+      <w:r>
+        <w:rPr>
+          <w:b/>
+        </w:rPr>
+        <w:t>score</w:t>
+      </w:r>
+      <w:r>
+        <w:rPr>
+          <w:b w:val="0"/>
+        </w:rPr>
+        <w:t xml:space="preserve">s give equal </w:t>
+      </w:r>
+      <w:r>
+        <w:rPr>
+          <w:b/>
+        </w:rPr>
+        <w:t>softmax</w:t>
+      </w:r>
+      <w:r>
+        <w:rPr>
+          <w:b w:val="0"/>
+        </w:rPr>
+        <w:t xml:space="preserve"> weights, 0.5 each. Combine the values coordinate by coordinate: 0.5*[2,0] + 0.5*[0,4] = [1,2].</w:t>
+      </w:r>
+    </w:p>
+    <w:p>
+      <w:pPr>
+        <w:pStyle w:val="Heading3"/>
+      </w:pPr>
+      <w:r>
         <w:t>A small attention calculation — W4 Calculate new attention independently</w:t>
       </w:r>
     </w:p>
     <w:p>
-      <w:r>
-        <w:t>q=[1], keys [0],[ln(2)],[ln(3)], values [0],[3],[8], width 1. Compute scores, weights and output. Then mask the third item and recompute. Explain whether output establishes a factual claim.</w:t>
-      </w:r>
-    </w:p>
-    <w:p>
-      <w:r>
-        <w:t>Teacher explanation: Scores 0,ln(2),ln(3); weights 1/6,2/6,3/6. Output 0+1+4=5. Mask third: weights 1/3,2/3,0; output 2. Neither weighted output verifies a factual claim.</w:t>
+      <w:pPr>
+        <w:spacing w:line="336" w:lineRule="auto" w:after="180"/>
+      </w:pPr>
+      <w:r>
+        <w:rPr>
+          <w:b w:val="0"/>
+        </w:rPr>
+        <w:t xml:space="preserve">q=[1], keys [0],[ln(2)],[ln(3)], values [0],[3],[8], width 1. Compute </w:t>
+      </w:r>
+      <w:r>
+        <w:rPr>
+          <w:b/>
+        </w:rPr>
+        <w:t>score</w:t>
+      </w:r>
+      <w:r>
+        <w:rPr>
+          <w:b w:val="0"/>
+        </w:rPr>
+        <w:t xml:space="preserve">s, weights and </w:t>
+      </w:r>
+      <w:r>
+        <w:rPr>
+          <w:b/>
+        </w:rPr>
+        <w:t>output</w:t>
+      </w:r>
+      <w:r>
+        <w:rPr>
+          <w:b w:val="0"/>
+        </w:rPr>
+        <w:t xml:space="preserve">. Then mask the third item and recompute. Explain whether </w:t>
+      </w:r>
+      <w:r>
+        <w:rPr>
+          <w:b/>
+        </w:rPr>
+        <w:t>output</w:t>
+      </w:r>
+      <w:r>
+        <w:rPr>
+          <w:b w:val="0"/>
+        </w:rPr>
+        <w:t xml:space="preserve"> establishes a factual claim.</w:t>
       </w:r>
     </w:p>
     <w:p>
@@ -2811,17 +5773,105 @@
         <w:pStyle w:val="Heading3"/>
       </w:pPr>
       <w:r>
+        <w:t>Teacher reasoning</w:t>
+      </w:r>
+    </w:p>
+    <w:p>
+      <w:pPr>
+        <w:spacing w:line="336" w:lineRule="auto" w:after="180"/>
+        <w:shd w:fill="F1F6FC"/>
+      </w:pPr>
+      <w:r>
+        <w:rPr>
+          <w:b w:val="0"/>
+        </w:rPr>
+        <w:t xml:space="preserve">Teacher explanation: </w:t>
+      </w:r>
+      <w:r>
+        <w:rPr>
+          <w:b/>
+        </w:rPr>
+        <w:t>Score</w:t>
+      </w:r>
+      <w:r>
+        <w:rPr>
+          <w:b w:val="0"/>
+        </w:rPr>
+        <w:t xml:space="preserve">s 0,ln(2),ln(3); weights 1/6,2/6,3/6. </w:t>
+      </w:r>
+      <w:r>
+        <w:rPr>
+          <w:b/>
+        </w:rPr>
+        <w:t>Output</w:t>
+      </w:r>
+      <w:r>
+        <w:rPr>
+          <w:b w:val="0"/>
+        </w:rPr>
+        <w:t xml:space="preserve"> 0+1+4=5. Mask third: weights 1/3,2/3,0; </w:t>
+      </w:r>
+      <w:r>
+        <w:rPr>
+          <w:b/>
+        </w:rPr>
+        <w:t>output</w:t>
+      </w:r>
+      <w:r>
+        <w:rPr>
+          <w:b w:val="0"/>
+        </w:rPr>
+        <w:t xml:space="preserve"> 2. Neither weighted </w:t>
+      </w:r>
+      <w:r>
+        <w:rPr>
+          <w:b/>
+        </w:rPr>
+        <w:t>output</w:t>
+      </w:r>
+      <w:r>
+        <w:rPr>
+          <w:b w:val="0"/>
+        </w:rPr>
+        <w:t xml:space="preserve"> verifies a factual claim.</w:t>
+      </w:r>
+    </w:p>
+    <w:p>
+      <w:pPr>
+        <w:pStyle w:val="Heading3"/>
+      </w:pPr>
+      <w:r>
         <w:t>A small attention calculation — W5 Check stability and shape</w:t>
       </w:r>
     </w:p>
     <w:p>
-      <w:r>
-        <w:t>Scores are 1000 and 1000+ln(3); values 4 and 8. Compute stable shifted weights and output. What if one key has width two and the query width one?</w:t>
-      </w:r>
-    </w:p>
-    <w:p>
-      <w:r>
-        <w:t>Teacher explanation: Shift to -ln(3),0; weights 1/4,3/4 and output 7. Mismatched key/query widths must be rejected rather than silently truncating.</w:t>
+      <w:pPr>
+        <w:spacing w:line="336" w:lineRule="auto" w:after="180"/>
+        <w:shd w:fill="F5F1FB"/>
+      </w:pPr>
+      <w:r>
+        <w:rPr>
+          <w:b/>
+        </w:rPr>
+        <w:t>Score</w:t>
+      </w:r>
+      <w:r>
+        <w:rPr>
+          <w:b w:val="0"/>
+        </w:rPr>
+        <w:t xml:space="preserve">s are 1000 and 1000+ln(3); values 4 and 8. Compute stable shifted weights and </w:t>
+      </w:r>
+      <w:r>
+        <w:rPr>
+          <w:b/>
+        </w:rPr>
+        <w:t>output</w:t>
+      </w:r>
+      <w:r>
+        <w:rPr>
+          <w:b w:val="0"/>
+        </w:rPr>
+        <w:t>. What if one key has width two and the query width one?</w:t>
       </w:r>
     </w:p>
     <w:p>
@@ -2829,11 +5879,58 @@
         <w:pStyle w:val="Heading3"/>
       </w:pPr>
       <w:r>
+        <w:t>Teacher reasoning</w:t>
+      </w:r>
+    </w:p>
+    <w:p>
+      <w:pPr>
+        <w:spacing w:line="336" w:lineRule="auto" w:after="180"/>
+        <w:shd w:fill="F1F6FC"/>
+      </w:pPr>
+      <w:r>
+        <w:rPr>
+          <w:b w:val="0"/>
+        </w:rPr>
+        <w:t xml:space="preserve">Teacher explanation: Shift to -ln(3),0; weights 1/4,3/4 and </w:t>
+      </w:r>
+      <w:r>
+        <w:rPr>
+          <w:b/>
+        </w:rPr>
+        <w:t>output</w:t>
+      </w:r>
+      <w:r>
+        <w:rPr>
+          <w:b w:val="0"/>
+        </w:rPr>
+        <w:t xml:space="preserve"> 7. Mismatched key/query widths must be rejected rather than silently truncating.</w:t>
+      </w:r>
+    </w:p>
+    <w:p>
+      <w:pPr>
+        <w:pStyle w:val="Heading3"/>
+      </w:pPr>
+      <w:r>
         <w:t>Assess independent transfer</w:t>
       </w:r>
     </w:p>
     <w:p>
-      <w:r>
+      <w:pPr>
+        <w:pStyle w:val="Heading3"/>
+      </w:pPr>
+      <w:r>
+        <w:t>Independent question · withhold the key</w:t>
+      </w:r>
+    </w:p>
+    <w:p>
+      <w:pPr>
+        <w:spacing w:line="336" w:lineRule="auto" w:after="180"/>
+        <w:shd w:fill="F5F1FB"/>
+      </w:pPr>
+      <w:r>
+        <w:rPr>
+          <w:b w:val="0"/>
+        </w:rPr>
         <w:t>Selected case: Probabilities A=0.5,B=0.3,C=0.2 in that order. Compute T=0.5 probabilities and cumulative boundaries. Trace u=0.5 and u=0.9 under T=1 and T=0.5. Explain the limit of the comparison.</w:t>
       </w:r>
     </w:p>
@@ -2846,8 +5943,35 @@
       </w:r>
     </w:p>
     <w:p>
-      <w:r>
-        <w:t>Teacher explanation: Squared weights 0.25,0.09,0.04 total 0.38. Probabilities 25/38,9/38,4/38; boundaries 25/38 and 34/38. T=1: 0.5 selects B,0.9 selects C. T=0.5: 0.5 selects A,0.9 selects C because 0.9 &gt; 34/38. The trace shows distribution effects, not factual accuracy.</w:t>
+      <w:pPr>
+        <w:pStyle w:val="Heading3"/>
+      </w:pPr>
+      <w:r>
+        <w:t>Teacher key · Selected case answer</w:t>
+      </w:r>
+    </w:p>
+    <w:p>
+      <w:pPr>
+        <w:spacing w:line="336" w:lineRule="auto" w:after="180"/>
+        <w:shd w:fill="F1F6FC"/>
+      </w:pPr>
+      <w:r>
+        <w:rPr>
+          <w:b w:val="0"/>
+        </w:rPr>
+        <w:t>Teacher explanation: Squared weights 0.25,0.09,0.04 total 0.38. Probabilities 25/38,9/38,4/38; boundaries 25/38 and 34/38. T=1: 0.5 selects B,0.9 selects C. T=0.5: 0.5 selects A,0.9 selects C because 0.9 &gt; 34/38.</w:t>
+      </w:r>
+    </w:p>
+    <w:p>
+      <w:pPr>
+        <w:spacing w:line="336" w:lineRule="auto" w:after="180"/>
+        <w:shd w:fill="F1F6FC"/>
+      </w:pPr>
+      <w:r>
+        <w:rPr>
+          <w:b w:val="0"/>
+        </w:rPr>
+        <w:t>The trace shows distribution effects, not factual accuracy.</w:t>
       </w:r>
     </w:p>
     <w:tbl>
@@ -2953,21 +6077,77 @@
       </w:tr>
     </w:tbl>
     <w:p>
-      <w:r>
-        <w:t>Record each dimension as not yet, with support, or independent. Accept a valid alternative procedure with a defensible trace. Do not penalise an honestly recorded model failure if the learner correctly explains its evidence and limits.</w:t>
-      </w:r>
-    </w:p>
-    <w:p>
       <w:pPr>
         <w:pStyle w:val="Heading3"/>
       </w:pPr>
       <w:r>
+        <w:t>Teacher key · Selected case answer</w:t>
+      </w:r>
+    </w:p>
+    <w:p>
+      <w:pPr>
+        <w:spacing w:line="336" w:lineRule="auto" w:after="180"/>
+        <w:shd w:fill="F1F6FC"/>
+      </w:pPr>
+      <w:r>
+        <w:rPr>
+          <w:b w:val="0"/>
+        </w:rPr>
+        <w:t>Record each dimension as not yet, with support, or independent. Accept a valid alternative procedure with a defensible trace.</w:t>
+      </w:r>
+    </w:p>
+    <w:p>
+      <w:pPr>
+        <w:spacing w:line="336" w:lineRule="auto" w:after="180"/>
+        <w:shd w:fill="F1F6FC"/>
+      </w:pPr>
+      <w:r>
+        <w:rPr>
+          <w:b w:val="0"/>
+        </w:rPr>
+        <w:t xml:space="preserve">Do not penalise an honestly recorded model failure if the learner correctly explains its </w:t>
+      </w:r>
+      <w:r>
+        <w:rPr>
+          <w:b/>
+        </w:rPr>
+        <w:t>evidence</w:t>
+      </w:r>
+      <w:r>
+        <w:rPr>
+          <w:b w:val="0"/>
+        </w:rPr>
+        <w:t xml:space="preserve"> and limits.</w:t>
+      </w:r>
+    </w:p>
+    <w:p>
+      <w:pPr>
+        <w:pStyle w:val="Heading3"/>
+      </w:pPr>
+      <w:r>
         <w:t>Feedback that the learner uses</w:t>
       </w:r>
     </w:p>
     <w:p>
-      <w:r>
-        <w:t>Name the earliest unsupported step and give one action to repair it. Have the learner make that repair now and explain why. Then assess the relevant skill on a fresh, fully specified case. Confirm it was not previously practised with feedback; solve and check the new case before assigning it. A follow-up design prompt is a starting brief, not automatically an equivalent test.</w:t>
+      <w:pPr>
+        <w:spacing w:line="336" w:lineRule="auto" w:after="180"/>
+      </w:pPr>
+      <w:r>
+        <w:rPr>
+          <w:b w:val="0"/>
+        </w:rPr>
+        <w:t>Name the earliest unsupported step and give one action to repair it. Have the learner make that repair now and explain why. Then assess the relevant skill on a fresh, fully specified case.</w:t>
+      </w:r>
+    </w:p>
+    <w:p>
+      <w:pPr>
+        <w:spacing w:line="336" w:lineRule="auto" w:after="180"/>
+      </w:pPr>
+      <w:r>
+        <w:rPr>
+          <w:b w:val="0"/>
+        </w:rPr>
+        <w:t>Confirm it was not previously practised with feedback; solve and check the new case before assigning it. A follow-up design prompt is a starting brief, not automatically an equivalent test.</w:t>
       </w:r>
     </w:p>
     <w:p>
@@ -2979,11 +6159,74 @@
       </w:r>
     </w:p>
     <w:p>
+      <w:r>
+        <w:t>Connect Sampling and Variability to Verified Study Buddy, adapt support and plan a later changed-case check.</w:t>
+      </w:r>
+    </w:p>
+    <w:p>
       <w:pPr>
         <w:pStyle w:val="Heading3"/>
       </w:pPr>
       <w:r>
-        <w:t>Connect and extend learning</w:t>
+        <w:t>Verified Study Buddy</w:t>
+      </w:r>
+    </w:p>
+    <w:p>
+      <w:pPr>
+        <w:spacing w:line="336" w:lineRule="auto" w:after="180"/>
+      </w:pPr>
+      <w:r>
+        <w:rPr>
+          <w:b w:val="0"/>
+        </w:rPr>
+        <w:t xml:space="preserve">Use low </w:t>
+      </w:r>
+      <w:r>
+        <w:rPr>
+          <w:b/>
+        </w:rPr>
+        <w:t>variability</w:t>
+      </w:r>
+      <w:r>
+        <w:rPr>
+          <w:b w:val="0"/>
+        </w:rPr>
+        <w:t xml:space="preserve"> for structured study answers and allow more diversity only for labeled brainstorming.</w:t>
+      </w:r>
+    </w:p>
+    <w:p>
+      <w:pPr>
+        <w:spacing w:line="336" w:lineRule="auto" w:after="180"/>
+      </w:pPr>
+      <w:r>
+        <w:rPr>
+          <w:b w:val="0"/>
+        </w:rPr>
+        <w:t xml:space="preserve">Keep the decision, </w:t>
+      </w:r>
+      <w:r>
+        <w:rPr>
+          <w:b/>
+        </w:rPr>
+        <w:t>input</w:t>
+      </w:r>
+      <w:r>
+        <w:rPr>
+          <w:b w:val="0"/>
+        </w:rPr>
+        <w:t xml:space="preserve">, result, explanation and remaining limitation in the project </w:t>
+      </w:r>
+      <w:r>
+        <w:rPr>
+          <w:b/>
+        </w:rPr>
+        <w:t>evidence</w:t>
+      </w:r>
+      <w:r>
+        <w:rPr>
+          <w:b w:val="0"/>
+        </w:rPr>
+        <w:t xml:space="preserve"> record. Retrieve this record next week rather than restarting the project.</w:t>
       </w:r>
     </w:p>
     <w:p>
@@ -2991,17 +6234,54 @@
         <w:pStyle w:val="Heading3"/>
       </w:pPr>
       <w:r>
-        <w:t>Verified Study Buddy</w:t>
-      </w:r>
-    </w:p>
-    <w:p>
-      <w:r>
-        <w:t>Use low variability for structured study answers and allow more diversity only for labeled brainstorming.</w:t>
-      </w:r>
-    </w:p>
-    <w:p>
-      <w:r>
-        <w:t>Keep the decision, input, result, explanation and remaining limitation in the project evidence record. Retrieve this record next week rather than restarting the project.</w:t>
+        <w:t>Support and stretch</w:t>
+      </w:r>
+    </w:p>
+    <w:p>
+      <w:pPr>
+        <w:spacing w:line="336" w:lineRule="auto" w:after="180"/>
+      </w:pPr>
+      <w:r>
+        <w:rPr>
+          <w:b w:val="0"/>
+        </w:rPr>
+        <w:t xml:space="preserve">Provide one short approved passage; separate instruction, </w:t>
+      </w:r>
+      <w:r>
+        <w:rPr>
+          <w:b/>
+        </w:rPr>
+        <w:t>input</w:t>
+      </w:r>
+      <w:r>
+        <w:rPr>
+          <w:b w:val="0"/>
+        </w:rPr>
+        <w:t xml:space="preserve">, </w:t>
+      </w:r>
+      <w:r>
+        <w:rPr>
+          <w:b/>
+        </w:rPr>
+        <w:t>output</w:t>
+      </w:r>
+      <w:r>
+        <w:rPr>
+          <w:b w:val="0"/>
+        </w:rPr>
+        <w:t xml:space="preserve"> and </w:t>
+      </w:r>
+      <w:r>
+        <w:rPr>
+          <w:b/>
+        </w:rPr>
+        <w:t>evidence</w:t>
+      </w:r>
+      <w:r>
+        <w:rPr>
+          <w:b w:val="0"/>
+        </w:rPr>
+        <w:t>. Stretch: introduce an unsupported claim or conflicting source and validate claim by claim with a fallback.</w:t>
       </w:r>
     </w:p>
     <w:p>
@@ -3009,12 +6289,30 @@
         <w:pStyle w:val="Heading3"/>
       </w:pPr>
       <w:r>
-        <w:t>Support and stretch</w:t>
-      </w:r>
-    </w:p>
-    <w:p>
-      <w:r>
-        <w:t>Provide one short approved passage; separate instruction, input, output and evidence. Stretch: introduce an unsupported claim or conflicting source and validate claim by claim with a fallback.</w:t>
+        <w:t>Exit reflection</w:t>
+      </w:r>
+    </w:p>
+    <w:p>
+      <w:pPr>
+        <w:spacing w:line="336" w:lineRule="auto" w:after="180"/>
+      </w:pPr>
+      <w:r>
+        <w:rPr>
+          <w:b w:val="0"/>
+        </w:rPr>
+        <w:t xml:space="preserve">Ask for one decision the learner can now justify and one situation requiring more </w:t>
+      </w:r>
+      <w:r>
+        <w:rPr>
+          <w:b/>
+        </w:rPr>
+        <w:t>evidence</w:t>
+      </w:r>
+      <w:r>
+        <w:rPr>
+          <w:b w:val="0"/>
+        </w:rPr>
+        <w:t xml:space="preserve"> or human review. Confidence ratings are separate from correct independent performance.</w:t>
       </w:r>
     </w:p>
     <w:p>
@@ -3022,12 +6320,30 @@
         <w:pStyle w:val="Heading3"/>
       </w:pPr>
       <w:r>
-        <w:t>Exit reflection</w:t>
-      </w:r>
-    </w:p>
-    <w:p>
-      <w:r>
-        <w:t>Ask for one decision the learner can now justify and one situation requiring more evidence or human review. Confidence ratings are separate from correct independent performance.</w:t>
+        <w:t>Bridge to the next week</w:t>
+      </w:r>
+    </w:p>
+    <w:p>
+      <w:pPr>
+        <w:spacing w:line="336" w:lineRule="auto" w:after="180"/>
+      </w:pPr>
+      <w:r>
+        <w:rPr>
+          <w:b w:val="0"/>
+        </w:rPr>
+        <w:t xml:space="preserve">Next: Week 5: Prompt as a Contract. Retrieve today’s </w:t>
+      </w:r>
+      <w:r>
+        <w:rPr>
+          <w:b/>
+        </w:rPr>
+        <w:t>evidence</w:t>
+      </w:r>
+      <w:r>
+        <w:rPr>
+          <w:b w:val="0"/>
+        </w:rPr>
+        <w:t xml:space="preserve"> and identify what carries forward and what is new.</w:t>
       </w:r>
     </w:p>
     <w:p>
@@ -3035,12 +6351,62 @@
         <w:pStyle w:val="Heading3"/>
       </w:pPr>
       <w:r>
-        <w:t>Bridge to the next week</w:t>
-      </w:r>
-    </w:p>
-    <w:p>
-      <w:r>
-        <w:t>Next: Week 5: Prompt as a Contract. Retrieve today’s evidence and identify what carries forward and what is new.</w:t>
+        <w:t>Support and fresh reassessment</w:t>
+      </w:r>
+    </w:p>
+    <w:p>
+      <w:pPr>
+        <w:spacing w:line="336" w:lineRule="auto" w:after="180"/>
+      </w:pPr>
+      <w:r>
+        <w:rPr>
+          <w:b w:val="0"/>
+        </w:rPr>
+        <w:t>Provide labelled intermediate columns and allow a calculator. Ask students to state the meaning and denominator of a value before interpreting it.</w:t>
+      </w:r>
+    </w:p>
+    <w:p>
+      <w:pPr>
+        <w:spacing w:line="336" w:lineRule="auto" w:after="180"/>
+      </w:pPr>
+      <w:r>
+        <w:rPr>
+          <w:b w:val="0"/>
+        </w:rPr>
+        <w:t>Extension: implement the classroom calculation locally and test boundary cases without using personal data.</w:t>
+      </w:r>
+    </w:p>
+    <w:p>
+      <w:pPr>
+        <w:spacing w:line="336" w:lineRule="auto" w:after="180"/>
+      </w:pPr>
+      <w:r>
+        <w:rPr>
+          <w:b w:val="0"/>
+        </w:rPr>
+        <w:t>W4 requires probabilities 25/38,9/38,4/38, correct boundaries and B/C versus A/C. Fresh retry: A=0.4,B=0.4,C=0.2; at T=0.5 probabilities 4/9,4/9,1/9. Draws 0.4 and 0.85 select B,C at T=1 but A,B at T=0.5.</w:t>
+      </w:r>
+    </w:p>
+    <w:p>
+      <w:pPr>
+        <w:spacing w:line="336" w:lineRule="auto" w:after="180"/>
+      </w:pPr>
+      <w:r>
+        <w:rPr>
+          <w:b w:val="0"/>
+        </w:rPr>
+        <w:t>Greedy ties must use an explicit rule.</w:t>
+      </w:r>
+    </w:p>
+    <w:p>
+      <w:pPr>
+        <w:spacing w:line="336" w:lineRule="auto" w:after="180"/>
+      </w:pPr>
+      <w:r>
+        <w:rPr>
+          <w:b w:val="0"/>
+        </w:rPr>
+        <w:t>Week 5 connects token IDs to embedding vectors and introduces position information without treating IDs as semantic measurements.</w:t>
       </w:r>
     </w:p>
     <w:p>
@@ -3048,22 +6414,76 @@
         <w:pStyle w:val="Heading3"/>
       </w:pPr>
       <w:r>
-        <w:t>Support and fresh reassessment</w:t>
-      </w:r>
-    </w:p>
-    <w:p>
-      <w:r>
-        <w:t>Provide labelled intermediate columns and allow a calculator. Ask students to state the meaning and denominator of a value before interpreting it. Extension: implement the classroom calculation locally and test boundary cases without using personal data.</w:t>
-      </w:r>
-    </w:p>
-    <w:p>
-      <w:r>
-        <w:t>W4 requires probabilities 25/38,9/38,4/38, correct boundaries and B/C versus A/C. Fresh retry: A=0.4,B=0.4,C=0.2; at T=0.5 probabilities 4/9,4/9,1/9. Draws 0.4 and 0.85 select B,C at T=1 but A,B at T=0.5. Greedy ties must use an explicit rule.</w:t>
-      </w:r>
-    </w:p>
-    <w:p>
-      <w:r>
-        <w:t>Week 5 connects token IDs to embedding vectors and introduces position information without treating IDs as semantic measurements.</w:t>
+        <w:t>Readiness and reassessment for A small attention calculation</w:t>
+      </w:r>
+    </w:p>
+    <w:p>
+      <w:pPr>
+        <w:spacing w:line="336" w:lineRule="auto" w:after="180"/>
+      </w:pPr>
+      <w:r>
+        <w:rPr>
+          <w:b w:val="0"/>
+        </w:rPr>
+        <w:t>Provide labelled intermediate columns and allow a calculator. Ask students to state the meaning and denominator of a value before interpreting it.</w:t>
+      </w:r>
+    </w:p>
+    <w:p>
+      <w:pPr>
+        <w:spacing w:line="336" w:lineRule="auto" w:after="180"/>
+      </w:pPr>
+      <w:r>
+        <w:rPr>
+          <w:b w:val="0"/>
+        </w:rPr>
+        <w:t>Extension: implement the classroom calculation locally and test boundary cases without using personal data.</w:t>
+      </w:r>
+    </w:p>
+    <w:p>
+      <w:pPr>
+        <w:spacing w:line="336" w:lineRule="auto" w:after="180"/>
+      </w:pPr>
+      <w:r>
+        <w:rPr>
+          <w:b w:val="0"/>
+        </w:rPr>
+        <w:t xml:space="preserve">W4 requires weights 1/6,1/3,1/2 and </w:t>
+      </w:r>
+      <w:r>
+        <w:rPr>
+          <w:b/>
+        </w:rPr>
+        <w:t>output</w:t>
+      </w:r>
+      <w:r>
+        <w:rPr>
+          <w:b w:val="0"/>
+        </w:rPr>
+        <w:t xml:space="preserve">s 5 then 2. Fresh retry: keys [0],[ln(3)],[ln(4)], values [2],[6],[0]. Weights 1/8,3/8,4/8; </w:t>
+      </w:r>
+      <w:r>
+        <w:rPr>
+          <w:b/>
+        </w:rPr>
+        <w:t>output</w:t>
+      </w:r>
+      <w:r>
+        <w:rPr>
+          <w:b w:val="0"/>
+        </w:rPr>
+        <w:t xml:space="preserve"> 2.5. Exclude third: weights 1/4,3/4,0; </w:t>
+      </w:r>
+      <w:r>
+        <w:rPr>
+          <w:b/>
+        </w:rPr>
+        <w:t>output</w:t>
+      </w:r>
+      <w:r>
+        <w:rPr>
+          <w:b w:val="0"/>
+        </w:rPr>
+        <w:t xml:space="preserve"> 5.</w:t>
       </w:r>
     </w:p>
     <w:p>
@@ -3071,35 +6491,40 @@
         <w:pStyle w:val="Heading3"/>
       </w:pPr>
       <w:r>
-        <w:t>Readiness and reassessment for A small attention calculation</w:t>
-      </w:r>
-    </w:p>
-    <w:p>
-      <w:r>
-        <w:t>Provide labelled intermediate columns and allow a calculator. Ask students to state the meaning and denominator of a value before interpreting it. Extension: implement the classroom calculation locally and test boundary cases without using personal data.</w:t>
-      </w:r>
-    </w:p>
-    <w:p>
-      <w:r>
-        <w:t>W4 requires weights 1/6,1/3,1/2 and outputs 5 then 2. Fresh retry: keys [0],[ln(3)],[ln(4)], values [2],[6],[0]. Weights 1/8,3/8,4/8; output 2.5. Exclude third: weights 1/4,3/4,0; output 5.</w:t>
-      </w:r>
-    </w:p>
-    <w:p>
-      <w:pPr>
-        <w:pStyle w:val="Heading3"/>
-      </w:pPr>
-      <w:r>
         <w:t>Plan the delayed return</w:t>
       </w:r>
     </w:p>
     <w:p>
-      <w:r>
+      <w:pPr>
+        <w:spacing w:line="336" w:lineRule="auto" w:after="180"/>
+      </w:pPr>
+      <w:r>
+        <w:rPr>
+          <w:b w:val="0"/>
+        </w:rPr>
         <w:t>Suggested return points in this level: ai-3/5, ai-3/7, ai-3/10. Use actual classroom dates, adjusting for holidays and gaps. One, three and six teaching weeks are scheduling choices, not a claimed optimal spacing.</w:t>
       </w:r>
     </w:p>
     <w:p>
-      <w:r>
-        <w:t>At a delayed check, ask for the idea from memory and a changed application. Compare with the earlier independent response and record support used. For a new level, revisit the previous capstone before checking the new prerequisites.</w:t>
+      <w:pPr>
+        <w:spacing w:line="336" w:lineRule="auto" w:after="180"/>
+      </w:pPr>
+      <w:r>
+        <w:rPr>
+          <w:b w:val="0"/>
+        </w:rPr>
+        <w:t>At a delayed check, ask for the idea from memory and a changed application. Compare with the earlier independent response and record support used.</w:t>
+      </w:r>
+    </w:p>
+    <w:p>
+      <w:pPr>
+        <w:spacing w:line="336" w:lineRule="auto" w:after="180"/>
+      </w:pPr>
+      <w:r>
+        <w:rPr>
+          <w:b w:val="0"/>
+        </w:rPr>
+        <w:t>For a new level, revisit the previous capstone before checking the new prerequisites.</w:t>
       </w:r>
     </w:p>
     <w:tbl>
@@ -3259,8 +6684,26 @@
       </w:tr>
     </w:tbl>
     <w:p>
-      <w:r>
-        <w:t>Use the evidence to choose reteaching or the next step. A completed page, confidence rating or attractive project does not by itself demonstrate understanding.</w:t>
+      <w:pPr>
+        <w:spacing w:line="336" w:lineRule="auto" w:after="180"/>
+      </w:pPr>
+      <w:r>
+        <w:rPr>
+          <w:b w:val="0"/>
+        </w:rPr>
+        <w:t xml:space="preserve">Use the </w:t>
+      </w:r>
+      <w:r>
+        <w:rPr>
+          <w:b/>
+        </w:rPr>
+        <w:t>evidence</w:t>
+      </w:r>
+      <w:r>
+        <w:rPr>
+          <w:b w:val="0"/>
+        </w:rPr>
+        <w:t xml:space="preserve"> to choose reteaching or the next step. A completed page, confidence rating or attractive project does not by itself demonstrate understanding.</w:t>
       </w:r>
     </w:p>
     <w:p>
@@ -3272,8 +6715,38 @@
       </w:r>
     </w:p>
     <w:p>
-      <w:r>
-        <w:t>Keep Study Buddy generation settings fixed during prompt comparisons and check evidence regardless of variability.</w:t>
+      <w:pPr>
+        <w:spacing w:line="336" w:lineRule="auto" w:after="180"/>
+      </w:pPr>
+      <w:r>
+        <w:rPr>
+          <w:b w:val="0"/>
+        </w:rPr>
+        <w:t xml:space="preserve">Keep Study Buddy generation settings fixed during prompt comparisons and check </w:t>
+      </w:r>
+      <w:r>
+        <w:rPr>
+          <w:b/>
+        </w:rPr>
+        <w:t>evidence</w:t>
+      </w:r>
+      <w:r>
+        <w:rPr>
+          <w:b w:val="0"/>
+        </w:rPr>
+        <w:t xml:space="preserve"> regardless of </w:t>
+      </w:r>
+      <w:r>
+        <w:rPr>
+          <w:b/>
+        </w:rPr>
+        <w:t>variability</w:t>
+      </w:r>
+      <w:r>
+        <w:rPr>
+          <w:b w:val="0"/>
+        </w:rPr>
+        <w:t>.</w:t>
       </w:r>
     </w:p>
     <w:p>
@@ -3286,12 +6759,62 @@
     </w:p>
     <w:p>
       <w:r>
-        <w:t>Teaching target: Sample from a distribution using explicit cumulative intervals</w:t>
-      </w:r>
-    </w:p>
-    <w:p>
-      <w:r>
-        <w:t>Prepare the labelled worked-case picture, the matching workbook, fictional input cards and a place for individual responses. No paid AI account is required for the paper reasoning activities.</w:t>
+        <w:t>Use this preparation summary alongside the detailed Sampling and Variability lesson; it is a checklist rather than a replacement for the full sequence.</w:t>
+      </w:r>
+    </w:p>
+    <w:p>
+      <w:pPr>
+        <w:pStyle w:val="Heading3"/>
+      </w:pPr>
+      <w:r>
+        <w:t>Teaching target</w:t>
+      </w:r>
+    </w:p>
+    <w:p>
+      <w:pPr>
+        <w:spacing w:line="336" w:lineRule="auto" w:after="180"/>
+        <w:shd w:fill="EDF7F3"/>
+      </w:pPr>
+      <w:r>
+        <w:rPr>
+          <w:b w:val="0"/>
+        </w:rPr>
+        <w:t xml:space="preserve">Teaching target: Sample from a distribution using explicit </w:t>
+      </w:r>
+      <w:r>
+        <w:rPr>
+          <w:b/>
+        </w:rPr>
+        <w:t>cumulative interval</w:t>
+      </w:r>
+      <w:r>
+        <w:rPr>
+          <w:b w:val="0"/>
+        </w:rPr>
+        <w:t>s</w:t>
+      </w:r>
+    </w:p>
+    <w:p>
+      <w:pPr>
+        <w:spacing w:line="336" w:lineRule="auto" w:after="180"/>
+      </w:pPr>
+      <w:r>
+        <w:rPr>
+          <w:b w:val="0"/>
+        </w:rPr>
+        <w:t xml:space="preserve">Prepare the labelled worked-case picture, the matching workbook, fictional </w:t>
+      </w:r>
+      <w:r>
+        <w:rPr>
+          <w:b/>
+        </w:rPr>
+        <w:t>input</w:t>
+      </w:r>
+      <w:r>
+        <w:rPr>
+          <w:b w:val="0"/>
+        </w:rPr>
+        <w:t xml:space="preserve"> cards and a place for individual responses. No paid AI account is required for the paper reasoning activities.</w:t>
       </w:r>
     </w:p>
     <w:tbl>
@@ -3438,37 +6961,219 @@
       </w:tr>
     </w:tbl>
     <w:p>
-      <w:r>
+      <w:pPr>
+        <w:spacing w:line="336" w:lineRule="auto" w:after="180"/>
+      </w:pPr>
+      <w:r>
+        <w:rPr>
+          <w:b w:val="0"/>
+        </w:rPr>
         <w:t>Before class, solve the supported practice: At T=0.5 compute squared weights, total and normalised probabilities. Check the sum.</w:t>
       </w:r>
     </w:p>
     <w:p>
-      <w:r>
+      <w:pPr>
+        <w:pStyle w:val="Heading3"/>
+      </w:pPr>
+      <w:r>
+        <w:t>Supported practice answer</w:t>
+      </w:r>
+    </w:p>
+    <w:p>
+      <w:pPr>
+        <w:spacing w:line="336" w:lineRule="auto" w:after="180"/>
+        <w:shd w:fill="F1F6FC"/>
+      </w:pPr>
+      <w:r>
+        <w:rPr>
+          <w:b w:val="0"/>
+        </w:rPr>
         <w:t>Reasoned practice answer: Teacher explanation: Weights 0.36,0.09,0.01 sum 0.46. Probabilities 18/23,9/46,1/46 sum 1.</w:t>
       </w:r>
     </w:p>
     <w:p>
-      <w:r>
-        <w:t>Check every learner before discussion: Use the worked case for Sampling and temperature. Proposed explanation: “Sampling means equal chances”. Decide whether this explanation is supported. Point to the step or supplied fact that decides; explain your repair if needed.</w:t>
-      </w:r>
-    </w:p>
-    <w:p>
-      <w:r>
+      <w:pPr>
+        <w:spacing w:line="336" w:lineRule="auto" w:after="180"/>
+      </w:pPr>
+      <w:r>
+        <w:rPr>
+          <w:b w:val="0"/>
+        </w:rPr>
+        <w:t xml:space="preserve">Check every learner before discussion: Use the worked case for </w:t>
+      </w:r>
+      <w:r>
+        <w:rPr>
+          <w:b/>
+        </w:rPr>
+        <w:t>Sampling</w:t>
+      </w:r>
+      <w:r>
+        <w:rPr>
+          <w:b w:val="0"/>
+        </w:rPr>
+        <w:t xml:space="preserve"> and </w:t>
+      </w:r>
+      <w:r>
+        <w:rPr>
+          <w:b/>
+        </w:rPr>
+        <w:t>temperature</w:t>
+      </w:r>
+      <w:r>
+        <w:rPr>
+          <w:b w:val="0"/>
+        </w:rPr>
+        <w:t>. Proposed explanation: “</w:t>
+      </w:r>
+      <w:r>
+        <w:rPr>
+          <w:b/>
+        </w:rPr>
+        <w:t>Sampling</w:t>
+      </w:r>
+      <w:r>
+        <w:rPr>
+          <w:b w:val="0"/>
+        </w:rPr>
+        <w:t xml:space="preserve"> means equal chances”. Decide whether this explanation is supported.</w:t>
+      </w:r>
+    </w:p>
+    <w:p>
+      <w:pPr>
+        <w:spacing w:line="336" w:lineRule="auto" w:after="180"/>
+      </w:pPr>
+      <w:r>
+        <w:rPr>
+          <w:b w:val="0"/>
+        </w:rPr>
+        <w:t>Point to the step or supplied fact that decides; explain your repair if needed.</w:t>
+      </w:r>
+    </w:p>
+    <w:p>
+      <w:pPr>
+        <w:pStyle w:val="Heading3"/>
+      </w:pPr>
+      <w:r>
+        <w:t>Repair the misconception</w:t>
+      </w:r>
+    </w:p>
+    <w:p>
+      <w:pPr>
+        <w:spacing w:line="336" w:lineRule="auto" w:after="180"/>
+        <w:shd w:fill="FFF5E6"/>
+      </w:pPr>
+      <w:r>
+        <w:rPr>
+          <w:b w:val="0"/>
+        </w:rPr>
         <w:t>Misconception repair: Intervals have widths equal to the probabilities; unequal widths give unequal chances.</w:t>
       </w:r>
     </w:p>
     <w:p>
-      <w:r>
-        <w:t>Support: read the exact case aloud, enlarge the labelled picture, supply input cards and model only the first deciding step. Accept a spoken explanation or drawing; retain the reasoning goal.</w:t>
-      </w:r>
-    </w:p>
-    <w:p>
-      <w:r>
-        <w:t>Extension: Set the draw to 0.97, keeping both distributions. Require a prediction and a reason before comparing. Expected result: Both temperatures select B. Reason: 0.97 exceeds both A boundaries, 0.8 and approximately 0.9412.</w:t>
-      </w:r>
-    </w:p>
-    <w:p>
-      <w:r>
+      <w:pPr>
+        <w:pStyle w:val="Heading3"/>
+      </w:pPr>
+      <w:r>
+        <w:t>Support without giving away the answer</w:t>
+      </w:r>
+    </w:p>
+    <w:p>
+      <w:pPr>
+        <w:spacing w:line="336" w:lineRule="auto" w:after="180"/>
+        <w:shd w:fill="F1F6F8"/>
+      </w:pPr>
+      <w:r>
+        <w:rPr>
+          <w:b w:val="0"/>
+        </w:rPr>
+        <w:t xml:space="preserve">Support: read the exact case aloud, enlarge the labelled picture, supply </w:t>
+      </w:r>
+      <w:r>
+        <w:rPr>
+          <w:b/>
+        </w:rPr>
+        <w:t>input</w:t>
+      </w:r>
+      <w:r>
+        <w:rPr>
+          <w:b w:val="0"/>
+        </w:rPr>
+        <w:t xml:space="preserve"> cards and model only the first deciding step. Accept a spoken explanation or drawing; retain the reasoning goal.</w:t>
+      </w:r>
+    </w:p>
+    <w:p>
+      <w:pPr>
+        <w:pStyle w:val="Heading3"/>
+      </w:pPr>
+      <w:r>
+        <w:t>Extend the reasoning</w:t>
+      </w:r>
+    </w:p>
+    <w:p>
+      <w:pPr>
+        <w:spacing w:line="336" w:lineRule="auto" w:after="180"/>
+        <w:shd w:fill="F5F1FB"/>
+      </w:pPr>
+      <w:r>
+        <w:rPr>
+          <w:b w:val="0"/>
+        </w:rPr>
+        <w:t xml:space="preserve">Extension: Set the draw to 0.97, keeping both distributions. Require a </w:t>
+      </w:r>
+      <w:r>
+        <w:rPr>
+          <w:b/>
+        </w:rPr>
+        <w:t>prediction</w:t>
+      </w:r>
+      <w:r>
+        <w:rPr>
+          <w:b w:val="0"/>
+        </w:rPr>
+        <w:t xml:space="preserve"> and a reason before comparing. Expected result: Both </w:t>
+      </w:r>
+      <w:r>
+        <w:rPr>
+          <w:b/>
+        </w:rPr>
+        <w:t>temperature</w:t>
+      </w:r>
+      <w:r>
+        <w:rPr>
+          <w:b w:val="0"/>
+        </w:rPr>
+        <w:t>s select B.</w:t>
+      </w:r>
+    </w:p>
+    <w:p>
+      <w:pPr>
+        <w:spacing w:line="336" w:lineRule="auto" w:after="180"/>
+        <w:shd w:fill="F5F1FB"/>
+      </w:pPr>
+      <w:r>
+        <w:rPr>
+          <w:b w:val="0"/>
+        </w:rPr>
+        <w:t>Reason: 0.97 exceeds both A boundaries, 0.8 and approximately 0.9412.</w:t>
+      </w:r>
+    </w:p>
+    <w:p>
+      <w:pPr>
+        <w:pStyle w:val="Heading3"/>
+      </w:pPr>
+      <w:r>
+        <w:t>Protect the independent attempt</w:t>
+      </w:r>
+    </w:p>
+    <w:p>
+      <w:pPr>
+        <w:spacing w:line="336" w:lineRule="auto" w:after="180"/>
+        <w:shd w:fill="FFF5E6"/>
+      </w:pPr>
+      <w:r>
+        <w:rPr>
+          <w:b w:val="0"/>
+        </w:rPr>
         <w:t>Independent assessment: withhold the reserved answer until the learner has attempted the new case. Record support separately from correctness.</w:t>
       </w:r>
     </w:p>
@@ -3657,13 +7362,58 @@
       </w:tr>
     </w:tbl>
     <w:p>
-      <w:r>
-        <w:t>Project checkpoint: Frame the need. Name the user, the problem, allowed inputs and a safe simple starting method.</w:t>
-      </w:r>
-    </w:p>
-    <w:p>
-      <w:r>
-        <w:t>Use the weekly teacher answer for topic-specific reasoning. A saved progress tick is an activity record; judge mastery from the learner’s explanation and evidence.</w:t>
+      <w:pPr>
+        <w:pStyle w:val="Heading3"/>
+      </w:pPr>
+      <w:r>
+        <w:t>Project checkpoint</w:t>
+      </w:r>
+    </w:p>
+    <w:p>
+      <w:pPr>
+        <w:spacing w:line="336" w:lineRule="auto" w:after="180"/>
+        <w:shd w:fill="EDF7F3"/>
+      </w:pPr>
+      <w:r>
+        <w:rPr>
+          <w:b w:val="0"/>
+        </w:rPr>
+        <w:t xml:space="preserve">Project checkpoint: Frame the need. Name the user, the problem, allowed </w:t>
+      </w:r>
+      <w:r>
+        <w:rPr>
+          <w:b/>
+        </w:rPr>
+        <w:t>input</w:t>
+      </w:r>
+      <w:r>
+        <w:rPr>
+          <w:b w:val="0"/>
+        </w:rPr>
+        <w:t>s and a safe simple starting method.</w:t>
+      </w:r>
+    </w:p>
+    <w:p>
+      <w:pPr>
+        <w:spacing w:line="336" w:lineRule="auto" w:after="180"/>
+      </w:pPr>
+      <w:r>
+        <w:rPr>
+          <w:b w:val="0"/>
+        </w:rPr>
+        <w:t xml:space="preserve">Use the weekly teacher answer for topic-specific reasoning. A saved progress tick is an activity record; judge mastery from the learner’s explanation and </w:t>
+      </w:r>
+      <w:r>
+        <w:rPr>
+          <w:b/>
+        </w:rPr>
+        <w:t>evidence</w:t>
+      </w:r>
+      <w:r>
+        <w:rPr>
+          <w:b w:val="0"/>
+        </w:rPr>
+        <w:t>.</w:t>
       </w:r>
     </w:p>
     <w:p>
@@ -3676,27 +7426,1007 @@
     </w:p>
     <w:p>
       <w:r>
-        <w:t>Use the two formative questions as supported practice, not as independent mastery scores. Discuss the deciding evidence rather than accepting a guessed selection.</w:t>
-      </w:r>
-    </w:p>
-    <w:p>
-      <w:r>
+        <w:t>Use feedback, earlier review and portfolios purposefully. Apply the coding routine only when this lesson has an executable lab.</w:t>
+      </w:r>
+    </w:p>
+    <w:p>
+      <w:pPr>
+        <w:spacing w:line="336" w:lineRule="auto" w:after="180"/>
+      </w:pPr>
+      <w:r>
+        <w:rPr>
+          <w:b w:val="0"/>
+        </w:rPr>
+        <w:t xml:space="preserve">Use the two formative questions as supported practice, not as independent mastery </w:t>
+      </w:r>
+      <w:r>
+        <w:rPr>
+          <w:b/>
+        </w:rPr>
+        <w:t>score</w:t>
+      </w:r>
+      <w:r>
+        <w:rPr>
+          <w:b w:val="0"/>
+        </w:rPr>
+        <w:t xml:space="preserve">s. Discuss the deciding </w:t>
+      </w:r>
+      <w:r>
+        <w:rPr>
+          <w:b/>
+        </w:rPr>
+        <w:t>evidence</w:t>
+      </w:r>
+      <w:r>
+        <w:rPr>
+          <w:b w:val="0"/>
+        </w:rPr>
+        <w:t xml:space="preserve"> rather than accepting a guessed selection.</w:t>
+      </w:r>
+    </w:p>
+    <w:p>
+      <w:pPr>
+        <w:spacing w:line="336" w:lineRule="auto" w:after="180"/>
+      </w:pPr>
+      <w:r>
+        <w:rPr>
+          <w:b w:val="0"/>
+        </w:rPr>
         <w:t>The feedback comes from the reviewed public worked case. Do not reveal the separately reserved independent teacher answer until the learner has attempted that case.</w:t>
       </w:r>
     </w:p>
     <w:p>
-      <w:r>
-        <w:t>Ask students to predict before running code. Preserve errors and actual outputs; collect a changed test and an explanation. The branch-boundary and indexing lessons deliberately include failure cases.</w:t>
-      </w:r>
-    </w:p>
-    <w:p>
-      <w:r>
+      <w:pPr>
+        <w:pStyle w:val="Heading3"/>
+      </w:pPr>
+      <w:r>
+        <w:t>For later coding lessons</w:t>
+      </w:r>
+    </w:p>
+    <w:p>
+      <w:r>
+        <w:t>This week has no code block. Use this routine when a later lesson includes an executable lab.</w:t>
+      </w:r>
+    </w:p>
+    <w:p>
+      <w:pPr>
+        <w:spacing w:line="336" w:lineRule="auto" w:after="180"/>
+        <w:shd w:fill="F1F6F8"/>
+      </w:pPr>
+      <w:r>
+        <w:rPr>
+          <w:b w:val="0"/>
+        </w:rPr>
+        <w:t xml:space="preserve">Ask students to predict before running code. Preserve errors and actual </w:t>
+      </w:r>
+      <w:r>
+        <w:rPr>
+          <w:b/>
+        </w:rPr>
+        <w:t>output</w:t>
+      </w:r>
+      <w:r>
+        <w:rPr>
+          <w:b w:val="0"/>
+        </w:rPr>
+        <w:t>s; collect a changed test and an explanation. The branch-boundary and indexing lessons deliberately include failure cases.</w:t>
+      </w:r>
+    </w:p>
+    <w:p>
+      <w:pPr>
+        <w:spacing w:line="336" w:lineRule="auto" w:after="180"/>
+      </w:pPr>
+      <w:r>
+        <w:rPr>
+          <w:b w:val="0"/>
+        </w:rPr>
         <w:t>Use the earlier worked-explanation links to address a specific missing building block, then return to the current question. Adapt this suggestion after observing the learner; it is not an automatic diagnosis.</w:t>
       </w:r>
     </w:p>
     <w:p>
-      <w:r>
-        <w:t>Collect the completed-work portfolio as evidence. Record support separately from correctness, and assess explanation, trace/test and limitations. Progress ticks and quiz selections alone do not establish mastery.</w:t>
+      <w:pPr>
+        <w:spacing w:line="336" w:lineRule="auto" w:after="180"/>
+      </w:pPr>
+      <w:r>
+        <w:rPr>
+          <w:b w:val="0"/>
+        </w:rPr>
+        <w:t xml:space="preserve">Collect the completed-work portfolio as </w:t>
+      </w:r>
+      <w:r>
+        <w:rPr>
+          <w:b/>
+        </w:rPr>
+        <w:t>evidence</w:t>
+      </w:r>
+      <w:r>
+        <w:rPr>
+          <w:b w:val="0"/>
+        </w:rPr>
+        <w:t>. Record support separately from correctness, and assess explanation, trace/test and limitations. Progress ticks and quiz selections alone do not establish mastery.</w:t>
+      </w:r>
+    </w:p>
+    <w:p>
+      <w:pPr>
+        <w:pStyle w:val="Heading1"/>
+      </w:pPr>
+      <w:r>
+        <w:t>09. Visual concept journey</w:t>
+      </w:r>
+    </w:p>
+    <w:p>
+      <w:r>
+        <w:t>Show one Sampling and Variability graphic at a time, request a prediction and discuss its trace before the independent assessment.</w:t>
+      </w:r>
+    </w:p>
+    <w:p>
+      <w:pPr>
+        <w:spacing w:line="336" w:lineRule="auto" w:after="180"/>
+      </w:pPr>
+      <w:r>
+        <w:rPr>
+          <w:b w:val="0"/>
+        </w:rPr>
+        <w:t xml:space="preserve">Use one picture at a time. Hide a worked result before asking for a </w:t>
+      </w:r>
+      <w:r>
+        <w:rPr>
+          <w:b/>
+        </w:rPr>
+        <w:t>prediction</w:t>
+      </w:r>
+      <w:r>
+        <w:rPr>
+          <w:b w:val="0"/>
+        </w:rPr>
+        <w:t>, then reveal it for feedback. These are supported teaching cases; retain the separate independent assessment for a fresh first attempt.</w:t>
+      </w:r>
+    </w:p>
+    <w:p>
+      <w:pPr>
+        <w:pStyle w:val="Heading3"/>
+      </w:pPr>
+      <w:r>
+        <w:t>01. Sampling and Variability: the case</w:t>
+      </w:r>
+    </w:p>
+    <w:p>
+      <w:r>
+        <w:drawing>
+          <wp:inline xmlns:a="http://schemas.openxmlformats.org/drawingml/2006/main" xmlns:pic="http://schemas.openxmlformats.org/drawingml/2006/picture">
+            <wp:extent cx="5486400" cy="2840736"/>
+            <wp:docPr id="3" name="Picture 3" descr="A fictional two-token distribution illustrates variability in generation. Supplied facts: At T=1, A=0.8 and B=0.2. For positive T use p^(1/T), then normalise. Use token order A,B and cumulative intervals [0,boundary),[boundary,1). Draw u=0.85."/>
+            <wp:cNvGraphicFramePr>
+              <a:graphicFrameLocks noChangeAspect="1"/>
+            </wp:cNvGraphicFramePr>
+            <a:graphic>
+              <a:graphicData uri="http://schemas.openxmlformats.org/drawingml/2006/picture">
+                <pic:pic>
+                  <pic:nvPicPr>
+                    <pic:cNvPr id="0" name="academy-story-ai-3-4-01.png"/>
+                    <pic:cNvPicPr/>
+                  </pic:nvPicPr>
+                  <pic:blipFill>
+                    <a:blip r:embed="rId11"/>
+                    <a:stretch>
+                      <a:fillRect/>
+                    </a:stretch>
+                  </pic:blipFill>
+                  <pic:spPr>
+                    <a:xfrm>
+                      <a:off x="0" y="0"/>
+                      <a:ext cx="5486400" cy="2840736"/>
+                    </a:xfrm>
+                    <a:prstGeom prst="rect"/>
+                  </pic:spPr>
+                </pic:pic>
+              </a:graphicData>
+            </a:graphic>
+          </wp:inline>
+        </w:drawing>
+      </w:r>
+    </w:p>
+    <w:p>
+      <w:pPr>
+        <w:spacing w:line="336" w:lineRule="auto" w:after="180"/>
+      </w:pPr>
+      <w:r>
+        <w:rPr>
+          <w:b w:val="0"/>
+        </w:rPr>
+        <w:t xml:space="preserve">A fictional two-token distribution illustrates </w:t>
+      </w:r>
+      <w:r>
+        <w:rPr>
+          <w:b/>
+        </w:rPr>
+        <w:t>variability</w:t>
+      </w:r>
+      <w:r>
+        <w:rPr>
+          <w:b w:val="0"/>
+        </w:rPr>
+        <w:t xml:space="preserve"> in generation. Supplied facts: At T=1, A=0.8 and B=0.2. For positive T use p^(1/T), then normalise.</w:t>
+      </w:r>
+    </w:p>
+    <w:p>
+      <w:pPr>
+        <w:spacing w:line="336" w:lineRule="auto" w:after="180"/>
+      </w:pPr>
+      <w:r>
+        <w:rPr>
+          <w:b w:val="0"/>
+        </w:rPr>
+        <w:t xml:space="preserve">Use token order A,B and </w:t>
+      </w:r>
+      <w:r>
+        <w:rPr>
+          <w:b/>
+        </w:rPr>
+        <w:t>cumulative interval</w:t>
+      </w:r>
+      <w:r>
+        <w:rPr>
+          <w:b w:val="0"/>
+        </w:rPr>
+        <w:t>s [0,boundary),[boundary,1). Draw u=0.85.</w:t>
+      </w:r>
+    </w:p>
+    <w:p>
+      <w:pPr>
+        <w:spacing w:line="336" w:lineRule="auto" w:after="180"/>
+        <w:shd w:fill="F5F1FB"/>
+      </w:pPr>
+      <w:r>
+        <w:rPr>
+          <w:b w:val="0"/>
+        </w:rPr>
+        <w:t>Point to the given fact that matters most. Explain why it matters.</w:t>
+      </w:r>
+    </w:p>
+    <w:p>
+      <w:pPr>
+        <w:pStyle w:val="Heading3"/>
+      </w:pPr>
+      <w:r>
+        <w:t>Discuss while showing the picture</w:t>
+      </w:r>
+    </w:p>
+    <w:p>
+      <w:pPr>
+        <w:spacing w:line="336" w:lineRule="auto" w:after="180"/>
+        <w:shd w:fill="F1F6F8"/>
+      </w:pPr>
+      <w:r>
+        <w:rPr>
+          <w:b w:val="0"/>
+        </w:rPr>
+        <w:t>Teacher prompt: Point to the given fact that matters most. Explain why it matters. Ask learners to describe one label or arrow in ordinary words. Use the adjacent transcript if the image is difficult to see.</w:t>
+      </w:r>
+    </w:p>
+    <w:p>
+      <w:pPr>
+        <w:pStyle w:val="Heading3"/>
+      </w:pPr>
+      <w:r>
+        <w:t>02. Follow the deciding steps</w:t>
+      </w:r>
+    </w:p>
+    <w:p>
+      <w:r>
+        <w:drawing>
+          <wp:inline xmlns:a="http://schemas.openxmlformats.org/drawingml/2006/main" xmlns:pic="http://schemas.openxmlformats.org/drawingml/2006/picture">
+            <wp:extent cx="5486400" cy="4005072"/>
+            <wp:docPr id="4" name="Picture 4" descr="Original distribution: A boundary 0.8; u=0.85 selects B. → T=0.5 weights: Square probabilities:0.64 and 0.04; total 0.68. → Normalise: A=16/17≈0.9412; B=1/17≈0.0588. → Same draw: 0.85 is below 16/17, so T=0.5 selects A."/>
+            <wp:cNvGraphicFramePr>
+              <a:graphicFrameLocks noChangeAspect="1"/>
+            </wp:cNvGraphicFramePr>
+            <a:graphic>
+              <a:graphicData uri="http://schemas.openxmlformats.org/drawingml/2006/picture">
+                <pic:pic>
+                  <pic:nvPicPr>
+                    <pic:cNvPr id="0" name="academy-story-ai-3-4-02.png"/>
+                    <pic:cNvPicPr/>
+                  </pic:nvPicPr>
+                  <pic:blipFill>
+                    <a:blip r:embed="rId12"/>
+                    <a:stretch>
+                      <a:fillRect/>
+                    </a:stretch>
+                  </pic:blipFill>
+                  <pic:spPr>
+                    <a:xfrm>
+                      <a:off x="0" y="0"/>
+                      <a:ext cx="5486400" cy="4005072"/>
+                    </a:xfrm>
+                    <a:prstGeom prst="rect"/>
+                  </pic:spPr>
+                </pic:pic>
+              </a:graphicData>
+            </a:graphic>
+          </wp:inline>
+        </w:drawing>
+      </w:r>
+    </w:p>
+    <w:p>
+      <w:pPr>
+        <w:spacing w:line="336" w:lineRule="auto" w:after="180"/>
+      </w:pPr>
+      <w:r>
+        <w:rPr>
+          <w:b w:val="0"/>
+        </w:rPr>
+        <w:t>Original distribution: A boundary 0.8; u=0.85 selects B. → T=0.5 weights: Square probabilities:0.64 and 0.04; total 0.68. → Normalise: A=16/17≈0.9412; B=1/17≈0.0588. → Same draw: 0.85 is below 16/17, so T=0.5 selects A.</w:t>
+      </w:r>
+    </w:p>
+    <w:p>
+      <w:pPr>
+        <w:spacing w:line="336" w:lineRule="auto" w:after="180"/>
+        <w:shd w:fill="F5F1FB"/>
+      </w:pPr>
+      <w:r>
+        <w:rPr>
+          <w:b w:val="0"/>
+        </w:rPr>
+        <w:t xml:space="preserve">Point to each numbered stage and explain which recorded </w:t>
+      </w:r>
+      <w:r>
+        <w:rPr>
+          <w:b/>
+        </w:rPr>
+        <w:t>input</w:t>
+      </w:r>
+      <w:r>
+        <w:rPr>
+          <w:b w:val="0"/>
+        </w:rPr>
+        <w:t xml:space="preserve"> it uses.</w:t>
+      </w:r>
+    </w:p>
+    <w:p>
+      <w:pPr>
+        <w:pStyle w:val="Heading3"/>
+      </w:pPr>
+      <w:r>
+        <w:t>Discuss while showing the picture</w:t>
+      </w:r>
+    </w:p>
+    <w:p>
+      <w:pPr>
+        <w:spacing w:line="336" w:lineRule="auto" w:after="180"/>
+        <w:shd w:fill="F1F6F8"/>
+      </w:pPr>
+      <w:r>
+        <w:rPr>
+          <w:b w:val="0"/>
+        </w:rPr>
+        <w:t xml:space="preserve">Teacher prompt: Point to each numbered stage and explain which recorded </w:t>
+      </w:r>
+      <w:r>
+        <w:rPr>
+          <w:b/>
+        </w:rPr>
+        <w:t>input</w:t>
+      </w:r>
+      <w:r>
+        <w:rPr>
+          <w:b w:val="0"/>
+        </w:rPr>
+        <w:t xml:space="preserve"> it uses. Ask learners to describe one label or arrow in ordinary words. Use the adjacent transcript if the image is difficult to see.</w:t>
+      </w:r>
+    </w:p>
+    <w:p>
+      <w:pPr>
+        <w:pStyle w:val="Heading3"/>
+      </w:pPr>
+      <w:r>
+        <w:t>03. Temperature-scaled toy probabilities</w:t>
+      </w:r>
+    </w:p>
+    <w:p>
+      <w:r>
+        <w:drawing>
+          <wp:inline xmlns:a="http://schemas.openxmlformats.org/drawingml/2006/main" xmlns:pic="http://schemas.openxmlformats.org/drawingml/2006/picture">
+            <wp:extent cx="5486400" cy="3096768"/>
+            <wp:docPr id="5" name="Picture 5" descr="Temperature-scaled toy probabilities. A: T=1 = 0.8, T=0.5 = 0.9411764705882353. B: T=1 = 0.2, T=0.5 = 0.058823529411764705."/>
+            <wp:cNvGraphicFramePr>
+              <a:graphicFrameLocks noChangeAspect="1"/>
+            </wp:cNvGraphicFramePr>
+            <a:graphic>
+              <a:graphicData uri="http://schemas.openxmlformats.org/drawingml/2006/picture">
+                <pic:pic>
+                  <pic:nvPicPr>
+                    <pic:cNvPr id="0" name="academy-story-ai-3-4-03.png"/>
+                    <pic:cNvPicPr/>
+                  </pic:nvPicPr>
+                  <pic:blipFill>
+                    <a:blip r:embed="rId13"/>
+                    <a:stretch>
+                      <a:fillRect/>
+                    </a:stretch>
+                  </pic:blipFill>
+                  <pic:spPr>
+                    <a:xfrm>
+                      <a:off x="0" y="0"/>
+                      <a:ext cx="5486400" cy="3096768"/>
+                    </a:xfrm>
+                    <a:prstGeom prst="rect"/>
+                  </pic:spPr>
+                </pic:pic>
+              </a:graphicData>
+            </a:graphic>
+          </wp:inline>
+        </w:drawing>
+      </w:r>
+    </w:p>
+    <w:p>
+      <w:pPr>
+        <w:spacing w:line="336" w:lineRule="auto" w:after="180"/>
+      </w:pPr>
+      <w:r>
+        <w:rPr>
+          <w:b/>
+        </w:rPr>
+        <w:t>Temperature</w:t>
+      </w:r>
+      <w:r>
+        <w:rPr>
+          <w:b w:val="0"/>
+        </w:rPr>
+        <w:t>-scaled toy probabilities. A: T=1 = 0.8, T=0.5 = 0.9411764705882353. B: T=1 = 0.2, T=0.5 = 0.058823529411764705.</w:t>
+      </w:r>
+    </w:p>
+    <w:p>
+      <w:pPr>
+        <w:spacing w:line="336" w:lineRule="auto" w:after="180"/>
+        <w:shd w:fill="F5F1FB"/>
+      </w:pPr>
+      <w:r>
+        <w:rPr>
+          <w:b w:val="0"/>
+        </w:rPr>
+        <w:t>Read the labels and values. Explain the relationship the model shows.</w:t>
+      </w:r>
+    </w:p>
+    <w:p>
+      <w:pPr>
+        <w:pStyle w:val="Heading3"/>
+      </w:pPr>
+      <w:r>
+        <w:t>Discuss while showing the picture</w:t>
+      </w:r>
+    </w:p>
+    <w:p>
+      <w:pPr>
+        <w:spacing w:line="336" w:lineRule="auto" w:after="180"/>
+        <w:shd w:fill="F1F6F8"/>
+      </w:pPr>
+      <w:r>
+        <w:rPr>
+          <w:b w:val="0"/>
+        </w:rPr>
+        <w:t>Teacher prompt: Read the labels and values. Explain the relationship the model shows. Ask learners to describe one label or arrow in ordinary words. Use the adjacent transcript if the image is difficult to see.</w:t>
+      </w:r>
+    </w:p>
+    <w:p>
+      <w:pPr>
+        <w:spacing w:line="336" w:lineRule="auto" w:after="180"/>
+        <w:shd w:fill="F1F6F8"/>
+      </w:pPr>
+      <w:r>
+        <w:rPr>
+          <w:b w:val="0"/>
+        </w:rPr>
+        <w:t>Check row/column meanings, units and denominators before discussing a difference. Supplied toy values are not real class or model results.</w:t>
+      </w:r>
+    </w:p>
+    <w:p>
+      <w:pPr>
+        <w:pStyle w:val="Heading3"/>
+      </w:pPr>
+      <w:r>
+        <w:t>04. Change one thing. Trace what follows.</w:t>
+      </w:r>
+    </w:p>
+    <w:p>
+      <w:r>
+        <w:drawing>
+          <wp:inline xmlns:a="http://schemas.openxmlformats.org/drawingml/2006/main" xmlns:pic="http://schemas.openxmlformats.org/drawingml/2006/picture">
+            <wp:extent cx="5486400" cy="3026664"/>
+            <wp:docPr id="6" name="Picture 6" descr="Original case: 0.85 is below 16/17, so T=0.5 selects A. Changed condition: Set the draw to 0.97, keeping both distributions. Expected result: Both temperatures select B. Reason: 0.97 exceeds both A boundaries, 0.8 and approximately 0.9412."/>
+            <wp:cNvGraphicFramePr>
+              <a:graphicFrameLocks noChangeAspect="1"/>
+            </wp:cNvGraphicFramePr>
+            <a:graphic>
+              <a:graphicData uri="http://schemas.openxmlformats.org/drawingml/2006/picture">
+                <pic:pic>
+                  <pic:nvPicPr>
+                    <pic:cNvPr id="0" name="academy-story-ai-3-4-04.png"/>
+                    <pic:cNvPicPr/>
+                  </pic:nvPicPr>
+                  <pic:blipFill>
+                    <a:blip r:embed="rId14"/>
+                    <a:stretch>
+                      <a:fillRect/>
+                    </a:stretch>
+                  </pic:blipFill>
+                  <pic:spPr>
+                    <a:xfrm>
+                      <a:off x="0" y="0"/>
+                      <a:ext cx="5486400" cy="3026664"/>
+                    </a:xfrm>
+                    <a:prstGeom prst="rect"/>
+                  </pic:spPr>
+                </pic:pic>
+              </a:graphicData>
+            </a:graphic>
+          </wp:inline>
+        </w:drawing>
+      </w:r>
+    </w:p>
+    <w:p>
+      <w:pPr>
+        <w:spacing w:line="336" w:lineRule="auto" w:after="180"/>
+      </w:pPr>
+      <w:r>
+        <w:rPr>
+          <w:b w:val="0"/>
+        </w:rPr>
+        <w:t xml:space="preserve">Original case: 0.85 is below 16/17, so T=0.5 selects A. Changed condition: Set the draw to 0.97, keeping both distributions. Expected result: Both </w:t>
+      </w:r>
+      <w:r>
+        <w:rPr>
+          <w:b/>
+        </w:rPr>
+        <w:t>temperature</w:t>
+      </w:r>
+      <w:r>
+        <w:rPr>
+          <w:b w:val="0"/>
+        </w:rPr>
+        <w:t>s select B.</w:t>
+      </w:r>
+    </w:p>
+    <w:p>
+      <w:pPr>
+        <w:spacing w:line="336" w:lineRule="auto" w:after="180"/>
+      </w:pPr>
+      <w:r>
+        <w:rPr>
+          <w:b w:val="0"/>
+        </w:rPr>
+        <w:t>Reason: 0.97 exceeds both A boundaries, 0.8 and approximately 0.9412.</w:t>
+      </w:r>
+    </w:p>
+    <w:p>
+      <w:pPr>
+        <w:spacing w:line="336" w:lineRule="auto" w:after="180"/>
+        <w:shd w:fill="F5F1FB"/>
+      </w:pPr>
+      <w:r>
+        <w:rPr>
+          <w:b w:val="0"/>
+        </w:rPr>
+        <w:t>Predict before checking the worked changed-case result. Name what changed and what the supplied facts allow you to conclude.</w:t>
+      </w:r>
+    </w:p>
+    <w:p>
+      <w:pPr>
+        <w:pStyle w:val="Heading3"/>
+      </w:pPr>
+      <w:r>
+        <w:t>Discuss while showing the picture</w:t>
+      </w:r>
+    </w:p>
+    <w:p>
+      <w:pPr>
+        <w:spacing w:line="336" w:lineRule="auto" w:after="180"/>
+        <w:shd w:fill="F1F6F8"/>
+      </w:pPr>
+      <w:r>
+        <w:rPr>
+          <w:b w:val="0"/>
+        </w:rPr>
+        <w:t>Teacher prompt: Predict before checking the worked changed-case result. Name what changed and what the supplied facts allow you to conclude. Ask learners to describe one label or arrow in ordinary words.</w:t>
+      </w:r>
+    </w:p>
+    <w:p>
+      <w:pPr>
+        <w:spacing w:line="336" w:lineRule="auto" w:after="180"/>
+        <w:shd w:fill="F1F6F8"/>
+      </w:pPr>
+      <w:r>
+        <w:rPr>
+          <w:b w:val="0"/>
+        </w:rPr>
+        <w:t>Use the adjacent transcript if the image is difficult to see. Changed-case reasoning: 0.97 exceeds both A boundaries, 0.8 and approximately 0.9412.</w:t>
+      </w:r>
+    </w:p>
+    <w:p>
+      <w:pPr>
+        <w:pStyle w:val="Heading3"/>
+      </w:pPr>
+      <w:r>
+        <w:t>05. Connect the explanation to its limit</w:t>
+      </w:r>
+    </w:p>
+    <w:p>
+      <w:r>
+        <w:drawing>
+          <wp:inline xmlns:a="http://schemas.openxmlformats.org/drawingml/2006/main" xmlns:pic="http://schemas.openxmlformats.org/drawingml/2006/picture">
+            <wp:extent cx="5486400" cy="2834640"/>
+            <wp:docPr id="7" name="Picture 7" descr="Lower positive temperature concentrates this unequal distribution on its larger entry. It changes sampling probabilities, not evidence for whether A or B is true. Using the same draw isolates how the distribution changes the decision. This formula is a toy probability-space illustration corresponding to a temperature-scaled model distribution. Limit: Two tokens and one draw do not predict every output; temperature alone does not solve hallucinations."/>
+            <wp:cNvGraphicFramePr>
+              <a:graphicFrameLocks noChangeAspect="1"/>
+            </wp:cNvGraphicFramePr>
+            <a:graphic>
+              <a:graphicData uri="http://schemas.openxmlformats.org/drawingml/2006/picture">
+                <pic:pic>
+                  <pic:nvPicPr>
+                    <pic:cNvPr id="0" name="academy-story-ai-3-4-05.png"/>
+                    <pic:cNvPicPr/>
+                  </pic:nvPicPr>
+                  <pic:blipFill>
+                    <a:blip r:embed="rId15"/>
+                    <a:stretch>
+                      <a:fillRect/>
+                    </a:stretch>
+                  </pic:blipFill>
+                  <pic:spPr>
+                    <a:xfrm>
+                      <a:off x="0" y="0"/>
+                      <a:ext cx="5486400" cy="2834640"/>
+                    </a:xfrm>
+                    <a:prstGeom prst="rect"/>
+                  </pic:spPr>
+                </pic:pic>
+              </a:graphicData>
+            </a:graphic>
+          </wp:inline>
+        </w:drawing>
+      </w:r>
+    </w:p>
+    <w:p>
+      <w:pPr>
+        <w:spacing w:line="336" w:lineRule="auto" w:after="180"/>
+      </w:pPr>
+      <w:r>
+        <w:rPr>
+          <w:b w:val="0"/>
+        </w:rPr>
+        <w:t xml:space="preserve">Lower positive </w:t>
+      </w:r>
+      <w:r>
+        <w:rPr>
+          <w:b/>
+        </w:rPr>
+        <w:t>temperature</w:t>
+      </w:r>
+      <w:r>
+        <w:rPr>
+          <w:b w:val="0"/>
+        </w:rPr>
+        <w:t xml:space="preserve"> concentrates this unequal distribution on its larger entry. It changes </w:t>
+      </w:r>
+      <w:r>
+        <w:rPr>
+          <w:b/>
+        </w:rPr>
+        <w:t>sampling</w:t>
+      </w:r>
+      <w:r>
+        <w:rPr>
+          <w:b w:val="0"/>
+        </w:rPr>
+        <w:t xml:space="preserve"> probabilities, not </w:t>
+      </w:r>
+      <w:r>
+        <w:rPr>
+          <w:b/>
+        </w:rPr>
+        <w:t>evidence</w:t>
+      </w:r>
+      <w:r>
+        <w:rPr>
+          <w:b w:val="0"/>
+        </w:rPr>
+        <w:t xml:space="preserve"> for whether A or B is true.</w:t>
+      </w:r>
+    </w:p>
+    <w:p>
+      <w:pPr>
+        <w:spacing w:line="336" w:lineRule="auto" w:after="180"/>
+      </w:pPr>
+      <w:r>
+        <w:rPr>
+          <w:b w:val="0"/>
+        </w:rPr>
+        <w:t xml:space="preserve">Using the same draw isolates how the distribution changes the decision. This formula is a toy probability-space illustration corresponding to a </w:t>
+      </w:r>
+      <w:r>
+        <w:rPr>
+          <w:b/>
+        </w:rPr>
+        <w:t>temperature</w:t>
+      </w:r>
+      <w:r>
+        <w:rPr>
+          <w:b w:val="0"/>
+        </w:rPr>
+        <w:t>-scaled model distribution.</w:t>
+      </w:r>
+    </w:p>
+    <w:p>
+      <w:pPr>
+        <w:spacing w:line="336" w:lineRule="auto" w:after="180"/>
+      </w:pPr>
+      <w:r>
+        <w:rPr>
+          <w:b w:val="0"/>
+        </w:rPr>
+        <w:t xml:space="preserve">Limit: Two tokens and one draw do not predict every </w:t>
+      </w:r>
+      <w:r>
+        <w:rPr>
+          <w:b/>
+        </w:rPr>
+        <w:t>output</w:t>
+      </w:r>
+      <w:r>
+        <w:rPr>
+          <w:b w:val="0"/>
+        </w:rPr>
+        <w:t xml:space="preserve">; </w:t>
+      </w:r>
+      <w:r>
+        <w:rPr>
+          <w:b/>
+        </w:rPr>
+        <w:t>temperature</w:t>
+      </w:r>
+      <w:r>
+        <w:rPr>
+          <w:b w:val="0"/>
+        </w:rPr>
+        <w:t xml:space="preserve"> alone does not solve hallucinations.</w:t>
+      </w:r>
+    </w:p>
+    <w:p>
+      <w:pPr>
+        <w:spacing w:line="336" w:lineRule="auto" w:after="180"/>
+        <w:shd w:fill="F5F1FB"/>
+      </w:pPr>
+      <w:r>
+        <w:rPr>
+          <w:b w:val="0"/>
+        </w:rPr>
+        <w:t>Explain the case, then point to a limit on the claim.</w:t>
+      </w:r>
+    </w:p>
+    <w:p>
+      <w:pPr>
+        <w:pStyle w:val="Heading3"/>
+      </w:pPr>
+      <w:r>
+        <w:t>Discuss while showing the picture</w:t>
+      </w:r>
+    </w:p>
+    <w:p>
+      <w:pPr>
+        <w:spacing w:line="336" w:lineRule="auto" w:after="180"/>
+        <w:shd w:fill="F1F6F8"/>
+      </w:pPr>
+      <w:r>
+        <w:rPr>
+          <w:b w:val="0"/>
+        </w:rPr>
+        <w:t>Teacher prompt: Explain the case, then point to a limit on the claim. Ask learners to describe one label or arrow in ordinary words. Use the adjacent transcript if the image is difficult to see.</w:t>
+      </w:r>
+    </w:p>
+    <w:p>
+      <w:pPr>
+        <w:spacing w:line="336" w:lineRule="auto" w:after="180"/>
+        <w:shd w:fill="F1F6F8"/>
+      </w:pPr>
+      <w:r>
+        <w:rPr>
+          <w:b w:val="0"/>
+        </w:rPr>
+        <w:t xml:space="preserve">Keep the stated scope: Two tokens and one draw do not predict every </w:t>
+      </w:r>
+      <w:r>
+        <w:rPr>
+          <w:b/>
+        </w:rPr>
+        <w:t>output</w:t>
+      </w:r>
+      <w:r>
+        <w:rPr>
+          <w:b w:val="0"/>
+        </w:rPr>
+        <w:t xml:space="preserve">; </w:t>
+      </w:r>
+      <w:r>
+        <w:rPr>
+          <w:b/>
+        </w:rPr>
+        <w:t>temperature</w:t>
+      </w:r>
+      <w:r>
+        <w:rPr>
+          <w:b w:val="0"/>
+        </w:rPr>
+        <w:t xml:space="preserve"> alone does not solve hallucinations.</w:t>
+      </w:r>
+    </w:p>
+    <w:p>
+      <w:pPr>
+        <w:pStyle w:val="Heading3"/>
+      </w:pPr>
+      <w:r>
+        <w:t>06. Make the idea visible in your project</w:t>
+      </w:r>
+    </w:p>
+    <w:p>
+      <w:r>
+        <w:drawing>
+          <wp:inline xmlns:a="http://schemas.openxmlformats.org/drawingml/2006/main" xmlns:pic="http://schemas.openxmlformats.org/drawingml/2006/picture">
+            <wp:extent cx="5486400" cy="3380232"/>
+            <wp:docPr id="8" name="Picture 8" descr="Keep Study Buddy generation settings fixed during prompt comparisons and check evidence regardless of variability. Draw your input, deciding step, result and limit. Supported question: Does T=0.5 make B impossible, and does choosing A guarantee factual accuracy?"/>
+            <wp:cNvGraphicFramePr>
+              <a:graphicFrameLocks noChangeAspect="1"/>
+            </wp:cNvGraphicFramePr>
+            <a:graphic>
+              <a:graphicData uri="http://schemas.openxmlformats.org/drawingml/2006/picture">
+                <pic:pic>
+                  <pic:nvPicPr>
+                    <pic:cNvPr id="0" name="academy-story-ai-3-4-06.png"/>
+                    <pic:cNvPicPr/>
+                  </pic:nvPicPr>
+                  <pic:blipFill>
+                    <a:blip r:embed="rId16"/>
+                    <a:stretch>
+                      <a:fillRect/>
+                    </a:stretch>
+                  </pic:blipFill>
+                  <pic:spPr>
+                    <a:xfrm>
+                      <a:off x="0" y="0"/>
+                      <a:ext cx="5486400" cy="3380232"/>
+                    </a:xfrm>
+                    <a:prstGeom prst="rect"/>
+                  </pic:spPr>
+                </pic:pic>
+              </a:graphicData>
+            </a:graphic>
+          </wp:inline>
+        </w:drawing>
+      </w:r>
+    </w:p>
+    <w:p>
+      <w:pPr>
+        <w:spacing w:line="336" w:lineRule="auto" w:after="180"/>
+      </w:pPr>
+      <w:r>
+        <w:rPr>
+          <w:b w:val="0"/>
+        </w:rPr>
+        <w:t xml:space="preserve">Keep Study Buddy generation settings fixed during prompt comparisons and check </w:t>
+      </w:r>
+      <w:r>
+        <w:rPr>
+          <w:b/>
+        </w:rPr>
+        <w:t>evidence</w:t>
+      </w:r>
+      <w:r>
+        <w:rPr>
+          <w:b w:val="0"/>
+        </w:rPr>
+        <w:t xml:space="preserve"> regardless of </w:t>
+      </w:r>
+      <w:r>
+        <w:rPr>
+          <w:b/>
+        </w:rPr>
+        <w:t>variability</w:t>
+      </w:r>
+      <w:r>
+        <w:rPr>
+          <w:b w:val="0"/>
+        </w:rPr>
+        <w:t xml:space="preserve">. Draw your </w:t>
+      </w:r>
+      <w:r>
+        <w:rPr>
+          <w:b/>
+        </w:rPr>
+        <w:t>input</w:t>
+      </w:r>
+      <w:r>
+        <w:rPr>
+          <w:b w:val="0"/>
+        </w:rPr>
+        <w:t>, deciding step, result and limit.</w:t>
+      </w:r>
+    </w:p>
+    <w:p>
+      <w:pPr>
+        <w:spacing w:line="336" w:lineRule="auto" w:after="180"/>
+      </w:pPr>
+      <w:r>
+        <w:rPr>
+          <w:b w:val="0"/>
+        </w:rPr>
+        <w:t>Supported question: Does T=0.5 make B impossible, and does choosing A guarantee factual accuracy?</w:t>
+      </w:r>
+    </w:p>
+    <w:p>
+      <w:pPr>
+        <w:spacing w:line="336" w:lineRule="auto" w:after="180"/>
+        <w:shd w:fill="F5F1FB"/>
+      </w:pPr>
+      <w:r>
+        <w:rPr>
+          <w:b w:val="0"/>
+        </w:rPr>
+        <w:t xml:space="preserve">Draw your project trace and justify the deciding step using </w:t>
+      </w:r>
+      <w:r>
+        <w:rPr>
+          <w:b/>
+        </w:rPr>
+        <w:t>evidence</w:t>
+      </w:r>
+      <w:r>
+        <w:rPr>
+          <w:b w:val="0"/>
+        </w:rPr>
+        <w:t>.</w:t>
+      </w:r>
+    </w:p>
+    <w:p>
+      <w:pPr>
+        <w:pStyle w:val="Heading3"/>
+      </w:pPr>
+      <w:r>
+        <w:t>Discuss while showing the picture</w:t>
+      </w:r>
+    </w:p>
+    <w:p>
+      <w:pPr>
+        <w:spacing w:line="336" w:lineRule="auto" w:after="180"/>
+        <w:shd w:fill="F1F6F8"/>
+      </w:pPr>
+      <w:r>
+        <w:rPr>
+          <w:b w:val="0"/>
+        </w:rPr>
+        <w:t xml:space="preserve">Teacher prompt: Draw your project trace and justify the deciding step using </w:t>
+      </w:r>
+      <w:r>
+        <w:rPr>
+          <w:b/>
+        </w:rPr>
+        <w:t>evidence</w:t>
+      </w:r>
+      <w:r>
+        <w:rPr>
+          <w:b w:val="0"/>
+        </w:rPr>
+        <w:t>. Ask learners to describe one label or arrow in ordinary words. Use the adjacent transcript if the image is difficult to see.</w:t>
+      </w:r>
+    </w:p>
+    <w:p>
+      <w:pPr>
+        <w:spacing w:line="336" w:lineRule="auto" w:after="180"/>
+        <w:shd w:fill="F1F6F8"/>
+      </w:pPr>
+      <w:r>
+        <w:rPr>
+          <w:b w:val="0"/>
+        </w:rPr>
+        <w:t>Supported practice key: No. B still has probability 1/17, and the table supplies no truth labels for either token.</w:t>
       </w:r>
     </w:p>
     <w:sectPr>

--- a/downloads/teacher/ai-3-week-04.docx
+++ b/downloads/teacher/ai-3-week-04.docx
@@ -201,7 +201,7 @@
           </w:tcPr>
           <w:p>
             <w:r>
-              <w:t>Sections 9 and 11–14. Give extra time to finish the full task set; use Section 15 when the week includes a coding lab.</w:t>
+              <w:t>Use “Run the investigation”, “Connect your project”, “Show what you know”, “Study a complete case” and “Try a new case independently”. Give extra time for the full task set. If this week has a coding lab, use its named section; section numbers can change when extra explanations are included.</w:t>
             </w:r>
           </w:p>
         </w:tc>
@@ -647,7 +647,7 @@
         <w:rPr>
           <w:b w:val="0"/>
         </w:rPr>
-        <w:t xml:space="preserve">Use two 45-minute sessions. All model </w:t>
+        <w:t xml:space="preserve">For the compact core route, use two 45-minute sessions. All model </w:t>
       </w:r>
       <w:r>
         <w:rPr>
@@ -741,7 +741,7 @@
         <w:rPr>
           <w:b w:val="0"/>
         </w:rPr>
-        <w:t xml:space="preserve">Use two 45-minute sessions. All model </w:t>
+        <w:t xml:space="preserve">For the compact core route, use two 45-minute sessions. All model </w:t>
       </w:r>
       <w:r>
         <w:rPr>
@@ -2624,6 +2624,26 @@
         <w:pStyle w:val="Heading3"/>
       </w:pPr>
       <w:r>
+        <w:t>Choose the pacing route</w:t>
+      </w:r>
+    </w:p>
+    <w:p>
+      <w:pPr>
+        <w:spacing w:line="336" w:lineRule="auto" w:after="180"/>
+        <w:shd w:fill="F1F6F8"/>
+      </w:pPr>
+      <w:r>
+        <w:rPr>
+          <w:b w:val="0"/>
+        </w:rPr>
+        <w:t>Compact alternative: this two-session sequence covers selected core tasks. Use the three-session weekly plan for the full lesson, independent transfer, feedback and project work; allow extra time for extensions.</w:t>
+      </w:r>
+    </w:p>
+    <w:p>
+      <w:pPr>
+        <w:pStyle w:val="Heading3"/>
+      </w:pPr>
+      <w:r>
         <w:t>Board sequence</w:t>
       </w:r>
     </w:p>
@@ -2973,7 +2993,7 @@
           </w:tcPr>
           <w:p>
             <w:r>
-              <w:t>Read section 1 and complete W1; ask for a reason alongside each answer.</w:t>
+              <w:t>Read the explanation in “Notice the evidence” and “See how it works”, then complete W1; ask for a reason alongside each answer.</w:t>
             </w:r>
           </w:p>
         </w:tc>
@@ -2995,7 +3015,7 @@
           </w:tcPr>
           <w:p>
             <w:r>
-              <w:t>Trace the worked case in section 2 and complete W2.</w:t>
+              <w:t>Trace the “A closer explanation” material in “See how it works” and “Follow a worked example”, then complete W2. The pictorial case is an additional example.</w:t>
             </w:r>
           </w:p>
         </w:tc>
@@ -3193,7 +3213,7 @@
           </w:tcPr>
           <w:p>
             <w:r>
-              <w:t>Read section 1 and complete W1; ask for a reason alongside each answer.</w:t>
+              <w:t>Read the explanation in “Notice the evidence” and “See how it works”, then complete W1; ask for a reason alongside each answer.</w:t>
             </w:r>
           </w:p>
         </w:tc>
@@ -3215,7 +3235,7 @@
           </w:tcPr>
           <w:p>
             <w:r>
-              <w:t>Trace the worked case in section 2 and complete W2.</w:t>
+              <w:t>Trace the “A closer explanation” material in “See how it works” and “Follow a worked example”, then complete W2. The pictorial case is an additional example.</w:t>
             </w:r>
           </w:p>
         </w:tc>
@@ -6954,7 +6974,7 @@
           </w:tcPr>
           <w:p>
             <w:r>
-              <w:t>Sections 9 and 11–14. Give extra time to finish the full task set; use Section 15 when the week includes a coding lab.</w:t>
+              <w:t>Use “Run the investigation”, “Connect your project”, “Show what you know”, “Study a complete case” and “Try a new case independently”. Give extra time for the full task set. If this week has a coding lab, use its named section; section numbers can change when extra explanations are included.</w:t>
             </w:r>
           </w:p>
         </w:tc>

--- a/downloads/teacher/ai-3-week-04.docx
+++ b/downloads/teacher/ai-3-week-04.docx
@@ -25,20 +25,38 @@
         <w:pStyle w:val="Heading1"/>
       </w:pPr>
       <w:r>
-        <w:t>01. Sampling and Variability</w:t>
-      </w:r>
-    </w:p>
-    <w:p>
-      <w:r>
-        <w:t>Prepare Sampling and Variability: check the target, prerequisites, resources and adaptable teaching schedule.</w:t>
-      </w:r>
-    </w:p>
-    <w:p>
-      <w:pPr>
-        <w:pStyle w:val="Heading3"/>
-      </w:pPr>
-      <w:r>
-        <w:t>Teach the learning cycle</w:t>
+        <w:t>Teach the numerical mechanism and evidence boundary together.</w:t>
+      </w:r>
+    </w:p>
+    <w:p>
+      <w:r>
+        <w:t>Use exact fractions and complete draw records, preserve the attention extension and collect the fresh table before feedback.</w:t>
+      </w:r>
+    </w:p>
+    <w:p>
+      <w:r>
+        <w:t>Ask which inputs changed, which stayed fixed and which factual reference was actually supplied.</w:t>
+      </w:r>
+    </w:p>
+    <w:p>
+      <w:pPr>
+        <w:pStyle w:val="Heading1"/>
+      </w:pPr>
+      <w:r>
+        <w:t>01. Prepare the main lesson and its retained extension</w:t>
+      </w:r>
+    </w:p>
+    <w:p>
+      <w:r>
+        <w:t>Use fictional records and schedule separate extension time.</w:t>
+      </w:r>
+    </w:p>
+    <w:p>
+      <w:pPr>
+        <w:pStyle w:val="Heading2"/>
+      </w:pPr>
+      <w:r>
+        <w:t>Goal and preparation</w:t>
       </w:r>
     </w:p>
     <w:p>
@@ -62,6 +80,94 @@
           <w:b w:val="0"/>
         </w:rPr>
         <w:t>s</w:t>
+      </w:r>
+    </w:p>
+    <w:p>
+      <w:pPr>
+        <w:spacing w:line="336" w:lineRule="auto" w:after="180"/>
+      </w:pPr>
+      <w:r>
+        <w:rPr>
+          <w:b w:val="0"/>
+        </w:rPr>
+        <w:t xml:space="preserve">For the compact core route, use two 45-minute sessions. All model </w:t>
+      </w:r>
+      <w:r>
+        <w:rPr>
+          <w:b/>
+        </w:rPr>
+        <w:t>output</w:t>
+      </w:r>
+      <w:r>
+        <w:rPr>
+          <w:b w:val="0"/>
+        </w:rPr>
+        <w:t>s and probability tables are constructed classroom examples. No hosted AI service, external API or student account is needed.</w:t>
+      </w:r>
+    </w:p>
+    <w:p>
+      <w:pPr>
+        <w:spacing w:line="336" w:lineRule="auto" w:after="180"/>
+      </w:pPr>
+      <w:r>
+        <w:rPr>
+          <w:b w:val="0"/>
+        </w:rPr>
+        <w:t>Distinguish a model objective from factual support and system permissions. Collect independent work before discussing its solutions.</w:t>
+      </w:r>
+    </w:p>
+    <w:p>
+      <w:pPr>
+        <w:spacing w:line="336" w:lineRule="auto" w:after="180"/>
+      </w:pPr>
+      <w:r>
+        <w:rPr>
+          <w:b w:val="0"/>
+        </w:rPr>
+        <w:t xml:space="preserve">By the end, I can calculate a toy </w:t>
+      </w:r>
+      <w:r>
+        <w:rPr>
+          <w:b/>
+        </w:rPr>
+        <w:t>temperature</w:t>
+      </w:r>
+      <w:r>
+        <w:rPr>
+          <w:b w:val="0"/>
+        </w:rPr>
+        <w:t xml:space="preserve"> change and trace a </w:t>
+      </w:r>
+      <w:r>
+        <w:rPr>
+          <w:b/>
+        </w:rPr>
+        <w:t>sampling</w:t>
+      </w:r>
+      <w:r>
+        <w:rPr>
+          <w:b w:val="0"/>
+        </w:rPr>
+        <w:t xml:space="preserve"> draw.</w:t>
+      </w:r>
+    </w:p>
+    <w:p>
+      <w:pPr>
+        <w:spacing w:line="336" w:lineRule="auto" w:after="180"/>
+      </w:pPr>
+      <w:r>
+        <w:rPr>
+          <w:b w:val="0"/>
+        </w:rPr>
+        <w:t>Use the supplied scenario, student illustrations and blank paper. For numeric work, offer counters or a calculator after learners show the setup. Fictional records are supplied; personal data and paid accounts are unnecessary.</w:t>
+      </w:r>
+    </w:p>
+    <w:p>
+      <w:pPr>
+        <w:pStyle w:val="Heading2"/>
+      </w:pPr>
+      <w:r>
+        <w:t>Main plan</w:t>
       </w:r>
     </w:p>
     <w:tbl>
@@ -243,9 +349,322 @@
     </w:p>
     <w:p>
       <w:pPr>
+        <w:pStyle w:val="Heading2"/>
+      </w:pPr>
+      <w:r>
+        <w:t>Retrieval and readiness</w:t>
+      </w:r>
+    </w:p>
+    <w:p>
+      <w:pPr>
+        <w:spacing w:line="336" w:lineRule="auto" w:after="180"/>
+      </w:pPr>
+      <w:r>
+        <w:rPr>
+          <w:b w:val="0"/>
+        </w:rPr>
+        <w:t>Without opening the old lesson, explain one key idea from Tokens and Context. Give an example and a mistake that the idea helps you avoid.</w:t>
+      </w:r>
+    </w:p>
+    <w:p>
+      <w:pPr>
+        <w:spacing w:line="336" w:lineRule="auto" w:after="180"/>
+      </w:pPr>
+      <w:r>
+        <w:rPr>
+          <w:b w:val="0"/>
+        </w:rPr>
+        <w:t xml:space="preserve">Look for: Account for fixed text, </w:t>
+      </w:r>
+      <w:r>
+        <w:rPr>
+          <w:b/>
+        </w:rPr>
+        <w:t>evidence</w:t>
+      </w:r>
+      <w:r>
+        <w:rPr>
+          <w:b w:val="0"/>
+        </w:rPr>
+        <w:t xml:space="preserve"> and reserved </w:t>
+      </w:r>
+      <w:r>
+        <w:rPr>
+          <w:b/>
+        </w:rPr>
+        <w:t>output</w:t>
+      </w:r>
+      <w:r>
+        <w:rPr>
+          <w:b w:val="0"/>
+        </w:rPr>
+        <w:t xml:space="preserve"> under a toy budget</w:t>
+      </w:r>
+    </w:p>
+    <w:p>
+      <w:pPr>
+        <w:spacing w:line="336" w:lineRule="auto" w:after="180"/>
+      </w:pPr>
+      <w:r>
+        <w:rPr>
+          <w:b w:val="0"/>
+        </w:rPr>
+        <w:t>Reference example, not the only acceptable wording: Teacher explanation: 100-20-10-20 = 50 supplied token units.</w:t>
+      </w:r>
+    </w:p>
+    <w:p>
+      <w:pPr>
+        <w:spacing w:line="336" w:lineRule="auto" w:after="180"/>
+      </w:pPr>
+      <w:r>
+        <w:rPr>
+          <w:b w:val="0"/>
+        </w:rPr>
+        <w:t>Without opening the old lesson, explain one key idea from Predictive and Generative AI. Give an example and a mistake that the idea helps you avoid.</w:t>
+      </w:r>
+    </w:p>
+    <w:p>
+      <w:pPr>
+        <w:spacing w:line="336" w:lineRule="auto" w:after="180"/>
+      </w:pPr>
+      <w:r>
+        <w:rPr>
+          <w:b w:val="0"/>
+        </w:rPr>
+        <w:t xml:space="preserve">Look for: Distinguish discriminative </w:t>
+      </w:r>
+      <w:r>
+        <w:rPr>
+          <w:b/>
+        </w:rPr>
+        <w:t>prediction</w:t>
+      </w:r>
+      <w:r>
+        <w:rPr>
+          <w:b w:val="0"/>
+        </w:rPr>
+        <w:t xml:space="preserve"> from generation by inspecting the requested </w:t>
+      </w:r>
+      <w:r>
+        <w:rPr>
+          <w:b/>
+        </w:rPr>
+        <w:t>output</w:t>
+      </w:r>
+    </w:p>
+    <w:p>
+      <w:pPr>
+        <w:spacing w:line="336" w:lineRule="auto" w:after="180"/>
+      </w:pPr>
+      <w:r>
+        <w:rPr>
+          <w:b w:val="0"/>
+        </w:rPr>
+        <w:t xml:space="preserve">Reference example, not the only acceptable wording: Teacher explanation: Message labels are discriminative </w:t>
+      </w:r>
+      <w:r>
+        <w:rPr>
+          <w:b/>
+        </w:rPr>
+        <w:t>prediction</w:t>
+      </w:r>
+      <w:r>
+        <w:rPr>
+          <w:b w:val="0"/>
+        </w:rPr>
+        <w:t>; continuing a sequence is generation; record lookup is retrieval rather than learned generation by itself.</w:t>
+      </w:r>
+    </w:p>
+    <w:p>
+      <w:pPr>
+        <w:spacing w:line="336" w:lineRule="auto" w:after="180"/>
+      </w:pPr>
+      <w:r>
+        <w:rPr>
+          <w:b w:val="0"/>
+        </w:rPr>
+        <w:t xml:space="preserve">One application can route a request, retrieve </w:t>
+      </w:r>
+      <w:r>
+        <w:rPr>
+          <w:b/>
+        </w:rPr>
+        <w:t>evidence</w:t>
+      </w:r>
+      <w:r>
+        <w:rPr>
+          <w:b w:val="0"/>
+        </w:rPr>
+        <w:t xml:space="preserve"> and generate a response.</w:t>
+      </w:r>
+    </w:p>
+    <w:p>
+      <w:pPr>
+        <w:spacing w:line="336" w:lineRule="auto" w:after="180"/>
+      </w:pPr>
+      <w:r>
+        <w:rPr>
+          <w:b w:val="0"/>
+        </w:rPr>
+        <w:t>No. Later conditional probabilities can change path rankings, as the two-step counterexample shows.</w:t>
+      </w:r>
+    </w:p>
+    <w:p>
+      <w:pPr>
+        <w:pStyle w:val="Heading2"/>
+      </w:pPr>
+      <w:r>
+        <w:t>Materials and extension planning · reference / check after trying</w:t>
+      </w:r>
+    </w:p>
+    <w:p>
+      <w:pPr>
+        <w:spacing w:line="336" w:lineRule="auto" w:after="180"/>
+      </w:pPr>
+      <w:r>
+        <w:rPr>
+          <w:b w:val="0"/>
+        </w:rPr>
+        <w:t>Printed lesson and workbook; paper and pencil</w:t>
+      </w:r>
+    </w:p>
+    <w:p>
+      <w:pPr>
+        <w:spacing w:line="336" w:lineRule="auto" w:after="180"/>
+      </w:pPr>
+      <w:r>
+        <w:rPr>
+          <w:b w:val="0"/>
+        </w:rPr>
+        <w:t>Calculator; optional local Python 3 interpreter</w:t>
+      </w:r>
+    </w:p>
+    <w:p>
+      <w:pPr>
+        <w:spacing w:line="336" w:lineRule="auto" w:after="180"/>
+      </w:pPr>
+      <w:r>
+        <w:rPr>
+          <w:b w:val="0"/>
+        </w:rPr>
+        <w:t>Prepare the independent task and fresh retry without displaying solutions</w:t>
+      </w:r>
+    </w:p>
+    <w:p>
+      <w:pPr>
         <w:pStyle w:val="Heading3"/>
       </w:pPr>
       <w:r>
+        <w:t>Apply the connected idea: A small attention calculation</w:t>
+      </w:r>
+    </w:p>
+    <w:p>
+      <w:pPr>
+        <w:spacing w:line="336" w:lineRule="auto" w:after="180"/>
+      </w:pPr>
+      <w:r>
+        <w:rPr>
+          <w:b w:val="0"/>
+        </w:rPr>
+        <w:t xml:space="preserve">For the compact core route, use two 45-minute sessions. All model </w:t>
+      </w:r>
+      <w:r>
+        <w:rPr>
+          <w:b/>
+        </w:rPr>
+        <w:t>output</w:t>
+      </w:r>
+      <w:r>
+        <w:rPr>
+          <w:b w:val="0"/>
+        </w:rPr>
+        <w:t>s and probability tables are constructed classroom examples. No hosted AI service, external API or student account is needed.</w:t>
+      </w:r>
+    </w:p>
+    <w:p>
+      <w:pPr>
+        <w:spacing w:line="336" w:lineRule="auto" w:after="180"/>
+      </w:pPr>
+      <w:r>
+        <w:rPr>
+          <w:b w:val="0"/>
+        </w:rPr>
+        <w:t>Distinguish a model objective from factual support and system permissions. Collect independent work before discussing its solutions.</w:t>
+      </w:r>
+    </w:p>
+    <w:p>
+      <w:pPr>
+        <w:pStyle w:val="Heading3"/>
+      </w:pPr>
+      <w:r>
+        <w:t>Readiness answer</w:t>
+      </w:r>
+    </w:p>
+    <w:p>
+      <w:pPr>
+        <w:spacing w:line="336" w:lineRule="auto" w:after="180"/>
+      </w:pPr>
+      <w:r>
+        <w:rPr>
+          <w:b w:val="0"/>
+        </w:rPr>
+        <w:t>Normalise the permitted weights by their remaining total; handle an empty set explicitly.</w:t>
+      </w:r>
+    </w:p>
+    <w:p>
+      <w:pPr>
+        <w:spacing w:line="336" w:lineRule="auto" w:after="180"/>
+      </w:pPr>
+      <w:r>
+        <w:rPr>
+          <w:b w:val="0"/>
+        </w:rPr>
+        <w:t>Printed lesson and workbook; paper and pencil</w:t>
+      </w:r>
+    </w:p>
+    <w:p>
+      <w:pPr>
+        <w:spacing w:line="336" w:lineRule="auto" w:after="180"/>
+      </w:pPr>
+      <w:r>
+        <w:rPr>
+          <w:b w:val="0"/>
+        </w:rPr>
+        <w:t>Calculator; optional local Python 3 interpreter</w:t>
+      </w:r>
+    </w:p>
+    <w:p>
+      <w:pPr>
+        <w:spacing w:line="336" w:lineRule="auto" w:after="180"/>
+      </w:pPr>
+      <w:r>
+        <w:rPr>
+          <w:b w:val="0"/>
+        </w:rPr>
+        <w:t>Prepare the independent task and fresh retry without displaying solutions</w:t>
+      </w:r>
+    </w:p>
+    <w:p>
+      <w:pPr>
+        <w:pStyle w:val="Heading2"/>
+      </w:pPr>
+      <w:r>
+        <w:t>Earlier wording, alternatives and picture transcripts · reference / check after trying</w:t>
+      </w:r>
+    </w:p>
+    <w:p>
+      <w:pPr>
+        <w:pStyle w:val="Heading3"/>
+      </w:pPr>
+      <w:r>
+        <w:t>Teach the learning cycle</w:t>
+      </w:r>
+    </w:p>
+    <w:p>
+      <w:pPr>
+        <w:pStyle w:val="Heading3"/>
+      </w:pPr>
+      <w:r>
         <w:t>Retrieval answer guidance</w:t>
       </w:r>
     </w:p>
@@ -259,153 +678,10 @@
     </w:p>
     <w:p>
       <w:pPr>
-        <w:spacing w:line="336" w:lineRule="auto" w:after="180"/>
-      </w:pPr>
-      <w:r>
-        <w:rPr>
-          <w:b w:val="0"/>
-        </w:rPr>
-        <w:t>Without opening the old lesson, explain one key idea from Tokens and Context. Give an example and a mistake that the idea helps you avoid.</w:t>
-      </w:r>
-    </w:p>
-    <w:p>
-      <w:pPr>
-        <w:spacing w:line="336" w:lineRule="auto" w:after="180"/>
-      </w:pPr>
-      <w:r>
-        <w:rPr>
-          <w:b w:val="0"/>
-        </w:rPr>
-        <w:t xml:space="preserve">Look for: Account for fixed text, </w:t>
-      </w:r>
-      <w:r>
-        <w:rPr>
-          <w:b/>
-        </w:rPr>
-        <w:t>evidence</w:t>
-      </w:r>
-      <w:r>
-        <w:rPr>
-          <w:b w:val="0"/>
-        </w:rPr>
-        <w:t xml:space="preserve"> and reserved </w:t>
-      </w:r>
-      <w:r>
-        <w:rPr>
-          <w:b/>
-        </w:rPr>
-        <w:t>output</w:t>
-      </w:r>
-      <w:r>
-        <w:rPr>
-          <w:b w:val="0"/>
-        </w:rPr>
-        <w:t xml:space="preserve"> under a toy budget</w:t>
-      </w:r>
-    </w:p>
-    <w:p>
-      <w:pPr>
-        <w:spacing w:line="336" w:lineRule="auto" w:after="180"/>
-      </w:pPr>
-      <w:r>
-        <w:rPr>
-          <w:b w:val="0"/>
-        </w:rPr>
-        <w:t>Reference example, not the only acceptable wording: Teacher explanation: 100-20-10-20 = 50 supplied token units.</w:t>
-      </w:r>
-    </w:p>
-    <w:p>
-      <w:pPr>
         <w:pStyle w:val="Heading3"/>
       </w:pPr>
       <w:r>
         <w:t>Predictive and Generative AI</w:t>
-      </w:r>
-    </w:p>
-    <w:p>
-      <w:pPr>
-        <w:spacing w:line="336" w:lineRule="auto" w:after="180"/>
-      </w:pPr>
-      <w:r>
-        <w:rPr>
-          <w:b w:val="0"/>
-        </w:rPr>
-        <w:t>Without opening the old lesson, explain one key idea from Predictive and Generative AI. Give an example and a mistake that the idea helps you avoid.</w:t>
-      </w:r>
-    </w:p>
-    <w:p>
-      <w:pPr>
-        <w:spacing w:line="336" w:lineRule="auto" w:after="180"/>
-      </w:pPr>
-      <w:r>
-        <w:rPr>
-          <w:b w:val="0"/>
-        </w:rPr>
-        <w:t xml:space="preserve">Look for: Distinguish discriminative </w:t>
-      </w:r>
-      <w:r>
-        <w:rPr>
-          <w:b/>
-        </w:rPr>
-        <w:t>prediction</w:t>
-      </w:r>
-      <w:r>
-        <w:rPr>
-          <w:b w:val="0"/>
-        </w:rPr>
-        <w:t xml:space="preserve"> from generation by inspecting the requested </w:t>
-      </w:r>
-      <w:r>
-        <w:rPr>
-          <w:b/>
-        </w:rPr>
-        <w:t>output</w:t>
-      </w:r>
-    </w:p>
-    <w:p>
-      <w:pPr>
-        <w:spacing w:line="336" w:lineRule="auto" w:after="180"/>
-      </w:pPr>
-      <w:r>
-        <w:rPr>
-          <w:b w:val="0"/>
-        </w:rPr>
-        <w:t xml:space="preserve">Reference example, not the only acceptable wording: Teacher explanation: Message labels are discriminative </w:t>
-      </w:r>
-      <w:r>
-        <w:rPr>
-          <w:b/>
-        </w:rPr>
-        <w:t>prediction</w:t>
-      </w:r>
-      <w:r>
-        <w:rPr>
-          <w:b w:val="0"/>
-        </w:rPr>
-        <w:t>; continuing a sequence is generation; record lookup is retrieval rather than learned generation by itself.</w:t>
-      </w:r>
-    </w:p>
-    <w:p>
-      <w:pPr>
-        <w:spacing w:line="336" w:lineRule="auto" w:after="180"/>
-      </w:pPr>
-      <w:r>
-        <w:rPr>
-          <w:b w:val="0"/>
-        </w:rPr>
-        <w:t xml:space="preserve">One application can route a request, retrieve </w:t>
-      </w:r>
-      <w:r>
-        <w:rPr>
-          <w:b/>
-        </w:rPr>
-        <w:t>evidence</w:t>
-      </w:r>
-      <w:r>
-        <w:rPr>
-          <w:b w:val="0"/>
-        </w:rPr>
-        <w:t xml:space="preserve"> and generate a response.</w:t>
       </w:r>
     </w:p>
     <w:p>
@@ -596,6 +872,11 @@
       </w:r>
     </w:p>
     <w:p>
+      <w:r>
+        <w:t>This compact option is not the full-week schedule. Use the main teaching cycle and allow extra sessions for the investigation, independent work and project.</w:t>
+      </w:r>
+    </w:p>
+    <w:p>
       <w:pPr>
         <w:spacing w:line="336" w:lineRule="auto" w:after="180"/>
       </w:pPr>
@@ -603,7 +884,7 @@
         <w:rPr>
           <w:b w:val="0"/>
         </w:rPr>
-        <w:t>Use the supplied scenario, student illustrations and blank paper. For numeric work, offer counters or a calculator after learners show the setup. Fictional records are supplied; personal data and paid accounts are unnecessary.</w:t>
+        <w:t>Allow 80 minutes: recall 8; explanation 12; worked demonstration 15; guided practice 20; independent assessment 15; project and reflection 10. Extend the lab into a second session when needed.</w:t>
       </w:r>
     </w:p>
     <w:p>
@@ -611,24 +892,559 @@
         <w:pStyle w:val="Heading3"/>
       </w:pPr>
       <w:r>
-        <w:t>Alternative compact allocation</w:t>
-      </w:r>
-    </w:p>
-    <w:p>
-      <w:r>
-        <w:t>This compact option is not the full-week schedule. Use the main teaching cycle and allow extra sessions for the investigation, independent work and project.</w:t>
+        <w:t>Preparation for the connected explanation</w:t>
+      </w:r>
+    </w:p>
+    <w:p>
+      <w:pPr>
+        <w:pStyle w:val="Heading3"/>
+      </w:pPr>
+      <w:r>
+        <w:t>Readiness answer</w:t>
+      </w:r>
+    </w:p>
+    <w:p>
+      <w:pPr>
+        <w:pStyle w:val="Heading3"/>
+      </w:pPr>
+      <w:r>
+        <w:t>End goal for the pictorial case</w:t>
       </w:r>
     </w:p>
     <w:p>
       <w:pPr>
         <w:spacing w:line="336" w:lineRule="auto" w:after="180"/>
-        <w:shd w:fill="F1F6F8"/>
-      </w:pPr>
-      <w:r>
-        <w:rPr>
-          <w:b w:val="0"/>
-        </w:rPr>
-        <w:t>Allow 80 minutes: recall 8; explanation 12; worked demonstration 15; guided practice 20; independent assessment 15; project and reflection 10. Extend the lab into a second session when needed.</w:t>
+      </w:pPr>
+      <w:r>
+        <w:rPr>
+          <w:b w:val="0"/>
+        </w:rPr>
+        <w:t>This added worked case illustrates the week’s main idea. Retain all original and connected topics; schedule its practice within the teaching cycle.</w:t>
+      </w:r>
+    </w:p>
+    <w:p>
+      <w:pPr>
+        <w:pStyle w:val="Heading1"/>
+      </w:pPr>
+      <w:r>
+        <w:t>02. Model exact sampling before discussing variability</w:t>
+      </w:r>
+    </w:p>
+    <w:p>
+      <w:r>
+        <w:t>Keep the main three-colour table, pictured A/B table and attention scores separate.</w:t>
+      </w:r>
+    </w:p>
+    <w:p>
+      <w:pPr>
+        <w:pStyle w:val="Heading2"/>
+      </w:pPr>
+      <w:r>
+        <w:t>State half-open intervals and repeated-draw scope</w:t>
+      </w:r>
+    </w:p>
+    <w:p>
+      <w:pPr>
+        <w:spacing w:line="336" w:lineRule="auto" w:after="180"/>
+      </w:pPr>
+      <w:r>
+        <w:rPr>
+          <w:b w:val="0"/>
+        </w:rPr>
+        <w:t xml:space="preserve">Start with probabilities red 0.6, blue 0.3, green 0.1 in that fixed order. Greedy chooses red. </w:t>
+      </w:r>
+      <w:r>
+        <w:rPr>
+          <w:b/>
+        </w:rPr>
+        <w:t>Sampling</w:t>
+      </w:r>
+      <w:r>
+        <w:rPr>
+          <w:b w:val="0"/>
+        </w:rPr>
+        <w:t xml:space="preserve"> uses a draw u with 0 &lt;= u &lt; 1 and </w:t>
+      </w:r>
+      <w:r>
+        <w:rPr>
+          <w:b/>
+        </w:rPr>
+        <w:t>cumulative interval</w:t>
+      </w:r>
+      <w:r>
+        <w:rPr>
+          <w:b w:val="0"/>
+        </w:rPr>
+        <w:t>s: red [0,0.6), blue [0.6,0.9), green [0.9,1).</w:t>
+      </w:r>
+    </w:p>
+    <w:p>
+      <w:pPr>
+        <w:spacing w:line="336" w:lineRule="auto" w:after="180"/>
+      </w:pPr>
+      <w:r>
+        <w:rPr>
+          <w:b w:val="0"/>
+        </w:rPr>
+        <w:t>Left endpoints are included, right endpoints excluded. Thus u=0.6 selects blue and u=0.9 selects green. The draw 1 is outside this contract.</w:t>
+      </w:r>
+    </w:p>
+    <w:p>
+      <w:pPr>
+        <w:spacing w:line="336" w:lineRule="auto" w:after="180"/>
+      </w:pPr>
+      <w:r>
+        <w:rPr>
+          <w:b/>
+        </w:rPr>
+        <w:t>Sampling</w:t>
+      </w:r>
+      <w:r>
+        <w:rPr>
+          <w:b w:val="0"/>
+        </w:rPr>
+        <w:t xml:space="preserve"> does not mean choosing all tokens equally. Across many independent draws the frequencies may approach the specified probabilities, but a small sample need not match them exactly.</w:t>
+      </w:r>
+    </w:p>
+    <w:p>
+      <w:pPr>
+        <w:spacing w:line="336" w:lineRule="auto" w:after="180"/>
+      </w:pPr>
+      <w:r>
+        <w:rPr>
+          <w:b w:val="0"/>
+        </w:rPr>
+        <w:t xml:space="preserve">Fixed recorded draws allow a reproducible classroom trace. A random seed and generator version help replay a real </w:t>
+      </w:r>
+      <w:r>
+        <w:rPr>
+          <w:b/>
+        </w:rPr>
+        <w:t>sampling</w:t>
+      </w:r>
+      <w:r>
+        <w:rPr>
+          <w:b w:val="0"/>
+        </w:rPr>
+        <w:t xml:space="preserve"> program, not establish the truth of </w:t>
+      </w:r>
+      <w:r>
+        <w:rPr>
+          <w:b/>
+        </w:rPr>
+        <w:t>output</w:t>
+      </w:r>
+      <w:r>
+        <w:rPr>
+          <w:b w:val="0"/>
+        </w:rPr>
+        <w:t>s.</w:t>
+      </w:r>
+    </w:p>
+    <w:p>
+      <w:pPr>
+        <w:pStyle w:val="Heading2"/>
+      </w:pPr>
+      <w:r>
+        <w:t>Calculate the half-temperature probabilities</w:t>
+      </w:r>
+    </w:p>
+    <w:p>
+      <w:pPr>
+        <w:spacing w:line="336" w:lineRule="auto" w:after="180"/>
+      </w:pPr>
+      <w:r>
+        <w:rPr>
+          <w:b w:val="0"/>
+        </w:rPr>
+        <w:t xml:space="preserve">For strictly positive probabilities p_i and </w:t>
+      </w:r>
+      <w:r>
+        <w:rPr>
+          <w:b/>
+        </w:rPr>
+        <w:t>temperature</w:t>
+      </w:r>
+      <w:r>
+        <w:rPr>
+          <w:b w:val="0"/>
+        </w:rPr>
+        <w:t xml:space="preserve"> T&gt;0, define q_i = p_i^(1/T) / sum_j p_j^(1/T). This classroom formula is equivalent to scaling logits before a </w:t>
+      </w:r>
+      <w:r>
+        <w:rPr>
+          <w:b/>
+        </w:rPr>
+        <w:t>softmax</w:t>
+      </w:r>
+      <w:r>
+        <w:rPr>
+          <w:b w:val="0"/>
+        </w:rPr>
+        <w:t xml:space="preserve"> when p came from those logits.</w:t>
+      </w:r>
+    </w:p>
+    <w:p>
+      <w:pPr>
+        <w:spacing w:line="336" w:lineRule="auto" w:after="180"/>
+      </w:pPr>
+      <w:r>
+        <w:rPr>
+          <w:b w:val="0"/>
+        </w:rPr>
+        <w:t>We use it directly on the supplied table. At T=1 the distribution is unchanged. At T=0.5, square each probability: 0.36,0.09,0.01; total 0.46. The adjusted distribution is red 18/23, blue 9/46, green 1/46.</w:t>
+      </w:r>
+    </w:p>
+    <w:tbl>
+      <w:tblPr>
+        <w:tblStyle w:val="LightShading-Accent1"/>
+        <w:tblW w:type="auto" w:w="0"/>
+        <w:tblLook w:firstColumn="1" w:firstRow="1" w:lastColumn="0" w:lastRow="0" w:noHBand="0" w:noVBand="1" w:val="04A0"/>
+      </w:tblPr>
+      <w:tblGrid>
+        <w:gridCol w:w="3408"/>
+        <w:gridCol w:w="3408"/>
+        <w:gridCol w:w="3408"/>
+      </w:tblGrid>
+      <w:tr>
+        <w:trPr>
+          <w:tblHeader/>
+        </w:trPr>
+        <w:tc>
+          <w:tcPr>
+            <w:tcW w:type="dxa" w:w="3408"/>
+          </w:tcPr>
+          <w:p>
+            <w:r>
+              <w:t>Token</w:t>
+            </w:r>
+          </w:p>
+        </w:tc>
+        <w:tc>
+          <w:tcPr>
+            <w:tcW w:type="dxa" w:w="3408"/>
+          </w:tcPr>
+          <w:p>
+            <w:r>
+              <w:t>T=1 probability</w:t>
+            </w:r>
+          </w:p>
+        </w:tc>
+        <w:tc>
+          <w:tcPr>
+            <w:tcW w:type="dxa" w:w="3408"/>
+          </w:tcPr>
+          <w:p>
+            <w:r>
+              <w:t>T=0.5 probability</w:t>
+            </w:r>
+          </w:p>
+        </w:tc>
+      </w:tr>
+      <w:tr>
+        <w:tc>
+          <w:tcPr>
+            <w:tcW w:type="dxa" w:w="3408"/>
+          </w:tcPr>
+          <w:p>
+            <w:r>
+              <w:t>red</w:t>
+            </w:r>
+          </w:p>
+        </w:tc>
+        <w:tc>
+          <w:tcPr>
+            <w:tcW w:type="dxa" w:w="3408"/>
+          </w:tcPr>
+          <w:p>
+            <w:r>
+              <w:t>0.6</w:t>
+            </w:r>
+          </w:p>
+        </w:tc>
+        <w:tc>
+          <w:tcPr>
+            <w:tcW w:type="dxa" w:w="3408"/>
+          </w:tcPr>
+          <w:p>
+            <w:r>
+              <w:t>18/23 ≈ 0.782609</w:t>
+            </w:r>
+          </w:p>
+        </w:tc>
+      </w:tr>
+      <w:tr>
+        <w:tc>
+          <w:tcPr>
+            <w:tcW w:type="dxa" w:w="3408"/>
+          </w:tcPr>
+          <w:p>
+            <w:r>
+              <w:t>blue</w:t>
+            </w:r>
+          </w:p>
+        </w:tc>
+        <w:tc>
+          <w:tcPr>
+            <w:tcW w:type="dxa" w:w="3408"/>
+          </w:tcPr>
+          <w:p>
+            <w:r>
+              <w:t>0.3</w:t>
+            </w:r>
+          </w:p>
+        </w:tc>
+        <w:tc>
+          <w:tcPr>
+            <w:tcW w:type="dxa" w:w="3408"/>
+          </w:tcPr>
+          <w:p>
+            <w:r>
+              <w:t>9/46 ≈ 0.195652</w:t>
+            </w:r>
+          </w:p>
+        </w:tc>
+      </w:tr>
+      <w:tr>
+        <w:tc>
+          <w:tcPr>
+            <w:tcW w:type="dxa" w:w="3408"/>
+          </w:tcPr>
+          <w:p>
+            <w:r>
+              <w:t>green</w:t>
+            </w:r>
+          </w:p>
+        </w:tc>
+        <w:tc>
+          <w:tcPr>
+            <w:tcW w:type="dxa" w:w="3408"/>
+          </w:tcPr>
+          <w:p>
+            <w:r>
+              <w:t>0.1</w:t>
+            </w:r>
+          </w:p>
+        </w:tc>
+        <w:tc>
+          <w:tcPr>
+            <w:tcW w:type="dxa" w:w="3408"/>
+          </w:tcPr>
+          <w:p>
+            <w:r>
+              <w:t>1/46 ≈ 0.021739</w:t>
+            </w:r>
+          </w:p>
+        </w:tc>
+      </w:tr>
+    </w:tbl>
+    <w:p>
+      <w:pPr>
+        <w:pStyle w:val="Heading2"/>
+      </w:pPr>
+      <w:r>
+        <w:t>Distinguish positive transformation and zero policy</w:t>
+      </w:r>
+    </w:p>
+    <w:p>
+      <w:pPr>
+        <w:spacing w:line="336" w:lineRule="auto" w:after="180"/>
+      </w:pPr>
+      <w:r>
+        <w:rPr>
+          <w:b w:val="0"/>
+        </w:rPr>
+        <w:t xml:space="preserve">The lower positive </w:t>
+      </w:r>
+      <w:r>
+        <w:rPr>
+          <w:b/>
+        </w:rPr>
+        <w:t>temperature</w:t>
+      </w:r>
+      <w:r>
+        <w:rPr>
+          <w:b w:val="0"/>
+        </w:rPr>
+        <w:t xml:space="preserve"> concentrates this table on its largest entry. For T=2, use square roots before normalising; this flattens this unequal distribution.</w:t>
+      </w:r>
+    </w:p>
+    <w:p>
+      <w:pPr>
+        <w:spacing w:line="336" w:lineRule="auto" w:after="180"/>
+      </w:pPr>
+      <w:r>
+        <w:rPr>
+          <w:b w:val="0"/>
+        </w:rPr>
+        <w:t xml:space="preserve">These changes leave the order of positive probabilities unchanged, so greedy still selects red. They change the </w:t>
+      </w:r>
+      <w:r>
+        <w:rPr>
+          <w:b/>
+        </w:rPr>
+        <w:t>sampling</w:t>
+      </w:r>
+      <w:r>
+        <w:rPr>
+          <w:b w:val="0"/>
+        </w:rPr>
+        <w:t xml:space="preserve"> distribution, not the factual </w:t>
+      </w:r>
+      <w:r>
+        <w:rPr>
+          <w:b/>
+        </w:rPr>
+        <w:t>evidence</w:t>
+      </w:r>
+      <w:r>
+        <w:rPr>
+          <w:b w:val="0"/>
+        </w:rPr>
+        <w:t xml:space="preserve"> behind a generated claim.</w:t>
+      </w:r>
+    </w:p>
+    <w:p>
+      <w:pPr>
+        <w:spacing w:line="336" w:lineRule="auto" w:after="180"/>
+      </w:pPr>
+      <w:r>
+        <w:rPr>
+          <w:b w:val="0"/>
+        </w:rPr>
+        <w:t>Our formula excludes T=0; dividing by zero is undefined. Some systems offer a zero-</w:t>
+      </w:r>
+      <w:r>
+        <w:rPr>
+          <w:b/>
+        </w:rPr>
+        <w:t>temperature</w:t>
+      </w:r>
+      <w:r>
+        <w:rPr>
+          <w:b w:val="0"/>
+        </w:rPr>
+        <w:t xml:space="preserve"> setting as a separate greedy policy, but that is not a value to substitute into this formula.</w:t>
+      </w:r>
+    </w:p>
+    <w:p>
+      <w:pPr>
+        <w:spacing w:line="336" w:lineRule="auto" w:after="180"/>
+      </w:pPr>
+      <w:r>
+        <w:rPr>
+          <w:b w:val="0"/>
+        </w:rPr>
+        <w:t>We also avoid claiming that any one setting removes all nondeterminism in an unspecified system.</w:t>
+      </w:r>
+    </w:p>
+    <w:p>
+      <w:pPr>
+        <w:pStyle w:val="Heading2"/>
+      </w:pPr>
+      <w:r>
+        <w:t>Read the separate two-token picture</w:t>
+      </w:r>
+    </w:p>
+    <w:p>
+      <w:pPr>
+        <w:spacing w:line="336" w:lineRule="auto" w:after="180"/>
+      </w:pPr>
+      <w:r>
+        <w:rPr>
+          <w:b w:val="0"/>
+        </w:rPr>
+        <w:t xml:space="preserve">A fictional two-token distribution illustrates </w:t>
+      </w:r>
+      <w:r>
+        <w:rPr>
+          <w:b/>
+        </w:rPr>
+        <w:t>variability</w:t>
+      </w:r>
+      <w:r>
+        <w:rPr>
+          <w:b w:val="0"/>
+        </w:rPr>
+        <w:t xml:space="preserve"> in generation.</w:t>
+      </w:r>
+    </w:p>
+    <w:p>
+      <w:pPr>
+        <w:spacing w:line="336" w:lineRule="auto" w:after="180"/>
+      </w:pPr>
+      <w:r>
+        <w:rPr>
+          <w:b w:val="0"/>
+        </w:rPr>
+        <w:t>At T=1, A=0.8 and B=0.2. For positive T use p^(1/T), then normalise.</w:t>
+      </w:r>
+    </w:p>
+    <w:p>
+      <w:pPr>
+        <w:spacing w:line="336" w:lineRule="auto" w:after="180"/>
+      </w:pPr>
+      <w:r>
+        <w:rPr>
+          <w:b w:val="0"/>
+        </w:rPr>
+        <w:t xml:space="preserve">Use token order A,B and </w:t>
+      </w:r>
+      <w:r>
+        <w:rPr>
+          <w:b/>
+        </w:rPr>
+        <w:t>cumulative interval</w:t>
+      </w:r>
+      <w:r>
+        <w:rPr>
+          <w:b w:val="0"/>
+        </w:rPr>
+        <w:t>s [0,boundary),[boundary,1). Draw u=0.85.</w:t>
+      </w:r>
+    </w:p>
+    <w:p>
+      <w:pPr>
+        <w:pStyle w:val="Heading2"/>
+      </w:pPr>
+      <w:r>
+        <w:t>Trace its normalisation and same draw</w:t>
+      </w:r>
+    </w:p>
+    <w:p>
+      <w:r>
+        <w:drawing>
+          <wp:inline xmlns:a="http://schemas.openxmlformats.org/drawingml/2006/main" xmlns:pic="http://schemas.openxmlformats.org/drawingml/2006/picture">
+            <wp:extent cx="5486400" cy="4005072"/>
+            <wp:docPr id="1" name="Picture 1" descr="Original distribution: A boundary 0.8; u=0.85 selects B. → T=0.5 weights: Square probabilities:0.64 and 0.04; total 0.68. → Normalise: A=16/17≈0.9412; B=1/17≈0.0588. → Same draw: 0.85 is below 16/17, so T=0.5 selects A."/>
+            <wp:cNvGraphicFramePr>
+              <a:graphicFrameLocks noChangeAspect="1"/>
+            </wp:cNvGraphicFramePr>
+            <a:graphic>
+              <a:graphicData uri="http://schemas.openxmlformats.org/drawingml/2006/picture">
+                <pic:pic>
+                  <pic:nvPicPr>
+                    <pic:cNvPr id="0" name="academy-story-ai-3-4-02.png"/>
+                    <pic:cNvPicPr/>
+                  </pic:nvPicPr>
+                  <pic:blipFill>
+                    <a:blip r:embed="rId9"/>
+                    <a:stretch>
+                      <a:fillRect/>
+                    </a:stretch>
+                  </pic:blipFill>
+                  <pic:spPr>
+                    <a:xfrm>
+                      <a:off x="0" y="0"/>
+                      <a:ext cx="5486400" cy="4005072"/>
+                    </a:xfrm>
+                    <a:prstGeom prst="rect"/>
+                  </pic:spPr>
+                </pic:pic>
+              </a:graphicData>
+            </a:graphic>
+          </wp:inline>
+        </w:drawing>
       </w:r>
     </w:p>
     <w:p>
@@ -636,7 +1452,136 @@
         <w:pStyle w:val="Heading3"/>
       </w:pPr>
       <w:r>
-        <w:t>Preparation for the connected explanation</w:t>
+        <w:t>Read the picture one step at a time</w:t>
+      </w:r>
+    </w:p>
+    <w:tbl>
+      <w:tblPr>
+        <w:tblStyle w:val="LightShading-Accent1"/>
+        <w:tblW w:type="auto" w:w="0"/>
+        <w:tblLook w:firstColumn="1" w:firstRow="1" w:lastColumn="0" w:lastRow="0" w:noHBand="0" w:noVBand="1" w:val="04A0"/>
+      </w:tblPr>
+      <w:tblGrid>
+        <w:gridCol w:w="5112"/>
+        <w:gridCol w:w="5112"/>
+      </w:tblGrid>
+      <w:tr>
+        <w:trPr>
+          <w:tblHeader/>
+        </w:trPr>
+        <w:tc>
+          <w:tcPr>
+            <w:tcW w:type="dxa" w:w="5112"/>
+          </w:tcPr>
+          <w:p>
+            <w:r>
+              <w:t>Step</w:t>
+            </w:r>
+          </w:p>
+        </w:tc>
+        <w:tc>
+          <w:tcPr>
+            <w:tcW w:type="dxa" w:w="5112"/>
+          </w:tcPr>
+          <w:p>
+            <w:r>
+              <w:t>What happens and why</w:t>
+            </w:r>
+          </w:p>
+        </w:tc>
+      </w:tr>
+      <w:tr>
+        <w:tc>
+          <w:tcPr>
+            <w:tcW w:type="dxa" w:w="5112"/>
+          </w:tcPr>
+          <w:p>
+            <w:r>
+              <w:t>1. Original distribution</w:t>
+            </w:r>
+          </w:p>
+        </w:tc>
+        <w:tc>
+          <w:tcPr>
+            <w:tcW w:type="dxa" w:w="5112"/>
+          </w:tcPr>
+          <w:p>
+            <w:r>
+              <w:t>A boundary 0.8; u=0.85 selects B.</w:t>
+            </w:r>
+          </w:p>
+        </w:tc>
+      </w:tr>
+      <w:tr>
+        <w:tc>
+          <w:tcPr>
+            <w:tcW w:type="dxa" w:w="5112"/>
+          </w:tcPr>
+          <w:p>
+            <w:r>
+              <w:t>2. T=0.5 weights</w:t>
+            </w:r>
+          </w:p>
+        </w:tc>
+        <w:tc>
+          <w:tcPr>
+            <w:tcW w:type="dxa" w:w="5112"/>
+          </w:tcPr>
+          <w:p>
+            <w:r>
+              <w:t>Square probabilities:0.64 and 0.04; total 0.68.</w:t>
+            </w:r>
+          </w:p>
+        </w:tc>
+      </w:tr>
+      <w:tr>
+        <w:tc>
+          <w:tcPr>
+            <w:tcW w:type="dxa" w:w="5112"/>
+          </w:tcPr>
+          <w:p>
+            <w:r>
+              <w:t>3. Normalise</w:t>
+            </w:r>
+          </w:p>
+        </w:tc>
+        <w:tc>
+          <w:tcPr>
+            <w:tcW w:type="dxa" w:w="5112"/>
+          </w:tcPr>
+          <w:p>
+            <w:r>
+              <w:t>A=16/17≈0.9412; B=1/17≈0.0588.</w:t>
+            </w:r>
+          </w:p>
+        </w:tc>
+      </w:tr>
+      <w:tr>
+        <w:tc>
+          <w:tcPr>
+            <w:tcW w:type="dxa" w:w="5112"/>
+          </w:tcPr>
+          <w:p>
+            <w:r>
+              <w:t>4. Same draw</w:t>
+            </w:r>
+          </w:p>
+        </w:tc>
+        <w:tc>
+          <w:tcPr>
+            <w:tcW w:type="dxa" w:w="5112"/>
+          </w:tcPr>
+          <w:p>
+            <w:r>
+              <w:t>0.85 is below 16/17, so T=0.5 selects A.</w:t>
+            </w:r>
+          </w:p>
+        </w:tc>
+      </w:tr>
+    </w:tbl>
+    <w:p>
+      <w:r>
+        <w:t>Match each pictured step to the supplied facts. This is a worked teaching case, not an independent assessment.</w:t>
       </w:r>
     </w:p>
     <w:p>
@@ -647,19 +1592,168 @@
         <w:rPr>
           <w:b w:val="0"/>
         </w:rPr>
-        <w:t xml:space="preserve">For the compact core route, use two 45-minute sessions. All model </w:t>
+        <w:t xml:space="preserve">Lower positive </w:t>
       </w:r>
       <w:r>
         <w:rPr>
           <w:b/>
         </w:rPr>
+        <w:t>temperature</w:t>
+      </w:r>
+      <w:r>
+        <w:rPr>
+          <w:b w:val="0"/>
+        </w:rPr>
+        <w:t xml:space="preserve"> concentrates this unequal distribution on its larger entry. It changes </w:t>
+      </w:r>
+      <w:r>
+        <w:rPr>
+          <w:b/>
+        </w:rPr>
+        <w:t>sampling</w:t>
+      </w:r>
+      <w:r>
+        <w:rPr>
+          <w:b w:val="0"/>
+        </w:rPr>
+        <w:t xml:space="preserve"> probabilities, not </w:t>
+      </w:r>
+      <w:r>
+        <w:rPr>
+          <w:b/>
+        </w:rPr>
+        <w:t>evidence</w:t>
+      </w:r>
+      <w:r>
+        <w:rPr>
+          <w:b w:val="0"/>
+        </w:rPr>
+        <w:t xml:space="preserve"> for whether A or B is true.</w:t>
+      </w:r>
+    </w:p>
+    <w:p>
+      <w:pPr>
+        <w:spacing w:line="336" w:lineRule="auto" w:after="180"/>
+      </w:pPr>
+      <w:r>
+        <w:rPr>
+          <w:b w:val="0"/>
+        </w:rPr>
+        <w:t xml:space="preserve">Using the same draw isolates how the distribution changes the decision. This formula is a toy probability-space illustration corresponding to a </w:t>
+      </w:r>
+      <w:r>
+        <w:rPr>
+          <w:b/>
+        </w:rPr>
+        <w:t>temperature</w:t>
+      </w:r>
+      <w:r>
+        <w:rPr>
+          <w:b w:val="0"/>
+        </w:rPr>
+        <w:t>-scaled model distribution.</w:t>
+      </w:r>
+    </w:p>
+    <w:p>
+      <w:pPr>
+        <w:pStyle w:val="Heading2"/>
+      </w:pPr>
+      <w:r>
+        <w:t>Predict u0.97</w:t>
+      </w:r>
+    </w:p>
+    <w:p>
+      <w:pPr>
+        <w:spacing w:line="336" w:lineRule="auto" w:after="180"/>
+      </w:pPr>
+      <w:r>
+        <w:rPr>
+          <w:b w:val="0"/>
+        </w:rPr>
+        <w:t>Change: Set the draw to 0.97, keeping both distributions.</w:t>
+      </w:r>
+    </w:p>
+    <w:p>
+      <w:pPr>
+        <w:spacing w:line="336" w:lineRule="auto" w:after="180"/>
+      </w:pPr>
+      <w:r>
+        <w:rPr>
+          <w:b/>
+        </w:rPr>
+        <w:t>Prediction</w:t>
+      </w:r>
+      <w:r>
+        <w:rPr>
+          <w:b w:val="0"/>
+        </w:rPr>
+        <w:t xml:space="preserve">: Both </w:t>
+      </w:r>
+      <w:r>
+        <w:rPr>
+          <w:b/>
+        </w:rPr>
+        <w:t>temperature</w:t>
+      </w:r>
+      <w:r>
+        <w:rPr>
+          <w:b w:val="0"/>
+        </w:rPr>
+        <w:t>s select B.</w:t>
+      </w:r>
+    </w:p>
+    <w:p>
+      <w:pPr>
+        <w:spacing w:line="336" w:lineRule="auto" w:after="180"/>
+      </w:pPr>
+      <w:r>
+        <w:rPr>
+          <w:b w:val="0"/>
+        </w:rPr>
+        <w:t>Reason: 0.97 exceeds both A boundaries, 0.8 and approximately 0.9412.</w:t>
+      </w:r>
+    </w:p>
+    <w:p>
+      <w:pPr>
+        <w:pStyle w:val="Heading2"/>
+      </w:pPr>
+      <w:r>
+        <w:t>State what remains unproven</w:t>
+      </w:r>
+    </w:p>
+    <w:p>
+      <w:pPr>
+        <w:spacing w:line="336" w:lineRule="auto" w:after="180"/>
+      </w:pPr>
+      <w:r>
+        <w:rPr>
+          <w:b w:val="0"/>
+        </w:rPr>
+        <w:t xml:space="preserve">Two tokens and one draw do not predict every </w:t>
+      </w:r>
+      <w:r>
+        <w:rPr>
+          <w:b/>
+        </w:rPr>
         <w:t>output</w:t>
       </w:r>
       <w:r>
         <w:rPr>
           <w:b w:val="0"/>
         </w:rPr>
-        <w:t>s and probability tables are constructed classroom examples. No hosted AI service, external API or student account is needed.</w:t>
+        <w:t xml:space="preserve">; </w:t>
+      </w:r>
+      <w:r>
+        <w:rPr>
+          <w:b/>
+        </w:rPr>
+        <w:t>temperature</w:t>
+      </w:r>
+      <w:r>
+        <w:rPr>
+          <w:b w:val="0"/>
+        </w:rPr>
+        <w:t xml:space="preserve"> alone does not solve hallucinations.</w:t>
       </w:r>
     </w:p>
     <w:p>
@@ -670,7 +1764,588 @@
         <w:rPr>
           <w:b w:val="0"/>
         </w:rPr>
-        <w:t>Distinguish a model objective from factual support and system permissions. Collect independent work before discussing its solutions.</w:t>
+        <w:t xml:space="preserve">Cover the result. Ask learners to name the </w:t>
+      </w:r>
+      <w:r>
+        <w:rPr>
+          <w:b/>
+        </w:rPr>
+        <w:t>input</w:t>
+      </w:r>
+      <w:r>
+        <w:rPr>
+          <w:b w:val="0"/>
+        </w:rPr>
+        <w:t xml:space="preserve">s and predict the next step. Uncover one step, connect the icon to the actual procedure, and explain its </w:t>
+      </w:r>
+      <w:r>
+        <w:rPr>
+          <w:b/>
+        </w:rPr>
+        <w:t>evidence</w:t>
+      </w:r>
+      <w:r>
+        <w:rPr>
+          <w:b w:val="0"/>
+        </w:rPr>
+        <w:t>. Then change the supplied condition and compare.</w:t>
+      </w:r>
+    </w:p>
+    <w:p>
+      <w:pPr>
+        <w:spacing w:line="336" w:lineRule="auto" w:after="180"/>
+      </w:pPr>
+      <w:r>
+        <w:rPr>
+          <w:b w:val="0"/>
+        </w:rPr>
+        <w:t>The picture is a representation; it does not document execution of a real AI model.</w:t>
+      </w:r>
+    </w:p>
+    <w:p>
+      <w:pPr>
+        <w:pStyle w:val="Heading2"/>
+      </w:pPr>
+      <w:r>
+        <w:t>Attention extension · Stable softmax and weighted values · reference / check after trying</w:t>
+      </w:r>
+    </w:p>
+    <w:p>
+      <w:pPr>
+        <w:spacing w:line="336" w:lineRule="auto" w:after="180"/>
+      </w:pPr>
+      <w:r>
+        <w:rPr>
+          <w:b w:val="0"/>
+        </w:rPr>
+        <w:t xml:space="preserve">For one query q and keys k_i of width d, compute </w:t>
+      </w:r>
+      <w:r>
+        <w:rPr>
+          <w:b/>
+        </w:rPr>
+        <w:t>score</w:t>
+      </w:r>
+      <w:r>
+        <w:rPr>
+          <w:b w:val="0"/>
+        </w:rPr>
+        <w:t xml:space="preserve"> s_i = dot(q,k_i)/sqrt(d). Then obtain weights from </w:t>
+      </w:r>
+      <w:r>
+        <w:rPr>
+          <w:b/>
+        </w:rPr>
+        <w:t>softmax</w:t>
+      </w:r>
+      <w:r>
+        <w:rPr>
+          <w:b w:val="0"/>
+        </w:rPr>
+        <w:t xml:space="preserve"> and combine value vectors. Dot products may be negative; probabilities cannot.</w:t>
+      </w:r>
+    </w:p>
+    <w:p>
+      <w:pPr>
+        <w:spacing w:line="336" w:lineRule="auto" w:after="180"/>
+      </w:pPr>
+      <w:r>
+        <w:rPr>
+          <w:b w:val="0"/>
+        </w:rPr>
+        <w:t xml:space="preserve">The </w:t>
+      </w:r>
+      <w:r>
+        <w:rPr>
+          <w:b/>
+        </w:rPr>
+        <w:t>softmax</w:t>
+      </w:r>
+      <w:r>
+        <w:rPr>
+          <w:b w:val="0"/>
+        </w:rPr>
+        <w:t xml:space="preserve"> performs the conversion. This is a single-head classroom calculation, not a full language model.</w:t>
+      </w:r>
+    </w:p>
+    <w:p>
+      <w:pPr>
+        <w:spacing w:line="336" w:lineRule="auto" w:after="180"/>
+      </w:pPr>
+      <w:r>
+        <w:rPr>
+          <w:b w:val="0"/>
+        </w:rPr>
+        <w:t xml:space="preserve">Define </w:t>
+      </w:r>
+      <w:r>
+        <w:rPr>
+          <w:b/>
+        </w:rPr>
+        <w:t>softmax</w:t>
+      </w:r>
+      <w:r>
+        <w:rPr>
+          <w:b w:val="0"/>
+        </w:rPr>
+        <w:t xml:space="preserve"> weights as exp(s_i-m)/sum_j exp(s_j-m), where m is the maximum permitted </w:t>
+      </w:r>
+      <w:r>
+        <w:rPr>
+          <w:b/>
+        </w:rPr>
+        <w:t>score</w:t>
+      </w:r>
+      <w:r>
+        <w:rPr>
+          <w:b w:val="0"/>
+        </w:rPr>
+        <w:t>.</w:t>
+      </w:r>
+    </w:p>
+    <w:p>
+      <w:pPr>
+        <w:spacing w:line="336" w:lineRule="auto" w:after="180"/>
+      </w:pPr>
+      <w:r>
+        <w:rPr>
+          <w:b w:val="0"/>
+        </w:rPr>
+        <w:t xml:space="preserve">Subtracting the same maximum from every permitted </w:t>
+      </w:r>
+      <w:r>
+        <w:rPr>
+          <w:b/>
+        </w:rPr>
+        <w:t>score</w:t>
+      </w:r>
+      <w:r>
+        <w:rPr>
+          <w:b w:val="0"/>
+        </w:rPr>
+        <w:t xml:space="preserve"> leaves the ratios unchanged and avoids unnecessary overflow from large positive </w:t>
+      </w:r>
+      <w:r>
+        <w:rPr>
+          <w:b/>
+        </w:rPr>
+        <w:t>score</w:t>
+      </w:r>
+      <w:r>
+        <w:rPr>
+          <w:b w:val="0"/>
+        </w:rPr>
+        <w:t>s.</w:t>
+      </w:r>
+    </w:p>
+    <w:p>
+      <w:pPr>
+        <w:spacing w:line="336" w:lineRule="auto" w:after="180"/>
+      </w:pPr>
+      <w:r>
+        <w:rPr>
+          <w:b w:val="0"/>
+        </w:rPr>
+        <w:t>Natural exponent exp is introduced here; use a calculator or Python math.exp rather than estimating its meaning from the word exponential.</w:t>
+      </w:r>
+    </w:p>
+    <w:tbl>
+      <w:tblPr>
+        <w:tblStyle w:val="LightShading-Accent1"/>
+        <w:tblW w:type="auto" w:w="0"/>
+        <w:tblLook w:firstColumn="1" w:firstRow="1" w:lastColumn="0" w:lastRow="0" w:noHBand="0" w:noVBand="1" w:val="04A0"/>
+      </w:tblPr>
+      <w:tblGrid>
+        <w:gridCol w:w="3408"/>
+        <w:gridCol w:w="3408"/>
+        <w:gridCol w:w="3408"/>
+      </w:tblGrid>
+      <w:tr>
+        <w:trPr>
+          <w:tblHeader/>
+        </w:trPr>
+        <w:tc>
+          <w:tcPr>
+            <w:tcW w:type="dxa" w:w="3408"/>
+          </w:tcPr>
+          <w:p>
+            <w:r>
+              <w:t>Item</w:t>
+            </w:r>
+          </w:p>
+        </w:tc>
+        <w:tc>
+          <w:tcPr>
+            <w:tcW w:type="dxa" w:w="3408"/>
+          </w:tcPr>
+          <w:p>
+            <w:r>
+              <w:t>Key, width 1</w:t>
+            </w:r>
+          </w:p>
+        </w:tc>
+        <w:tc>
+          <w:tcPr>
+            <w:tcW w:type="dxa" w:w="3408"/>
+          </w:tcPr>
+          <w:p>
+            <w:r>
+              <w:t>Value, width 1</w:t>
+            </w:r>
+          </w:p>
+        </w:tc>
+      </w:tr>
+      <w:tr>
+        <w:tc>
+          <w:tcPr>
+            <w:tcW w:type="dxa" w:w="3408"/>
+          </w:tcPr>
+          <w:p>
+            <w:r>
+              <w:t>A</w:t>
+            </w:r>
+          </w:p>
+        </w:tc>
+        <w:tc>
+          <w:tcPr>
+            <w:tcW w:type="dxa" w:w="3408"/>
+          </w:tcPr>
+          <w:p>
+            <w:r>
+              <w:t>[0]</w:t>
+            </w:r>
+          </w:p>
+        </w:tc>
+        <w:tc>
+          <w:tcPr>
+            <w:tcW w:type="dxa" w:w="3408"/>
+          </w:tcPr>
+          <w:p>
+            <w:r>
+              <w:t>[2]</w:t>
+            </w:r>
+          </w:p>
+        </w:tc>
+      </w:tr>
+      <w:tr>
+        <w:tc>
+          <w:tcPr>
+            <w:tcW w:type="dxa" w:w="3408"/>
+          </w:tcPr>
+          <w:p>
+            <w:r>
+              <w:t>B</w:t>
+            </w:r>
+          </w:p>
+        </w:tc>
+        <w:tc>
+          <w:tcPr>
+            <w:tcW w:type="dxa" w:w="3408"/>
+          </w:tcPr>
+          <w:p>
+            <w:r>
+              <w:t>[ln(3)]</w:t>
+            </w:r>
+          </w:p>
+        </w:tc>
+        <w:tc>
+          <w:tcPr>
+            <w:tcW w:type="dxa" w:w="3408"/>
+          </w:tcPr>
+          <w:p>
+            <w:r>
+              <w:t>[6]</w:t>
+            </w:r>
+          </w:p>
+        </w:tc>
+      </w:tr>
+    </w:tbl>
+    <w:p>
+      <w:pPr>
+        <w:spacing w:line="336" w:lineRule="auto" w:after="180"/>
+      </w:pPr>
+      <w:r>
+        <w:rPr>
+          <w:b w:val="0"/>
+        </w:rPr>
+        <w:t xml:space="preserve">Take q=[1] and d=1. The scale sqrt(1) is 1, so </w:t>
+      </w:r>
+      <w:r>
+        <w:rPr>
+          <w:b/>
+        </w:rPr>
+        <w:t>score</w:t>
+      </w:r>
+      <w:r>
+        <w:rPr>
+          <w:b w:val="0"/>
+        </w:rPr>
+        <w:t>s are 0 and ln(3). ln(3) is the number whose natural exponential is 3, approximately 1.098612. Exponentials have ratio 1:3, hence weights 1/4 and 3/4.</w:t>
+      </w:r>
+    </w:p>
+    <w:p>
+      <w:pPr>
+        <w:spacing w:line="336" w:lineRule="auto" w:after="180"/>
+      </w:pPr>
+      <w:r>
+        <w:rPr>
+          <w:b/>
+        </w:rPr>
+        <w:t>Output</w:t>
+      </w:r>
+      <w:r>
+        <w:rPr>
+          <w:b w:val="0"/>
+        </w:rPr>
+        <w:t xml:space="preserve"> is (1/4)*2 + (3/4)*6 = 5. Using maximum subtraction gives exponentials 1/3 and 1 and the same normalised weights.</w:t>
+      </w:r>
+    </w:p>
+    <w:p>
+      <w:pPr>
+        <w:spacing w:line="336" w:lineRule="auto" w:after="180"/>
+      </w:pPr>
+      <w:r>
+        <w:rPr>
+          <w:b w:val="0"/>
+        </w:rPr>
+        <w:t xml:space="preserve">Guided: shifted </w:t>
+      </w:r>
+      <w:r>
+        <w:rPr>
+          <w:b/>
+        </w:rPr>
+        <w:t>score</w:t>
+      </w:r>
+      <w:r>
+        <w:rPr>
+          <w:b w:val="0"/>
+        </w:rPr>
+        <w:t xml:space="preserve">s -ln(3),0; exponentials 1/3,1; weights .25,.75; </w:t>
+      </w:r>
+      <w:r>
+        <w:rPr>
+          <w:b/>
+        </w:rPr>
+        <w:t>output</w:t>
+      </w:r>
+      <w:r>
+        <w:rPr>
+          <w:b w:val="0"/>
+        </w:rPr>
+        <w:t xml:space="preserve"> .25*4+.75*8 = 7. Exit: both coefficients are .5; opposite values cancel to zero.</w:t>
+      </w:r>
+    </w:p>
+    <w:p>
+      <w:pPr>
+        <w:pStyle w:val="Heading2"/>
+      </w:pPr>
+      <w:r>
+        <w:t>Earlier wording, alternatives and picture transcripts · reference / check after trying</w:t>
+      </w:r>
+    </w:p>
+    <w:p>
+      <w:pPr>
+        <w:spacing w:line="336" w:lineRule="auto" w:after="180"/>
+      </w:pPr>
+      <w:r>
+        <w:rPr>
+          <w:b w:val="0"/>
+        </w:rPr>
+        <w:t>Explain the mechanism</w:t>
+      </w:r>
+    </w:p>
+    <w:p>
+      <w:pPr>
+        <w:spacing w:line="336" w:lineRule="auto" w:after="180"/>
+      </w:pPr>
+      <w:r>
+        <w:rPr>
+          <w:b/>
+        </w:rPr>
+        <w:t>Input</w:t>
+      </w:r>
+      <w:r>
+        <w:rPr>
+          <w:b w:val="0"/>
+        </w:rPr>
+        <w:t xml:space="preserve"> → </w:t>
+      </w:r>
+      <w:r>
+        <w:rPr>
+          <w:b/>
+        </w:rPr>
+        <w:t>Process</w:t>
+      </w:r>
+      <w:r>
+        <w:rPr>
+          <w:b w:val="0"/>
+        </w:rPr>
+        <w:t xml:space="preserve"> → </w:t>
+      </w:r>
+      <w:r>
+        <w:rPr>
+          <w:b/>
+        </w:rPr>
+        <w:t>Output</w:t>
+      </w:r>
+    </w:p>
+    <w:p>
+      <w:pPr>
+        <w:spacing w:line="336" w:lineRule="auto" w:after="180"/>
+      </w:pPr>
+      <w:r>
+        <w:rPr>
+          <w:b w:val="0"/>
+        </w:rPr>
+        <w:t>Trace the information. At each stage, ask what changed and how you could test it.</w:t>
+      </w:r>
+    </w:p>
+    <w:p>
+      <w:pPr>
+        <w:spacing w:line="336" w:lineRule="auto" w:after="180"/>
+      </w:pPr>
+      <w:r>
+        <w:rPr>
+          <w:b w:val="0"/>
+        </w:rPr>
+        <w:t>Which stage could fail even when the other two are correct? Explain:</w:t>
+      </w:r>
+    </w:p>
+    <w:p>
+      <w:pPr>
+        <w:spacing w:line="336" w:lineRule="auto" w:after="180"/>
+      </w:pPr>
+      <w:r>
+        <w:rPr>
+          <w:b w:val="0"/>
+        </w:rPr>
+        <w:t xml:space="preserve">Predict first. Then check each step. A correct answer without visible reasoning is incomplete </w:t>
+      </w:r>
+      <w:r>
+        <w:rPr>
+          <w:b/>
+        </w:rPr>
+        <w:t>evidence</w:t>
+      </w:r>
+      <w:r>
+        <w:rPr>
+          <w:b w:val="0"/>
+        </w:rPr>
+        <w:t>.</w:t>
+      </w:r>
+    </w:p>
+    <w:p>
+      <w:pPr>
+        <w:spacing w:line="336" w:lineRule="auto" w:after="180"/>
+      </w:pPr>
+      <w:r>
+        <w:rPr>
+          <w:b w:val="0"/>
+        </w:rPr>
+        <w:t xml:space="preserve">1. Low </w:t>
+      </w:r>
+      <w:r>
+        <w:rPr>
+          <w:b/>
+        </w:rPr>
+        <w:t>variability</w:t>
+      </w:r>
+      <w:r>
+        <w:rPr>
+          <w:b w:val="0"/>
+        </w:rPr>
+        <w:t xml:space="preserve"> favors high-weight continuations repeatedly.</w:t>
+      </w:r>
+    </w:p>
+    <w:p>
+      <w:pPr>
+        <w:spacing w:line="336" w:lineRule="auto" w:after="180"/>
+      </w:pPr>
+      <w:r>
+        <w:rPr>
+          <w:b w:val="0"/>
+        </w:rPr>
+        <w:t xml:space="preserve">2. Higher </w:t>
+      </w:r>
+      <w:r>
+        <w:rPr>
+          <w:b/>
+        </w:rPr>
+        <w:t>variability</w:t>
+      </w:r>
+      <w:r>
+        <w:rPr>
+          <w:b w:val="0"/>
+        </w:rPr>
+        <w:t xml:space="preserve"> gives lower-weight options more chances.</w:t>
+      </w:r>
+    </w:p>
+    <w:p>
+      <w:pPr>
+        <w:spacing w:line="336" w:lineRule="auto" w:after="180"/>
+      </w:pPr>
+      <w:r>
+        <w:rPr>
+          <w:b w:val="0"/>
+        </w:rPr>
+        <w:t>3. Diversity may help brainstorming but can increase off-task or unsupported detail.</w:t>
+      </w:r>
+    </w:p>
+    <w:p>
+      <w:pPr>
+        <w:spacing w:line="336" w:lineRule="auto" w:after="180"/>
+      </w:pPr>
+      <w:r>
+        <w:rPr>
+          <w:b w:val="0"/>
+        </w:rPr>
+        <w:t xml:space="preserve">4. Choose settings by task, then evaluate repeated runs—not one favorite </w:t>
+      </w:r>
+      <w:r>
+        <w:rPr>
+          <w:b/>
+        </w:rPr>
+        <w:t>output</w:t>
+      </w:r>
+      <w:r>
+        <w:rPr>
+          <w:b w:val="0"/>
+        </w:rPr>
+        <w:t>.</w:t>
+      </w:r>
+    </w:p>
+    <w:p>
+      <w:pPr>
+        <w:spacing w:line="336" w:lineRule="auto" w:after="180"/>
+      </w:pPr>
+      <w:r>
+        <w:rPr>
+          <w:b w:val="0"/>
+        </w:rPr>
+        <w:t>Recalculate, retrace, or restate the reasoning in your own representation:</w:t>
+      </w:r>
+    </w:p>
+    <w:p>
+      <w:pPr>
+        <w:spacing w:line="336" w:lineRule="auto" w:after="180"/>
+      </w:pPr>
+      <w:r>
+        <w:rPr>
+          <w:b w:val="0"/>
+        </w:rPr>
+        <w:t xml:space="preserve">CHECK Did the </w:t>
+      </w:r>
+      <w:r>
+        <w:rPr>
+          <w:b/>
+        </w:rPr>
+        <w:t>evidence</w:t>
+      </w:r>
+      <w:r>
+        <w:rPr>
+          <w:b w:val="0"/>
+        </w:rPr>
+        <w:t xml:space="preserve"> answer the exact question? Did the total, path, or source record stay consistent?</w:t>
       </w:r>
     </w:p>
     <w:p>
@@ -678,7 +2353,7 @@
         <w:pStyle w:val="Heading3"/>
       </w:pPr>
       <w:r>
-        <w:t>Readiness answer</w:t>
+        <w:t>Concrete teaching case</w:t>
       </w:r>
     </w:p>
     <w:p>
@@ -689,7 +2364,7 @@
         <w:rPr>
           <w:b w:val="0"/>
         </w:rPr>
-        <w:t>No. Later conditional probabilities can change path rankings, as the two-step counterexample shows.</w:t>
+        <w:t>One prompt produces three different valid quiz questions.</w:t>
       </w:r>
     </w:p>
     <w:p>
@@ -700,7 +2375,27 @@
         <w:rPr>
           <w:b w:val="0"/>
         </w:rPr>
-        <w:t>Printed lesson and workbook; paper and pencil</w:t>
+        <w:t xml:space="preserve">Does </w:t>
+      </w:r>
+      <w:r>
+        <w:rPr>
+          <w:b/>
+        </w:rPr>
+        <w:t>variability</w:t>
+      </w:r>
+      <w:r>
+        <w:rPr>
+          <w:b w:val="0"/>
+        </w:rPr>
+        <w:t xml:space="preserve"> mean failure?</w:t>
+      </w:r>
+    </w:p>
+    <w:p>
+      <w:pPr>
+        <w:pStyle w:val="Heading3"/>
+      </w:pPr>
+      <w:r>
+        <w:t>Exact explanation to model</w:t>
       </w:r>
     </w:p>
     <w:p>
@@ -711,18 +2406,43 @@
         <w:rPr>
           <w:b w:val="0"/>
         </w:rPr>
-        <w:t>Calculator; optional local Python 3 interpreter</w:t>
-      </w:r>
-    </w:p>
-    <w:p>
-      <w:pPr>
-        <w:spacing w:line="336" w:lineRule="auto" w:after="180"/>
-      </w:pPr>
-      <w:r>
-        <w:rPr>
-          <w:b w:val="0"/>
-        </w:rPr>
-        <w:t>Prepare the independent task and fresh retry without displaying solutions</w:t>
+        <w:t xml:space="preserve">No. </w:t>
+      </w:r>
+      <w:r>
+        <w:rPr>
+          <w:b/>
+        </w:rPr>
+        <w:t>Sampling</w:t>
+      </w:r>
+      <w:r>
+        <w:rPr>
+          <w:b w:val="0"/>
+        </w:rPr>
+        <w:t xml:space="preserve"> can vary </w:t>
+      </w:r>
+      <w:r>
+        <w:rPr>
+          <w:b/>
+        </w:rPr>
+        <w:t>output</w:t>
+      </w:r>
+      <w:r>
+        <w:rPr>
+          <w:b w:val="0"/>
+        </w:rPr>
+        <w:t xml:space="preserve">s. </w:t>
+      </w:r>
+      <w:r>
+        <w:rPr>
+          <w:b/>
+        </w:rPr>
+        <w:t>Score</w:t>
+      </w:r>
+      <w:r>
+        <w:rPr>
+          <w:b w:val="0"/>
+        </w:rPr>
+        <w:t xml:space="preserve"> correctness, relevance and format over repeated trials; consistency differs from quality.</w:t>
       </w:r>
     </w:p>
     <w:p>
@@ -730,651 +2450,7 @@
         <w:pStyle w:val="Heading3"/>
       </w:pPr>
       <w:r>
-        <w:t>Apply the connected idea: A small attention calculation</w:t>
-      </w:r>
-    </w:p>
-    <w:p>
-      <w:pPr>
-        <w:spacing w:line="336" w:lineRule="auto" w:after="180"/>
-      </w:pPr>
-      <w:r>
-        <w:rPr>
-          <w:b w:val="0"/>
-        </w:rPr>
-        <w:t xml:space="preserve">For the compact core route, use two 45-minute sessions. All model </w:t>
-      </w:r>
-      <w:r>
-        <w:rPr>
-          <w:b/>
-        </w:rPr>
-        <w:t>output</w:t>
-      </w:r>
-      <w:r>
-        <w:rPr>
-          <w:b w:val="0"/>
-        </w:rPr>
-        <w:t>s and probability tables are constructed classroom examples. No hosted AI service, external API or student account is needed.</w:t>
-      </w:r>
-    </w:p>
-    <w:p>
-      <w:pPr>
-        <w:spacing w:line="336" w:lineRule="auto" w:after="180"/>
-      </w:pPr>
-      <w:r>
-        <w:rPr>
-          <w:b w:val="0"/>
-        </w:rPr>
-        <w:t>Distinguish a model objective from factual support and system permissions. Collect independent work before discussing its solutions.</w:t>
-      </w:r>
-    </w:p>
-    <w:p>
-      <w:pPr>
-        <w:pStyle w:val="Heading3"/>
-      </w:pPr>
-      <w:r>
-        <w:t>Readiness answer</w:t>
-      </w:r>
-    </w:p>
-    <w:p>
-      <w:pPr>
-        <w:spacing w:line="336" w:lineRule="auto" w:after="180"/>
-      </w:pPr>
-      <w:r>
-        <w:rPr>
-          <w:b w:val="0"/>
-        </w:rPr>
-        <w:t>Normalise the permitted weights by their remaining total; handle an empty set explicitly.</w:t>
-      </w:r>
-    </w:p>
-    <w:p>
-      <w:pPr>
-        <w:spacing w:line="336" w:lineRule="auto" w:after="180"/>
-      </w:pPr>
-      <w:r>
-        <w:rPr>
-          <w:b w:val="0"/>
-        </w:rPr>
-        <w:t>Printed lesson and workbook; paper and pencil</w:t>
-      </w:r>
-    </w:p>
-    <w:p>
-      <w:pPr>
-        <w:spacing w:line="336" w:lineRule="auto" w:after="180"/>
-      </w:pPr>
-      <w:r>
-        <w:rPr>
-          <w:b w:val="0"/>
-        </w:rPr>
-        <w:t>Calculator; optional local Python 3 interpreter</w:t>
-      </w:r>
-    </w:p>
-    <w:p>
-      <w:pPr>
-        <w:spacing w:line="336" w:lineRule="auto" w:after="180"/>
-      </w:pPr>
-      <w:r>
-        <w:rPr>
-          <w:b w:val="0"/>
-        </w:rPr>
-        <w:t>Prepare the independent task and fresh retry without displaying solutions</w:t>
-      </w:r>
-    </w:p>
-    <w:p>
-      <w:pPr>
-        <w:pStyle w:val="Heading3"/>
-      </w:pPr>
-      <w:r>
-        <w:t>End goal for the pictorial case</w:t>
-      </w:r>
-    </w:p>
-    <w:p>
-      <w:pPr>
-        <w:spacing w:line="336" w:lineRule="auto" w:after="180"/>
-      </w:pPr>
-      <w:r>
-        <w:rPr>
-          <w:b w:val="0"/>
-        </w:rPr>
-        <w:t xml:space="preserve">By the end, I can calculate a toy </w:t>
-      </w:r>
-      <w:r>
-        <w:rPr>
-          <w:b/>
-        </w:rPr>
-        <w:t>temperature</w:t>
-      </w:r>
-      <w:r>
-        <w:rPr>
-          <w:b w:val="0"/>
-        </w:rPr>
-        <w:t xml:space="preserve"> change and trace a </w:t>
-      </w:r>
-      <w:r>
-        <w:rPr>
-          <w:b/>
-        </w:rPr>
-        <w:t>sampling</w:t>
-      </w:r>
-      <w:r>
-        <w:rPr>
-          <w:b w:val="0"/>
-        </w:rPr>
-        <w:t xml:space="preserve"> draw.</w:t>
-      </w:r>
-    </w:p>
-    <w:p>
-      <w:pPr>
-        <w:spacing w:line="336" w:lineRule="auto" w:after="180"/>
-      </w:pPr>
-      <w:r>
-        <w:rPr>
-          <w:b w:val="0"/>
-        </w:rPr>
-        <w:t>This added worked case illustrates the week’s main idea. Retain all original and connected topics; schedule its practice within the teaching cycle.</w:t>
-      </w:r>
-    </w:p>
-    <w:p>
-      <w:pPr>
-        <w:pStyle w:val="Heading1"/>
-      </w:pPr>
-      <w:r>
-        <w:t>02. Explain the mechanism</w:t>
-      </w:r>
-    </w:p>
-    <w:p>
-      <w:r>
-        <w:t>Model Sampling and Variability using the supplied case, labelled mechanism and reasoning. Make the scope of each conclusion explicit.</w:t>
-      </w:r>
-    </w:p>
-    <w:p>
-      <w:pPr>
-        <w:spacing w:line="336" w:lineRule="auto" w:after="180"/>
-      </w:pPr>
-      <w:r>
-        <w:rPr>
-          <w:b/>
-        </w:rPr>
-        <w:t>Input</w:t>
-      </w:r>
-      <w:r>
-        <w:rPr>
-          <w:b w:val="0"/>
-        </w:rPr>
-        <w:t xml:space="preserve"> → </w:t>
-      </w:r>
-      <w:r>
-        <w:rPr>
-          <w:b/>
-        </w:rPr>
-        <w:t>Process</w:t>
-      </w:r>
-      <w:r>
-        <w:rPr>
-          <w:b w:val="0"/>
-        </w:rPr>
-        <w:t xml:space="preserve"> → </w:t>
-      </w:r>
-      <w:r>
-        <w:rPr>
-          <w:b/>
-        </w:rPr>
-        <w:t>Output</w:t>
-      </w:r>
-    </w:p>
-    <w:p>
-      <w:pPr>
-        <w:spacing w:line="336" w:lineRule="auto" w:after="180"/>
-      </w:pPr>
-      <w:r>
-        <w:rPr>
-          <w:b w:val="0"/>
-        </w:rPr>
-        <w:t>Trace the information. At each stage, ask what changed and how you could test it.</w:t>
-      </w:r>
-    </w:p>
-    <w:p>
-      <w:pPr>
-        <w:spacing w:line="336" w:lineRule="auto" w:after="180"/>
-      </w:pPr>
-      <w:r>
-        <w:rPr>
-          <w:b w:val="0"/>
-        </w:rPr>
-        <w:t>Which stage could fail even when the other two are correct? Explain:</w:t>
-      </w:r>
-    </w:p>
-    <w:p>
-      <w:pPr>
-        <w:spacing w:line="336" w:lineRule="auto" w:after="180"/>
-      </w:pPr>
-      <w:r>
-        <w:rPr>
-          <w:b w:val="0"/>
-        </w:rPr>
-        <w:t xml:space="preserve">Predict first. Then check each step. A correct answer without visible reasoning is incomplete </w:t>
-      </w:r>
-      <w:r>
-        <w:rPr>
-          <w:b/>
-        </w:rPr>
-        <w:t>evidence</w:t>
-      </w:r>
-      <w:r>
-        <w:rPr>
-          <w:b w:val="0"/>
-        </w:rPr>
-        <w:t>.</w:t>
-      </w:r>
-    </w:p>
-    <w:p>
-      <w:pPr>
-        <w:spacing w:line="336" w:lineRule="auto" w:after="180"/>
-        <w:shd w:fill="F4F9FC"/>
-      </w:pPr>
-      <w:r>
-        <w:rPr>
-          <w:b w:val="0"/>
-        </w:rPr>
-        <w:t xml:space="preserve">1. Low </w:t>
-      </w:r>
-      <w:r>
-        <w:rPr>
-          <w:b/>
-        </w:rPr>
-        <w:t>variability</w:t>
-      </w:r>
-      <w:r>
-        <w:rPr>
-          <w:b w:val="0"/>
-        </w:rPr>
-        <w:t xml:space="preserve"> favors high-weight continuations repeatedly.</w:t>
-      </w:r>
-    </w:p>
-    <w:p>
-      <w:pPr>
-        <w:spacing w:line="336" w:lineRule="auto" w:after="180"/>
-        <w:shd w:fill="F4F9FC"/>
-      </w:pPr>
-      <w:r>
-        <w:rPr>
-          <w:b w:val="0"/>
-        </w:rPr>
-        <w:t xml:space="preserve">2. Higher </w:t>
-      </w:r>
-      <w:r>
-        <w:rPr>
-          <w:b/>
-        </w:rPr>
-        <w:t>variability</w:t>
-      </w:r>
-      <w:r>
-        <w:rPr>
-          <w:b w:val="0"/>
-        </w:rPr>
-        <w:t xml:space="preserve"> gives lower-weight options more chances.</w:t>
-      </w:r>
-    </w:p>
-    <w:p>
-      <w:pPr>
-        <w:spacing w:line="336" w:lineRule="auto" w:after="180"/>
-        <w:shd w:fill="F4F9FC"/>
-      </w:pPr>
-      <w:r>
-        <w:rPr>
-          <w:b w:val="0"/>
-        </w:rPr>
-        <w:t>3. Diversity may help brainstorming but can increase off-task or unsupported detail.</w:t>
-      </w:r>
-    </w:p>
-    <w:p>
-      <w:pPr>
-        <w:spacing w:line="336" w:lineRule="auto" w:after="180"/>
-        <w:shd w:fill="F4F9FC"/>
-      </w:pPr>
-      <w:r>
-        <w:rPr>
-          <w:b w:val="0"/>
-        </w:rPr>
-        <w:t xml:space="preserve">4. Choose settings by task, then evaluate repeated runs—not one favorite </w:t>
-      </w:r>
-      <w:r>
-        <w:rPr>
-          <w:b/>
-        </w:rPr>
-        <w:t>output</w:t>
-      </w:r>
-      <w:r>
-        <w:rPr>
-          <w:b w:val="0"/>
-        </w:rPr>
-        <w:t>.</w:t>
-      </w:r>
-    </w:p>
-    <w:p>
-      <w:pPr>
-        <w:spacing w:line="336" w:lineRule="auto" w:after="180"/>
-      </w:pPr>
-      <w:r>
-        <w:rPr>
-          <w:b w:val="0"/>
-        </w:rPr>
-        <w:t>Recalculate, retrace, or restate the reasoning in your own representation:</w:t>
-      </w:r>
-    </w:p>
-    <w:p>
-      <w:pPr>
-        <w:spacing w:line="336" w:lineRule="auto" w:after="180"/>
-        <w:shd w:fill="F5F1FB"/>
-      </w:pPr>
-      <w:r>
-        <w:rPr>
-          <w:b w:val="0"/>
-        </w:rPr>
-        <w:t xml:space="preserve">CHECK Did the </w:t>
-      </w:r>
-      <w:r>
-        <w:rPr>
-          <w:b/>
-        </w:rPr>
-        <w:t>evidence</w:t>
-      </w:r>
-      <w:r>
-        <w:rPr>
-          <w:b w:val="0"/>
-        </w:rPr>
-        <w:t xml:space="preserve"> answer the exact question? Did the total, path, or source record stay consistent?</w:t>
-      </w:r>
-    </w:p>
-    <w:p>
-      <w:pPr>
-        <w:pStyle w:val="Heading3"/>
-      </w:pPr>
-      <w:r>
-        <w:t>Concrete teaching case</w:t>
-      </w:r>
-    </w:p>
-    <w:p>
-      <w:pPr>
-        <w:pStyle w:val="Heading3"/>
-      </w:pPr>
-      <w:r>
-        <w:t>The teaching case</w:t>
-      </w:r>
-    </w:p>
-    <w:p>
-      <w:pPr>
-        <w:spacing w:line="336" w:lineRule="auto" w:after="180"/>
-        <w:shd w:fill="F1F6FC"/>
-      </w:pPr>
-      <w:r>
-        <w:rPr>
-          <w:b w:val="0"/>
-        </w:rPr>
-        <w:t>One prompt produces three different valid quiz questions.</w:t>
-      </w:r>
-    </w:p>
-    <w:p>
-      <w:pPr>
-        <w:spacing w:line="336" w:lineRule="auto" w:after="180"/>
-        <w:shd w:fill="F5F1FB"/>
-      </w:pPr>
-      <w:r>
-        <w:rPr>
-          <w:b w:val="0"/>
-        </w:rPr>
-        <w:t xml:space="preserve">Does </w:t>
-      </w:r>
-      <w:r>
-        <w:rPr>
-          <w:b/>
-        </w:rPr>
-        <w:t>variability</w:t>
-      </w:r>
-      <w:r>
-        <w:rPr>
-          <w:b w:val="0"/>
-        </w:rPr>
-        <w:t xml:space="preserve"> mean failure?</w:t>
-      </w:r>
-    </w:p>
-    <w:p>
-      <w:pPr>
-        <w:pStyle w:val="Heading3"/>
-      </w:pPr>
-      <w:r>
-        <w:t>Exact explanation to model</w:t>
-      </w:r>
-    </w:p>
-    <w:p>
-      <w:pPr>
-        <w:pStyle w:val="Heading3"/>
-      </w:pPr>
-      <w:r>
-        <w:t>Why the result follows</w:t>
-      </w:r>
-    </w:p>
-    <w:p>
-      <w:pPr>
-        <w:spacing w:line="336" w:lineRule="auto" w:after="180"/>
-        <w:shd w:fill="F1F6FC"/>
-      </w:pPr>
-      <w:r>
-        <w:rPr>
-          <w:b w:val="0"/>
-        </w:rPr>
-        <w:t xml:space="preserve">No. </w:t>
-      </w:r>
-      <w:r>
-        <w:rPr>
-          <w:b/>
-        </w:rPr>
-        <w:t>Sampling</w:t>
-      </w:r>
-      <w:r>
-        <w:rPr>
-          <w:b w:val="0"/>
-        </w:rPr>
-        <w:t xml:space="preserve"> can vary </w:t>
-      </w:r>
-      <w:r>
-        <w:rPr>
-          <w:b/>
-        </w:rPr>
-        <w:t>output</w:t>
-      </w:r>
-      <w:r>
-        <w:rPr>
-          <w:b w:val="0"/>
-        </w:rPr>
-        <w:t xml:space="preserve">s. </w:t>
-      </w:r>
-      <w:r>
-        <w:rPr>
-          <w:b/>
-        </w:rPr>
-        <w:t>Score</w:t>
-      </w:r>
-      <w:r>
-        <w:rPr>
-          <w:b w:val="0"/>
-        </w:rPr>
-        <w:t xml:space="preserve"> correctness, relevance and format over repeated trials; consistency differs from quality.</w:t>
-      </w:r>
-    </w:p>
-    <w:p>
-      <w:pPr>
-        <w:pStyle w:val="Heading3"/>
-      </w:pPr>
-      <w:r>
         <w:t>Explain the added worked example</w:t>
-      </w:r>
-    </w:p>
-    <w:p>
-      <w:pPr>
-        <w:pStyle w:val="Heading3"/>
-      </w:pPr>
-      <w:r>
-        <w:t>Explain the added worked example · 1</w:t>
-      </w:r>
-    </w:p>
-    <w:p>
-      <w:pPr>
-        <w:spacing w:line="336" w:lineRule="auto" w:after="180"/>
-      </w:pPr>
-      <w:r>
-        <w:rPr>
-          <w:b w:val="0"/>
-        </w:rPr>
-        <w:t xml:space="preserve">Start with probabilities red 0.6, blue 0.3, green 0.1 in that fixed order. Greedy chooses red. </w:t>
-      </w:r>
-      <w:r>
-        <w:rPr>
-          <w:b/>
-        </w:rPr>
-        <w:t>Sampling</w:t>
-      </w:r>
-      <w:r>
-        <w:rPr>
-          <w:b w:val="0"/>
-        </w:rPr>
-        <w:t xml:space="preserve"> uses a draw u with 0 &lt;= u &lt; 1 and </w:t>
-      </w:r>
-      <w:r>
-        <w:rPr>
-          <w:b/>
-        </w:rPr>
-        <w:t>cumulative interval</w:t>
-      </w:r>
-      <w:r>
-        <w:rPr>
-          <w:b w:val="0"/>
-        </w:rPr>
-        <w:t>s: red [0,0.6), blue [0.6,0.9), green [0.9,1).</w:t>
-      </w:r>
-    </w:p>
-    <w:p>
-      <w:pPr>
-        <w:spacing w:line="336" w:lineRule="auto" w:after="180"/>
-      </w:pPr>
-      <w:r>
-        <w:rPr>
-          <w:b w:val="0"/>
-        </w:rPr>
-        <w:t>Left endpoints are included, right endpoints excluded. Thus u=0.6 selects blue and u=0.9 selects green. The draw 1 is outside this contract.</w:t>
-      </w:r>
-    </w:p>
-    <w:p>
-      <w:pPr>
-        <w:pStyle w:val="Heading3"/>
-      </w:pPr>
-      <w:r>
-        <w:t>Explain the added worked example · 2</w:t>
-      </w:r>
-    </w:p>
-    <w:p>
-      <w:pPr>
-        <w:spacing w:line="336" w:lineRule="auto" w:after="180"/>
-      </w:pPr>
-      <w:r>
-        <w:rPr>
-          <w:b/>
-        </w:rPr>
-        <w:t>Sampling</w:t>
-      </w:r>
-      <w:r>
-        <w:rPr>
-          <w:b w:val="0"/>
-        </w:rPr>
-        <w:t xml:space="preserve"> does not mean choosing all tokens equally. Across many independent draws the frequencies may approach the specified probabilities, but a small sample need not match them exactly.</w:t>
-      </w:r>
-    </w:p>
-    <w:p>
-      <w:pPr>
-        <w:spacing w:line="336" w:lineRule="auto" w:after="180"/>
-      </w:pPr>
-      <w:r>
-        <w:rPr>
-          <w:b w:val="0"/>
-        </w:rPr>
-        <w:t xml:space="preserve">Fixed recorded draws allow a reproducible classroom trace. A random seed and generator version help replay a real </w:t>
-      </w:r>
-      <w:r>
-        <w:rPr>
-          <w:b/>
-        </w:rPr>
-        <w:t>sampling</w:t>
-      </w:r>
-      <w:r>
-        <w:rPr>
-          <w:b w:val="0"/>
-        </w:rPr>
-        <w:t xml:space="preserve"> program, not establish the truth of </w:t>
-      </w:r>
-      <w:r>
-        <w:rPr>
-          <w:b/>
-        </w:rPr>
-        <w:t>output</w:t>
-      </w:r>
-      <w:r>
-        <w:rPr>
-          <w:b w:val="0"/>
-        </w:rPr>
-        <w:t>s.</w:t>
-      </w:r>
-    </w:p>
-    <w:p>
-      <w:pPr>
-        <w:pStyle w:val="Heading3"/>
-      </w:pPr>
-      <w:r>
-        <w:t>Explain the added worked example · 3</w:t>
-      </w:r>
-    </w:p>
-    <w:p>
-      <w:pPr>
-        <w:spacing w:line="336" w:lineRule="auto" w:after="180"/>
-      </w:pPr>
-      <w:r>
-        <w:rPr>
-          <w:b w:val="0"/>
-        </w:rPr>
-        <w:t xml:space="preserve">For strictly positive probabilities p_i and </w:t>
-      </w:r>
-      <w:r>
-        <w:rPr>
-          <w:b/>
-        </w:rPr>
-        <w:t>temperature</w:t>
-      </w:r>
-      <w:r>
-        <w:rPr>
-          <w:b w:val="0"/>
-        </w:rPr>
-        <w:t xml:space="preserve"> T&gt;0, define q_i = p_i^(1/T) / sum_j p_j^(1/T). This classroom formula is equivalent to scaling logits before a </w:t>
-      </w:r>
-      <w:r>
-        <w:rPr>
-          <w:b/>
-        </w:rPr>
-        <w:t>softmax</w:t>
-      </w:r>
-      <w:r>
-        <w:rPr>
-          <w:b w:val="0"/>
-        </w:rPr>
-        <w:t xml:space="preserve"> when p came from those logits.</w:t>
-      </w:r>
-    </w:p>
-    <w:p>
-      <w:pPr>
-        <w:spacing w:line="336" w:lineRule="auto" w:after="180"/>
-      </w:pPr>
-      <w:r>
-        <w:rPr>
-          <w:b w:val="0"/>
-        </w:rPr>
-        <w:t>We use it directly on the supplied table. At T=1 the distribution is unchanged. At T=0.5, square each probability: 0.36,0.09,0.01; total 0.46. The adjusted distribution is red 18/23, blue 9/46, green 1/46.</w:t>
       </w:r>
     </w:p>
     <w:p>
@@ -1522,7 +2598,7 @@
         <w:pStyle w:val="Heading3"/>
       </w:pPr>
       <w:r>
-        <w:t>Apply the connected idea: A small attention calculation · 4</w:t>
+        <w:t>Model the reasoning aloud</w:t>
       </w:r>
     </w:p>
     <w:p>
@@ -1533,31 +2609,19 @@
         <w:rPr>
           <w:b w:val="0"/>
         </w:rPr>
-        <w:t xml:space="preserve">For one query q and keys k_i of width d, compute </w:t>
+        <w:t xml:space="preserve">Use the complete worked example below before asking learners to complete W2. Reveal a small part, invite a </w:t>
       </w:r>
       <w:r>
         <w:rPr>
           <w:b/>
         </w:rPr>
-        <w:t>score</w:t>
-      </w:r>
-      <w:r>
-        <w:rPr>
-          <w:b w:val="0"/>
-        </w:rPr>
-        <w:t xml:space="preserve"> s_i = dot(q,k_i)/sqrt(d). Then obtain weights from </w:t>
-      </w:r>
-      <w:r>
-        <w:rPr>
-          <w:b/>
-        </w:rPr>
-        <w:t>softmax</w:t>
-      </w:r>
-      <w:r>
-        <w:rPr>
-          <w:b w:val="0"/>
-        </w:rPr>
-        <w:t xml:space="preserve"> and combine value vectors. Dot products may be negative; probabilities cannot.</w:t>
+        <w:t>prediction</w:t>
+      </w:r>
+      <w:r>
+        <w:rPr>
+          <w:b w:val="0"/>
+        </w:rPr>
+        <w:t>, then explain the deciding step.</w:t>
       </w:r>
     </w:p>
     <w:p>
@@ -1568,341 +2632,7 @@
         <w:rPr>
           <w:b w:val="0"/>
         </w:rPr>
-        <w:t xml:space="preserve">The </w:t>
-      </w:r>
-      <w:r>
-        <w:rPr>
-          <w:b/>
-        </w:rPr>
-        <w:t>softmax</w:t>
-      </w:r>
-      <w:r>
-        <w:rPr>
-          <w:b w:val="0"/>
-        </w:rPr>
-        <w:t xml:space="preserve"> performs the conversion. This is a single-head classroom calculation, not a full language model.</w:t>
-      </w:r>
-    </w:p>
-    <w:p>
-      <w:pPr>
-        <w:pStyle w:val="Heading3"/>
-      </w:pPr>
-      <w:r>
-        <w:t>Apply the connected idea: A small attention calculation · 5</w:t>
-      </w:r>
-    </w:p>
-    <w:p>
-      <w:pPr>
-        <w:spacing w:line="336" w:lineRule="auto" w:after="180"/>
-      </w:pPr>
-      <w:r>
-        <w:rPr>
-          <w:b w:val="0"/>
-        </w:rPr>
-        <w:t xml:space="preserve">Define </w:t>
-      </w:r>
-      <w:r>
-        <w:rPr>
-          <w:b/>
-        </w:rPr>
-        <w:t>softmax</w:t>
-      </w:r>
-      <w:r>
-        <w:rPr>
-          <w:b w:val="0"/>
-        </w:rPr>
-        <w:t xml:space="preserve"> weights as exp(s_i-m)/sum_j exp(s_j-m), where m is the maximum permitted </w:t>
-      </w:r>
-      <w:r>
-        <w:rPr>
-          <w:b/>
-        </w:rPr>
-        <w:t>score</w:t>
-      </w:r>
-      <w:r>
-        <w:rPr>
-          <w:b w:val="0"/>
-        </w:rPr>
-        <w:t>.</w:t>
-      </w:r>
-    </w:p>
-    <w:p>
-      <w:pPr>
-        <w:spacing w:line="336" w:lineRule="auto" w:after="180"/>
-      </w:pPr>
-      <w:r>
-        <w:rPr>
-          <w:b w:val="0"/>
-        </w:rPr>
-        <w:t xml:space="preserve">Subtracting the same maximum from every permitted </w:t>
-      </w:r>
-      <w:r>
-        <w:rPr>
-          <w:b/>
-        </w:rPr>
-        <w:t>score</w:t>
-      </w:r>
-      <w:r>
-        <w:rPr>
-          <w:b w:val="0"/>
-        </w:rPr>
-        <w:t xml:space="preserve"> leaves the ratios unchanged and avoids unnecessary overflow from large positive </w:t>
-      </w:r>
-      <w:r>
-        <w:rPr>
-          <w:b/>
-        </w:rPr>
-        <w:t>score</w:t>
-      </w:r>
-      <w:r>
-        <w:rPr>
-          <w:b w:val="0"/>
-        </w:rPr>
-        <w:t>s.</w:t>
-      </w:r>
-    </w:p>
-    <w:p>
-      <w:pPr>
-        <w:spacing w:line="336" w:lineRule="auto" w:after="180"/>
-      </w:pPr>
-      <w:r>
-        <w:rPr>
-          <w:b w:val="0"/>
-        </w:rPr>
-        <w:t>Natural exponent exp is introduced here; use a calculator or Python math.exp rather than estimating its meaning from the word exponential.</w:t>
-      </w:r>
-    </w:p>
-    <w:p>
-      <w:pPr>
-        <w:pStyle w:val="Heading3"/>
-      </w:pPr>
-      <w:r>
-        <w:t>Apply the connected idea: A small attention calculation · 6</w:t>
-      </w:r>
-    </w:p>
-    <w:p>
-      <w:pPr>
-        <w:spacing w:line="336" w:lineRule="auto" w:after="180"/>
-      </w:pPr>
-      <w:r>
-        <w:rPr>
-          <w:b w:val="0"/>
-        </w:rPr>
-        <w:t xml:space="preserve">Take q=[1] and d=1. The scale sqrt(1) is 1, so </w:t>
-      </w:r>
-      <w:r>
-        <w:rPr>
-          <w:b/>
-        </w:rPr>
-        <w:t>score</w:t>
-      </w:r>
-      <w:r>
-        <w:rPr>
-          <w:b w:val="0"/>
-        </w:rPr>
-        <w:t>s are 0 and ln(3). ln(3) is the number whose natural exponential is 3, approximately 1.098612. Exponentials have ratio 1:3, hence weights 1/4 and 3/4.</w:t>
-      </w:r>
-    </w:p>
-    <w:p>
-      <w:pPr>
-        <w:spacing w:line="336" w:lineRule="auto" w:after="180"/>
-      </w:pPr>
-      <w:r>
-        <w:rPr>
-          <w:b/>
-        </w:rPr>
-        <w:t>Output</w:t>
-      </w:r>
-      <w:r>
-        <w:rPr>
-          <w:b w:val="0"/>
-        </w:rPr>
-        <w:t xml:space="preserve"> is (1/4)*2 + (3/4)*6 = 5. Using maximum subtraction gives exponentials 1/3 and 1 and the same normalised weights.</w:t>
-      </w:r>
-    </w:p>
-    <w:p>
-      <w:pPr>
-        <w:spacing w:line="336" w:lineRule="auto" w:after="180"/>
-      </w:pPr>
-      <w:r>
-        <w:rPr>
-          <w:b w:val="0"/>
-        </w:rPr>
-        <w:t xml:space="preserve">Guided: shifted </w:t>
-      </w:r>
-      <w:r>
-        <w:rPr>
-          <w:b/>
-        </w:rPr>
-        <w:t>score</w:t>
-      </w:r>
-      <w:r>
-        <w:rPr>
-          <w:b w:val="0"/>
-        </w:rPr>
-        <w:t xml:space="preserve">s -ln(3),0; exponentials 1/3,1; weights .25,.75; </w:t>
-      </w:r>
-      <w:r>
-        <w:rPr>
-          <w:b/>
-        </w:rPr>
-        <w:t>output</w:t>
-      </w:r>
-      <w:r>
-        <w:rPr>
-          <w:b w:val="0"/>
-        </w:rPr>
-        <w:t xml:space="preserve"> .25*4+.75*8 = 7. Exit: both coefficients are .5; opposite values cancel to zero.</w:t>
-      </w:r>
-    </w:p>
-    <w:p>
-      <w:pPr>
-        <w:pStyle w:val="Heading3"/>
-      </w:pPr>
-      <w:r>
-        <w:t>Model the reasoning aloud</w:t>
-      </w:r>
-    </w:p>
-    <w:p>
-      <w:pPr>
-        <w:spacing w:line="336" w:lineRule="auto" w:after="180"/>
-      </w:pPr>
-      <w:r>
-        <w:rPr>
-          <w:b w:val="0"/>
-        </w:rPr>
-        <w:t xml:space="preserve">Use the complete worked example below before asking learners to complete W2. Reveal a small part, invite a </w:t>
-      </w:r>
-      <w:r>
-        <w:rPr>
-          <w:b/>
-        </w:rPr>
-        <w:t>prediction</w:t>
-      </w:r>
-      <w:r>
-        <w:rPr>
-          <w:b w:val="0"/>
-        </w:rPr>
-        <w:t>, then explain the deciding step.</w:t>
-      </w:r>
-    </w:p>
-    <w:p>
-      <w:pPr>
-        <w:spacing w:line="336" w:lineRule="auto" w:after="180"/>
-      </w:pPr>
-      <w:r>
-        <w:rPr>
-          <w:b w:val="0"/>
-        </w:rPr>
         <w:t>These teacher notes contain solutions; do not reveal the independent case answer during modelling.</w:t>
-      </w:r>
-    </w:p>
-    <w:p>
-      <w:pPr>
-        <w:pStyle w:val="Heading3"/>
-      </w:pPr>
-      <w:r>
-        <w:t>Model the reasoning aloud · 7</w:t>
-      </w:r>
-    </w:p>
-    <w:p>
-      <w:pPr>
-        <w:spacing w:line="336" w:lineRule="auto" w:after="180"/>
-      </w:pPr>
-      <w:r>
-        <w:rPr>
-          <w:b w:val="0"/>
-        </w:rPr>
-        <w:t xml:space="preserve">The lower positive </w:t>
-      </w:r>
-      <w:r>
-        <w:rPr>
-          <w:b/>
-        </w:rPr>
-        <w:t>temperature</w:t>
-      </w:r>
-      <w:r>
-        <w:rPr>
-          <w:b w:val="0"/>
-        </w:rPr>
-        <w:t xml:space="preserve"> concentrates this table on its largest entry. For T=2, use square roots before normalising; this flattens this unequal distribution.</w:t>
-      </w:r>
-    </w:p>
-    <w:p>
-      <w:pPr>
-        <w:spacing w:line="336" w:lineRule="auto" w:after="180"/>
-      </w:pPr>
-      <w:r>
-        <w:rPr>
-          <w:b w:val="0"/>
-        </w:rPr>
-        <w:t xml:space="preserve">These changes leave the order of positive probabilities unchanged, so greedy still selects red. They change the </w:t>
-      </w:r>
-      <w:r>
-        <w:rPr>
-          <w:b/>
-        </w:rPr>
-        <w:t>sampling</w:t>
-      </w:r>
-      <w:r>
-        <w:rPr>
-          <w:b w:val="0"/>
-        </w:rPr>
-        <w:t xml:space="preserve"> distribution, not the factual </w:t>
-      </w:r>
-      <w:r>
-        <w:rPr>
-          <w:b/>
-        </w:rPr>
-        <w:t>evidence</w:t>
-      </w:r>
-      <w:r>
-        <w:rPr>
-          <w:b w:val="0"/>
-        </w:rPr>
-        <w:t xml:space="preserve"> behind a generated claim.</w:t>
-      </w:r>
-    </w:p>
-    <w:p>
-      <w:pPr>
-        <w:pStyle w:val="Heading3"/>
-      </w:pPr>
-      <w:r>
-        <w:t>Model the reasoning aloud · 8</w:t>
-      </w:r>
-    </w:p>
-    <w:p>
-      <w:pPr>
-        <w:spacing w:line="336" w:lineRule="auto" w:after="180"/>
-      </w:pPr>
-      <w:r>
-        <w:rPr>
-          <w:b w:val="0"/>
-        </w:rPr>
-        <w:t>Our formula excludes T=0; dividing by zero is undefined. Some systems offer a zero-</w:t>
-      </w:r>
-      <w:r>
-        <w:rPr>
-          <w:b/>
-        </w:rPr>
-        <w:t>temperature</w:t>
-      </w:r>
-      <w:r>
-        <w:rPr>
-          <w:b w:val="0"/>
-        </w:rPr>
-        <w:t xml:space="preserve"> setting as a separate greedy policy, but that is not a value to substitute into this formula.</w:t>
-      </w:r>
-    </w:p>
-    <w:p>
-      <w:pPr>
-        <w:spacing w:line="336" w:lineRule="auto" w:after="180"/>
-      </w:pPr>
-      <w:r>
-        <w:rPr>
-          <w:b w:val="0"/>
-        </w:rPr>
-        <w:t>We also avoid claiming that any one setting removes all nondeterminism in an unspecified system.</w:t>
       </w:r>
     </w:p>
     <w:tbl>
@@ -2028,85 +2758,10 @@
     </w:p>
     <w:p>
       <w:pPr>
-        <w:spacing w:line="336" w:lineRule="auto" w:after="180"/>
-      </w:pPr>
-      <w:r>
-        <w:rPr>
-          <w:b w:val="0"/>
-        </w:rPr>
-        <w:t xml:space="preserve">A fictional two-token distribution illustrates </w:t>
-      </w:r>
-      <w:r>
-        <w:rPr>
-          <w:b/>
-        </w:rPr>
-        <w:t>variability</w:t>
-      </w:r>
-      <w:r>
-        <w:rPr>
-          <w:b w:val="0"/>
-        </w:rPr>
-        <w:t xml:space="preserve"> in generation.</w:t>
-      </w:r>
-    </w:p>
-    <w:p>
-      <w:pPr>
         <w:pStyle w:val="Heading3"/>
       </w:pPr>
       <w:r>
         <w:t>The facts we will use</w:t>
-      </w:r>
-    </w:p>
-    <w:p>
-      <w:pPr>
-        <w:pStyle w:val="Heading3"/>
-      </w:pPr>
-      <w:r>
-        <w:t>Supplied facts</w:t>
-      </w:r>
-    </w:p>
-    <w:p>
-      <w:pPr>
-        <w:spacing w:line="336" w:lineRule="auto" w:after="180"/>
-        <w:shd w:fill="F1F6FC"/>
-      </w:pPr>
-      <w:r>
-        <w:rPr>
-          <w:b w:val="0"/>
-        </w:rPr>
-        <w:t>At T=1, A=0.8 and B=0.2. For positive T use p^(1/T), then normalise.</w:t>
-      </w:r>
-    </w:p>
-    <w:p>
-      <w:pPr>
-        <w:pStyle w:val="Heading3"/>
-      </w:pPr>
-      <w:r>
-        <w:t>Supplied facts</w:t>
-      </w:r>
-    </w:p>
-    <w:p>
-      <w:pPr>
-        <w:spacing w:line="336" w:lineRule="auto" w:after="180"/>
-        <w:shd w:fill="F1F6FC"/>
-      </w:pPr>
-      <w:r>
-        <w:rPr>
-          <w:b w:val="0"/>
-        </w:rPr>
-        <w:t xml:space="preserve">Use token order A,B and </w:t>
-      </w:r>
-      <w:r>
-        <w:rPr>
-          <w:b/>
-        </w:rPr>
-        <w:t>cumulative interval</w:t>
-      </w:r>
-      <w:r>
-        <w:rPr>
-          <w:b w:val="0"/>
-        </w:rPr>
-        <w:t>s [0,boundary),[boundary,1). Draw u=0.85.</w:t>
       </w:r>
     </w:p>
     <w:p>
@@ -2114,7 +2769,7 @@
         <w:drawing>
           <wp:inline xmlns:a="http://schemas.openxmlformats.org/drawingml/2006/main" xmlns:pic="http://schemas.openxmlformats.org/drawingml/2006/picture">
             <wp:extent cx="5486400" cy="3077029"/>
-            <wp:docPr id="1" name="Picture 1" descr="Temperature-scaled toy probabilities"/>
+            <wp:docPr id="2" name="Picture 2" descr="Temperature-scaled toy probabilities"/>
             <wp:cNvGraphicFramePr>
               <a:graphicFrameLocks noChangeAspect="1"/>
             </wp:cNvGraphicFramePr>
@@ -2126,7 +2781,7 @@
                     <pic:cNvPicPr/>
                   </pic:nvPicPr>
                   <pic:blipFill>
-                    <a:blip r:embed="rId9"/>
+                    <a:blip r:embed="rId10"/>
                     <a:stretch>
                       <a:fillRect/>
                     </a:stretch>
@@ -2150,7 +2805,7 @@
         <w:drawing>
           <wp:inline xmlns:a="http://schemas.openxmlformats.org/drawingml/2006/main" xmlns:pic="http://schemas.openxmlformats.org/drawingml/2006/picture">
             <wp:extent cx="5381271" cy="5943599"/>
-            <wp:docPr id="2" name="Picture 2" descr="Sampling and Variability. Original distribution: A boundary 0.8; u=0.85 selects B.. T=0.5 weights: Square probabilities:0.64 and 0.04; total 0.68.. Normalise: A=16/17≈0.9412; B=1/17≈0.0588.. Same draw: 0.85 is below 16/17, so T=0.5 selects A."/>
+            <wp:docPr id="3" name="Picture 3" descr="Sampling and Variability. Original distribution: A boundary 0.8; u=0.85 selects B.. T=0.5 weights: Square probabilities:0.64 and 0.04; total 0.68.. Normalise: A=16/17≈0.9412; B=1/17≈0.0588.. Same draw: 0.85 is below 16/17, so T=0.5 selects A."/>
             <wp:cNvGraphicFramePr>
               <a:graphicFrameLocks noChangeAspect="1"/>
             </wp:cNvGraphicFramePr>
@@ -2162,7 +2817,7 @@
                     <pic:cNvPicPr/>
                   </pic:nvPicPr>
                   <pic:blipFill>
-                    <a:blip r:embed="rId10"/>
+                    <a:blip r:embed="rId11"/>
                     <a:stretch>
                       <a:fillRect/>
                     </a:stretch>
@@ -2186,136 +2841,7 @@
         <w:pStyle w:val="Heading3"/>
       </w:pPr>
       <w:r>
-        <w:t>Read the picture one step at a time</w:t>
-      </w:r>
-    </w:p>
-    <w:tbl>
-      <w:tblPr>
-        <w:tblStyle w:val="LightShading-Accent1"/>
-        <w:tblW w:type="auto" w:w="0"/>
-        <w:tblLook w:firstColumn="1" w:firstRow="1" w:lastColumn="0" w:lastRow="0" w:noHBand="0" w:noVBand="1" w:val="04A0"/>
-      </w:tblPr>
-      <w:tblGrid>
-        <w:gridCol w:w="5112"/>
-        <w:gridCol w:w="5112"/>
-      </w:tblGrid>
-      <w:tr>
-        <w:trPr>
-          <w:tblHeader/>
-        </w:trPr>
-        <w:tc>
-          <w:tcPr>
-            <w:tcW w:type="dxa" w:w="5112"/>
-          </w:tcPr>
-          <w:p>
-            <w:r>
-              <w:t>Step</w:t>
-            </w:r>
-          </w:p>
-        </w:tc>
-        <w:tc>
-          <w:tcPr>
-            <w:tcW w:type="dxa" w:w="5112"/>
-          </w:tcPr>
-          <w:p>
-            <w:r>
-              <w:t>What happens and why</w:t>
-            </w:r>
-          </w:p>
-        </w:tc>
-      </w:tr>
-      <w:tr>
-        <w:tc>
-          <w:tcPr>
-            <w:tcW w:type="dxa" w:w="5112"/>
-          </w:tcPr>
-          <w:p>
-            <w:r>
-              <w:t>1. Original distribution</w:t>
-            </w:r>
-          </w:p>
-        </w:tc>
-        <w:tc>
-          <w:tcPr>
-            <w:tcW w:type="dxa" w:w="5112"/>
-          </w:tcPr>
-          <w:p>
-            <w:r>
-              <w:t>A boundary 0.8; u=0.85 selects B.</w:t>
-            </w:r>
-          </w:p>
-        </w:tc>
-      </w:tr>
-      <w:tr>
-        <w:tc>
-          <w:tcPr>
-            <w:tcW w:type="dxa" w:w="5112"/>
-          </w:tcPr>
-          <w:p>
-            <w:r>
-              <w:t>2. T=0.5 weights</w:t>
-            </w:r>
-          </w:p>
-        </w:tc>
-        <w:tc>
-          <w:tcPr>
-            <w:tcW w:type="dxa" w:w="5112"/>
-          </w:tcPr>
-          <w:p>
-            <w:r>
-              <w:t>Square probabilities:0.64 and 0.04; total 0.68.</w:t>
-            </w:r>
-          </w:p>
-        </w:tc>
-      </w:tr>
-      <w:tr>
-        <w:tc>
-          <w:tcPr>
-            <w:tcW w:type="dxa" w:w="5112"/>
-          </w:tcPr>
-          <w:p>
-            <w:r>
-              <w:t>3. Normalise</w:t>
-            </w:r>
-          </w:p>
-        </w:tc>
-        <w:tc>
-          <w:tcPr>
-            <w:tcW w:type="dxa" w:w="5112"/>
-          </w:tcPr>
-          <w:p>
-            <w:r>
-              <w:t>A=16/17≈0.9412; B=1/17≈0.0588.</w:t>
-            </w:r>
-          </w:p>
-        </w:tc>
-      </w:tr>
-      <w:tr>
-        <w:tc>
-          <w:tcPr>
-            <w:tcW w:type="dxa" w:w="5112"/>
-          </w:tcPr>
-          <w:p>
-            <w:r>
-              <w:t>4. Same draw</w:t>
-            </w:r>
-          </w:p>
-        </w:tc>
-        <w:tc>
-          <w:tcPr>
-            <w:tcW w:type="dxa" w:w="5112"/>
-          </w:tcPr>
-          <w:p>
-            <w:r>
-              <w:t>0.85 is below 16/17, so T=0.5 selects A.</w:t>
-            </w:r>
-          </w:p>
-        </w:tc>
-      </w:tr>
-    </w:tbl>
-    <w:p>
-      <w:r>
-        <w:t>Match each pictured step to the supplied facts. This is a worked teaching case, not an independent assessment.</w:t>
+        <w:t>Why this result follows</w:t>
       </w:r>
     </w:p>
     <w:p>
@@ -2323,7 +2849,7 @@
         <w:pStyle w:val="Heading3"/>
       </w:pPr>
       <w:r>
-        <w:t>Why this result follows</w:t>
+        <w:t>What this example does not establish</w:t>
       </w:r>
     </w:p>
     <w:p>
@@ -2331,79 +2857,555 @@
         <w:pStyle w:val="Heading3"/>
       </w:pPr>
       <w:r>
-        <w:t>Why the result follows</w:t>
+        <w:t>Change one thing in the pictured case</w:t>
+      </w:r>
+    </w:p>
+    <w:p>
+      <w:pPr>
+        <w:pStyle w:val="Heading3"/>
+      </w:pPr>
+      <w:r>
+        <w:t>Ask while showing the picture</w:t>
+      </w:r>
+    </w:p>
+    <w:p>
+      <w:pPr>
+        <w:pStyle w:val="Heading1"/>
+      </w:pPr>
+      <w:r>
+        <w:t>03. Guide the main explanation, then fade support</w:t>
+      </w:r>
+    </w:p>
+    <w:p>
+      <w:r>
+        <w:t>Collect each learner’s reasoning before revealing a key.</w:t>
+      </w:r>
+    </w:p>
+    <w:p>
+      <w:pPr>
+        <w:pStyle w:val="Heading2"/>
+      </w:pPr>
+      <w:r>
+        <w:t>Main completion question and key</w:t>
       </w:r>
     </w:p>
     <w:p>
       <w:pPr>
         <w:spacing w:line="336" w:lineRule="auto" w:after="180"/>
-        <w:shd w:fill="F1F6FC"/>
-      </w:pPr>
-      <w:r>
-        <w:rPr>
-          <w:b w:val="0"/>
-        </w:rPr>
-        <w:t xml:space="preserve">Lower positive </w:t>
+      </w:pPr>
+      <w:r>
+        <w:rPr>
+          <w:b w:val="0"/>
+        </w:rPr>
+        <w:t>Completion task: At T=0.5 compute squared weights, total and normalised probabilities. Check the sum.</w:t>
+      </w:r>
+    </w:p>
+    <w:p>
+      <w:pPr>
+        <w:spacing w:line="336" w:lineRule="auto" w:after="180"/>
+      </w:pPr>
+      <w:r>
+        <w:rPr>
+          <w:b w:val="0"/>
+        </w:rPr>
+        <w:t>Teacher check: Teacher explanation: Weights 0.36,0.09,0.01 sum 0.46. Probabilities 18/23,9/46,1/46 sum 1.</w:t>
+      </w:r>
+    </w:p>
+    <w:p>
+      <w:pPr>
+        <w:spacing w:line="336" w:lineRule="auto" w:after="180"/>
+      </w:pPr>
+      <w:r>
+        <w:rPr>
+          <w:b w:val="0"/>
+        </w:rPr>
+        <w:t xml:space="preserve">Start by identifying the given </w:t>
       </w:r>
       <w:r>
         <w:rPr>
           <w:b/>
         </w:rPr>
+        <w:t>input</w:t>
+      </w:r>
+      <w:r>
+        <w:rPr>
+          <w:b w:val="0"/>
+        </w:rPr>
+        <w:t>s together. Leave the intermediate steps blank. If needed, model one step, then withdraw that help on the next step. Move to a full trace only when the partial trace is understood.</w:t>
+      </w:r>
+    </w:p>
+    <w:p>
+      <w:pPr>
+        <w:spacing w:line="336" w:lineRule="auto" w:after="180"/>
+      </w:pPr>
+      <w:r>
+        <w:rPr>
+          <w:b w:val="0"/>
+        </w:rPr>
+        <w:t>For partners, alternate explainer and checker; collect a response from every learner before discussion.</w:t>
+      </w:r>
+    </w:p>
+    <w:p>
+      <w:pPr>
+        <w:pStyle w:val="Heading2"/>
+      </w:pPr>
+      <w:r>
+        <w:t>Main individual check</w:t>
+      </w:r>
+    </w:p>
+    <w:p>
+      <w:pPr>
+        <w:spacing w:line="336" w:lineRule="auto" w:after="180"/>
+      </w:pPr>
+      <w:r>
+        <w:rPr>
+          <w:b w:val="0"/>
+        </w:rPr>
+        <w:t xml:space="preserve">Use the worked case for </w:t>
+      </w:r>
+      <w:r>
+        <w:rPr>
+          <w:b/>
+        </w:rPr>
+        <w:t>Sampling</w:t>
+      </w:r>
+      <w:r>
+        <w:rPr>
+          <w:b w:val="0"/>
+        </w:rPr>
+        <w:t xml:space="preserve"> and </w:t>
+      </w:r>
+      <w:r>
+        <w:rPr>
+          <w:b/>
+        </w:rPr>
         <w:t>temperature</w:t>
       </w:r>
       <w:r>
         <w:rPr>
           <w:b w:val="0"/>
         </w:rPr>
-        <w:t xml:space="preserve"> concentrates this unequal distribution on its larger entry. It changes </w:t>
+        <w:t>. Proposed explanation: “</w:t>
       </w:r>
       <w:r>
         <w:rPr>
           <w:b/>
         </w:rPr>
-        <w:t>sampling</w:t>
-      </w:r>
-      <w:r>
-        <w:rPr>
-          <w:b w:val="0"/>
-        </w:rPr>
-        <w:t xml:space="preserve"> probabilities, not </w:t>
+        <w:t>Sampling</w:t>
+      </w:r>
+      <w:r>
+        <w:rPr>
+          <w:b w:val="0"/>
+        </w:rPr>
+        <w:t xml:space="preserve"> means equal chances”. Decide whether this explanation is supported.</w:t>
+      </w:r>
+    </w:p>
+    <w:p>
+      <w:pPr>
+        <w:spacing w:line="336" w:lineRule="auto" w:after="180"/>
+      </w:pPr>
+      <w:r>
+        <w:rPr>
+          <w:b w:val="0"/>
+        </w:rPr>
+        <w:t>Point to the step or supplied fact that decides; explain your repair if needed.</w:t>
+      </w:r>
+    </w:p>
+    <w:p>
+      <w:pPr>
+        <w:spacing w:line="336" w:lineRule="auto" w:after="180"/>
+      </w:pPr>
+      <w:r>
+        <w:rPr>
+          <w:b w:val="0"/>
+        </w:rPr>
+        <w:t>Expected correction: Intervals have widths equal to the probabilities; unequal widths give unequal chances.</w:t>
+      </w:r>
+    </w:p>
+    <w:p>
+      <w:pPr>
+        <w:spacing w:line="336" w:lineRule="auto" w:after="180"/>
+      </w:pPr>
+      <w:r>
+        <w:rPr>
+          <w:b w:val="0"/>
+        </w:rPr>
+        <w:t>Collect explanations, not only yes/no votes. If a misunderstanding is common, re-model the relevant step for the class.</w:t>
+      </w:r>
+    </w:p>
+    <w:p>
+      <w:pPr>
+        <w:spacing w:line="336" w:lineRule="auto" w:after="180"/>
+      </w:pPr>
+      <w:r>
+        <w:rPr>
+          <w:b w:val="0"/>
+        </w:rPr>
+        <w:t>If it affects a few learners, give a short targeted group explanation while others solve a more demanding variation.</w:t>
+      </w:r>
+    </w:p>
+    <w:p>
+      <w:pPr>
+        <w:pStyle w:val="Heading2"/>
+      </w:pPr>
+      <w:r>
+        <w:t>Pictorial question and changed case</w:t>
+      </w:r>
+    </w:p>
+    <w:p>
+      <w:pPr>
+        <w:spacing w:line="336" w:lineRule="auto" w:after="180"/>
+      </w:pPr>
+      <w:r>
+        <w:rPr>
+          <w:b w:val="0"/>
+        </w:rPr>
+        <w:t>Does T=0.5 make B impossible, and does choosing A guarantee factual accuracy?</w:t>
+      </w:r>
+    </w:p>
+    <w:p>
+      <w:pPr>
+        <w:spacing w:line="336" w:lineRule="auto" w:after="180"/>
+      </w:pPr>
+      <w:r>
+        <w:rPr>
+          <w:b w:val="0"/>
+        </w:rPr>
+        <w:t>No. B still has probability 1/17, and the table supplies no truth labels for either token.</w:t>
+      </w:r>
+    </w:p>
+    <w:p>
+      <w:pPr>
+        <w:spacing w:line="336" w:lineRule="auto" w:after="180"/>
+      </w:pPr>
+      <w:r>
+        <w:rPr>
+          <w:b w:val="0"/>
+        </w:rPr>
+        <w:t xml:space="preserve">Changed-case reasoning: Both </w:t>
       </w:r>
       <w:r>
         <w:rPr>
           <w:b/>
         </w:rPr>
+        <w:t>temperature</w:t>
+      </w:r>
+      <w:r>
+        <w:rPr>
+          <w:b w:val="0"/>
+        </w:rPr>
+        <w:t>s select B. 0.97 exceeds both A boundaries, 0.8 and approximately 0.9412.</w:t>
+      </w:r>
+    </w:p>
+    <w:p>
+      <w:pPr>
+        <w:spacing w:line="336" w:lineRule="auto" w:after="180"/>
+      </w:pPr>
+      <w:r>
+        <w:rPr>
+          <w:b w:val="0"/>
+        </w:rPr>
+        <w:t xml:space="preserve">Collect each learner’s explanation before discussion. Use the first missing connection between </w:t>
+      </w:r>
+      <w:r>
+        <w:rPr>
+          <w:b/>
+        </w:rPr>
+        <w:t>input</w:t>
+      </w:r>
+      <w:r>
+        <w:rPr>
+          <w:b w:val="0"/>
+        </w:rPr>
+        <w:t xml:space="preserve">, deciding step and result to choose support. This question is worked-case practice, not fresh mastery </w:t>
+      </w:r>
+      <w:r>
+        <w:rPr>
+          <w:b/>
+        </w:rPr>
         <w:t>evidence</w:t>
       </w:r>
       <w:r>
         <w:rPr>
           <w:b w:val="0"/>
         </w:rPr>
-        <w:t xml:space="preserve"> for whether A or B is true.</w:t>
+        <w:t>.</w:t>
+      </w:r>
+    </w:p>
+    <w:p>
+      <w:pPr>
+        <w:pStyle w:val="Heading2"/>
+      </w:pPr>
+      <w:r>
+        <w:t>Keep learners explaining</w:t>
       </w:r>
     </w:p>
     <w:p>
       <w:pPr>
         <w:spacing w:line="336" w:lineRule="auto" w:after="180"/>
-        <w:shd w:fill="F1F6FC"/>
-      </w:pPr>
-      <w:r>
-        <w:rPr>
-          <w:b w:val="0"/>
-        </w:rPr>
-        <w:t xml:space="preserve">Using the same draw isolates how the distribution changes the decision. This formula is a toy probability-space illustration corresponding to a </w:t>
+      </w:pPr>
+      <w:r>
+        <w:rPr>
+          <w:b w:val="0"/>
+        </w:rPr>
+        <w:t>Ask: Which facts are given, and which would we have to assume? Learners mark relevant details before discussing answers.</w:t>
+      </w:r>
+    </w:p>
+    <w:p>
+      <w:pPr>
+        <w:spacing w:line="336" w:lineRule="auto" w:after="180"/>
+      </w:pPr>
+      <w:r>
+        <w:rPr>
+          <w:b w:val="0"/>
+        </w:rPr>
+        <w:t>Say: Predict first. Show the rule, information path or calculation that would produce the result. A correct guess is not yet an explanation.</w:t>
+      </w:r>
+    </w:p>
+    <w:p>
+      <w:pPr>
+        <w:spacing w:line="336" w:lineRule="auto" w:after="180"/>
+      </w:pPr>
+      <w:r>
+        <w:rPr>
+          <w:b w:val="0"/>
+        </w:rPr>
+        <w:t xml:space="preserve">In pairs, one learner solves while the other checks </w:t>
       </w:r>
       <w:r>
         <w:rPr>
           <w:b/>
         </w:rPr>
-        <w:t>temperature</w:t>
-      </w:r>
-      <w:r>
-        <w:rPr>
-          <w:b w:val="0"/>
-        </w:rPr>
-        <w:t>-scaled model distribution.</w:t>
+        <w:t>evidence</w:t>
+      </w:r>
+      <w:r>
+        <w:rPr>
+          <w:b w:val="0"/>
+        </w:rPr>
+        <w:t>; exchange roles. Remove the worked answer before independent assessment.</w:t>
+      </w:r>
+    </w:p>
+    <w:p>
+      <w:pPr>
+        <w:pStyle w:val="Heading2"/>
+      </w:pPr>
+      <w:r>
+        <w:t>Extension teaching cycle · reference / check after trying</w:t>
+      </w:r>
+    </w:p>
+    <w:p>
+      <w:pPr>
+        <w:spacing w:line="336" w:lineRule="auto" w:after="180"/>
+      </w:pPr>
+      <w:r>
+        <w:rPr>
+          <w:b w:val="0"/>
+        </w:rPr>
+        <w:t xml:space="preserve">Target: Compute scaled query-key </w:t>
+      </w:r>
+      <w:r>
+        <w:rPr>
+          <w:b/>
+        </w:rPr>
+        <w:t>score</w:t>
+      </w:r>
+      <w:r>
+        <w:rPr>
+          <w:b w:val="0"/>
+        </w:rPr>
+        <w:t xml:space="preserve">s and </w:t>
+      </w:r>
+      <w:r>
+        <w:rPr>
+          <w:b/>
+        </w:rPr>
+        <w:t>softmax</w:t>
+      </w:r>
+      <w:r>
+        <w:rPr>
+          <w:b w:val="0"/>
+        </w:rPr>
+        <w:t xml:space="preserve"> weights</w:t>
+      </w:r>
+    </w:p>
+    <w:p>
+      <w:pPr>
+        <w:spacing w:line="336" w:lineRule="auto" w:after="180"/>
+      </w:pPr>
+      <w:r>
+        <w:rPr>
+          <w:b w:val="0"/>
+        </w:rPr>
+        <w:t>Reserve further sessions for this topic; the 135-minute primary plan does not absorb all added content.</w:t>
+      </w:r>
+    </w:p>
+    <w:p>
+      <w:pPr>
+        <w:spacing w:line="336" w:lineRule="auto" w:after="180"/>
+      </w:pPr>
+      <w:r>
+        <w:rPr>
+          <w:b w:val="0"/>
+        </w:rPr>
+        <w:t xml:space="preserve">Completion practice: Use values [2],[6] for the preceding weights. Compute </w:t>
+      </w:r>
+      <w:r>
+        <w:rPr>
+          <w:b/>
+        </w:rPr>
+        <w:t>output</w:t>
+      </w:r>
+      <w:r>
+        <w:rPr>
+          <w:b w:val="0"/>
+        </w:rPr>
+        <w:t xml:space="preserve"> and </w:t>
+      </w:r>
+      <w:r>
+        <w:rPr>
+          <w:b/>
+        </w:rPr>
+        <w:t>output</w:t>
+      </w:r>
+      <w:r>
+        <w:rPr>
+          <w:b w:val="0"/>
+        </w:rPr>
+        <w:t xml:space="preserve"> when the second key is excluded.</w:t>
+      </w:r>
+    </w:p>
+    <w:p>
+      <w:pPr>
+        <w:spacing w:line="336" w:lineRule="auto" w:after="180"/>
+      </w:pPr>
+      <w:r>
+        <w:rPr>
+          <w:b w:val="0"/>
+        </w:rPr>
+        <w:t xml:space="preserve">Teacher check: Teacher explanation: Full </w:t>
+      </w:r>
+      <w:r>
+        <w:rPr>
+          <w:b/>
+        </w:rPr>
+        <w:t>output</w:t>
+      </w:r>
+      <w:r>
+        <w:rPr>
+          <w:b w:val="0"/>
+        </w:rPr>
+        <w:t xml:space="preserve"> 5; with B excluded, weight A=1 and </w:t>
+      </w:r>
+      <w:r>
+        <w:rPr>
+          <w:b/>
+        </w:rPr>
+        <w:t>output</w:t>
+      </w:r>
+      <w:r>
+        <w:rPr>
+          <w:b w:val="0"/>
+        </w:rPr>
+        <w:t xml:space="preserve"> 2.</w:t>
+      </w:r>
+    </w:p>
+    <w:p>
+      <w:pPr>
+        <w:spacing w:line="336" w:lineRule="auto" w:after="180"/>
+      </w:pPr>
+      <w:r>
+        <w:rPr>
+          <w:b w:val="0"/>
+        </w:rPr>
+        <w:t>Individual check: For A small attention calculation, use its worked case to evaluate this proposed explanation: “</w:t>
+      </w:r>
+      <w:r>
+        <w:rPr>
+          <w:b/>
+        </w:rPr>
+        <w:t>Score</w:t>
+      </w:r>
+      <w:r>
+        <w:rPr>
+          <w:b w:val="0"/>
+        </w:rPr>
+        <w:t>s already are probabilities”. Explain the deciding step.</w:t>
+      </w:r>
+    </w:p>
+    <w:p>
+      <w:pPr>
+        <w:spacing w:line="336" w:lineRule="auto" w:after="180"/>
+      </w:pPr>
+      <w:r>
+        <w:rPr>
+          <w:b w:val="0"/>
+        </w:rPr>
+        <w:t xml:space="preserve">Expected correction: </w:t>
+      </w:r>
+      <w:r>
+        <w:rPr>
+          <w:b/>
+        </w:rPr>
+        <w:t>Score</w:t>
+      </w:r>
+      <w:r>
+        <w:rPr>
+          <w:b w:val="0"/>
+        </w:rPr>
+        <w:t xml:space="preserve">s may be negative or fail to sum to one; </w:t>
+      </w:r>
+      <w:r>
+        <w:rPr>
+          <w:b/>
+        </w:rPr>
+        <w:t>softmax</w:t>
+      </w:r>
+      <w:r>
+        <w:rPr>
+          <w:b w:val="0"/>
+        </w:rPr>
+        <w:t xml:space="preserve"> supplies normalised nonnegative weights.</w:t>
+      </w:r>
+    </w:p>
+    <w:p>
+      <w:pPr>
+        <w:spacing w:line="336" w:lineRule="auto" w:after="180"/>
+      </w:pPr>
+      <w:r>
+        <w:rPr>
+          <w:b w:val="0"/>
+        </w:rPr>
+        <w:t>Apply the same support, independent transfer and delayed-review decisions to the named connected-topic workbook tasks.</w:t>
+      </w:r>
+    </w:p>
+    <w:p>
+      <w:pPr>
+        <w:pStyle w:val="Heading2"/>
+      </w:pPr>
+      <w:r>
+        <w:t>Earlier wording, alternatives and picture transcripts · reference / check after trying</w:t>
+      </w:r>
+    </w:p>
+    <w:p>
+      <w:pPr>
+        <w:spacing w:line="336" w:lineRule="auto" w:after="180"/>
+      </w:pPr>
+      <w:r>
+        <w:rPr>
+          <w:b w:val="0"/>
+        </w:rPr>
+        <w:t>Compact alternative: this two-session sequence covers selected core tasks. Use the three-session weekly plan for the full lesson, independent transfer, feedback and project work; allow extra time for extensions.</w:t>
+      </w:r>
+    </w:p>
+    <w:p>
+      <w:pPr>
+        <w:spacing w:line="336" w:lineRule="auto" w:after="180"/>
+      </w:pPr>
+      <w:r>
+        <w:rPr>
+          <w:b w:val="0"/>
+        </w:rPr>
+        <w:t>Demonstrate and guide practice</w:t>
       </w:r>
     </w:p>
     <w:p>
@@ -2411,7 +3413,111 @@
         <w:pStyle w:val="Heading3"/>
       </w:pPr>
       <w:r>
-        <w:t>What this example does not establish</w:t>
+        <w:t>Board sequence</w:t>
+      </w:r>
+    </w:p>
+    <w:p>
+      <w:pPr>
+        <w:spacing w:line="336" w:lineRule="auto" w:after="180"/>
+      </w:pPr>
+      <w:r>
+        <w:rPr>
+          <w:b w:val="0"/>
+        </w:rPr>
+        <w:t>Write the given facts: One prompt produces three different valid quiz questions.</w:t>
+      </w:r>
+    </w:p>
+    <w:p>
+      <w:pPr>
+        <w:spacing w:line="336" w:lineRule="auto" w:after="180"/>
+      </w:pPr>
+      <w:r>
+        <w:rPr>
+          <w:b w:val="0"/>
+        </w:rPr>
+        <w:t xml:space="preserve">Write the question to explain: Does </w:t>
+      </w:r>
+      <w:r>
+        <w:rPr>
+          <w:b/>
+        </w:rPr>
+        <w:t>variability</w:t>
+      </w:r>
+      <w:r>
+        <w:rPr>
+          <w:b w:val="0"/>
+        </w:rPr>
+        <w:t xml:space="preserve"> mean failure?</w:t>
+      </w:r>
+    </w:p>
+    <w:p>
+      <w:pPr>
+        <w:spacing w:line="336" w:lineRule="auto" w:after="180"/>
+      </w:pPr>
+      <w:r>
+        <w:rPr>
+          <w:b w:val="0"/>
+        </w:rPr>
+        <w:t xml:space="preserve">Reveal after </w:t>
+      </w:r>
+      <w:r>
+        <w:rPr>
+          <w:b/>
+        </w:rPr>
+        <w:t>prediction</w:t>
+      </w:r>
+      <w:r>
+        <w:rPr>
+          <w:b w:val="0"/>
+        </w:rPr>
+        <w:t xml:space="preserve">s: No. </w:t>
+      </w:r>
+      <w:r>
+        <w:rPr>
+          <w:b/>
+        </w:rPr>
+        <w:t>Sampling</w:t>
+      </w:r>
+      <w:r>
+        <w:rPr>
+          <w:b w:val="0"/>
+        </w:rPr>
+        <w:t xml:space="preserve"> can vary </w:t>
+      </w:r>
+      <w:r>
+        <w:rPr>
+          <w:b/>
+        </w:rPr>
+        <w:t>output</w:t>
+      </w:r>
+      <w:r>
+        <w:rPr>
+          <w:b w:val="0"/>
+        </w:rPr>
+        <w:t xml:space="preserve">s. </w:t>
+      </w:r>
+      <w:r>
+        <w:rPr>
+          <w:b/>
+        </w:rPr>
+        <w:t>Score</w:t>
+      </w:r>
+      <w:r>
+        <w:rPr>
+          <w:b w:val="0"/>
+        </w:rPr>
+        <w:t xml:space="preserve"> correctness, relevance and format over repeated trials; consistency differs from quality.</w:t>
+      </w:r>
+    </w:p>
+    <w:p>
+      <w:pPr>
+        <w:spacing w:line="336" w:lineRule="auto" w:after="180"/>
+      </w:pPr>
+      <w:r>
+        <w:rPr>
+          <w:b w:val="0"/>
+        </w:rPr>
+        <w:t>Use the earlier transfer question as optional practice. Reserve Sample a new table independently for the first independent attempt before hints or feedback.</w:t>
       </w:r>
     </w:p>
     <w:p>
@@ -2419,454 +3525,18 @@
         <w:pStyle w:val="Heading3"/>
       </w:pPr>
       <w:r>
-        <w:t>Keep the stated limit</w:t>
+        <w:t>Classroom dialogue</w:t>
       </w:r>
     </w:p>
     <w:p>
       <w:pPr>
         <w:spacing w:line="336" w:lineRule="auto" w:after="180"/>
-        <w:shd w:fill="FFF5E6"/>
-      </w:pPr>
-      <w:r>
-        <w:rPr>
-          <w:b w:val="0"/>
-        </w:rPr>
-        <w:t xml:space="preserve">Two tokens and one draw do not predict every </w:t>
-      </w:r>
-      <w:r>
-        <w:rPr>
-          <w:b/>
-        </w:rPr>
-        <w:t>output</w:t>
-      </w:r>
-      <w:r>
-        <w:rPr>
-          <w:b w:val="0"/>
-        </w:rPr>
-        <w:t xml:space="preserve">; </w:t>
-      </w:r>
-      <w:r>
-        <w:rPr>
-          <w:b/>
-        </w:rPr>
-        <w:t>temperature</w:t>
-      </w:r>
-      <w:r>
-        <w:rPr>
-          <w:b w:val="0"/>
-        </w:rPr>
-        <w:t xml:space="preserve"> alone does not solve hallucinations.</w:t>
-      </w:r>
-    </w:p>
-    <w:p>
-      <w:pPr>
-        <w:pStyle w:val="Heading3"/>
-      </w:pPr>
-      <w:r>
-        <w:t>Change one thing in the pictured case</w:t>
-      </w:r>
-    </w:p>
-    <w:p>
-      <w:pPr>
-        <w:pStyle w:val="Heading3"/>
-      </w:pPr>
-      <w:r>
-        <w:t>Change one thing</w:t>
-      </w:r>
-    </w:p>
-    <w:p>
-      <w:pPr>
-        <w:spacing w:line="336" w:lineRule="auto" w:after="180"/>
-        <w:shd w:fill="F5F1FB"/>
-      </w:pPr>
-      <w:r>
-        <w:rPr>
-          <w:b w:val="0"/>
-        </w:rPr>
-        <w:t>Change: Set the draw to 0.97, keeping both distributions.</w:t>
-      </w:r>
-    </w:p>
-    <w:p>
-      <w:pPr>
-        <w:pStyle w:val="Heading3"/>
-      </w:pPr>
-      <w:r>
-        <w:t>Predicted result</w:t>
-      </w:r>
-    </w:p>
-    <w:p>
-      <w:pPr>
-        <w:spacing w:line="336" w:lineRule="auto" w:after="180"/>
-        <w:shd w:fill="F1F6FC"/>
-      </w:pPr>
-      <w:r>
-        <w:rPr>
-          <w:b/>
-        </w:rPr>
-        <w:t>Prediction</w:t>
-      </w:r>
-      <w:r>
-        <w:rPr>
-          <w:b w:val="0"/>
-        </w:rPr>
-        <w:t xml:space="preserve">: Both </w:t>
-      </w:r>
-      <w:r>
-        <w:rPr>
-          <w:b/>
-        </w:rPr>
-        <w:t>temperature</w:t>
-      </w:r>
-      <w:r>
-        <w:rPr>
-          <w:b w:val="0"/>
-        </w:rPr>
-        <w:t>s select B.</w:t>
-      </w:r>
-    </w:p>
-    <w:p>
-      <w:pPr>
-        <w:pStyle w:val="Heading3"/>
-      </w:pPr>
-      <w:r>
-        <w:t>Why the result follows</w:t>
-      </w:r>
-    </w:p>
-    <w:p>
-      <w:pPr>
-        <w:spacing w:line="336" w:lineRule="auto" w:after="180"/>
-        <w:shd w:fill="F1F6FC"/>
-      </w:pPr>
-      <w:r>
-        <w:rPr>
-          <w:b w:val="0"/>
-        </w:rPr>
-        <w:t>Reason: 0.97 exceeds both A boundaries, 0.8 and approximately 0.9412.</w:t>
-      </w:r>
-    </w:p>
-    <w:p>
-      <w:pPr>
-        <w:pStyle w:val="Heading3"/>
-      </w:pPr>
-      <w:r>
-        <w:t>Ask while showing the picture</w:t>
-      </w:r>
-    </w:p>
-    <w:p>
-      <w:pPr>
-        <w:pStyle w:val="Heading3"/>
-      </w:pPr>
-      <w:r>
-        <w:t>Ask while showing the picture · 9</w:t>
-      </w:r>
-    </w:p>
-    <w:p>
-      <w:pPr>
-        <w:spacing w:line="336" w:lineRule="auto" w:after="180"/>
-      </w:pPr>
-      <w:r>
-        <w:rPr>
-          <w:b w:val="0"/>
-        </w:rPr>
-        <w:t xml:space="preserve">Cover the result. Ask learners to name the </w:t>
-      </w:r>
-      <w:r>
-        <w:rPr>
-          <w:b/>
-        </w:rPr>
-        <w:t>input</w:t>
-      </w:r>
-      <w:r>
-        <w:rPr>
-          <w:b w:val="0"/>
-        </w:rPr>
-        <w:t xml:space="preserve">s and predict the next step. Uncover one step, connect the icon to the actual procedure, and explain its </w:t>
-      </w:r>
-      <w:r>
-        <w:rPr>
-          <w:b/>
-        </w:rPr>
-        <w:t>evidence</w:t>
-      </w:r>
-      <w:r>
-        <w:rPr>
-          <w:b w:val="0"/>
-        </w:rPr>
-        <w:t>. Then change the supplied condition and compare.</w:t>
-      </w:r>
-    </w:p>
-    <w:p>
-      <w:pPr>
-        <w:spacing w:line="336" w:lineRule="auto" w:after="180"/>
-      </w:pPr>
-      <w:r>
-        <w:rPr>
-          <w:b w:val="0"/>
-        </w:rPr>
-        <w:t>The picture is a representation; it does not document execution of a real AI model.</w:t>
-      </w:r>
-    </w:p>
-    <w:p>
-      <w:pPr>
-        <w:pStyle w:val="Heading1"/>
-      </w:pPr>
-      <w:r>
-        <w:t>03. Demonstrate and guide practice</w:t>
-      </w:r>
-    </w:p>
-    <w:p>
-      <w:r>
-        <w:t>Demonstrate Sampling and Variability, reduce support deliberately and check individual reasoning before discussing answers.</w:t>
-      </w:r>
-    </w:p>
-    <w:p>
-      <w:pPr>
-        <w:pStyle w:val="Heading3"/>
-      </w:pPr>
-      <w:r>
-        <w:t>Choose the pacing route</w:t>
-      </w:r>
-    </w:p>
-    <w:p>
-      <w:pPr>
-        <w:spacing w:line="336" w:lineRule="auto" w:after="180"/>
-        <w:shd w:fill="F1F6F8"/>
-      </w:pPr>
-      <w:r>
-        <w:rPr>
-          <w:b w:val="0"/>
-        </w:rPr>
-        <w:t>Compact alternative: this two-session sequence covers selected core tasks. Use the three-session weekly plan for the full lesson, independent transfer, feedback and project work; allow extra time for extensions.</w:t>
-      </w:r>
-    </w:p>
-    <w:p>
-      <w:pPr>
-        <w:pStyle w:val="Heading3"/>
-      </w:pPr>
-      <w:r>
-        <w:t>Board sequence</w:t>
-      </w:r>
-    </w:p>
-    <w:p>
-      <w:pPr>
-        <w:pStyle w:val="Heading3"/>
-      </w:pPr>
-      <w:r>
-        <w:t>1. Put the facts on the board</w:t>
-      </w:r>
-    </w:p>
-    <w:p>
-      <w:pPr>
-        <w:spacing w:line="336" w:lineRule="auto" w:after="180"/>
-        <w:shd w:fill="F4F9FC"/>
-      </w:pPr>
-      <w:r>
-        <w:rPr>
-          <w:b w:val="0"/>
-        </w:rPr>
-        <w:t>Write the given facts: One prompt produces three different valid quiz questions.</w:t>
-      </w:r>
-    </w:p>
-    <w:p>
-      <w:pPr>
-        <w:pStyle w:val="Heading3"/>
-      </w:pPr>
-      <w:r>
-        <w:t>2. State the decision to explain</w:t>
-      </w:r>
-    </w:p>
-    <w:p>
-      <w:pPr>
-        <w:spacing w:line="336" w:lineRule="auto" w:after="180"/>
-        <w:shd w:fill="F5F1FB"/>
-      </w:pPr>
-      <w:r>
-        <w:rPr>
-          <w:b w:val="0"/>
-        </w:rPr>
-        <w:t xml:space="preserve">Write the question to explain: Does </w:t>
-      </w:r>
-      <w:r>
-        <w:rPr>
-          <w:b/>
-        </w:rPr>
-        <w:t>variability</w:t>
-      </w:r>
-      <w:r>
-        <w:rPr>
-          <w:b w:val="0"/>
-        </w:rPr>
-        <w:t xml:space="preserve"> mean failure?</w:t>
-      </w:r>
-    </w:p>
-    <w:p>
-      <w:pPr>
-        <w:pStyle w:val="Heading3"/>
-      </w:pPr>
-      <w:r>
-        <w:t>3. Reveal the worked reasoning</w:t>
-      </w:r>
-    </w:p>
-    <w:p>
-      <w:pPr>
-        <w:spacing w:line="336" w:lineRule="auto" w:after="180"/>
-        <w:shd w:fill="F1F6FC"/>
-      </w:pPr>
-      <w:r>
-        <w:rPr>
-          <w:b w:val="0"/>
-        </w:rPr>
-        <w:t xml:space="preserve">Reveal after </w:t>
-      </w:r>
-      <w:r>
-        <w:rPr>
-          <w:b/>
-        </w:rPr>
-        <w:t>prediction</w:t>
-      </w:r>
-      <w:r>
-        <w:rPr>
-          <w:b w:val="0"/>
-        </w:rPr>
-        <w:t xml:space="preserve">s: No. </w:t>
-      </w:r>
-      <w:r>
-        <w:rPr>
-          <w:b/>
-        </w:rPr>
-        <w:t>Sampling</w:t>
-      </w:r>
-      <w:r>
-        <w:rPr>
-          <w:b w:val="0"/>
-        </w:rPr>
-        <w:t xml:space="preserve"> can vary </w:t>
-      </w:r>
-      <w:r>
-        <w:rPr>
-          <w:b/>
-        </w:rPr>
-        <w:t>output</w:t>
-      </w:r>
-      <w:r>
-        <w:rPr>
-          <w:b w:val="0"/>
-        </w:rPr>
-        <w:t xml:space="preserve">s. </w:t>
-      </w:r>
-      <w:r>
-        <w:rPr>
-          <w:b/>
-        </w:rPr>
-        <w:t>Score</w:t>
-      </w:r>
-      <w:r>
-        <w:rPr>
-          <w:b w:val="0"/>
-        </w:rPr>
-        <w:t xml:space="preserve"> correctness, relevance and format over repeated trials; consistency differs from quality.</w:t>
-      </w:r>
-    </w:p>
-    <w:p>
-      <w:pPr>
-        <w:pStyle w:val="Heading3"/>
-      </w:pPr>
-      <w:r>
-        <w:t>Hold back the independent task</w:t>
-      </w:r>
-    </w:p>
-    <w:p>
-      <w:pPr>
-        <w:spacing w:line="336" w:lineRule="auto" w:after="180"/>
-        <w:shd w:fill="FFF5E6"/>
-      </w:pPr>
-      <w:r>
-        <w:rPr>
-          <w:b w:val="0"/>
-        </w:rPr>
-        <w:t>Keep for an independent attempt: Prompt A is run three times and returns three different stories. Does this alone prove the prompt changed? Describe a fair comparison of two prompts.</w:t>
-      </w:r>
-    </w:p>
-    <w:p>
-      <w:pPr>
-        <w:pStyle w:val="Heading3"/>
-      </w:pPr>
-      <w:r>
-        <w:t>Classroom dialogue</w:t>
-      </w:r>
-    </w:p>
-    <w:p>
-      <w:pPr>
-        <w:pStyle w:val="Heading3"/>
-      </w:pPr>
-      <w:r>
-        <w:t>Ask the class</w:t>
-      </w:r>
-    </w:p>
-    <w:p>
-      <w:pPr>
-        <w:spacing w:line="336" w:lineRule="auto" w:after="180"/>
-        <w:shd w:fill="F5F1FB"/>
-      </w:pPr>
-      <w:r>
-        <w:rPr>
-          <w:b w:val="0"/>
-        </w:rPr>
-        <w:t>Ask: Which facts are given, and which would we have to assume? Learners mark relevant details before discussing answers.</w:t>
-      </w:r>
-    </w:p>
-    <w:p>
-      <w:pPr>
-        <w:pStyle w:val="Heading3"/>
-      </w:pPr>
-      <w:r>
-        <w:t>Language to model</w:t>
-      </w:r>
-    </w:p>
-    <w:p>
-      <w:pPr>
-        <w:spacing w:line="336" w:lineRule="auto" w:after="180"/>
-        <w:shd w:fill="F1F6F8"/>
-      </w:pPr>
-      <w:r>
-        <w:rPr>
-          <w:b w:val="0"/>
-        </w:rPr>
-        <w:t>Say: Predict first. Show the rule, information path or calculation that would produce the result. A correct guess is not yet an explanation.</w:t>
-      </w:r>
-    </w:p>
-    <w:p>
-      <w:pPr>
-        <w:spacing w:line="336" w:lineRule="auto" w:after="180"/>
       </w:pPr>
       <w:r>
         <w:rPr>
           <w:b w:val="0"/>
         </w:rPr>
         <w:t>Reveal reasoning one step at a time. Explain why a tempting alternative fails. Write units and denominators for arithmetic, trace conditions for decisions, and identify supporting sources for claims.</w:t>
-      </w:r>
-    </w:p>
-    <w:p>
-      <w:pPr>
-        <w:spacing w:line="336" w:lineRule="auto" w:after="180"/>
-      </w:pPr>
-      <w:r>
-        <w:rPr>
-          <w:b w:val="0"/>
-        </w:rPr>
-        <w:t xml:space="preserve">In pairs, one learner solves while the other checks </w:t>
-      </w:r>
-      <w:r>
-        <w:rPr>
-          <w:b/>
-        </w:rPr>
-        <w:t>evidence</w:t>
-      </w:r>
-      <w:r>
-        <w:rPr>
-          <w:b w:val="0"/>
-        </w:rPr>
-        <w:t>; exchange roles. Remove the worked answer before independent assessment.</w:t>
       </w:r>
     </w:p>
     <w:p>
@@ -3364,611 +4034,122 @@
         <w:pStyle w:val="Heading3"/>
       </w:pPr>
       <w:r>
-        <w:t>Completion practice</w:t>
+        <w:t>Individual reasoning check</w:t>
+      </w:r>
+    </w:p>
+    <w:p>
+      <w:pPr>
+        <w:pStyle w:val="Heading3"/>
+      </w:pPr>
+      <w:r>
+        <w:t>Connected teaching cycle: A small attention calculation</w:t>
+      </w:r>
+    </w:p>
+    <w:p>
+      <w:pPr>
+        <w:pStyle w:val="Heading3"/>
+      </w:pPr>
+      <w:r>
+        <w:t>Pictorial practice question</w:t>
+      </w:r>
+    </w:p>
+    <w:p>
+      <w:pPr>
+        <w:pStyle w:val="Heading3"/>
+      </w:pPr>
+      <w:r>
+        <w:t>Reasoned teacher answer</w:t>
+      </w:r>
+    </w:p>
+    <w:p>
+      <w:pPr>
+        <w:pStyle w:val="Heading1"/>
+      </w:pPr>
+      <w:r>
+        <w:t>04. Run the supplied main investigation</w:t>
+      </w:r>
+    </w:p>
+    <w:p>
+      <w:r>
+        <w:t>Keep the selected independent task out of shared practice.</w:t>
+      </w:r>
+    </w:p>
+    <w:p>
+      <w:pPr>
+        <w:pStyle w:val="Heading2"/>
+      </w:pPr>
+      <w:r>
+        <w:t>Supplied records and answer guidance</w:t>
       </w:r>
     </w:p>
     <w:p>
       <w:pPr>
         <w:spacing w:line="336" w:lineRule="auto" w:after="180"/>
-        <w:shd w:fill="F5F1FB"/>
-      </w:pPr>
-      <w:r>
-        <w:rPr>
-          <w:b w:val="0"/>
-        </w:rPr>
-        <w:t>Completion task: At T=0.5 compute squared weights, total and normalised probabilities. Check the sum.</w:t>
-      </w:r>
-    </w:p>
-    <w:p>
-      <w:pPr>
-        <w:pStyle w:val="Heading3"/>
-      </w:pPr>
-      <w:r>
-        <w:t>Reasoning to listen for</w:t>
+      </w:pPr>
+      <w:r>
+        <w:rPr>
+          <w:b w:val="0"/>
+        </w:rPr>
+        <w:t>Main adjusted probabilities18/23,9/46,1/46; recorded0.2/0.6/0.9 give red/blue/green atT1 and red/red/blue atThalf. Five paired draws give red,red,blue,blue,green versus red,red,red,blue,blue; blue-reference agreement2/5 in each. Separate A/B u0.85 switchesBtoA;u0.97Bboth;Bnotimpossible. Attention weights1/4,3/4 output5;maskBoutput2; equal-score2Doutput[1,2]; common shift preserves ratios.</w:t>
       </w:r>
     </w:p>
     <w:p>
       <w:pPr>
         <w:spacing w:line="336" w:lineRule="auto" w:after="180"/>
-        <w:shd w:fill="F1F6FC"/>
-      </w:pPr>
-      <w:r>
-        <w:rPr>
-          <w:b w:val="0"/>
-        </w:rPr>
-        <w:t>Teacher check: Teacher explanation: Weights 0.36,0.09,0.01 sum 0.46. Probabilities 18/23,9/46,1/46 sum 1.</w:t>
-      </w:r>
-    </w:p>
-    <w:p>
-      <w:pPr>
-        <w:spacing w:line="336" w:lineRule="auto" w:after="180"/>
-      </w:pPr>
-      <w:r>
-        <w:rPr>
-          <w:b w:val="0"/>
-        </w:rPr>
-        <w:t xml:space="preserve">Start by identifying the given </w:t>
-      </w:r>
-      <w:r>
-        <w:rPr>
-          <w:b/>
-        </w:rPr>
-        <w:t>input</w:t>
-      </w:r>
-      <w:r>
-        <w:rPr>
-          <w:b w:val="0"/>
-        </w:rPr>
-        <w:t>s together. Leave the intermediate steps blank. If needed, model one step, then withdraw that help on the next step. Move to a full trace only when the partial trace is understood.</w:t>
-      </w:r>
-    </w:p>
-    <w:p>
-      <w:pPr>
-        <w:spacing w:line="336" w:lineRule="auto" w:after="180"/>
-      </w:pPr>
-      <w:r>
-        <w:rPr>
-          <w:b w:val="0"/>
-        </w:rPr>
-        <w:t>For partners, alternate explainer and checker; collect a response from every learner before discussion.</w:t>
-      </w:r>
-    </w:p>
-    <w:p>
-      <w:pPr>
-        <w:pStyle w:val="Heading3"/>
-      </w:pPr>
-      <w:r>
-        <w:t>Individual reasoning check</w:t>
-      </w:r>
-    </w:p>
-    <w:p>
-      <w:pPr>
-        <w:spacing w:line="336" w:lineRule="auto" w:after="180"/>
-      </w:pPr>
-      <w:r>
-        <w:rPr>
-          <w:b w:val="0"/>
-        </w:rPr>
-        <w:t xml:space="preserve">Use the worked case for </w:t>
-      </w:r>
-      <w:r>
-        <w:rPr>
-          <w:b/>
-        </w:rPr>
-        <w:t>Sampling</w:t>
-      </w:r>
-      <w:r>
-        <w:rPr>
-          <w:b w:val="0"/>
-        </w:rPr>
-        <w:t xml:space="preserve"> and </w:t>
-      </w:r>
-      <w:r>
-        <w:rPr>
-          <w:b/>
-        </w:rPr>
-        <w:t>temperature</w:t>
-      </w:r>
-      <w:r>
-        <w:rPr>
-          <w:b w:val="0"/>
-        </w:rPr>
-        <w:t>. Proposed explanation: “</w:t>
-      </w:r>
-      <w:r>
-        <w:rPr>
-          <w:b/>
-        </w:rPr>
-        <w:t>Sampling</w:t>
-      </w:r>
-      <w:r>
-        <w:rPr>
-          <w:b w:val="0"/>
-        </w:rPr>
-        <w:t xml:space="preserve"> means equal chances”. Decide whether this explanation is supported.</w:t>
-      </w:r>
-    </w:p>
-    <w:p>
-      <w:pPr>
-        <w:spacing w:line="336" w:lineRule="auto" w:after="180"/>
-      </w:pPr>
-      <w:r>
-        <w:rPr>
-          <w:b w:val="0"/>
-        </w:rPr>
-        <w:t>Point to the step or supplied fact that decides; explain your repair if needed.</w:t>
-      </w:r>
-    </w:p>
-    <w:p>
-      <w:pPr>
-        <w:pStyle w:val="Heading3"/>
-      </w:pPr>
-      <w:r>
-        <w:t>Expected repair</w:t>
-      </w:r>
-    </w:p>
-    <w:p>
-      <w:pPr>
-        <w:spacing w:line="336" w:lineRule="auto" w:after="180"/>
-        <w:shd w:fill="F1F6FC"/>
-      </w:pPr>
-      <w:r>
-        <w:rPr>
-          <w:b w:val="0"/>
-        </w:rPr>
-        <w:t>Expected correction: Intervals have widths equal to the probabilities; unequal widths give unequal chances.</w:t>
-      </w:r>
-    </w:p>
-    <w:p>
-      <w:pPr>
-        <w:spacing w:line="336" w:lineRule="auto" w:after="180"/>
-      </w:pPr>
-      <w:r>
-        <w:rPr>
-          <w:b w:val="0"/>
-        </w:rPr>
-        <w:t>Collect explanations, not only yes/no votes. If a misunderstanding is common, re-model the relevant step for the class.</w:t>
-      </w:r>
-    </w:p>
-    <w:p>
-      <w:pPr>
-        <w:spacing w:line="336" w:lineRule="auto" w:after="180"/>
-      </w:pPr>
-      <w:r>
-        <w:rPr>
-          <w:b w:val="0"/>
-        </w:rPr>
-        <w:t>If it affects a few learners, give a short targeted group explanation while others solve a more demanding variation.</w:t>
-      </w:r>
-    </w:p>
-    <w:p>
-      <w:pPr>
-        <w:pStyle w:val="Heading3"/>
-      </w:pPr>
-      <w:r>
-        <w:t>Connected teaching cycle: A small attention calculation</w:t>
-      </w:r>
-    </w:p>
-    <w:p>
-      <w:pPr>
-        <w:spacing w:line="336" w:lineRule="auto" w:after="180"/>
-      </w:pPr>
-      <w:r>
-        <w:rPr>
-          <w:b w:val="0"/>
-        </w:rPr>
-        <w:t xml:space="preserve">Target: Compute scaled query-key </w:t>
-      </w:r>
-      <w:r>
-        <w:rPr>
-          <w:b/>
-        </w:rPr>
-        <w:t>score</w:t>
-      </w:r>
-      <w:r>
-        <w:rPr>
-          <w:b w:val="0"/>
-        </w:rPr>
-        <w:t xml:space="preserve">s and </w:t>
-      </w:r>
-      <w:r>
-        <w:rPr>
-          <w:b/>
-        </w:rPr>
-        <w:t>softmax</w:t>
-      </w:r>
-      <w:r>
-        <w:rPr>
-          <w:b w:val="0"/>
-        </w:rPr>
-        <w:t xml:space="preserve"> weights</w:t>
-      </w:r>
-    </w:p>
-    <w:p>
-      <w:pPr>
-        <w:spacing w:line="336" w:lineRule="auto" w:after="180"/>
-      </w:pPr>
-      <w:r>
-        <w:rPr>
-          <w:b w:val="0"/>
-        </w:rPr>
-        <w:t>Reserve further sessions for this topic; the 135-minute primary plan does not absorb all added content.</w:t>
-      </w:r>
-    </w:p>
-    <w:p>
-      <w:pPr>
-        <w:spacing w:line="336" w:lineRule="auto" w:after="180"/>
-      </w:pPr>
-      <w:r>
-        <w:rPr>
-          <w:b w:val="0"/>
-        </w:rPr>
-        <w:t xml:space="preserve">Completion practice: Use values [2],[6] for the preceding weights. Compute </w:t>
-      </w:r>
-      <w:r>
-        <w:rPr>
-          <w:b/>
-        </w:rPr>
-        <w:t>output</w:t>
-      </w:r>
-      <w:r>
-        <w:rPr>
-          <w:b w:val="0"/>
-        </w:rPr>
-        <w:t xml:space="preserve"> and </w:t>
-      </w:r>
-      <w:r>
-        <w:rPr>
-          <w:b/>
-        </w:rPr>
-        <w:t>output</w:t>
-      </w:r>
-      <w:r>
-        <w:rPr>
-          <w:b w:val="0"/>
-        </w:rPr>
-        <w:t xml:space="preserve"> when the second key is excluded.</w:t>
-      </w:r>
-    </w:p>
-    <w:p>
-      <w:pPr>
-        <w:pStyle w:val="Heading3"/>
-      </w:pPr>
-      <w:r>
-        <w:t>Reasoning to listen for</w:t>
-      </w:r>
-    </w:p>
-    <w:p>
-      <w:pPr>
-        <w:spacing w:line="336" w:lineRule="auto" w:after="180"/>
-        <w:shd w:fill="F1F6FC"/>
-      </w:pPr>
-      <w:r>
-        <w:rPr>
-          <w:b w:val="0"/>
-        </w:rPr>
-        <w:t xml:space="preserve">Teacher check: Teacher explanation: Full </w:t>
-      </w:r>
-      <w:r>
-        <w:rPr>
-          <w:b/>
-        </w:rPr>
-        <w:t>output</w:t>
-      </w:r>
-      <w:r>
-        <w:rPr>
-          <w:b w:val="0"/>
-        </w:rPr>
-        <w:t xml:space="preserve"> 5; with B excluded, weight A=1 and </w:t>
-      </w:r>
-      <w:r>
-        <w:rPr>
-          <w:b/>
-        </w:rPr>
-        <w:t>output</w:t>
-      </w:r>
-      <w:r>
-        <w:rPr>
-          <w:b w:val="0"/>
-        </w:rPr>
-        <w:t xml:space="preserve"> 2.</w:t>
-      </w:r>
-    </w:p>
-    <w:p>
-      <w:pPr>
-        <w:spacing w:line="336" w:lineRule="auto" w:after="180"/>
-      </w:pPr>
-      <w:r>
-        <w:rPr>
-          <w:b w:val="0"/>
-        </w:rPr>
-        <w:t>Individual check: For A small attention calculation, use its worked case to evaluate this proposed explanation: “</w:t>
-      </w:r>
-      <w:r>
-        <w:rPr>
-          <w:b/>
-        </w:rPr>
-        <w:t>Score</w:t>
-      </w:r>
-      <w:r>
-        <w:rPr>
-          <w:b w:val="0"/>
-        </w:rPr>
-        <w:t>s already are probabilities”. Explain the deciding step.</w:t>
-      </w:r>
-    </w:p>
-    <w:p>
-      <w:pPr>
-        <w:pStyle w:val="Heading3"/>
-      </w:pPr>
-      <w:r>
-        <w:t>Expected repair</w:t>
-      </w:r>
-    </w:p>
-    <w:p>
-      <w:pPr>
-        <w:spacing w:line="336" w:lineRule="auto" w:after="180"/>
-        <w:shd w:fill="F1F6FC"/>
-      </w:pPr>
-      <w:r>
-        <w:rPr>
-          <w:b w:val="0"/>
-        </w:rPr>
-        <w:t xml:space="preserve">Expected correction: </w:t>
-      </w:r>
-      <w:r>
-        <w:rPr>
-          <w:b/>
-        </w:rPr>
-        <w:t>Score</w:t>
-      </w:r>
-      <w:r>
-        <w:rPr>
-          <w:b w:val="0"/>
-        </w:rPr>
-        <w:t xml:space="preserve">s may be negative or fail to sum to one; </w:t>
-      </w:r>
-      <w:r>
-        <w:rPr>
-          <w:b/>
-        </w:rPr>
-        <w:t>softmax</w:t>
-      </w:r>
-      <w:r>
-        <w:rPr>
-          <w:b w:val="0"/>
-        </w:rPr>
-        <w:t xml:space="preserve"> supplies normalised nonnegative weights.</w:t>
-      </w:r>
-    </w:p>
-    <w:p>
-      <w:pPr>
-        <w:spacing w:line="336" w:lineRule="auto" w:after="180"/>
-      </w:pPr>
-      <w:r>
-        <w:rPr>
-          <w:b w:val="0"/>
-        </w:rPr>
-        <w:t>Apply the same support, independent transfer and delayed-review decisions to the named connected-topic workbook tasks.</w:t>
-      </w:r>
-    </w:p>
-    <w:p>
-      <w:pPr>
-        <w:pStyle w:val="Heading3"/>
-      </w:pPr>
-      <w:r>
-        <w:t>Pictorial practice question</w:t>
-      </w:r>
-    </w:p>
-    <w:p>
-      <w:pPr>
-        <w:spacing w:line="336" w:lineRule="auto" w:after="180"/>
-        <w:shd w:fill="F5F1FB"/>
-      </w:pPr>
-      <w:r>
-        <w:rPr>
-          <w:b w:val="0"/>
-        </w:rPr>
-        <w:t>Does T=0.5 make B impossible, and does choosing A guarantee factual accuracy?</w:t>
-      </w:r>
-    </w:p>
-    <w:p>
-      <w:pPr>
-        <w:pStyle w:val="Heading3"/>
-      </w:pPr>
-      <w:r>
-        <w:t>Reasoned teacher answer</w:t>
-      </w:r>
-    </w:p>
-    <w:p>
-      <w:pPr>
-        <w:spacing w:line="336" w:lineRule="auto" w:after="180"/>
-      </w:pPr>
-      <w:r>
-        <w:rPr>
-          <w:b w:val="0"/>
-        </w:rPr>
-        <w:t>No. B still has probability 1/17, and the table supplies no truth labels for either token.</w:t>
-      </w:r>
-    </w:p>
-    <w:p>
-      <w:pPr>
-        <w:spacing w:line="336" w:lineRule="auto" w:after="180"/>
-      </w:pPr>
-      <w:r>
-        <w:rPr>
-          <w:b w:val="0"/>
-        </w:rPr>
-        <w:t xml:space="preserve">Changed-case reasoning: Both </w:t>
-      </w:r>
-      <w:r>
-        <w:rPr>
-          <w:b/>
-        </w:rPr>
-        <w:t>temperature</w:t>
-      </w:r>
-      <w:r>
-        <w:rPr>
-          <w:b w:val="0"/>
-        </w:rPr>
-        <w:t>s select B. 0.97 exceeds both A boundaries, 0.8 and approximately 0.9412.</w:t>
-      </w:r>
-    </w:p>
-    <w:p>
-      <w:pPr>
-        <w:spacing w:line="336" w:lineRule="auto" w:after="180"/>
-      </w:pPr>
-      <w:r>
-        <w:rPr>
-          <w:b w:val="0"/>
-        </w:rPr>
-        <w:t xml:space="preserve">Collect each learner’s explanation before discussion. Use the first missing connection between </w:t>
-      </w:r>
-      <w:r>
-        <w:rPr>
-          <w:b/>
-        </w:rPr>
-        <w:t>input</w:t>
-      </w:r>
-      <w:r>
-        <w:rPr>
-          <w:b w:val="0"/>
-        </w:rPr>
-        <w:t xml:space="preserve">, deciding step and result to choose support. This question is worked-case practice, not fresh mastery </w:t>
-      </w:r>
-      <w:r>
-        <w:rPr>
-          <w:b/>
-        </w:rPr>
-        <w:t>evidence</w:t>
-      </w:r>
-      <w:r>
-        <w:rPr>
-          <w:b w:val="0"/>
-        </w:rPr>
-        <w:t>.</w:t>
-      </w:r>
-    </w:p>
-    <w:p>
-      <w:pPr>
-        <w:pStyle w:val="Heading1"/>
-      </w:pPr>
-      <w:r>
-        <w:t>04. Run the weekly evidence lab</w:t>
-      </w:r>
-    </w:p>
-    <w:p>
-      <w:r>
-        <w:t>Run the Sampling and Variability investigation and use the first unsupported step to choose a teaching response.</w:t>
-      </w:r>
-    </w:p>
-    <w:p>
-      <w:pPr>
-        <w:spacing w:line="336" w:lineRule="auto" w:after="180"/>
-      </w:pPr>
-      <w:r>
-        <w:rPr>
-          <w:b w:val="0"/>
-        </w:rPr>
-        <w:t>Words You Can Use to Reason</w:t>
-      </w:r>
-    </w:p>
-    <w:p>
-      <w:pPr>
-        <w:spacing w:line="336" w:lineRule="auto" w:after="180"/>
-      </w:pPr>
-      <w:r>
-        <w:rPr>
-          <w:b w:val="0"/>
-        </w:rPr>
-        <w:t>A definition matters when you can recognize the idea, use it, and contrast it with a near-miss.</w:t>
-      </w:r>
-    </w:p>
-    <w:p>
-      <w:pPr>
-        <w:spacing w:line="336" w:lineRule="auto" w:after="180"/>
-      </w:pPr>
-      <w:r>
-        <w:rPr>
-          <w:b w:val="0"/>
-        </w:rPr>
+      </w:pPr>
+      <w:r>
+        <w:rPr>
+          <w:b w:val="0"/>
+        </w:rPr>
+        <w:t>Independent table probabilities25/38,9/38,4/38 and boundaries25/38,34/38; reserve its first attempt.</w:t>
+      </w:r>
+    </w:p>
+    <w:p>
+      <w:pPr>
+        <w:pStyle w:val="Heading2"/>
+      </w:pPr>
+      <w:r>
+        <w:t>Predict, investigate and record</w:t>
+      </w:r>
+    </w:p>
+    <w:p>
+      <w:pPr>
+        <w:pStyle w:val="ListNumber"/>
+      </w:pPr>
+      <w:r>
         <w:t>Predict → Test → Record → Explain</w:t>
       </w:r>
     </w:p>
     <w:p>
       <w:pPr>
-        <w:spacing w:line="336" w:lineRule="auto" w:after="180"/>
-      </w:pPr>
-      <w:r>
-        <w:rPr>
-          <w:b w:val="0"/>
-        </w:rPr>
+        <w:pStyle w:val="ListNumber"/>
+      </w:pPr>
+      <w:r>
         <w:t>Keep expected and actual results separate. Surprises are useful data when recorded honestly.</w:t>
       </w:r>
     </w:p>
     <w:p>
       <w:pPr>
-        <w:spacing w:line="336" w:lineRule="auto" w:after="180"/>
-      </w:pPr>
-      <w:r>
-        <w:rPr>
-          <w:b w:val="0"/>
-        </w:rPr>
-        <w:t xml:space="preserve">Run each setting five times on one fixed prompt, </w:t>
-      </w:r>
-      <w:r>
-        <w:rPr>
-          <w:b/>
-        </w:rPr>
-        <w:t>score</w:t>
-      </w:r>
-      <w:r>
-        <w:rPr>
-          <w:b w:val="0"/>
-        </w:rPr>
-        <w:t xml:space="preserve"> consistency, usefulness, and unsupported detail, then justify a task-specific choice.</w:t>
-      </w:r>
-    </w:p>
-    <w:p>
-      <w:pPr>
-        <w:spacing w:line="336" w:lineRule="auto" w:after="180"/>
-        <w:shd w:fill="F5F1FB"/>
-      </w:pPr>
-      <w:r>
-        <w:rPr>
-          <w:b w:val="0"/>
-        </w:rPr>
+        <w:pStyle w:val="ListNumber"/>
+      </w:pPr>
+      <w:r>
+        <w:t>Use the supplied fixed prefix, three-colour table and five recorded draws with the complete local simulation. Compare output counts and agreement with fictional blue-flag reference R separately. These are toy paired traces, not actual prompt runs, stories or model-quality measurements.</w:t>
+      </w:r>
+    </w:p>
+    <w:p>
+      <w:pPr>
+        <w:pStyle w:val="ListNumber"/>
+      </w:pPr>
+      <w:r>
         <w:t>What did the hardest test teach you that the normal test did not?</w:t>
       </w:r>
     </w:p>
     <w:p>
       <w:pPr>
-        <w:pStyle w:val="Heading3"/>
-      </w:pPr>
-      <w:r>
-        <w:t>Make the lab runnable</w:t>
-      </w:r>
-    </w:p>
-    <w:p>
-      <w:pPr>
-        <w:spacing w:line="336" w:lineRule="auto" w:after="180"/>
-      </w:pPr>
-      <w:r>
-        <w:rPr>
-          <w:b w:val="0"/>
-        </w:rPr>
-        <w:t>Use the concrete case as the shared normal case and the independent question as a second case. Each pair creates a boundary or missing-information case and predicts its result before testing.</w:t>
-      </w:r>
-    </w:p>
-    <w:p>
-      <w:pPr>
-        <w:spacing w:line="336" w:lineRule="auto" w:after="180"/>
-      </w:pPr>
-      <w:r>
-        <w:rPr>
-          <w:b w:val="0"/>
-        </w:rPr>
-        <w:t>Keep the expected result separate from an observed mistake.</w:t>
+        <w:pStyle w:val="Heading2"/>
+      </w:pPr>
+      <w:r>
+        <w:t>Keep the evidence</w:t>
       </w:r>
     </w:p>
     <w:tbl>
@@ -4119,10 +4300,10 @@
     </w:tbl>
     <w:p>
       <w:pPr>
-        <w:pStyle w:val="Heading3"/>
-      </w:pPr>
-      <w:r>
-        <w:t>Diagnose and reteach</w:t>
+        <w:pStyle w:val="Heading2"/>
+      </w:pPr>
+      <w:r>
+        <w:t>Main misconceptions</w:t>
       </w:r>
     </w:p>
     <w:p>
@@ -4131,9 +4312,15 @@
       </w:pPr>
       <w:r>
         <w:rPr>
-          <w:b w:val="0"/>
-        </w:rPr>
-        <w:t>For guessing, return to given facts and request a trace. For vocabulary without application, use one example and one non-example. For arithmetic errors, check the setup before the calculation.</w:t>
+          <w:b/>
+        </w:rPr>
+        <w:t>Sampling</w:t>
+      </w:r>
+      <w:r>
+        <w:rPr>
+          <w:b w:val="0"/>
+        </w:rPr>
+        <w:t xml:space="preserve"> means equal chances: Intervals have widths equal to the probabilities; unequal widths give unequal chances.</w:t>
       </w:r>
     </w:p>
     <w:p>
@@ -4144,15 +4331,7 @@
         <w:rPr>
           <w:b w:val="0"/>
         </w:rPr>
-        <w:t>Finish with a different uncoached case before recording mastery.</w:t>
-      </w:r>
-    </w:p>
-    <w:p>
-      <w:pPr>
-        <w:pStyle w:val="Heading3"/>
-      </w:pPr>
-      <w:r>
-        <w:t>Address these additional misconceptions</w:t>
+        <w:t>T=0 can be inserted into p^(1/T): The formula requires T&gt;0; greedy is a separate policy.</w:t>
       </w:r>
     </w:p>
     <w:p>
@@ -4161,54 +4340,26 @@
       </w:pPr>
       <w:r>
         <w:rPr>
+          <w:b w:val="0"/>
+        </w:rPr>
+        <w:t xml:space="preserve">Lower </w:t>
+      </w:r>
+      <w:r>
+        <w:rPr>
           <w:b/>
         </w:rPr>
-        <w:t>Sampling</w:t>
-      </w:r>
-      <w:r>
-        <w:rPr>
-          <w:b w:val="0"/>
-        </w:rPr>
-        <w:t xml:space="preserve"> means equal chances: Intervals have widths equal to the probabilities; unequal widths give unequal chances.</w:t>
-      </w:r>
-    </w:p>
-    <w:p>
-      <w:pPr>
-        <w:spacing w:line="336" w:lineRule="auto" w:after="180"/>
-      </w:pPr>
-      <w:r>
-        <w:rPr>
-          <w:b w:val="0"/>
-        </w:rPr>
-        <w:t>T=0 can be inserted into p^(1/T): The formula requires T&gt;0; greedy is a separate policy.</w:t>
-      </w:r>
-    </w:p>
-    <w:p>
-      <w:pPr>
-        <w:spacing w:line="336" w:lineRule="auto" w:after="180"/>
-      </w:pPr>
-      <w:r>
-        <w:rPr>
-          <w:b w:val="0"/>
-        </w:rPr>
-        <w:t xml:space="preserve">Lower </w:t>
+        <w:t>temperature</w:t>
+      </w:r>
+      <w:r>
+        <w:rPr>
+          <w:b w:val="0"/>
+        </w:rPr>
+        <w:t xml:space="preserve"> verifies claims: A probability transformation does not add factual </w:t>
       </w:r>
       <w:r>
         <w:rPr>
           <w:b/>
         </w:rPr>
-        <w:t>temperature</w:t>
-      </w:r>
-      <w:r>
-        <w:rPr>
-          <w:b w:val="0"/>
-        </w:rPr>
-        <w:t xml:space="preserve"> verifies claims: A probability transformation does not add factual </w:t>
-      </w:r>
-      <w:r>
-        <w:rPr>
-          <w:b/>
-        </w:rPr>
         <w:t>evidence</w:t>
       </w:r>
       <w:r>
@@ -4220,105 +4371,10 @@
     </w:p>
     <w:p>
       <w:pPr>
-        <w:pStyle w:val="Heading3"/>
-      </w:pPr>
-      <w:r>
-        <w:t>Check these misconceptions</w:t>
-      </w:r>
-    </w:p>
-    <w:p>
-      <w:pPr>
-        <w:spacing w:line="336" w:lineRule="auto" w:after="180"/>
-      </w:pPr>
-      <w:r>
-        <w:rPr>
-          <w:b/>
-        </w:rPr>
-        <w:t>Score</w:t>
-      </w:r>
-      <w:r>
-        <w:rPr>
-          <w:b w:val="0"/>
-        </w:rPr>
-        <w:t xml:space="preserve">s already are probabilities: </w:t>
-      </w:r>
-      <w:r>
-        <w:rPr>
-          <w:b/>
-        </w:rPr>
-        <w:t>Score</w:t>
-      </w:r>
-      <w:r>
-        <w:rPr>
-          <w:b w:val="0"/>
-        </w:rPr>
-        <w:t xml:space="preserve">s may be negative or fail to sum to one; </w:t>
-      </w:r>
-      <w:r>
-        <w:rPr>
-          <w:b/>
-        </w:rPr>
-        <w:t>softmax</w:t>
-      </w:r>
-      <w:r>
-        <w:rPr>
-          <w:b w:val="0"/>
-        </w:rPr>
-        <w:t xml:space="preserve"> supplies normalised nonnegative weights.</w:t>
-      </w:r>
-    </w:p>
-    <w:p>
-      <w:pPr>
-        <w:spacing w:line="336" w:lineRule="auto" w:after="180"/>
-      </w:pPr>
-      <w:r>
-        <w:rPr>
-          <w:b w:val="0"/>
-        </w:rPr>
-        <w:t xml:space="preserve">Value width must equal key width: Values share a common </w:t>
-      </w:r>
-      <w:r>
-        <w:rPr>
-          <w:b/>
-        </w:rPr>
-        <w:t>output</w:t>
-      </w:r>
-      <w:r>
-        <w:rPr>
-          <w:b w:val="0"/>
-        </w:rPr>
-        <w:t xml:space="preserve"> width, which can differ from query/key width.</w:t>
-      </w:r>
-    </w:p>
-    <w:p>
-      <w:pPr>
-        <w:spacing w:line="336" w:lineRule="auto" w:after="180"/>
-      </w:pPr>
-      <w:r>
-        <w:rPr>
-          <w:b w:val="0"/>
-        </w:rPr>
-        <w:t xml:space="preserve">Zero </w:t>
-      </w:r>
-      <w:r>
-        <w:rPr>
-          <w:b/>
-        </w:rPr>
-        <w:t>output</w:t>
-      </w:r>
-      <w:r>
-        <w:rPr>
-          <w:b w:val="0"/>
-        </w:rPr>
-        <w:t xml:space="preserve"> means no source contributed: Nonzero weighted contributions may cancel.</w:t>
-      </w:r>
-    </w:p>
-    <w:p>
-      <w:pPr>
-        <w:pStyle w:val="Heading3"/>
-      </w:pPr>
-      <w:r>
-        <w:t>Match the support to the first error</w:t>
+        <w:pStyle w:val="Heading2"/>
+      </w:pPr>
+      <w:r>
+        <w:t>Choose support</w:t>
       </w:r>
     </w:p>
     <w:tbl>
@@ -4491,15 +4547,720 @@
     </w:p>
     <w:p>
       <w:pPr>
+        <w:pStyle w:val="Heading2"/>
+      </w:pPr>
+      <w:r>
+        <w:t>Extension misconceptions · reference / check after trying</w:t>
+      </w:r>
+    </w:p>
+    <w:p>
+      <w:pPr>
+        <w:spacing w:line="336" w:lineRule="auto" w:after="180"/>
+      </w:pPr>
+      <w:r>
+        <w:rPr>
+          <w:b/>
+        </w:rPr>
+        <w:t>Score</w:t>
+      </w:r>
+      <w:r>
+        <w:rPr>
+          <w:b w:val="0"/>
+        </w:rPr>
+        <w:t xml:space="preserve">s already are probabilities: </w:t>
+      </w:r>
+      <w:r>
+        <w:rPr>
+          <w:b/>
+        </w:rPr>
+        <w:t>Score</w:t>
+      </w:r>
+      <w:r>
+        <w:rPr>
+          <w:b w:val="0"/>
+        </w:rPr>
+        <w:t xml:space="preserve">s may be negative or fail to sum to one; </w:t>
+      </w:r>
+      <w:r>
+        <w:rPr>
+          <w:b/>
+        </w:rPr>
+        <w:t>softmax</w:t>
+      </w:r>
+      <w:r>
+        <w:rPr>
+          <w:b w:val="0"/>
+        </w:rPr>
+        <w:t xml:space="preserve"> supplies normalised nonnegative weights.</w:t>
+      </w:r>
+    </w:p>
+    <w:p>
+      <w:pPr>
+        <w:spacing w:line="336" w:lineRule="auto" w:after="180"/>
+      </w:pPr>
+      <w:r>
+        <w:rPr>
+          <w:b w:val="0"/>
+        </w:rPr>
+        <w:t xml:space="preserve">Value width must equal key width: Values share a common </w:t>
+      </w:r>
+      <w:r>
+        <w:rPr>
+          <w:b/>
+        </w:rPr>
+        <w:t>output</w:t>
+      </w:r>
+      <w:r>
+        <w:rPr>
+          <w:b w:val="0"/>
+        </w:rPr>
+        <w:t xml:space="preserve"> width, which can differ from query/key width.</w:t>
+      </w:r>
+    </w:p>
+    <w:p>
+      <w:pPr>
+        <w:spacing w:line="336" w:lineRule="auto" w:after="180"/>
+      </w:pPr>
+      <w:r>
+        <w:rPr>
+          <w:b w:val="0"/>
+        </w:rPr>
+        <w:t xml:space="preserve">Zero </w:t>
+      </w:r>
+      <w:r>
+        <w:rPr>
+          <w:b/>
+        </w:rPr>
+        <w:t>output</w:t>
+      </w:r>
+      <w:r>
+        <w:rPr>
+          <w:b w:val="0"/>
+        </w:rPr>
+        <w:t xml:space="preserve"> means no source contributed: Nonzero weighted contributions may cancel.</w:t>
+      </w:r>
+    </w:p>
+    <w:p>
+      <w:pPr>
+        <w:pStyle w:val="Heading2"/>
+      </w:pPr>
+      <w:r>
+        <w:t>Earlier wording, alternatives and picture transcripts · reference / check after trying</w:t>
+      </w:r>
+    </w:p>
+    <w:p>
+      <w:pPr>
+        <w:spacing w:line="336" w:lineRule="auto" w:after="180"/>
+      </w:pPr>
+      <w:r>
+        <w:rPr>
+          <w:b w:val="0"/>
+        </w:rPr>
+        <w:t>Run the weekly evidence lab</w:t>
+      </w:r>
+    </w:p>
+    <w:p>
+      <w:pPr>
+        <w:spacing w:line="336" w:lineRule="auto" w:after="180"/>
+      </w:pPr>
+      <w:r>
+        <w:rPr>
+          <w:b w:val="0"/>
+        </w:rPr>
+        <w:t>Words You Can Use to Reason</w:t>
+      </w:r>
+    </w:p>
+    <w:p>
+      <w:pPr>
+        <w:spacing w:line="336" w:lineRule="auto" w:after="180"/>
+      </w:pPr>
+      <w:r>
+        <w:rPr>
+          <w:b w:val="0"/>
+        </w:rPr>
+        <w:t>A definition matters when you can recognize the idea, use it, and contrast it with a near-miss.</w:t>
+      </w:r>
+    </w:p>
+    <w:p>
+      <w:pPr>
+        <w:pStyle w:val="Heading3"/>
+      </w:pPr>
+      <w:r>
+        <w:t>Make the lab runnable</w:t>
+      </w:r>
+    </w:p>
+    <w:p>
+      <w:pPr>
+        <w:spacing w:line="336" w:lineRule="auto" w:after="180"/>
+      </w:pPr>
+      <w:r>
+        <w:rPr>
+          <w:b w:val="0"/>
+        </w:rPr>
+        <w:t>Use the supplied main investigation for shared practice. Reserve Sample a new table independently for the individual first attempt. The named extension has separate tasks and feedback.</w:t>
+      </w:r>
+    </w:p>
+    <w:p>
+      <w:pPr>
+        <w:pStyle w:val="Heading3"/>
+      </w:pPr>
+      <w:r>
+        <w:t>Diagnose and reteach</w:t>
+      </w:r>
+    </w:p>
+    <w:p>
+      <w:pPr>
+        <w:spacing w:line="336" w:lineRule="auto" w:after="180"/>
+      </w:pPr>
+      <w:r>
+        <w:rPr>
+          <w:b w:val="0"/>
+        </w:rPr>
+        <w:t>For guessing, return to given facts and request a trace. For vocabulary without application, use one example and one non-example. For arithmetic errors, check the setup before the calculation.</w:t>
+      </w:r>
+    </w:p>
+    <w:p>
+      <w:pPr>
+        <w:spacing w:line="336" w:lineRule="auto" w:after="180"/>
+      </w:pPr>
+      <w:r>
+        <w:rPr>
+          <w:b w:val="0"/>
+        </w:rPr>
+        <w:t>Finish with a different uncoached case before recording mastery.</w:t>
+      </w:r>
+    </w:p>
+    <w:p>
+      <w:pPr>
+        <w:pStyle w:val="Heading3"/>
+      </w:pPr>
+      <w:r>
+        <w:t>Address these additional misconceptions</w:t>
+      </w:r>
+    </w:p>
+    <w:p>
+      <w:pPr>
+        <w:pStyle w:val="Heading3"/>
+      </w:pPr>
+      <w:r>
+        <w:t>Check these misconceptions</w:t>
+      </w:r>
+    </w:p>
+    <w:p>
+      <w:pPr>
+        <w:pStyle w:val="Heading3"/>
+      </w:pPr>
+      <w:r>
+        <w:t>Match the support to the first error</w:t>
+      </w:r>
+    </w:p>
+    <w:p>
+      <w:pPr>
         <w:pStyle w:val="Heading1"/>
       </w:pPr>
       <w:r>
-        <w:t>05. Assess and explain the answers</w:t>
-      </w:r>
-    </w:p>
-    <w:p>
-      <w:r>
-        <w:t>Use the Sampling and Variability questions, teacher keys and criteria after the relevant attempts. Previously discussed cases are practice; protect the separately selected independent task.</w:t>
+        <w:t>05. Assess the selected main independent task</w:t>
+      </w:r>
+    </w:p>
+    <w:p>
+      <w:r>
+        <w:t>Reveal its key after the first attempt; extension tasks have their own keys.</w:t>
+      </w:r>
+    </w:p>
+    <w:p>
+      <w:pPr>
+        <w:pStyle w:val="Heading2"/>
+      </w:pPr>
+      <w:r>
+        <w:t>Selected independent question and key</w:t>
+      </w:r>
+    </w:p>
+    <w:p>
+      <w:pPr>
+        <w:spacing w:line="336" w:lineRule="auto" w:after="180"/>
+      </w:pPr>
+      <w:r>
+        <w:rPr>
+          <w:b w:val="0"/>
+        </w:rPr>
+        <w:t>Selected case: Probabilities A=0.5,B=0.3,C=0.2 in that order. Compute T=0.5 probabilities and cumulative boundaries. Trace u=0.5 and u=0.9 under T=1 and T=0.5. Explain the limit of the comparison.</w:t>
+      </w:r>
+    </w:p>
+    <w:p>
+      <w:pPr>
+        <w:spacing w:line="336" w:lineRule="auto" w:after="180"/>
+      </w:pPr>
+      <w:r>
+        <w:rPr>
+          <w:b w:val="0"/>
+        </w:rPr>
+        <w:t>Teacher explanation: Squared weights 0.25,0.09,0.04 total 0.38. Probabilities 25/38,9/38,4/38; boundaries 25/38 and 34/38. T=1: 0.5 selects B,0.9 selects C. T=0.5: 0.5 selects A,0.9 selects C because 0.9 &gt; 34/38.</w:t>
+      </w:r>
+    </w:p>
+    <w:p>
+      <w:pPr>
+        <w:spacing w:line="336" w:lineRule="auto" w:after="180"/>
+      </w:pPr>
+      <w:r>
+        <w:rPr>
+          <w:b w:val="0"/>
+        </w:rPr>
+        <w:t>The trace shows distribution effects, not factual accuracy.</w:t>
+      </w:r>
+    </w:p>
+    <w:p>
+      <w:pPr>
+        <w:pStyle w:val="Heading2"/>
+      </w:pPr>
+      <w:r>
+        <w:t>Judge reasoning and limits</w:t>
+      </w:r>
+    </w:p>
+    <w:tbl>
+      <w:tblPr>
+        <w:tblStyle w:val="LightShading-Accent1"/>
+        <w:tblW w:type="auto" w:w="0"/>
+        <w:tblLook w:firstColumn="1" w:firstRow="1" w:lastColumn="0" w:lastRow="0" w:noHBand="0" w:noVBand="1" w:val="04A0"/>
+      </w:tblPr>
+      <w:tblGrid>
+        <w:gridCol w:w="5112"/>
+        <w:gridCol w:w="5112"/>
+      </w:tblGrid>
+      <w:tr>
+        <w:trPr>
+          <w:tblHeader/>
+        </w:trPr>
+        <w:tc>
+          <w:tcPr>
+            <w:tcW w:type="dxa" w:w="5112"/>
+          </w:tcPr>
+          <w:p>
+            <w:r>
+              <w:t>Dimension</w:t>
+            </w:r>
+          </w:p>
+        </w:tc>
+        <w:tc>
+          <w:tcPr>
+            <w:tcW w:type="dxa" w:w="5112"/>
+          </w:tcPr>
+          <w:p>
+            <w:r>
+              <w:t>Evidence required</w:t>
+            </w:r>
+          </w:p>
+        </w:tc>
+      </w:tr>
+      <w:tr>
+        <w:tc>
+          <w:tcPr>
+            <w:tcW w:type="dxa" w:w="5112"/>
+          </w:tcPr>
+          <w:p>
+            <w:r>
+              <w:t>Explanation</w:t>
+            </w:r>
+          </w:p>
+        </w:tc>
+        <w:tc>
+          <w:tcPr>
+            <w:tcW w:type="dxa" w:w="5112"/>
+          </w:tcPr>
+          <w:p>
+            <w:r>
+              <w:t>Names the applicable idea or procedure and ties it to the supplied facts.</w:t>
+            </w:r>
+          </w:p>
+        </w:tc>
+      </w:tr>
+      <w:tr>
+        <w:tc>
+          <w:tcPr>
+            <w:tcW w:type="dxa" w:w="5112"/>
+          </w:tcPr>
+          <w:p>
+            <w:r>
+              <w:t>Trace and result</w:t>
+            </w:r>
+          </w:p>
+        </w:tc>
+        <w:tc>
+          <w:tcPr>
+            <w:tcW w:type="dxa" w:w="5112"/>
+          </w:tcPr>
+          <w:p>
+            <w:r>
+              <w:t>Preserves the given inputs and shows the relevant intermediate steps; distinguishes a prediction from an observed execution.</w:t>
+            </w:r>
+          </w:p>
+        </w:tc>
+      </w:tr>
+      <w:tr>
+        <w:tc>
+          <w:tcPr>
+            <w:tcW w:type="dxa" w:w="5112"/>
+          </w:tcPr>
+          <w:p>
+            <w:r>
+              <w:t>Limits</w:t>
+            </w:r>
+          </w:p>
+        </w:tc>
+        <w:tc>
+          <w:tcPr>
+            <w:tcW w:type="dxa" w:w="5112"/>
+          </w:tcPr>
+          <w:p>
+            <w:r>
+              <w:t>States the assumptions, missing evidence or conditions under which the result would change.</w:t>
+            </w:r>
+          </w:p>
+        </w:tc>
+      </w:tr>
+    </w:tbl>
+    <w:p>
+      <w:pPr>
+        <w:spacing w:line="336" w:lineRule="auto" w:after="180"/>
+      </w:pPr>
+      <w:r>
+        <w:rPr>
+          <w:b w:val="0"/>
+        </w:rPr>
+        <w:t>Record each dimension as not yet, with support, or independent. Accept a valid alternative procedure with a defensible trace.</w:t>
+      </w:r>
+    </w:p>
+    <w:p>
+      <w:pPr>
+        <w:spacing w:line="336" w:lineRule="auto" w:after="180"/>
+      </w:pPr>
+      <w:r>
+        <w:rPr>
+          <w:b w:val="0"/>
+        </w:rPr>
+        <w:t xml:space="preserve">Do not penalise an honestly recorded model failure if the learner correctly explains its </w:t>
+      </w:r>
+      <w:r>
+        <w:rPr>
+          <w:b/>
+        </w:rPr>
+        <w:t>evidence</w:t>
+      </w:r>
+      <w:r>
+        <w:rPr>
+          <w:b w:val="0"/>
+        </w:rPr>
+        <w:t xml:space="preserve"> and limits.</w:t>
+      </w:r>
+    </w:p>
+    <w:p>
+      <w:pPr>
+        <w:pStyle w:val="Heading2"/>
+      </w:pPr>
+      <w:r>
+        <w:t>Give one repair action</w:t>
+      </w:r>
+    </w:p>
+    <w:p>
+      <w:pPr>
+        <w:spacing w:line="336" w:lineRule="auto" w:after="180"/>
+      </w:pPr>
+      <w:r>
+        <w:rPr>
+          <w:b w:val="0"/>
+        </w:rPr>
+        <w:t>Name the earliest unsupported step and give one action to repair it. Have the learner make that repair now and explain why. Then assess the relevant skill on a fresh, fully specified case.</w:t>
+      </w:r>
+    </w:p>
+    <w:p>
+      <w:pPr>
+        <w:spacing w:line="336" w:lineRule="auto" w:after="180"/>
+      </w:pPr>
+      <w:r>
+        <w:rPr>
+          <w:b w:val="0"/>
+        </w:rPr>
+        <w:t>Confirm it was not previously practised with feedback; solve and check the new case before assigning it. A follow-up design prompt is a starting brief, not automatically an equivalent test.</w:t>
+      </w:r>
+    </w:p>
+    <w:p>
+      <w:pPr>
+        <w:pStyle w:val="Heading2"/>
+      </w:pPr>
+      <w:r>
+        <w:t>W1 Trace boundaries</w:t>
+      </w:r>
+    </w:p>
+    <w:p>
+      <w:pPr>
+        <w:spacing w:line="336" w:lineRule="auto" w:after="180"/>
+      </w:pPr>
+      <w:r>
+        <w:rPr>
+          <w:b w:val="0"/>
+        </w:rPr>
+        <w:t>At T=1 select tokens for u=0,0.6,0.9 and 0.999. Explain the handling of u=1.</w:t>
+      </w:r>
+    </w:p>
+    <w:p>
+      <w:pPr>
+        <w:spacing w:line="336" w:lineRule="auto" w:after="180"/>
+      </w:pPr>
+      <w:r>
+        <w:rPr>
+          <w:b w:val="0"/>
+        </w:rPr>
+        <w:t xml:space="preserve">Teacher explanation: Selections red,blue,green,green. The draw 1 violates the half-open [0,1) </w:t>
+      </w:r>
+      <w:r>
+        <w:rPr>
+          <w:b/>
+        </w:rPr>
+        <w:t>input</w:t>
+      </w:r>
+      <w:r>
+        <w:rPr>
+          <w:b w:val="0"/>
+        </w:rPr>
+        <w:t xml:space="preserve"> contract and must be rejected.</w:t>
+      </w:r>
+    </w:p>
+    <w:p>
+      <w:pPr>
+        <w:pStyle w:val="Heading2"/>
+      </w:pPr>
+      <w:r>
+        <w:t>W2 Compute the adjusted table</w:t>
+      </w:r>
+    </w:p>
+    <w:p>
+      <w:pPr>
+        <w:spacing w:line="336" w:lineRule="auto" w:after="180"/>
+      </w:pPr>
+      <w:r>
+        <w:rPr>
+          <w:b w:val="0"/>
+        </w:rPr>
+        <w:t>At T=0.5 compute squared weights, total and normalised probabilities. Check the sum.</w:t>
+      </w:r>
+    </w:p>
+    <w:p>
+      <w:pPr>
+        <w:spacing w:line="336" w:lineRule="auto" w:after="180"/>
+      </w:pPr>
+      <w:r>
+        <w:rPr>
+          <w:b w:val="0"/>
+        </w:rPr>
+        <w:t>Teacher explanation: Weights 0.36,0.09,0.01 sum 0.46. Probabilities 18/23,9/46,1/46 sum 1.</w:t>
+      </w:r>
+    </w:p>
+    <w:p>
+      <w:pPr>
+        <w:spacing w:line="336" w:lineRule="auto" w:after="180"/>
+      </w:pPr>
+      <w:r>
+        <w:rPr>
+          <w:b w:val="0"/>
+        </w:rPr>
+        <w:t xml:space="preserve">Under the lesson’s supplied </w:t>
+      </w:r>
+      <w:r>
+        <w:rPr>
+          <w:b/>
+        </w:rPr>
+        <w:t>temperature</w:t>
+      </w:r>
+      <w:r>
+        <w:rPr>
+          <w:b w:val="0"/>
+        </w:rPr>
+        <w:t xml:space="preserve"> procedure, T=0.5 means exponent 1/T=2. Square the weights to obtain 0.36, 0.09 and 0.01; their total is 0.46. Divide each by 0.46 to obtain 18/23, 9/46 and 1/46.</w:t>
+      </w:r>
+    </w:p>
+    <w:p>
+      <w:pPr>
+        <w:spacing w:line="336" w:lineRule="auto" w:after="180"/>
+      </w:pPr>
+      <w:r>
+        <w:rPr>
+          <w:b w:val="0"/>
+        </w:rPr>
+        <w:t>Converting 18/23 to 36/46 shows that the sum is (36+9+1)/46 = 1.</w:t>
+      </w:r>
+    </w:p>
+    <w:p>
+      <w:pPr>
+        <w:pStyle w:val="Heading2"/>
+      </w:pPr>
+      <w:r>
+        <w:t>W3 Compare a fixed draw</w:t>
+      </w:r>
+    </w:p>
+    <w:p>
+      <w:pPr>
+        <w:spacing w:line="336" w:lineRule="auto" w:after="180"/>
+      </w:pPr>
+      <w:r>
+        <w:rPr>
+          <w:b w:val="0"/>
+        </w:rPr>
+        <w:t xml:space="preserve">Trace u=0.7 at T=1 and T=0.5. Does the different </w:t>
+      </w:r>
+      <w:r>
+        <w:rPr>
+          <w:b/>
+        </w:rPr>
+        <w:t>output</w:t>
+      </w:r>
+      <w:r>
+        <w:rPr>
+          <w:b w:val="0"/>
+        </w:rPr>
+        <w:t xml:space="preserve"> demonstrate improved factual accuracy?</w:t>
+      </w:r>
+    </w:p>
+    <w:p>
+      <w:pPr>
+        <w:spacing w:line="336" w:lineRule="auto" w:after="180"/>
+      </w:pPr>
+      <w:r>
+        <w:rPr>
+          <w:b w:val="0"/>
+        </w:rPr>
+        <w:t xml:space="preserve">Teacher explanation: T=1 selects blue; T=0.5 selects red. This follows changed intervals and supplies no factual correctness </w:t>
+      </w:r>
+      <w:r>
+        <w:rPr>
+          <w:b/>
+        </w:rPr>
+        <w:t>evidence</w:t>
+      </w:r>
+      <w:r>
+        <w:rPr>
+          <w:b w:val="0"/>
+        </w:rPr>
+        <w:t>.</w:t>
+      </w:r>
+    </w:p>
+    <w:p>
+      <w:pPr>
+        <w:pStyle w:val="Heading2"/>
+      </w:pPr>
+      <w:r>
+        <w:t>W5 Specify a valid experiment</w:t>
+      </w:r>
+    </w:p>
+    <w:p>
+      <w:pPr>
+        <w:spacing w:line="336" w:lineRule="auto" w:after="180"/>
+      </w:pPr>
+      <w:r>
+        <w:rPr>
+          <w:b w:val="0"/>
+        </w:rPr>
+        <w:t xml:space="preserve">A student changes the prompt and model as well as </w:t>
+      </w:r>
+      <w:r>
+        <w:rPr>
+          <w:b/>
+        </w:rPr>
+        <w:t>temperature</w:t>
+      </w:r>
+      <w:r>
+        <w:rPr>
+          <w:b w:val="0"/>
+        </w:rPr>
+        <w:t xml:space="preserve">, then attributes a better answer to </w:t>
+      </w:r>
+      <w:r>
+        <w:rPr>
+          <w:b/>
+        </w:rPr>
+        <w:t>temperature</w:t>
+      </w:r>
+      <w:r>
+        <w:rPr>
+          <w:b w:val="0"/>
+        </w:rPr>
+        <w:t>. Propose a fair comparison and reject any unsupported universal claim.</w:t>
+      </w:r>
+    </w:p>
+    <w:p>
+      <w:pPr>
+        <w:spacing w:line="336" w:lineRule="auto" w:after="180"/>
+      </w:pPr>
+      <w:r>
+        <w:rPr>
+          <w:b w:val="0"/>
+        </w:rPr>
+        <w:t xml:space="preserve">Teacher explanation: Fix prefix/prompt, model/version, candidate distribution and </w:t>
+      </w:r>
+      <w:r>
+        <w:rPr>
+          <w:b/>
+        </w:rPr>
+        <w:t>sampling</w:t>
+      </w:r>
+      <w:r>
+        <w:rPr>
+          <w:b w:val="0"/>
+        </w:rPr>
+        <w:t xml:space="preserve"> policy while varying </w:t>
+      </w:r>
+      <w:r>
+        <w:rPr>
+          <w:b/>
+        </w:rPr>
+        <w:t>temperature</w:t>
+      </w:r>
+      <w:r>
+        <w:rPr>
+          <w:b w:val="0"/>
+        </w:rPr>
+        <w:t>. Record draws and evaluate stated task criteria across cases.</w:t>
+      </w:r>
+    </w:p>
+    <w:p>
+      <w:pPr>
+        <w:spacing w:line="336" w:lineRule="auto" w:after="180"/>
+      </w:pPr>
+      <w:r>
+        <w:rPr>
+          <w:b w:val="0"/>
+        </w:rPr>
+        <w:t xml:space="preserve">The mixed comparison cannot isolate </w:t>
+      </w:r>
+      <w:r>
+        <w:rPr>
+          <w:b/>
+        </w:rPr>
+        <w:t>temperature</w:t>
+      </w:r>
+      <w:r>
+        <w:rPr>
+          <w:b w:val="0"/>
+        </w:rPr>
+        <w:t xml:space="preserve">; even a controlled result cannot prove all future </w:t>
+      </w:r>
+      <w:r>
+        <w:rPr>
+          <w:b/>
+        </w:rPr>
+        <w:t>output</w:t>
+      </w:r>
+      <w:r>
+        <w:rPr>
+          <w:b w:val="0"/>
+        </w:rPr>
+        <w:t>s correct.</w:t>
+      </w:r>
+    </w:p>
+    <w:p>
+      <w:pPr>
+        <w:pStyle w:val="Heading2"/>
+      </w:pPr>
+      <w:r>
+        <w:t>Extension questions and keys · reference / check after trying</w:t>
       </w:r>
     </w:p>
     <w:p>
@@ -4507,63 +5268,569 @@
         <w:pStyle w:val="Heading3"/>
       </w:pPr>
       <w:r>
+        <w:t>A small attention calculation — W1 Compute scores and weights</w:t>
+      </w:r>
+    </w:p>
+    <w:p>
+      <w:pPr>
+        <w:spacing w:line="336" w:lineRule="auto" w:after="180"/>
+      </w:pPr>
+      <w:r>
+        <w:rPr>
+          <w:b w:val="0"/>
+        </w:rPr>
+        <w:t xml:space="preserve">For q=[1], keys [0],[ln(3)] and d=1, compute </w:t>
+      </w:r>
+      <w:r>
+        <w:rPr>
+          <w:b/>
+        </w:rPr>
+        <w:t>score</w:t>
+      </w:r>
+      <w:r>
+        <w:rPr>
+          <w:b w:val="0"/>
+        </w:rPr>
+        <w:t xml:space="preserve">s and </w:t>
+      </w:r>
+      <w:r>
+        <w:rPr>
+          <w:b/>
+        </w:rPr>
+        <w:t>softmax</w:t>
+      </w:r>
+      <w:r>
+        <w:rPr>
+          <w:b w:val="0"/>
+        </w:rPr>
+        <w:t xml:space="preserve"> weights.</w:t>
+      </w:r>
+    </w:p>
+    <w:p>
+      <w:pPr>
+        <w:spacing w:line="336" w:lineRule="auto" w:after="180"/>
+      </w:pPr>
+      <w:r>
+        <w:rPr>
+          <w:b w:val="0"/>
+        </w:rPr>
+        <w:t xml:space="preserve">Teacher explanation: </w:t>
+      </w:r>
+      <w:r>
+        <w:rPr>
+          <w:b/>
+        </w:rPr>
+        <w:t>Score</w:t>
+      </w:r>
+      <w:r>
+        <w:rPr>
+          <w:b w:val="0"/>
+        </w:rPr>
+        <w:t>s 0,ln(3); exponential ratio 1:3 gives weights 1/4,3/4.</w:t>
+      </w:r>
+    </w:p>
+    <w:p>
+      <w:pPr>
+        <w:spacing w:line="336" w:lineRule="auto" w:after="180"/>
+      </w:pPr>
+      <w:r>
+        <w:rPr>
+          <w:b w:val="0"/>
+        </w:rPr>
+        <w:t>The dot products are 1*0=0 and 1*ln(3)=ln(3). Division by sqrt(d)=sqrt(1)=1 leaves them unchanged. Exponentiation gives 1 and 3, with total 4. Normalising gives weights 1/4 and 3/4.</w:t>
+      </w:r>
+    </w:p>
+    <w:p>
+      <w:pPr>
+        <w:spacing w:line="336" w:lineRule="auto" w:after="180"/>
+      </w:pPr>
+      <w:r>
+        <w:rPr>
+          <w:b w:val="0"/>
+        </w:rPr>
+        <w:t xml:space="preserve">These are compatibility weights under the stated calculation, not truth </w:t>
+      </w:r>
+      <w:r>
+        <w:rPr>
+          <w:b/>
+        </w:rPr>
+        <w:t>score</w:t>
+      </w:r>
+      <w:r>
+        <w:rPr>
+          <w:b w:val="0"/>
+        </w:rPr>
+        <w:t>s.</w:t>
+      </w:r>
+    </w:p>
+    <w:p>
+      <w:pPr>
+        <w:pStyle w:val="Heading3"/>
+      </w:pPr>
+      <w:r>
+        <w:t>A small attention calculation — W2 Combine and mask</w:t>
+      </w:r>
+    </w:p>
+    <w:p>
+      <w:pPr>
+        <w:spacing w:line="336" w:lineRule="auto" w:after="180"/>
+      </w:pPr>
+      <w:r>
+        <w:rPr>
+          <w:b w:val="0"/>
+        </w:rPr>
+        <w:t xml:space="preserve">Use values [2],[6] for the preceding weights. Compute </w:t>
+      </w:r>
+      <w:r>
+        <w:rPr>
+          <w:b/>
+        </w:rPr>
+        <w:t>output</w:t>
+      </w:r>
+      <w:r>
+        <w:rPr>
+          <w:b w:val="0"/>
+        </w:rPr>
+        <w:t xml:space="preserve"> and </w:t>
+      </w:r>
+      <w:r>
+        <w:rPr>
+          <w:b/>
+        </w:rPr>
+        <w:t>output</w:t>
+      </w:r>
+      <w:r>
+        <w:rPr>
+          <w:b w:val="0"/>
+        </w:rPr>
+        <w:t xml:space="preserve"> when the second key is excluded.</w:t>
+      </w:r>
+    </w:p>
+    <w:p>
+      <w:pPr>
+        <w:spacing w:line="336" w:lineRule="auto" w:after="180"/>
+      </w:pPr>
+      <w:r>
+        <w:rPr>
+          <w:b w:val="0"/>
+        </w:rPr>
+        <w:t xml:space="preserve">Teacher explanation: Full </w:t>
+      </w:r>
+      <w:r>
+        <w:rPr>
+          <w:b/>
+        </w:rPr>
+        <w:t>output</w:t>
+      </w:r>
+      <w:r>
+        <w:rPr>
+          <w:b w:val="0"/>
+        </w:rPr>
+        <w:t xml:space="preserve"> 5; with B excluded, weight A=1 and </w:t>
+      </w:r>
+      <w:r>
+        <w:rPr>
+          <w:b/>
+        </w:rPr>
+        <w:t>output</w:t>
+      </w:r>
+      <w:r>
+        <w:rPr>
+          <w:b w:val="0"/>
+        </w:rPr>
+        <w:t xml:space="preserve"> 2.</w:t>
+      </w:r>
+    </w:p>
+    <w:p>
+      <w:pPr>
+        <w:pStyle w:val="Heading3"/>
+      </w:pPr>
+      <w:r>
+        <w:t>A small attention calculation — W3 Trace equal scores</w:t>
+      </w:r>
+    </w:p>
+    <w:p>
+      <w:pPr>
+        <w:spacing w:line="336" w:lineRule="auto" w:after="180"/>
+      </w:pPr>
+      <w:r>
+        <w:rPr>
+          <w:b w:val="0"/>
+        </w:rPr>
+        <w:t xml:space="preserve">For q=[1,1], keys [1,0],[0,1], values [2,0],[0,4], compute scaled </w:t>
+      </w:r>
+      <w:r>
+        <w:rPr>
+          <w:b/>
+        </w:rPr>
+        <w:t>score</w:t>
+      </w:r>
+      <w:r>
+        <w:rPr>
+          <w:b w:val="0"/>
+        </w:rPr>
+        <w:t xml:space="preserve">s, weights and </w:t>
+      </w:r>
+      <w:r>
+        <w:rPr>
+          <w:b/>
+        </w:rPr>
+        <w:t>output</w:t>
+      </w:r>
+      <w:r>
+        <w:rPr>
+          <w:b w:val="0"/>
+        </w:rPr>
+        <w:t>.</w:t>
+      </w:r>
+    </w:p>
+    <w:p>
+      <w:pPr>
+        <w:spacing w:line="336" w:lineRule="auto" w:after="180"/>
+      </w:pPr>
+      <w:r>
+        <w:rPr>
+          <w:b w:val="0"/>
+        </w:rPr>
+        <w:t xml:space="preserve">Teacher explanation: Both </w:t>
+      </w:r>
+      <w:r>
+        <w:rPr>
+          <w:b/>
+        </w:rPr>
+        <w:t>score</w:t>
+      </w:r>
+      <w:r>
+        <w:rPr>
+          <w:b w:val="0"/>
+        </w:rPr>
+        <w:t xml:space="preserve">s 1/sqrt(2); weights .5,.5; </w:t>
+      </w:r>
+      <w:r>
+        <w:rPr>
+          <w:b/>
+        </w:rPr>
+        <w:t>output</w:t>
+      </w:r>
+      <w:r>
+        <w:rPr>
+          <w:b w:val="0"/>
+        </w:rPr>
+        <w:t xml:space="preserve"> [1,2].</w:t>
+      </w:r>
+    </w:p>
+    <w:p>
+      <w:pPr>
+        <w:spacing w:line="336" w:lineRule="auto" w:after="180"/>
+      </w:pPr>
+      <w:r>
+        <w:rPr>
+          <w:b w:val="0"/>
+        </w:rPr>
+        <w:t xml:space="preserve">The query has dot product 1 with each key. Both </w:t>
+      </w:r>
+      <w:r>
+        <w:rPr>
+          <w:b/>
+        </w:rPr>
+        <w:t>score</w:t>
+      </w:r>
+      <w:r>
+        <w:rPr>
+          <w:b w:val="0"/>
+        </w:rPr>
+        <w:t xml:space="preserve">s are therefore 1/sqrt(2). Equal </w:t>
+      </w:r>
+      <w:r>
+        <w:rPr>
+          <w:b/>
+        </w:rPr>
+        <w:t>score</w:t>
+      </w:r>
+      <w:r>
+        <w:rPr>
+          <w:b w:val="0"/>
+        </w:rPr>
+        <w:t xml:space="preserve">s give equal </w:t>
+      </w:r>
+      <w:r>
+        <w:rPr>
+          <w:b/>
+        </w:rPr>
+        <w:t>softmax</w:t>
+      </w:r>
+      <w:r>
+        <w:rPr>
+          <w:b w:val="0"/>
+        </w:rPr>
+        <w:t xml:space="preserve"> weights, 0.5 each. Combine the values coordinate by coordinate: 0.5*[2,0] + 0.5*[0,4] = [1,2].</w:t>
+      </w:r>
+    </w:p>
+    <w:p>
+      <w:pPr>
+        <w:pStyle w:val="Heading3"/>
+      </w:pPr>
+      <w:r>
+        <w:t>A small attention calculation — W4 Calculate new attention independently</w:t>
+      </w:r>
+    </w:p>
+    <w:p>
+      <w:pPr>
+        <w:spacing w:line="336" w:lineRule="auto" w:after="180"/>
+      </w:pPr>
+      <w:r>
+        <w:rPr>
+          <w:b w:val="0"/>
+        </w:rPr>
+        <w:t xml:space="preserve">q=[1], keys [0],[ln(2)],[ln(3)], values [0],[3],[8], width 1. Compute </w:t>
+      </w:r>
+      <w:r>
+        <w:rPr>
+          <w:b/>
+        </w:rPr>
+        <w:t>score</w:t>
+      </w:r>
+      <w:r>
+        <w:rPr>
+          <w:b w:val="0"/>
+        </w:rPr>
+        <w:t xml:space="preserve">s, weights and </w:t>
+      </w:r>
+      <w:r>
+        <w:rPr>
+          <w:b/>
+        </w:rPr>
+        <w:t>output</w:t>
+      </w:r>
+      <w:r>
+        <w:rPr>
+          <w:b w:val="0"/>
+        </w:rPr>
+        <w:t xml:space="preserve">. Then mask the third item and recompute. Explain whether </w:t>
+      </w:r>
+      <w:r>
+        <w:rPr>
+          <w:b/>
+        </w:rPr>
+        <w:t>output</w:t>
+      </w:r>
+      <w:r>
+        <w:rPr>
+          <w:b w:val="0"/>
+        </w:rPr>
+        <w:t xml:space="preserve"> establishes a factual claim.</w:t>
+      </w:r>
+    </w:p>
+    <w:p>
+      <w:pPr>
+        <w:spacing w:line="336" w:lineRule="auto" w:after="180"/>
+      </w:pPr>
+      <w:r>
+        <w:rPr>
+          <w:b w:val="0"/>
+        </w:rPr>
+        <w:t xml:space="preserve">Teacher explanation: </w:t>
+      </w:r>
+      <w:r>
+        <w:rPr>
+          <w:b/>
+        </w:rPr>
+        <w:t>Score</w:t>
+      </w:r>
+      <w:r>
+        <w:rPr>
+          <w:b w:val="0"/>
+        </w:rPr>
+        <w:t xml:space="preserve">s 0,ln(2),ln(3); weights 1/6,2/6,3/6. </w:t>
+      </w:r>
+      <w:r>
+        <w:rPr>
+          <w:b/>
+        </w:rPr>
+        <w:t>Output</w:t>
+      </w:r>
+      <w:r>
+        <w:rPr>
+          <w:b w:val="0"/>
+        </w:rPr>
+        <w:t xml:space="preserve"> 0+1+4=5. Mask third: weights 1/3,2/3,0; </w:t>
+      </w:r>
+      <w:r>
+        <w:rPr>
+          <w:b/>
+        </w:rPr>
+        <w:t>output</w:t>
+      </w:r>
+      <w:r>
+        <w:rPr>
+          <w:b w:val="0"/>
+        </w:rPr>
+        <w:t xml:space="preserve"> 2. Neither weighted </w:t>
+      </w:r>
+      <w:r>
+        <w:rPr>
+          <w:b/>
+        </w:rPr>
+        <w:t>output</w:t>
+      </w:r>
+      <w:r>
+        <w:rPr>
+          <w:b w:val="0"/>
+        </w:rPr>
+        <w:t xml:space="preserve"> verifies a factual claim.</w:t>
+      </w:r>
+    </w:p>
+    <w:p>
+      <w:pPr>
+        <w:pStyle w:val="Heading3"/>
+      </w:pPr>
+      <w:r>
+        <w:t>A small attention calculation — W5 Check stability and shape</w:t>
+      </w:r>
+    </w:p>
+    <w:p>
+      <w:pPr>
+        <w:spacing w:line="336" w:lineRule="auto" w:after="180"/>
+      </w:pPr>
+      <w:r>
+        <w:rPr>
+          <w:b/>
+        </w:rPr>
+        <w:t>Score</w:t>
+      </w:r>
+      <w:r>
+        <w:rPr>
+          <w:b w:val="0"/>
+        </w:rPr>
+        <w:t xml:space="preserve">s are 1000 and 1000+ln(3); values 4 and 8. Compute stable shifted weights and </w:t>
+      </w:r>
+      <w:r>
+        <w:rPr>
+          <w:b/>
+        </w:rPr>
+        <w:t>output</w:t>
+      </w:r>
+      <w:r>
+        <w:rPr>
+          <w:b w:val="0"/>
+        </w:rPr>
+        <w:t>. What if one key has width two and the query width one?</w:t>
+      </w:r>
+    </w:p>
+    <w:p>
+      <w:pPr>
+        <w:spacing w:line="336" w:lineRule="auto" w:after="180"/>
+      </w:pPr>
+      <w:r>
+        <w:rPr>
+          <w:b w:val="0"/>
+        </w:rPr>
+        <w:t xml:space="preserve">Teacher explanation: Shift to -ln(3),0; weights 1/4,3/4 and </w:t>
+      </w:r>
+      <w:r>
+        <w:rPr>
+          <w:b/>
+        </w:rPr>
+        <w:t>output</w:t>
+      </w:r>
+      <w:r>
+        <w:rPr>
+          <w:b w:val="0"/>
+        </w:rPr>
+        <w:t xml:space="preserve"> 7. Mismatched key/query widths must be rejected rather than silently truncating.</w:t>
+      </w:r>
+    </w:p>
+    <w:p>
+      <w:pPr>
+        <w:pStyle w:val="Heading2"/>
+      </w:pPr>
+      <w:r>
+        <w:t>Earlier wording, alternatives and picture transcripts · reference / check after trying</w:t>
+      </w:r>
+    </w:p>
+    <w:p>
+      <w:pPr>
+        <w:spacing w:line="336" w:lineRule="auto" w:after="180"/>
+      </w:pPr>
+      <w:r>
+        <w:rPr>
+          <w:b w:val="0"/>
+        </w:rPr>
+        <w:t>Assess and explain the answers</w:t>
+      </w:r>
+    </w:p>
+    <w:p>
+      <w:pPr>
+        <w:pStyle w:val="Heading3"/>
+      </w:pPr>
+      <w:r>
         <w:t>Worked case answer</w:t>
       </w:r>
     </w:p>
     <w:p>
       <w:pPr>
+        <w:spacing w:line="336" w:lineRule="auto" w:after="180"/>
+      </w:pPr>
+      <w:r>
+        <w:rPr>
+          <w:b w:val="0"/>
+        </w:rPr>
+        <w:t xml:space="preserve">No. </w:t>
+      </w:r>
+      <w:r>
+        <w:rPr>
+          <w:b/>
+        </w:rPr>
+        <w:t>Sampling</w:t>
+      </w:r>
+      <w:r>
+        <w:rPr>
+          <w:b w:val="0"/>
+        </w:rPr>
+        <w:t xml:space="preserve"> can vary </w:t>
+      </w:r>
+      <w:r>
+        <w:rPr>
+          <w:b/>
+        </w:rPr>
+        <w:t>output</w:t>
+      </w:r>
+      <w:r>
+        <w:rPr>
+          <w:b w:val="0"/>
+        </w:rPr>
+        <w:t xml:space="preserve">s. </w:t>
+      </w:r>
+      <w:r>
+        <w:rPr>
+          <w:b/>
+        </w:rPr>
+        <w:t>Score</w:t>
+      </w:r>
+      <w:r>
+        <w:rPr>
+          <w:b w:val="0"/>
+        </w:rPr>
+        <w:t xml:space="preserve"> correctness, relevance and format over repeated trials; consistency differs from quality.</w:t>
+      </w:r>
+    </w:p>
+    <w:p>
+      <w:pPr>
         <w:pStyle w:val="Heading3"/>
       </w:pPr>
       <w:r>
-        <w:t>Teacher key · Worked case answer</w:t>
+        <w:t>Additional transfer practice</w:t>
       </w:r>
     </w:p>
     <w:p>
       <w:pPr>
         <w:spacing w:line="336" w:lineRule="auto" w:after="180"/>
-        <w:shd w:fill="F1F6FC"/>
-      </w:pPr>
-      <w:r>
-        <w:rPr>
-          <w:b w:val="0"/>
-        </w:rPr>
-        <w:t xml:space="preserve">No. </w:t>
-      </w:r>
-      <w:r>
-        <w:rPr>
-          <w:b/>
-        </w:rPr>
-        <w:t>Sampling</w:t>
-      </w:r>
-      <w:r>
-        <w:rPr>
-          <w:b w:val="0"/>
-        </w:rPr>
-        <w:t xml:space="preserve"> can vary </w:t>
-      </w:r>
-      <w:r>
-        <w:rPr>
-          <w:b/>
-        </w:rPr>
-        <w:t>output</w:t>
-      </w:r>
-      <w:r>
-        <w:rPr>
-          <w:b w:val="0"/>
-        </w:rPr>
-        <w:t xml:space="preserve">s. </w:t>
-      </w:r>
-      <w:r>
-        <w:rPr>
-          <w:b/>
-        </w:rPr>
-        <w:t>Score</w:t>
-      </w:r>
-      <w:r>
-        <w:rPr>
-          <w:b w:val="0"/>
-        </w:rPr>
-        <w:t xml:space="preserve"> correctness, relevance and format over repeated trials; consistency differs from quality.</w:t>
+      </w:pPr>
+      <w:r>
+        <w:rPr>
+          <w:b w:val="0"/>
+        </w:rPr>
+        <w:t>Prompt A is run three times and returns three different stories. Does this alone prove the prompt changed? Describe a fair comparison of two prompts.</w:t>
       </w:r>
     </w:p>
     <w:p>
@@ -4571,49 +5838,12 @@
         <w:pStyle w:val="Heading3"/>
       </w:pPr>
       <w:r>
-        <w:t>Independent question</w:t>
-      </w:r>
-    </w:p>
-    <w:p>
-      <w:pPr>
-        <w:pStyle w:val="Heading3"/>
-      </w:pPr>
-      <w:r>
-        <w:t>Independent question · withhold the key</w:t>
+        <w:t>Reasoned practice answer</w:t>
       </w:r>
     </w:p>
     <w:p>
       <w:pPr>
         <w:spacing w:line="336" w:lineRule="auto" w:after="180"/>
-        <w:shd w:fill="F5F1FB"/>
-      </w:pPr>
-      <w:r>
-        <w:rPr>
-          <w:b w:val="0"/>
-        </w:rPr>
-        <w:t>Prompt A is run three times and returns three different stories. Does this alone prove the prompt changed? Describe a fair comparison of two prompts.</w:t>
-      </w:r>
-    </w:p>
-    <w:p>
-      <w:pPr>
-        <w:pStyle w:val="Heading3"/>
-      </w:pPr>
-      <w:r>
-        <w:t>Expected independent answer</w:t>
-      </w:r>
-    </w:p>
-    <w:p>
-      <w:pPr>
-        <w:pStyle w:val="Heading3"/>
-      </w:pPr>
-      <w:r>
-        <w:t>Teacher key · Expected independent answer</w:t>
-      </w:r>
-    </w:p>
-    <w:p>
-      <w:pPr>
-        <w:spacing w:line="336" w:lineRule="auto" w:after="180"/>
-        <w:shd w:fill="F1F6FC"/>
       </w:pPr>
       <w:r>
         <w:rPr>
@@ -4937,34 +6167,186 @@
     </w:p>
     <w:p>
       <w:pPr>
+        <w:spacing w:line="336" w:lineRule="auto" w:after="180"/>
+      </w:pPr>
+      <w:r>
+        <w:rPr>
+          <w:b w:val="0"/>
+        </w:rPr>
+        <w:t xml:space="preserve">A is consistent but 0/3 correct; B is less consistent but 2/3 correct on these trials. Repeat on predefined varied cases and keep conditions fixed. Identical </w:t>
+      </w:r>
+      <w:r>
+        <w:rPr>
+          <w:b/>
+        </w:rPr>
+        <w:t>output</w:t>
+      </w:r>
+      <w:r>
+        <w:rPr>
+          <w:b w:val="0"/>
+        </w:rPr>
+        <w:t xml:space="preserve"> is not </w:t>
+      </w:r>
+      <w:r>
+        <w:rPr>
+          <w:b/>
+        </w:rPr>
+        <w:t>evidence</w:t>
+      </w:r>
+      <w:r>
+        <w:rPr>
+          <w:b w:val="0"/>
+        </w:rPr>
+        <w:t xml:space="preserve"> of quality.</w:t>
+      </w:r>
+    </w:p>
+    <w:p>
+      <w:pPr>
         <w:pStyle w:val="Heading3"/>
       </w:pPr>
       <w:r>
-        <w:t>Teacher key · Original transfer answer</w:t>
+        <w:t>Explanations for the additional workbook examples</w:t>
+      </w:r>
+    </w:p>
+    <w:p>
+      <w:pPr>
+        <w:pStyle w:val="Heading3"/>
+      </w:pPr>
+      <w:r>
+        <w:t>W1 Trace boundaries</w:t>
+      </w:r>
+    </w:p>
+    <w:p>
+      <w:pPr>
+        <w:pStyle w:val="Heading3"/>
+      </w:pPr>
+      <w:r>
+        <w:t>W2 Compute the adjusted table</w:t>
+      </w:r>
+    </w:p>
+    <w:p>
+      <w:pPr>
+        <w:pStyle w:val="Heading3"/>
+      </w:pPr>
+      <w:r>
+        <w:t>W3 Compare a fixed draw</w:t>
+      </w:r>
+    </w:p>
+    <w:p>
+      <w:pPr>
+        <w:pStyle w:val="Heading3"/>
+      </w:pPr>
+      <w:r>
+        <w:t>W4 Sample a new table independently</w:t>
       </w:r>
     </w:p>
     <w:p>
       <w:pPr>
         <w:spacing w:line="336" w:lineRule="auto" w:after="180"/>
-        <w:shd w:fill="F1F6FC"/>
-      </w:pPr>
-      <w:r>
-        <w:rPr>
-          <w:b w:val="0"/>
-        </w:rPr>
-        <w:t xml:space="preserve">A is consistent but 0/3 correct; B is less consistent but 2/3 correct on these trials. Repeat on predefined varied cases and keep conditions fixed. Identical </w:t>
+      </w:pPr>
+      <w:r>
+        <w:rPr>
+          <w:b w:val="0"/>
+        </w:rPr>
+        <w:t>Probabilities A=0.5,B=0.3,C=0.2 in that order. Compute T=0.5 probabilities and cumulative boundaries. Trace u=0.5 and u=0.9 under T=1 and T=0.5. Explain the limit of the comparison.</w:t>
+      </w:r>
+    </w:p>
+    <w:p>
+      <w:pPr>
+        <w:spacing w:line="336" w:lineRule="auto" w:after="180"/>
+      </w:pPr>
+      <w:r>
+        <w:rPr>
+          <w:b w:val="0"/>
+        </w:rPr>
+        <w:t>Teacher explanation: Squared weights 0.25,0.09,0.04 total 0.38. Probabilities 25/38,9/38,4/38; boundaries 25/38 and 34/38. T=1: 0.5 selects B,0.9 selects C. T=0.5: 0.5 selects A,0.9 selects C because 0.9 &gt; 34/38.</w:t>
+      </w:r>
+    </w:p>
+    <w:p>
+      <w:pPr>
+        <w:spacing w:line="336" w:lineRule="auto" w:after="180"/>
+      </w:pPr>
+      <w:r>
+        <w:rPr>
+          <w:b w:val="0"/>
+        </w:rPr>
+        <w:t>The trace shows distribution effects, not factual accuracy.</w:t>
+      </w:r>
+    </w:p>
+    <w:p>
+      <w:pPr>
+        <w:pStyle w:val="Heading3"/>
+      </w:pPr>
+      <w:r>
+        <w:t>W5 Specify a valid experiment</w:t>
+      </w:r>
+    </w:p>
+    <w:p>
+      <w:pPr>
+        <w:pStyle w:val="Heading3"/>
+      </w:pPr>
+      <w:r>
+        <w:t>Assess independent transfer</w:t>
+      </w:r>
+    </w:p>
+    <w:p>
+      <w:pPr>
+        <w:pStyle w:val="Heading3"/>
+      </w:pPr>
+      <w:r>
+        <w:t>Selected case answer</w:t>
+      </w:r>
+    </w:p>
+    <w:p>
+      <w:pPr>
+        <w:pStyle w:val="Heading3"/>
+      </w:pPr>
+      <w:r>
+        <w:t>Feedback that the learner uses</w:t>
+      </w:r>
+    </w:p>
+    <w:p>
+      <w:pPr>
+        <w:pStyle w:val="Heading1"/>
+      </w:pPr>
+      <w:r>
+        <w:t>06. Connect, support and return</w:t>
+      </w:r>
+    </w:p>
+    <w:p>
+      <w:r>
+        <w:t>Keep main and extension assessment evidence distinguishable.</w:t>
+      </w:r>
+    </w:p>
+    <w:p>
+      <w:pPr>
+        <w:pStyle w:val="Heading2"/>
+      </w:pPr>
+      <w:r>
+        <w:t>Project record</w:t>
+      </w:r>
+    </w:p>
+    <w:p>
+      <w:pPr>
+        <w:spacing w:line="336" w:lineRule="auto" w:after="180"/>
+      </w:pPr>
+      <w:r>
+        <w:rPr>
+          <w:b w:val="0"/>
+        </w:rPr>
+        <w:t xml:space="preserve">Keep the decision, </w:t>
       </w:r>
       <w:r>
         <w:rPr>
           <w:b/>
         </w:rPr>
-        <w:t>output</w:t>
-      </w:r>
-      <w:r>
-        <w:rPr>
-          <w:b w:val="0"/>
-        </w:rPr>
-        <w:t xml:space="preserve"> is not </w:t>
+        <w:t>input</w:t>
+      </w:r>
+      <w:r>
+        <w:rPr>
+          <w:b w:val="0"/>
+        </w:rPr>
+        <w:t xml:space="preserve">, result, explanation and remaining limitation in the project </w:t>
       </w:r>
       <w:r>
         <w:rPr>
@@ -4976,1440 +6358,88 @@
         <w:rPr>
           <w:b w:val="0"/>
         </w:rPr>
-        <w:t xml:space="preserve"> of quality.</w:t>
-      </w:r>
-    </w:p>
-    <w:p>
-      <w:pPr>
-        <w:pStyle w:val="Heading3"/>
-      </w:pPr>
-      <w:r>
-        <w:t>Explanations for the additional workbook examples</w:t>
-      </w:r>
-    </w:p>
-    <w:p>
-      <w:pPr>
-        <w:pStyle w:val="Heading3"/>
-      </w:pPr>
-      <w:r>
-        <w:t>W1 Trace boundaries</w:t>
-      </w:r>
-    </w:p>
-    <w:p>
-      <w:pPr>
-        <w:pStyle w:val="Heading3"/>
-      </w:pPr>
-      <w:r>
-        <w:t>Workbook question · W1</w:t>
+        <w:t xml:space="preserve"> record. Retrieve this record next week rather than restarting the project.</w:t>
       </w:r>
     </w:p>
     <w:p>
       <w:pPr>
         <w:spacing w:line="336" w:lineRule="auto" w:after="180"/>
-        <w:shd w:fill="F5F1FB"/>
-      </w:pPr>
-      <w:r>
-        <w:rPr>
-          <w:b w:val="0"/>
-        </w:rPr>
-        <w:t>At T=1 select tokens for u=0,0.6,0.9 and 0.999. Explain the handling of u=1.</w:t>
-      </w:r>
-    </w:p>
-    <w:p>
-      <w:pPr>
-        <w:pStyle w:val="Heading3"/>
-      </w:pPr>
-      <w:r>
-        <w:t>Teacher reasoning · W1</w:t>
+      </w:pPr>
+      <w:r>
+        <w:rPr>
+          <w:b w:val="0"/>
+        </w:rPr>
+        <w:t xml:space="preserve">Keep Study Buddy generation settings fixed during prompt comparisons and check </w:t>
+      </w:r>
+      <w:r>
+        <w:rPr>
+          <w:b/>
+        </w:rPr>
+        <w:t>evidence</w:t>
+      </w:r>
+      <w:r>
+        <w:rPr>
+          <w:b w:val="0"/>
+        </w:rPr>
+        <w:t xml:space="preserve"> regardless of </w:t>
+      </w:r>
+      <w:r>
+        <w:rPr>
+          <w:b/>
+        </w:rPr>
+        <w:t>variability</w:t>
+      </w:r>
+      <w:r>
+        <w:rPr>
+          <w:b w:val="0"/>
+        </w:rPr>
+        <w:t>.</w:t>
+      </w:r>
+    </w:p>
+    <w:p>
+      <w:pPr>
+        <w:pStyle w:val="Heading2"/>
+      </w:pPr>
+      <w:r>
+        <w:t>Main support and fresh assessment</w:t>
       </w:r>
     </w:p>
     <w:p>
       <w:pPr>
         <w:spacing w:line="336" w:lineRule="auto" w:after="180"/>
-        <w:shd w:fill="F1F6FC"/>
-      </w:pPr>
-      <w:r>
-        <w:rPr>
-          <w:b w:val="0"/>
-        </w:rPr>
-        <w:t xml:space="preserve">Teacher explanation: Selections red,blue,green,green. The draw 1 violates the half-open [0,1) </w:t>
-      </w:r>
-      <w:r>
-        <w:rPr>
-          <w:b/>
-        </w:rPr>
-        <w:t>input</w:t>
-      </w:r>
-      <w:r>
-        <w:rPr>
-          <w:b w:val="0"/>
-        </w:rPr>
-        <w:t xml:space="preserve"> contract and must be rejected.</w:t>
-      </w:r>
-    </w:p>
-    <w:p>
-      <w:pPr>
-        <w:pStyle w:val="Heading3"/>
-      </w:pPr>
-      <w:r>
-        <w:t>W2 Compute the adjusted table</w:t>
-      </w:r>
-    </w:p>
-    <w:p>
-      <w:pPr>
-        <w:pStyle w:val="Heading3"/>
-      </w:pPr>
-      <w:r>
-        <w:t>Workbook question · W2</w:t>
+      </w:pPr>
+      <w:r>
+        <w:rPr>
+          <w:b w:val="0"/>
+        </w:rPr>
+        <w:t>Provide labelled intermediate columns and allow a calculator. Ask students to state the meaning and denominator of a value before interpreting it.</w:t>
       </w:r>
     </w:p>
     <w:p>
       <w:pPr>
         <w:spacing w:line="336" w:lineRule="auto" w:after="180"/>
-        <w:shd w:fill="F5F1FB"/>
-      </w:pPr>
-      <w:r>
-        <w:rPr>
-          <w:b w:val="0"/>
-        </w:rPr>
-        <w:t>At T=0.5 compute squared weights, total and normalised probabilities. Check the sum.</w:t>
-      </w:r>
-    </w:p>
-    <w:p>
-      <w:pPr>
-        <w:pStyle w:val="Heading3"/>
-      </w:pPr>
-      <w:r>
-        <w:t>Teacher reasoning · W2</w:t>
+      </w:pPr>
+      <w:r>
+        <w:rPr>
+          <w:b w:val="0"/>
+        </w:rPr>
+        <w:t>Extension: implement the classroom calculation locally and test boundary cases without using personal data.</w:t>
       </w:r>
     </w:p>
     <w:p>
       <w:pPr>
         <w:spacing w:line="336" w:lineRule="auto" w:after="180"/>
-        <w:shd w:fill="F1F6FC"/>
-      </w:pPr>
-      <w:r>
-        <w:rPr>
-          <w:b w:val="0"/>
-        </w:rPr>
-        <w:t>Teacher explanation: Weights 0.36,0.09,0.01 sum 0.46. Probabilities 18/23,9/46,1/46 sum 1.</w:t>
-      </w:r>
-    </w:p>
-    <w:p>
-      <w:pPr>
-        <w:pStyle w:val="Heading3"/>
-      </w:pPr>
-      <w:r>
-        <w:t>Teacher reasoning · W2</w:t>
+      </w:pPr>
+      <w:r>
+        <w:rPr>
+          <w:b w:val="0"/>
+        </w:rPr>
+        <w:t>W4 requires probabilities 25/38,9/38,4/38, correct boundaries and B/C versus A/C. Fresh retry: A=0.4,B=0.4,C=0.2; at T=0.5 probabilities 4/9,4/9,1/9. Draws 0.4 and 0.85 select B,C at T=1 but A,B at T=0.5.</w:t>
       </w:r>
     </w:p>
     <w:p>
       <w:pPr>
         <w:spacing w:line="336" w:lineRule="auto" w:after="180"/>
-        <w:shd w:fill="F1F6FC"/>
-      </w:pPr>
-      <w:r>
-        <w:rPr>
-          <w:b w:val="0"/>
-        </w:rPr>
-        <w:t xml:space="preserve">Under the lesson’s supplied </w:t>
-      </w:r>
-      <w:r>
-        <w:rPr>
-          <w:b/>
-        </w:rPr>
-        <w:t>temperature</w:t>
-      </w:r>
-      <w:r>
-        <w:rPr>
-          <w:b w:val="0"/>
-        </w:rPr>
-        <w:t xml:space="preserve"> procedure, T=0.5 means exponent 1/T=2. Square the weights to obtain 0.36, 0.09 and 0.01; their total is 0.46. Divide each by 0.46 to obtain 18/23, 9/46 and 1/46.</w:t>
-      </w:r>
-    </w:p>
-    <w:p>
-      <w:pPr>
-        <w:spacing w:line="336" w:lineRule="auto" w:after="180"/>
-        <w:shd w:fill="F1F6FC"/>
-      </w:pPr>
-      <w:r>
-        <w:rPr>
-          <w:b w:val="0"/>
-        </w:rPr>
-        <w:t>Converting 18/23 to 36/46 shows that the sum is (36+9+1)/46 = 1.</w:t>
-      </w:r>
-    </w:p>
-    <w:p>
-      <w:pPr>
-        <w:pStyle w:val="Heading3"/>
-      </w:pPr>
-      <w:r>
-        <w:t>W3 Compare a fixed draw</w:t>
-      </w:r>
-    </w:p>
-    <w:p>
-      <w:pPr>
-        <w:pStyle w:val="Heading3"/>
-      </w:pPr>
-      <w:r>
-        <w:t>Workbook question · W3</w:t>
-      </w:r>
-    </w:p>
-    <w:p>
-      <w:pPr>
-        <w:spacing w:line="336" w:lineRule="auto" w:after="180"/>
-        <w:shd w:fill="F5F1FB"/>
-      </w:pPr>
-      <w:r>
-        <w:rPr>
-          <w:b w:val="0"/>
-        </w:rPr>
-        <w:t xml:space="preserve">Trace u=0.7 at T=1 and T=0.5. Does the different </w:t>
-      </w:r>
-      <w:r>
-        <w:rPr>
-          <w:b/>
-        </w:rPr>
-        <w:t>output</w:t>
-      </w:r>
-      <w:r>
-        <w:rPr>
-          <w:b w:val="0"/>
-        </w:rPr>
-        <w:t xml:space="preserve"> demonstrate improved factual accuracy?</w:t>
-      </w:r>
-    </w:p>
-    <w:p>
-      <w:pPr>
-        <w:pStyle w:val="Heading3"/>
-      </w:pPr>
-      <w:r>
-        <w:t>Teacher reasoning · W3</w:t>
-      </w:r>
-    </w:p>
-    <w:p>
-      <w:pPr>
-        <w:spacing w:line="336" w:lineRule="auto" w:after="180"/>
-        <w:shd w:fill="F1F6FC"/>
-      </w:pPr>
-      <w:r>
-        <w:rPr>
-          <w:b w:val="0"/>
-        </w:rPr>
-        <w:t xml:space="preserve">Teacher explanation: T=1 selects blue; T=0.5 selects red. This follows changed intervals and supplies no factual correctness </w:t>
-      </w:r>
-      <w:r>
-        <w:rPr>
-          <w:b/>
-        </w:rPr>
-        <w:t>evidence</w:t>
-      </w:r>
-      <w:r>
-        <w:rPr>
-          <w:b w:val="0"/>
-        </w:rPr>
-        <w:t>.</w:t>
-      </w:r>
-    </w:p>
-    <w:p>
-      <w:pPr>
-        <w:pStyle w:val="Heading3"/>
-      </w:pPr>
-      <w:r>
-        <w:t>W4 Sample a new table independently</w:t>
-      </w:r>
-    </w:p>
-    <w:p>
-      <w:pPr>
-        <w:pStyle w:val="Heading3"/>
-      </w:pPr>
-      <w:r>
-        <w:t>Workbook question · W4</w:t>
-      </w:r>
-    </w:p>
-    <w:p>
-      <w:pPr>
-        <w:spacing w:line="336" w:lineRule="auto" w:after="180"/>
-        <w:shd w:fill="F5F1FB"/>
-      </w:pPr>
-      <w:r>
-        <w:rPr>
-          <w:b w:val="0"/>
-        </w:rPr>
-        <w:t>Probabilities A=0.5,B=0.3,C=0.2 in that order. Compute T=0.5 probabilities and cumulative boundaries. Trace u=0.5 and u=0.9 under T=1 and T=0.5. Explain the limit of the comparison.</w:t>
-      </w:r>
-    </w:p>
-    <w:p>
-      <w:pPr>
-        <w:pStyle w:val="Heading3"/>
-      </w:pPr>
-      <w:r>
-        <w:t>Teacher reasoning · W4</w:t>
-      </w:r>
-    </w:p>
-    <w:p>
-      <w:pPr>
-        <w:spacing w:line="336" w:lineRule="auto" w:after="180"/>
-        <w:shd w:fill="F1F6FC"/>
-      </w:pPr>
-      <w:r>
-        <w:rPr>
-          <w:b w:val="0"/>
-        </w:rPr>
-        <w:t>Teacher explanation: Squared weights 0.25,0.09,0.04 total 0.38. Probabilities 25/38,9/38,4/38; boundaries 25/38 and 34/38. T=1: 0.5 selects B,0.9 selects C. T=0.5: 0.5 selects A,0.9 selects C because 0.9 &gt; 34/38.</w:t>
-      </w:r>
-    </w:p>
-    <w:p>
-      <w:pPr>
-        <w:spacing w:line="336" w:lineRule="auto" w:after="180"/>
-        <w:shd w:fill="F1F6FC"/>
-      </w:pPr>
-      <w:r>
-        <w:rPr>
-          <w:b w:val="0"/>
-        </w:rPr>
-        <w:t>The trace shows distribution effects, not factual accuracy.</w:t>
-      </w:r>
-    </w:p>
-    <w:p>
-      <w:pPr>
-        <w:pStyle w:val="Heading3"/>
-      </w:pPr>
-      <w:r>
-        <w:t>W5 Specify a valid experiment</w:t>
-      </w:r>
-    </w:p>
-    <w:p>
-      <w:pPr>
-        <w:pStyle w:val="Heading3"/>
-      </w:pPr>
-      <w:r>
-        <w:t>Workbook question · W5</w:t>
-      </w:r>
-    </w:p>
-    <w:p>
-      <w:pPr>
-        <w:spacing w:line="336" w:lineRule="auto" w:after="180"/>
-        <w:shd w:fill="F5F1FB"/>
-      </w:pPr>
-      <w:r>
-        <w:rPr>
-          <w:b w:val="0"/>
-        </w:rPr>
-        <w:t xml:space="preserve">A student changes the prompt and model as well as </w:t>
-      </w:r>
-      <w:r>
-        <w:rPr>
-          <w:b/>
-        </w:rPr>
-        <w:t>temperature</w:t>
-      </w:r>
-      <w:r>
-        <w:rPr>
-          <w:b w:val="0"/>
-        </w:rPr>
-        <w:t xml:space="preserve">, then attributes a better answer to </w:t>
-      </w:r>
-      <w:r>
-        <w:rPr>
-          <w:b/>
-        </w:rPr>
-        <w:t>temperature</w:t>
-      </w:r>
-      <w:r>
-        <w:rPr>
-          <w:b w:val="0"/>
-        </w:rPr>
-        <w:t>. Propose a fair comparison and reject any unsupported universal claim.</w:t>
-      </w:r>
-    </w:p>
-    <w:p>
-      <w:pPr>
-        <w:pStyle w:val="Heading3"/>
-      </w:pPr>
-      <w:r>
-        <w:t>Teacher reasoning · W5</w:t>
-      </w:r>
-    </w:p>
-    <w:p>
-      <w:pPr>
-        <w:spacing w:line="336" w:lineRule="auto" w:after="180"/>
-        <w:shd w:fill="F1F6FC"/>
-      </w:pPr>
-      <w:r>
-        <w:rPr>
-          <w:b w:val="0"/>
-        </w:rPr>
-        <w:t xml:space="preserve">Teacher explanation: Fix prefix/prompt, model/version, candidate distribution and </w:t>
-      </w:r>
-      <w:r>
-        <w:rPr>
-          <w:b/>
-        </w:rPr>
-        <w:t>sampling</w:t>
-      </w:r>
-      <w:r>
-        <w:rPr>
-          <w:b w:val="0"/>
-        </w:rPr>
-        <w:t xml:space="preserve"> policy while varying </w:t>
-      </w:r>
-      <w:r>
-        <w:rPr>
-          <w:b/>
-        </w:rPr>
-        <w:t>temperature</w:t>
-      </w:r>
-      <w:r>
-        <w:rPr>
-          <w:b w:val="0"/>
-        </w:rPr>
-        <w:t>. Record draws and evaluate stated task criteria across cases.</w:t>
-      </w:r>
-    </w:p>
-    <w:p>
-      <w:pPr>
-        <w:spacing w:line="336" w:lineRule="auto" w:after="180"/>
-        <w:shd w:fill="F1F6FC"/>
-      </w:pPr>
-      <w:r>
-        <w:rPr>
-          <w:b w:val="0"/>
-        </w:rPr>
-        <w:t xml:space="preserve">The mixed comparison cannot isolate </w:t>
-      </w:r>
-      <w:r>
-        <w:rPr>
-          <w:b/>
-        </w:rPr>
-        <w:t>temperature</w:t>
-      </w:r>
-      <w:r>
-        <w:rPr>
-          <w:b w:val="0"/>
-        </w:rPr>
-        <w:t xml:space="preserve">; even a controlled result cannot prove all future </w:t>
-      </w:r>
-      <w:r>
-        <w:rPr>
-          <w:b/>
-        </w:rPr>
-        <w:t>output</w:t>
-      </w:r>
-      <w:r>
-        <w:rPr>
-          <w:b w:val="0"/>
-        </w:rPr>
-        <w:t>s correct.</w:t>
-      </w:r>
-    </w:p>
-    <w:p>
-      <w:pPr>
-        <w:pStyle w:val="Heading3"/>
-      </w:pPr>
-      <w:r>
-        <w:t>A small attention calculation — W1 Compute scores and weights</w:t>
-      </w:r>
-    </w:p>
-    <w:p>
-      <w:pPr>
-        <w:spacing w:line="336" w:lineRule="auto" w:after="180"/>
-      </w:pPr>
-      <w:r>
-        <w:rPr>
-          <w:b w:val="0"/>
-        </w:rPr>
-        <w:t xml:space="preserve">For q=[1], keys [0],[ln(3)] and d=1, compute </w:t>
-      </w:r>
-      <w:r>
-        <w:rPr>
-          <w:b/>
-        </w:rPr>
-        <w:t>score</w:t>
-      </w:r>
-      <w:r>
-        <w:rPr>
-          <w:b w:val="0"/>
-        </w:rPr>
-        <w:t xml:space="preserve">s and </w:t>
-      </w:r>
-      <w:r>
-        <w:rPr>
-          <w:b/>
-        </w:rPr>
-        <w:t>softmax</w:t>
-      </w:r>
-      <w:r>
-        <w:rPr>
-          <w:b w:val="0"/>
-        </w:rPr>
-        <w:t xml:space="preserve"> weights.</w:t>
-      </w:r>
-    </w:p>
-    <w:p>
-      <w:pPr>
-        <w:pStyle w:val="Heading3"/>
-      </w:pPr>
-      <w:r>
-        <w:t>Teacher reasoning</w:t>
-      </w:r>
-    </w:p>
-    <w:p>
-      <w:pPr>
-        <w:spacing w:line="336" w:lineRule="auto" w:after="180"/>
-        <w:shd w:fill="F1F6FC"/>
-      </w:pPr>
-      <w:r>
-        <w:rPr>
-          <w:b w:val="0"/>
-        </w:rPr>
-        <w:t xml:space="preserve">Teacher explanation: </w:t>
-      </w:r>
-      <w:r>
-        <w:rPr>
-          <w:b/>
-        </w:rPr>
-        <w:t>Score</w:t>
-      </w:r>
-      <w:r>
-        <w:rPr>
-          <w:b w:val="0"/>
-        </w:rPr>
-        <w:t>s 0,ln(3); exponential ratio 1:3 gives weights 1/4,3/4.</w:t>
-      </w:r>
-    </w:p>
-    <w:p>
-      <w:pPr>
-        <w:spacing w:line="336" w:lineRule="auto" w:after="180"/>
-      </w:pPr>
-      <w:r>
-        <w:rPr>
-          <w:b w:val="0"/>
-        </w:rPr>
-        <w:t>The dot products are 1*0=0 and 1*ln(3)=ln(3). Division by sqrt(d)=sqrt(1)=1 leaves them unchanged. Exponentiation gives 1 and 3, with total 4. Normalising gives weights 1/4 and 3/4.</w:t>
-      </w:r>
-    </w:p>
-    <w:p>
-      <w:pPr>
-        <w:spacing w:line="336" w:lineRule="auto" w:after="180"/>
-      </w:pPr>
-      <w:r>
-        <w:rPr>
-          <w:b w:val="0"/>
-        </w:rPr>
-        <w:t xml:space="preserve">These are compatibility weights under the stated calculation, not truth </w:t>
-      </w:r>
-      <w:r>
-        <w:rPr>
-          <w:b/>
-        </w:rPr>
-        <w:t>score</w:t>
-      </w:r>
-      <w:r>
-        <w:rPr>
-          <w:b w:val="0"/>
-        </w:rPr>
-        <w:t>s.</w:t>
-      </w:r>
-    </w:p>
-    <w:p>
-      <w:pPr>
-        <w:pStyle w:val="Heading3"/>
-      </w:pPr>
-      <w:r>
-        <w:t>A small attention calculation — W2 Combine and mask</w:t>
-      </w:r>
-    </w:p>
-    <w:p>
-      <w:pPr>
-        <w:spacing w:line="336" w:lineRule="auto" w:after="180"/>
-      </w:pPr>
-      <w:r>
-        <w:rPr>
-          <w:b w:val="0"/>
-        </w:rPr>
-        <w:t xml:space="preserve">Use values [2],[6] for the preceding weights. Compute </w:t>
-      </w:r>
-      <w:r>
-        <w:rPr>
-          <w:b/>
-        </w:rPr>
-        <w:t>output</w:t>
-      </w:r>
-      <w:r>
-        <w:rPr>
-          <w:b w:val="0"/>
-        </w:rPr>
-        <w:t xml:space="preserve"> and </w:t>
-      </w:r>
-      <w:r>
-        <w:rPr>
-          <w:b/>
-        </w:rPr>
-        <w:t>output</w:t>
-      </w:r>
-      <w:r>
-        <w:rPr>
-          <w:b w:val="0"/>
-        </w:rPr>
-        <w:t xml:space="preserve"> when the second key is excluded.</w:t>
-      </w:r>
-    </w:p>
-    <w:p>
-      <w:pPr>
-        <w:pStyle w:val="Heading3"/>
-      </w:pPr>
-      <w:r>
-        <w:t>Teacher reasoning</w:t>
-      </w:r>
-    </w:p>
-    <w:p>
-      <w:pPr>
-        <w:spacing w:line="336" w:lineRule="auto" w:after="180"/>
-        <w:shd w:fill="F1F6FC"/>
-      </w:pPr>
-      <w:r>
-        <w:rPr>
-          <w:b w:val="0"/>
-        </w:rPr>
-        <w:t xml:space="preserve">Teacher explanation: Full </w:t>
-      </w:r>
-      <w:r>
-        <w:rPr>
-          <w:b/>
-        </w:rPr>
-        <w:t>output</w:t>
-      </w:r>
-      <w:r>
-        <w:rPr>
-          <w:b w:val="0"/>
-        </w:rPr>
-        <w:t xml:space="preserve"> 5; with B excluded, weight A=1 and </w:t>
-      </w:r>
-      <w:r>
-        <w:rPr>
-          <w:b/>
-        </w:rPr>
-        <w:t>output</w:t>
-      </w:r>
-      <w:r>
-        <w:rPr>
-          <w:b w:val="0"/>
-        </w:rPr>
-        <w:t xml:space="preserve"> 2.</w:t>
-      </w:r>
-    </w:p>
-    <w:p>
-      <w:pPr>
-        <w:pStyle w:val="Heading3"/>
-      </w:pPr>
-      <w:r>
-        <w:t>A small attention calculation — W3 Trace equal scores</w:t>
-      </w:r>
-    </w:p>
-    <w:p>
-      <w:pPr>
-        <w:spacing w:line="336" w:lineRule="auto" w:after="180"/>
-      </w:pPr>
-      <w:r>
-        <w:rPr>
-          <w:b w:val="0"/>
-        </w:rPr>
-        <w:t xml:space="preserve">For q=[1,1], keys [1,0],[0,1], values [2,0],[0,4], compute scaled </w:t>
-      </w:r>
-      <w:r>
-        <w:rPr>
-          <w:b/>
-        </w:rPr>
-        <w:t>score</w:t>
-      </w:r>
-      <w:r>
-        <w:rPr>
-          <w:b w:val="0"/>
-        </w:rPr>
-        <w:t xml:space="preserve">s, weights and </w:t>
-      </w:r>
-      <w:r>
-        <w:rPr>
-          <w:b/>
-        </w:rPr>
-        <w:t>output</w:t>
-      </w:r>
-      <w:r>
-        <w:rPr>
-          <w:b w:val="0"/>
-        </w:rPr>
-        <w:t>.</w:t>
-      </w:r>
-    </w:p>
-    <w:p>
-      <w:pPr>
-        <w:pStyle w:val="Heading3"/>
-      </w:pPr>
-      <w:r>
-        <w:t>Teacher reasoning</w:t>
-      </w:r>
-    </w:p>
-    <w:p>
-      <w:pPr>
-        <w:spacing w:line="336" w:lineRule="auto" w:after="180"/>
-        <w:shd w:fill="F1F6FC"/>
-      </w:pPr>
-      <w:r>
-        <w:rPr>
-          <w:b w:val="0"/>
-        </w:rPr>
-        <w:t xml:space="preserve">Teacher explanation: Both </w:t>
-      </w:r>
-      <w:r>
-        <w:rPr>
-          <w:b/>
-        </w:rPr>
-        <w:t>score</w:t>
-      </w:r>
-      <w:r>
-        <w:rPr>
-          <w:b w:val="0"/>
-        </w:rPr>
-        <w:t xml:space="preserve">s 1/sqrt(2); weights .5,.5; </w:t>
-      </w:r>
-      <w:r>
-        <w:rPr>
-          <w:b/>
-        </w:rPr>
-        <w:t>output</w:t>
-      </w:r>
-      <w:r>
-        <w:rPr>
-          <w:b w:val="0"/>
-        </w:rPr>
-        <w:t xml:space="preserve"> [1,2].</w:t>
-      </w:r>
-    </w:p>
-    <w:p>
-      <w:pPr>
-        <w:spacing w:line="336" w:lineRule="auto" w:after="180"/>
-      </w:pPr>
-      <w:r>
-        <w:rPr>
-          <w:b w:val="0"/>
-        </w:rPr>
-        <w:t xml:space="preserve">The query has dot product 1 with each key. Both </w:t>
-      </w:r>
-      <w:r>
-        <w:rPr>
-          <w:b/>
-        </w:rPr>
-        <w:t>score</w:t>
-      </w:r>
-      <w:r>
-        <w:rPr>
-          <w:b w:val="0"/>
-        </w:rPr>
-        <w:t xml:space="preserve">s are therefore 1/sqrt(2). Equal </w:t>
-      </w:r>
-      <w:r>
-        <w:rPr>
-          <w:b/>
-        </w:rPr>
-        <w:t>score</w:t>
-      </w:r>
-      <w:r>
-        <w:rPr>
-          <w:b w:val="0"/>
-        </w:rPr>
-        <w:t xml:space="preserve">s give equal </w:t>
-      </w:r>
-      <w:r>
-        <w:rPr>
-          <w:b/>
-        </w:rPr>
-        <w:t>softmax</w:t>
-      </w:r>
-      <w:r>
-        <w:rPr>
-          <w:b w:val="0"/>
-        </w:rPr>
-        <w:t xml:space="preserve"> weights, 0.5 each. Combine the values coordinate by coordinate: 0.5*[2,0] + 0.5*[0,4] = [1,2].</w:t>
-      </w:r>
-    </w:p>
-    <w:p>
-      <w:pPr>
-        <w:pStyle w:val="Heading3"/>
-      </w:pPr>
-      <w:r>
-        <w:t>A small attention calculation — W4 Calculate new attention independently</w:t>
-      </w:r>
-    </w:p>
-    <w:p>
-      <w:pPr>
-        <w:spacing w:line="336" w:lineRule="auto" w:after="180"/>
-      </w:pPr>
-      <w:r>
-        <w:rPr>
-          <w:b w:val="0"/>
-        </w:rPr>
-        <w:t xml:space="preserve">q=[1], keys [0],[ln(2)],[ln(3)], values [0],[3],[8], width 1. Compute </w:t>
-      </w:r>
-      <w:r>
-        <w:rPr>
-          <w:b/>
-        </w:rPr>
-        <w:t>score</w:t>
-      </w:r>
-      <w:r>
-        <w:rPr>
-          <w:b w:val="0"/>
-        </w:rPr>
-        <w:t xml:space="preserve">s, weights and </w:t>
-      </w:r>
-      <w:r>
-        <w:rPr>
-          <w:b/>
-        </w:rPr>
-        <w:t>output</w:t>
-      </w:r>
-      <w:r>
-        <w:rPr>
-          <w:b w:val="0"/>
-        </w:rPr>
-        <w:t xml:space="preserve">. Then mask the third item and recompute. Explain whether </w:t>
-      </w:r>
-      <w:r>
-        <w:rPr>
-          <w:b/>
-        </w:rPr>
-        <w:t>output</w:t>
-      </w:r>
-      <w:r>
-        <w:rPr>
-          <w:b w:val="0"/>
-        </w:rPr>
-        <w:t xml:space="preserve"> establishes a factual claim.</w:t>
-      </w:r>
-    </w:p>
-    <w:p>
-      <w:pPr>
-        <w:pStyle w:val="Heading3"/>
-      </w:pPr>
-      <w:r>
-        <w:t>Teacher reasoning</w:t>
-      </w:r>
-    </w:p>
-    <w:p>
-      <w:pPr>
-        <w:spacing w:line="336" w:lineRule="auto" w:after="180"/>
-        <w:shd w:fill="F1F6FC"/>
-      </w:pPr>
-      <w:r>
-        <w:rPr>
-          <w:b w:val="0"/>
-        </w:rPr>
-        <w:t xml:space="preserve">Teacher explanation: </w:t>
-      </w:r>
-      <w:r>
-        <w:rPr>
-          <w:b/>
-        </w:rPr>
-        <w:t>Score</w:t>
-      </w:r>
-      <w:r>
-        <w:rPr>
-          <w:b w:val="0"/>
-        </w:rPr>
-        <w:t xml:space="preserve">s 0,ln(2),ln(3); weights 1/6,2/6,3/6. </w:t>
-      </w:r>
-      <w:r>
-        <w:rPr>
-          <w:b/>
-        </w:rPr>
-        <w:t>Output</w:t>
-      </w:r>
-      <w:r>
-        <w:rPr>
-          <w:b w:val="0"/>
-        </w:rPr>
-        <w:t xml:space="preserve"> 0+1+4=5. Mask third: weights 1/3,2/3,0; </w:t>
-      </w:r>
-      <w:r>
-        <w:rPr>
-          <w:b/>
-        </w:rPr>
-        <w:t>output</w:t>
-      </w:r>
-      <w:r>
-        <w:rPr>
-          <w:b w:val="0"/>
-        </w:rPr>
-        <w:t xml:space="preserve"> 2. Neither weighted </w:t>
-      </w:r>
-      <w:r>
-        <w:rPr>
-          <w:b/>
-        </w:rPr>
-        <w:t>output</w:t>
-      </w:r>
-      <w:r>
-        <w:rPr>
-          <w:b w:val="0"/>
-        </w:rPr>
-        <w:t xml:space="preserve"> verifies a factual claim.</w:t>
-      </w:r>
-    </w:p>
-    <w:p>
-      <w:pPr>
-        <w:pStyle w:val="Heading3"/>
-      </w:pPr>
-      <w:r>
-        <w:t>A small attention calculation — W5 Check stability and shape</w:t>
-      </w:r>
-    </w:p>
-    <w:p>
-      <w:pPr>
-        <w:spacing w:line="336" w:lineRule="auto" w:after="180"/>
-        <w:shd w:fill="F5F1FB"/>
-      </w:pPr>
-      <w:r>
-        <w:rPr>
-          <w:b/>
-        </w:rPr>
-        <w:t>Score</w:t>
-      </w:r>
-      <w:r>
-        <w:rPr>
-          <w:b w:val="0"/>
-        </w:rPr>
-        <w:t xml:space="preserve">s are 1000 and 1000+ln(3); values 4 and 8. Compute stable shifted weights and </w:t>
-      </w:r>
-      <w:r>
-        <w:rPr>
-          <w:b/>
-        </w:rPr>
-        <w:t>output</w:t>
-      </w:r>
-      <w:r>
-        <w:rPr>
-          <w:b w:val="0"/>
-        </w:rPr>
-        <w:t>. What if one key has width two and the query width one?</w:t>
-      </w:r>
-    </w:p>
-    <w:p>
-      <w:pPr>
-        <w:pStyle w:val="Heading3"/>
-      </w:pPr>
-      <w:r>
-        <w:t>Teacher reasoning</w:t>
-      </w:r>
-    </w:p>
-    <w:p>
-      <w:pPr>
-        <w:spacing w:line="336" w:lineRule="auto" w:after="180"/>
-        <w:shd w:fill="F1F6FC"/>
-      </w:pPr>
-      <w:r>
-        <w:rPr>
-          <w:b w:val="0"/>
-        </w:rPr>
-        <w:t xml:space="preserve">Teacher explanation: Shift to -ln(3),0; weights 1/4,3/4 and </w:t>
-      </w:r>
-      <w:r>
-        <w:rPr>
-          <w:b/>
-        </w:rPr>
-        <w:t>output</w:t>
-      </w:r>
-      <w:r>
-        <w:rPr>
-          <w:b w:val="0"/>
-        </w:rPr>
-        <w:t xml:space="preserve"> 7. Mismatched key/query widths must be rejected rather than silently truncating.</w:t>
-      </w:r>
-    </w:p>
-    <w:p>
-      <w:pPr>
-        <w:pStyle w:val="Heading3"/>
-      </w:pPr>
-      <w:r>
-        <w:t>Assess independent transfer</w:t>
-      </w:r>
-    </w:p>
-    <w:p>
-      <w:pPr>
-        <w:pStyle w:val="Heading3"/>
-      </w:pPr>
-      <w:r>
-        <w:t>Independent question · withhold the key</w:t>
-      </w:r>
-    </w:p>
-    <w:p>
-      <w:pPr>
-        <w:spacing w:line="336" w:lineRule="auto" w:after="180"/>
-        <w:shd w:fill="F5F1FB"/>
-      </w:pPr>
-      <w:r>
-        <w:rPr>
-          <w:b w:val="0"/>
-        </w:rPr>
-        <w:t>Selected case: Probabilities A=0.5,B=0.3,C=0.2 in that order. Compute T=0.5 probabilities and cumulative boundaries. Trace u=0.5 and u=0.9 under T=1 and T=0.5. Explain the limit of the comparison.</w:t>
-      </w:r>
-    </w:p>
-    <w:p>
-      <w:pPr>
-        <w:pStyle w:val="Heading3"/>
-      </w:pPr>
-      <w:r>
-        <w:t>Selected case answer</w:t>
-      </w:r>
-    </w:p>
-    <w:p>
-      <w:pPr>
-        <w:pStyle w:val="Heading3"/>
-      </w:pPr>
-      <w:r>
-        <w:t>Teacher key · Selected case answer</w:t>
-      </w:r>
-    </w:p>
-    <w:p>
-      <w:pPr>
-        <w:spacing w:line="336" w:lineRule="auto" w:after="180"/>
-        <w:shd w:fill="F1F6FC"/>
-      </w:pPr>
-      <w:r>
-        <w:rPr>
-          <w:b w:val="0"/>
-        </w:rPr>
-        <w:t>Teacher explanation: Squared weights 0.25,0.09,0.04 total 0.38. Probabilities 25/38,9/38,4/38; boundaries 25/38 and 34/38. T=1: 0.5 selects B,0.9 selects C. T=0.5: 0.5 selects A,0.9 selects C because 0.9 &gt; 34/38.</w:t>
-      </w:r>
-    </w:p>
-    <w:p>
-      <w:pPr>
-        <w:spacing w:line="336" w:lineRule="auto" w:after="180"/>
-        <w:shd w:fill="F1F6FC"/>
-      </w:pPr>
-      <w:r>
-        <w:rPr>
-          <w:b w:val="0"/>
-        </w:rPr>
-        <w:t>The trace shows distribution effects, not factual accuracy.</w:t>
-      </w:r>
-    </w:p>
-    <w:tbl>
-      <w:tblPr>
-        <w:tblStyle w:val="LightShading-Accent1"/>
-        <w:tblW w:type="auto" w:w="0"/>
-        <w:tblLook w:firstColumn="1" w:firstRow="1" w:lastColumn="0" w:lastRow="0" w:noHBand="0" w:noVBand="1" w:val="04A0"/>
-      </w:tblPr>
-      <w:tblGrid>
-        <w:gridCol w:w="5112"/>
-        <w:gridCol w:w="5112"/>
-      </w:tblGrid>
-      <w:tr>
-        <w:trPr>
-          <w:tblHeader/>
-        </w:trPr>
-        <w:tc>
-          <w:tcPr>
-            <w:tcW w:type="dxa" w:w="5112"/>
-          </w:tcPr>
-          <w:p>
-            <w:r>
-              <w:t>Dimension</w:t>
-            </w:r>
-          </w:p>
-        </w:tc>
-        <w:tc>
-          <w:tcPr>
-            <w:tcW w:type="dxa" w:w="5112"/>
-          </w:tcPr>
-          <w:p>
-            <w:r>
-              <w:t>Evidence required</w:t>
-            </w:r>
-          </w:p>
-        </w:tc>
-      </w:tr>
-      <w:tr>
-        <w:tc>
-          <w:tcPr>
-            <w:tcW w:type="dxa" w:w="5112"/>
-          </w:tcPr>
-          <w:p>
-            <w:r>
-              <w:t>Explanation</w:t>
-            </w:r>
-          </w:p>
-        </w:tc>
-        <w:tc>
-          <w:tcPr>
-            <w:tcW w:type="dxa" w:w="5112"/>
-          </w:tcPr>
-          <w:p>
-            <w:r>
-              <w:t>Names the applicable idea or procedure and ties it to the supplied facts.</w:t>
-            </w:r>
-          </w:p>
-        </w:tc>
-      </w:tr>
-      <w:tr>
-        <w:tc>
-          <w:tcPr>
-            <w:tcW w:type="dxa" w:w="5112"/>
-          </w:tcPr>
-          <w:p>
-            <w:r>
-              <w:t>Trace and result</w:t>
-            </w:r>
-          </w:p>
-        </w:tc>
-        <w:tc>
-          <w:tcPr>
-            <w:tcW w:type="dxa" w:w="5112"/>
-          </w:tcPr>
-          <w:p>
-            <w:r>
-              <w:t>Preserves the given inputs and shows the relevant intermediate steps; distinguishes a prediction from an observed execution.</w:t>
-            </w:r>
-          </w:p>
-        </w:tc>
-      </w:tr>
-      <w:tr>
-        <w:tc>
-          <w:tcPr>
-            <w:tcW w:type="dxa" w:w="5112"/>
-          </w:tcPr>
-          <w:p>
-            <w:r>
-              <w:t>Limits</w:t>
-            </w:r>
-          </w:p>
-        </w:tc>
-        <w:tc>
-          <w:tcPr>
-            <w:tcW w:type="dxa" w:w="5112"/>
-          </w:tcPr>
-          <w:p>
-            <w:r>
-              <w:t>States the assumptions, missing evidence or conditions under which the result would change.</w:t>
-            </w:r>
-          </w:p>
-        </w:tc>
-      </w:tr>
-    </w:tbl>
-    <w:p>
-      <w:pPr>
-        <w:pStyle w:val="Heading3"/>
-      </w:pPr>
-      <w:r>
-        <w:t>Teacher key · Selected case answer</w:t>
-      </w:r>
-    </w:p>
-    <w:p>
-      <w:pPr>
-        <w:spacing w:line="336" w:lineRule="auto" w:after="180"/>
-        <w:shd w:fill="F1F6FC"/>
-      </w:pPr>
-      <w:r>
-        <w:rPr>
-          <w:b w:val="0"/>
-        </w:rPr>
-        <w:t>Record each dimension as not yet, with support, or independent. Accept a valid alternative procedure with a defensible trace.</w:t>
-      </w:r>
-    </w:p>
-    <w:p>
-      <w:pPr>
-        <w:spacing w:line="336" w:lineRule="auto" w:after="180"/>
-        <w:shd w:fill="F1F6FC"/>
-      </w:pPr>
-      <w:r>
-        <w:rPr>
-          <w:b w:val="0"/>
-        </w:rPr>
-        <w:t xml:space="preserve">Do not penalise an honestly recorded model failure if the learner correctly explains its </w:t>
-      </w:r>
-      <w:r>
-        <w:rPr>
-          <w:b/>
-        </w:rPr>
-        <w:t>evidence</w:t>
-      </w:r>
-      <w:r>
-        <w:rPr>
-          <w:b w:val="0"/>
-        </w:rPr>
-        <w:t xml:space="preserve"> and limits.</w:t>
-      </w:r>
-    </w:p>
-    <w:p>
-      <w:pPr>
-        <w:pStyle w:val="Heading3"/>
-      </w:pPr>
-      <w:r>
-        <w:t>Feedback that the learner uses</w:t>
-      </w:r>
-    </w:p>
-    <w:p>
-      <w:pPr>
-        <w:spacing w:line="336" w:lineRule="auto" w:after="180"/>
-      </w:pPr>
-      <w:r>
-        <w:rPr>
-          <w:b w:val="0"/>
-        </w:rPr>
-        <w:t>Name the earliest unsupported step and give one action to repair it. Have the learner make that repair now and explain why. Then assess the relevant skill on a fresh, fully specified case.</w:t>
-      </w:r>
-    </w:p>
-    <w:p>
-      <w:pPr>
-        <w:spacing w:line="336" w:lineRule="auto" w:after="180"/>
-      </w:pPr>
-      <w:r>
-        <w:rPr>
-          <w:b w:val="0"/>
-        </w:rPr>
-        <w:t>Confirm it was not previously practised with feedback; solve and check the new case before assigning it. A follow-up design prompt is a starting brief, not automatically an equivalent test.</w:t>
-      </w:r>
-    </w:p>
-    <w:p>
-      <w:pPr>
-        <w:pStyle w:val="Heading1"/>
-      </w:pPr>
-      <w:r>
-        <w:t>06. Connect and extend learning</w:t>
-      </w:r>
-    </w:p>
-    <w:p>
-      <w:r>
-        <w:t>Connect Sampling and Variability to Verified Study Buddy, adapt support and plan a later changed-case check.</w:t>
-      </w:r>
-    </w:p>
-    <w:p>
-      <w:pPr>
-        <w:pStyle w:val="Heading3"/>
-      </w:pPr>
-      <w:r>
-        <w:t>Verified Study Buddy</w:t>
-      </w:r>
-    </w:p>
-    <w:p>
-      <w:pPr>
-        <w:spacing w:line="336" w:lineRule="auto" w:after="180"/>
-      </w:pPr>
-      <w:r>
-        <w:rPr>
-          <w:b w:val="0"/>
-        </w:rPr>
-        <w:t xml:space="preserve">Use low </w:t>
-      </w:r>
-      <w:r>
-        <w:rPr>
-          <w:b/>
-        </w:rPr>
-        <w:t>variability</w:t>
-      </w:r>
-      <w:r>
-        <w:rPr>
-          <w:b w:val="0"/>
-        </w:rPr>
-        <w:t xml:space="preserve"> for structured study answers and allow more diversity only for labeled brainstorming.</w:t>
-      </w:r>
-    </w:p>
-    <w:p>
-      <w:pPr>
-        <w:spacing w:line="336" w:lineRule="auto" w:after="180"/>
-      </w:pPr>
-      <w:r>
-        <w:rPr>
-          <w:b w:val="0"/>
-        </w:rPr>
-        <w:t xml:space="preserve">Keep the decision, </w:t>
-      </w:r>
-      <w:r>
-        <w:rPr>
-          <w:b/>
-        </w:rPr>
-        <w:t>input</w:t>
-      </w:r>
-      <w:r>
-        <w:rPr>
-          <w:b w:val="0"/>
-        </w:rPr>
-        <w:t xml:space="preserve">, result, explanation and remaining limitation in the project </w:t>
-      </w:r>
-      <w:r>
-        <w:rPr>
-          <w:b/>
-        </w:rPr>
-        <w:t>evidence</w:t>
-      </w:r>
-      <w:r>
-        <w:rPr>
-          <w:b w:val="0"/>
-        </w:rPr>
-        <w:t xml:space="preserve"> record. Retrieve this record next week rather than restarting the project.</w:t>
-      </w:r>
-    </w:p>
-    <w:p>
-      <w:pPr>
-        <w:pStyle w:val="Heading3"/>
-      </w:pPr>
-      <w:r>
-        <w:t>Support and stretch</w:t>
-      </w:r>
-    </w:p>
-    <w:p>
-      <w:pPr>
-        <w:spacing w:line="336" w:lineRule="auto" w:after="180"/>
-      </w:pPr>
-      <w:r>
-        <w:rPr>
-          <w:b w:val="0"/>
-        </w:rPr>
-        <w:t xml:space="preserve">Provide one short approved passage; separate instruction, </w:t>
-      </w:r>
-      <w:r>
-        <w:rPr>
-          <w:b/>
-        </w:rPr>
-        <w:t>input</w:t>
-      </w:r>
-      <w:r>
-        <w:rPr>
-          <w:b w:val="0"/>
-        </w:rPr>
-        <w:t xml:space="preserve">, </w:t>
-      </w:r>
-      <w:r>
-        <w:rPr>
-          <w:b/>
-        </w:rPr>
-        <w:t>output</w:t>
-      </w:r>
-      <w:r>
-        <w:rPr>
-          <w:b w:val="0"/>
-        </w:rPr>
-        <w:t xml:space="preserve"> and </w:t>
-      </w:r>
-      <w:r>
-        <w:rPr>
-          <w:b/>
-        </w:rPr>
-        <w:t>evidence</w:t>
-      </w:r>
-      <w:r>
-        <w:rPr>
-          <w:b w:val="0"/>
-        </w:rPr>
-        <w:t>. Stretch: introduce an unsupported claim or conflicting source and validate claim by claim with a fallback.</w:t>
-      </w:r>
-    </w:p>
-    <w:p>
-      <w:pPr>
-        <w:pStyle w:val="Heading3"/>
-      </w:pPr>
-      <w:r>
-        <w:t>Exit reflection</w:t>
-      </w:r>
-    </w:p>
-    <w:p>
-      <w:pPr>
-        <w:spacing w:line="336" w:lineRule="auto" w:after="180"/>
-      </w:pPr>
-      <w:r>
-        <w:rPr>
-          <w:b w:val="0"/>
-        </w:rPr>
-        <w:t xml:space="preserve">Ask for one decision the learner can now justify and one situation requiring more </w:t>
-      </w:r>
-      <w:r>
-        <w:rPr>
-          <w:b/>
-        </w:rPr>
-        <w:t>evidence</w:t>
-      </w:r>
-      <w:r>
-        <w:rPr>
-          <w:b w:val="0"/>
-        </w:rPr>
-        <w:t xml:space="preserve"> or human review. Confidence ratings are separate from correct independent performance.</w:t>
-      </w:r>
-    </w:p>
-    <w:p>
-      <w:pPr>
-        <w:pStyle w:val="Heading3"/>
-      </w:pPr>
-      <w:r>
-        <w:t>Bridge to the next week</w:t>
-      </w:r>
-    </w:p>
-    <w:p>
-      <w:pPr>
-        <w:spacing w:line="336" w:lineRule="auto" w:after="180"/>
-      </w:pPr>
-      <w:r>
-        <w:rPr>
-          <w:b w:val="0"/>
-        </w:rPr>
-        <w:t xml:space="preserve">Next: Week 5: Prompt as a Contract. Retrieve today’s </w:t>
-      </w:r>
-      <w:r>
-        <w:rPr>
-          <w:b/>
-        </w:rPr>
-        <w:t>evidence</w:t>
-      </w:r>
-      <w:r>
-        <w:rPr>
-          <w:b w:val="0"/>
-        </w:rPr>
-        <w:t xml:space="preserve"> and identify what carries forward and what is new.</w:t>
-      </w:r>
-    </w:p>
-    <w:p>
-      <w:pPr>
-        <w:pStyle w:val="Heading3"/>
-      </w:pPr>
-      <w:r>
-        <w:t>Support and fresh reassessment</w:t>
-      </w:r>
-    </w:p>
-    <w:p>
-      <w:pPr>
-        <w:spacing w:line="336" w:lineRule="auto" w:after="180"/>
-      </w:pPr>
-      <w:r>
-        <w:rPr>
-          <w:b w:val="0"/>
-        </w:rPr>
-        <w:t>Provide labelled intermediate columns and allow a calculator. Ask students to state the meaning and denominator of a value before interpreting it.</w:t>
-      </w:r>
-    </w:p>
-    <w:p>
-      <w:pPr>
-        <w:spacing w:line="336" w:lineRule="auto" w:after="180"/>
-      </w:pPr>
-      <w:r>
-        <w:rPr>
-          <w:b w:val="0"/>
-        </w:rPr>
-        <w:t>Extension: implement the classroom calculation locally and test boundary cases without using personal data.</w:t>
-      </w:r>
-    </w:p>
-    <w:p>
-      <w:pPr>
-        <w:spacing w:line="336" w:lineRule="auto" w:after="180"/>
-      </w:pPr>
-      <w:r>
-        <w:rPr>
-          <w:b w:val="0"/>
-        </w:rPr>
-        <w:t>W4 requires probabilities 25/38,9/38,4/38, correct boundaries and B/C versus A/C. Fresh retry: A=0.4,B=0.4,C=0.2; at T=0.5 probabilities 4/9,4/9,1/9. Draws 0.4 and 0.85 select B,C at T=1 but A,B at T=0.5.</w:t>
-      </w:r>
-    </w:p>
-    <w:p>
-      <w:pPr>
-        <w:spacing w:line="336" w:lineRule="auto" w:after="180"/>
       </w:pPr>
       <w:r>
         <w:rPr>
@@ -6420,98 +6450,10 @@
     </w:p>
     <w:p>
       <w:pPr>
-        <w:spacing w:line="336" w:lineRule="auto" w:after="180"/>
-      </w:pPr>
-      <w:r>
-        <w:rPr>
-          <w:b w:val="0"/>
-        </w:rPr>
-        <w:t>Week 5 connects token IDs to embedding vectors and introduces position information without treating IDs as semantic measurements.</w:t>
-      </w:r>
-    </w:p>
-    <w:p>
-      <w:pPr>
-        <w:pStyle w:val="Heading3"/>
-      </w:pPr>
-      <w:r>
-        <w:t>Readiness and reassessment for A small attention calculation</w:t>
-      </w:r>
-    </w:p>
-    <w:p>
-      <w:pPr>
-        <w:spacing w:line="336" w:lineRule="auto" w:after="180"/>
-      </w:pPr>
-      <w:r>
-        <w:rPr>
-          <w:b w:val="0"/>
-        </w:rPr>
-        <w:t>Provide labelled intermediate columns and allow a calculator. Ask students to state the meaning and denominator of a value before interpreting it.</w:t>
-      </w:r>
-    </w:p>
-    <w:p>
-      <w:pPr>
-        <w:spacing w:line="336" w:lineRule="auto" w:after="180"/>
-      </w:pPr>
-      <w:r>
-        <w:rPr>
-          <w:b w:val="0"/>
-        </w:rPr>
-        <w:t>Extension: implement the classroom calculation locally and test boundary cases without using personal data.</w:t>
-      </w:r>
-    </w:p>
-    <w:p>
-      <w:pPr>
-        <w:spacing w:line="336" w:lineRule="auto" w:after="180"/>
-      </w:pPr>
-      <w:r>
-        <w:rPr>
-          <w:b w:val="0"/>
-        </w:rPr>
-        <w:t xml:space="preserve">W4 requires weights 1/6,1/3,1/2 and </w:t>
-      </w:r>
-      <w:r>
-        <w:rPr>
-          <w:b/>
-        </w:rPr>
-        <w:t>output</w:t>
-      </w:r>
-      <w:r>
-        <w:rPr>
-          <w:b w:val="0"/>
-        </w:rPr>
-        <w:t xml:space="preserve">s 5 then 2. Fresh retry: keys [0],[ln(3)],[ln(4)], values [2],[6],[0]. Weights 1/8,3/8,4/8; </w:t>
-      </w:r>
-      <w:r>
-        <w:rPr>
-          <w:b/>
-        </w:rPr>
-        <w:t>output</w:t>
-      </w:r>
-      <w:r>
-        <w:rPr>
-          <w:b w:val="0"/>
-        </w:rPr>
-        <w:t xml:space="preserve"> 2.5. Exclude third: weights 1/4,3/4,0; </w:t>
-      </w:r>
-      <w:r>
-        <w:rPr>
-          <w:b/>
-        </w:rPr>
-        <w:t>output</w:t>
-      </w:r>
-      <w:r>
-        <w:rPr>
-          <w:b w:val="0"/>
-        </w:rPr>
-        <w:t xml:space="preserve"> 5.</w:t>
-      </w:r>
-    </w:p>
-    <w:p>
-      <w:pPr>
-        <w:pStyle w:val="Heading3"/>
-      </w:pPr>
-      <w:r>
-        <w:t>Plan the delayed return</w:t>
+        <w:pStyle w:val="Heading2"/>
+      </w:pPr>
+      <w:r>
+        <w:t>Delayed return</w:t>
       </w:r>
     </w:p>
     <w:p>
@@ -6728,72 +6670,331 @@
     </w:p>
     <w:p>
       <w:pPr>
+        <w:pStyle w:val="Heading2"/>
+      </w:pPr>
+      <w:r>
+        <w:t>Bridge to next week</w:t>
+      </w:r>
+    </w:p>
+    <w:p>
+      <w:pPr>
+        <w:spacing w:line="336" w:lineRule="auto" w:after="180"/>
+      </w:pPr>
+      <w:r>
+        <w:rPr>
+          <w:b w:val="0"/>
+        </w:rPr>
+        <w:t xml:space="preserve">Ask for one decision the learner can now justify and one situation requiring more </w:t>
+      </w:r>
+      <w:r>
+        <w:rPr>
+          <w:b/>
+        </w:rPr>
+        <w:t>evidence</w:t>
+      </w:r>
+      <w:r>
+        <w:rPr>
+          <w:b w:val="0"/>
+        </w:rPr>
+        <w:t xml:space="preserve"> or human review. Confidence ratings are separate from correct independent performance.</w:t>
+      </w:r>
+    </w:p>
+    <w:p>
+      <w:pPr>
+        <w:spacing w:line="336" w:lineRule="auto" w:after="180"/>
+      </w:pPr>
+      <w:r>
+        <w:rPr>
+          <w:b w:val="0"/>
+        </w:rPr>
+        <w:t xml:space="preserve">Next: Week 5: Prompt as a Contract. Retrieve today’s </w:t>
+      </w:r>
+      <w:r>
+        <w:rPr>
+          <w:b/>
+        </w:rPr>
+        <w:t>evidence</w:t>
+      </w:r>
+      <w:r>
+        <w:rPr>
+          <w:b w:val="0"/>
+        </w:rPr>
+        <w:t xml:space="preserve"> and identify what carries forward and what is new.</w:t>
+      </w:r>
+    </w:p>
+    <w:p>
+      <w:pPr>
+        <w:spacing w:line="336" w:lineRule="auto" w:after="180"/>
+      </w:pPr>
+      <w:r>
+        <w:rPr>
+          <w:b w:val="0"/>
+        </w:rPr>
+        <w:t>Next is Week5: Prompt as a Contract. Carry forward controlled conditions, explicit output rules and separate evidence criteria before comparing prompt specifications.</w:t>
+      </w:r>
+    </w:p>
+    <w:p>
+      <w:pPr>
+        <w:pStyle w:val="Heading2"/>
+      </w:pPr>
+      <w:r>
+        <w:t>Extension support and reassessment · reference / check after trying</w:t>
+      </w:r>
+    </w:p>
+    <w:p>
+      <w:pPr>
+        <w:spacing w:line="336" w:lineRule="auto" w:after="180"/>
+      </w:pPr>
+      <w:r>
+        <w:rPr>
+          <w:b w:val="0"/>
+        </w:rPr>
+        <w:t>Provide labelled intermediate columns and allow a calculator. Ask students to state the meaning and denominator of a value before interpreting it.</w:t>
+      </w:r>
+    </w:p>
+    <w:p>
+      <w:pPr>
+        <w:spacing w:line="336" w:lineRule="auto" w:after="180"/>
+      </w:pPr>
+      <w:r>
+        <w:rPr>
+          <w:b w:val="0"/>
+        </w:rPr>
+        <w:t>Extension: implement the classroom calculation locally and test boundary cases without using personal data.</w:t>
+      </w:r>
+    </w:p>
+    <w:p>
+      <w:pPr>
+        <w:spacing w:line="336" w:lineRule="auto" w:after="180"/>
+      </w:pPr>
+      <w:r>
+        <w:rPr>
+          <w:b w:val="0"/>
+        </w:rPr>
+        <w:t xml:space="preserve">W4 requires weights 1/6,1/3,1/2 and </w:t>
+      </w:r>
+      <w:r>
+        <w:rPr>
+          <w:b/>
+        </w:rPr>
+        <w:t>output</w:t>
+      </w:r>
+      <w:r>
+        <w:rPr>
+          <w:b w:val="0"/>
+        </w:rPr>
+        <w:t xml:space="preserve">s 5 then 2. Fresh retry: keys [0],[ln(3)],[ln(4)], values [2],[6],[0]. Weights 1/8,3/8,4/8; </w:t>
+      </w:r>
+      <w:r>
+        <w:rPr>
+          <w:b/>
+        </w:rPr>
+        <w:t>output</w:t>
+      </w:r>
+      <w:r>
+        <w:rPr>
+          <w:b w:val="0"/>
+        </w:rPr>
+        <w:t xml:space="preserve"> 2.5. Exclude third: weights 1/4,3/4,0; </w:t>
+      </w:r>
+      <w:r>
+        <w:rPr>
+          <w:b/>
+        </w:rPr>
+        <w:t>output</w:t>
+      </w:r>
+      <w:r>
+        <w:rPr>
+          <w:b w:val="0"/>
+        </w:rPr>
+        <w:t xml:space="preserve"> 5.</w:t>
+      </w:r>
+    </w:p>
+    <w:p>
+      <w:pPr>
+        <w:pStyle w:val="Heading2"/>
+      </w:pPr>
+      <w:r>
+        <w:t>Earlier wording, alternatives and picture transcripts · reference / check after trying</w:t>
+      </w:r>
+    </w:p>
+    <w:p>
+      <w:pPr>
+        <w:spacing w:line="336" w:lineRule="auto" w:after="180"/>
+      </w:pPr>
+      <w:r>
+        <w:rPr>
+          <w:b w:val="0"/>
+        </w:rPr>
+        <w:t>Connect and extend learning</w:t>
+      </w:r>
+    </w:p>
+    <w:p>
+      <w:pPr>
         <w:pStyle w:val="Heading3"/>
       </w:pPr>
       <w:r>
+        <w:t>Verified Study Buddy</w:t>
+      </w:r>
+    </w:p>
+    <w:p>
+      <w:pPr>
+        <w:spacing w:line="336" w:lineRule="auto" w:after="180"/>
+      </w:pPr>
+      <w:r>
+        <w:rPr>
+          <w:b w:val="0"/>
+        </w:rPr>
+        <w:t xml:space="preserve">Use low </w:t>
+      </w:r>
+      <w:r>
+        <w:rPr>
+          <w:b/>
+        </w:rPr>
+        <w:t>variability</w:t>
+      </w:r>
+      <w:r>
+        <w:rPr>
+          <w:b w:val="0"/>
+        </w:rPr>
+        <w:t xml:space="preserve"> for structured study answers and allow more diversity only for labeled brainstorming.</w:t>
+      </w:r>
+    </w:p>
+    <w:p>
+      <w:pPr>
+        <w:pStyle w:val="Heading3"/>
+      </w:pPr>
+      <w:r>
+        <w:t>Support and stretch</w:t>
+      </w:r>
+    </w:p>
+    <w:p>
+      <w:pPr>
+        <w:spacing w:line="336" w:lineRule="auto" w:after="180"/>
+      </w:pPr>
+      <w:r>
+        <w:rPr>
+          <w:b w:val="0"/>
+        </w:rPr>
+        <w:t xml:space="preserve">Provide one short approved passage; separate instruction, </w:t>
+      </w:r>
+      <w:r>
+        <w:rPr>
+          <w:b/>
+        </w:rPr>
+        <w:t>input</w:t>
+      </w:r>
+      <w:r>
+        <w:rPr>
+          <w:b w:val="0"/>
+        </w:rPr>
+        <w:t xml:space="preserve">, </w:t>
+      </w:r>
+      <w:r>
+        <w:rPr>
+          <w:b/>
+        </w:rPr>
+        <w:t>output</w:t>
+      </w:r>
+      <w:r>
+        <w:rPr>
+          <w:b w:val="0"/>
+        </w:rPr>
+        <w:t xml:space="preserve"> and </w:t>
+      </w:r>
+      <w:r>
+        <w:rPr>
+          <w:b/>
+        </w:rPr>
+        <w:t>evidence</w:t>
+      </w:r>
+      <w:r>
+        <w:rPr>
+          <w:b w:val="0"/>
+        </w:rPr>
+        <w:t>. Stretch: introduce an unsupported claim or conflicting source and validate claim by claim with a fallback.</w:t>
+      </w:r>
+    </w:p>
+    <w:p>
+      <w:pPr>
+        <w:pStyle w:val="Heading3"/>
+      </w:pPr>
+      <w:r>
+        <w:t>Exit reflection</w:t>
+      </w:r>
+    </w:p>
+    <w:p>
+      <w:pPr>
+        <w:pStyle w:val="Heading3"/>
+      </w:pPr>
+      <w:r>
+        <w:t>Bridge to the next week</w:t>
+      </w:r>
+    </w:p>
+    <w:p>
+      <w:pPr>
+        <w:pStyle w:val="Heading3"/>
+      </w:pPr>
+      <w:r>
+        <w:t>Support and fresh reassessment</w:t>
+      </w:r>
+    </w:p>
+    <w:p>
+      <w:pPr>
+        <w:pStyle w:val="Heading3"/>
+      </w:pPr>
+      <w:r>
+        <w:t>Readiness and reassessment for A small attention calculation</w:t>
+      </w:r>
+    </w:p>
+    <w:p>
+      <w:pPr>
+        <w:pStyle w:val="Heading3"/>
+      </w:pPr>
+      <w:r>
+        <w:t>Plan the delayed return</w:t>
+      </w:r>
+    </w:p>
+    <w:p>
+      <w:pPr>
+        <w:pStyle w:val="Heading3"/>
+      </w:pPr>
+      <w:r>
         <w:t>Project evidence from this case</w:t>
       </w:r>
     </w:p>
     <w:p>
       <w:pPr>
+        <w:pStyle w:val="Heading1"/>
+      </w:pPr>
+      <w:r>
+        <w:t>Reference bank and extra practice</w:t>
+      </w:r>
+    </w:p>
+    <w:p>
+      <w:pPr>
+        <w:pStyle w:val="Heading1"/>
+      </w:pPr>
+      <w:r>
+        <w:t>07. Reference · Alternative teaching checklist</w:t>
+      </w:r>
+    </w:p>
+    <w:p>
+      <w:r>
+        <w:t>Use as a reminder alongside the main route.</w:t>
+      </w:r>
+    </w:p>
+    <w:p>
+      <w:pPr>
+        <w:pStyle w:val="Heading2"/>
+      </w:pPr>
+      <w:r>
+        <w:t>Planning reference</w:t>
+      </w:r>
+    </w:p>
+    <w:p>
+      <w:pPr>
         <w:spacing w:line="336" w:lineRule="auto" w:after="180"/>
-      </w:pPr>
-      <w:r>
-        <w:rPr>
-          <w:b w:val="0"/>
-        </w:rPr>
-        <w:t xml:space="preserve">Keep Study Buddy generation settings fixed during prompt comparisons and check </w:t>
-      </w:r>
-      <w:r>
-        <w:rPr>
-          <w:b/>
-        </w:rPr>
-        <w:t>evidence</w:t>
-      </w:r>
-      <w:r>
-        <w:rPr>
-          <w:b w:val="0"/>
-        </w:rPr>
-        <w:t xml:space="preserve"> regardless of </w:t>
-      </w:r>
-      <w:r>
-        <w:rPr>
-          <w:b/>
-        </w:rPr>
-        <w:t>variability</w:t>
-      </w:r>
-      <w:r>
-        <w:rPr>
-          <w:b w:val="0"/>
-        </w:rPr>
-        <w:t>.</w:t>
-      </w:r>
-    </w:p>
-    <w:p>
-      <w:pPr>
-        <w:pStyle w:val="Heading1"/>
-      </w:pPr>
-      <w:r>
-        <w:t>07. Prepare, teach and assess</w:t>
-      </w:r>
-    </w:p>
-    <w:p>
-      <w:r>
-        <w:t>Use this preparation summary alongside the detailed Sampling and Variability lesson; it is a checklist rather than a replacement for the full sequence.</w:t>
-      </w:r>
-    </w:p>
-    <w:p>
-      <w:pPr>
-        <w:pStyle w:val="Heading3"/>
-      </w:pPr>
-      <w:r>
-        <w:t>Teaching target</w:t>
-      </w:r>
-    </w:p>
-    <w:p>
-      <w:pPr>
-        <w:spacing w:line="336" w:lineRule="auto" w:after="180"/>
-        <w:shd w:fill="EDF7F3"/>
       </w:pPr>
       <w:r>
         <w:rPr>
@@ -6993,16 +7194,7 @@
     </w:p>
     <w:p>
       <w:pPr>
-        <w:pStyle w:val="Heading3"/>
-      </w:pPr>
-      <w:r>
-        <w:t>Supported practice answer</w:t>
-      </w:r>
-    </w:p>
-    <w:p>
-      <w:pPr>
         <w:spacing w:line="336" w:lineRule="auto" w:after="180"/>
-        <w:shd w:fill="F1F6FC"/>
       </w:pPr>
       <w:r>
         <w:rPr>
@@ -7071,16 +7263,7 @@
     </w:p>
     <w:p>
       <w:pPr>
-        <w:pStyle w:val="Heading3"/>
-      </w:pPr>
-      <w:r>
-        <w:t>Repair the misconception</w:t>
-      </w:r>
-    </w:p>
-    <w:p>
-      <w:pPr>
         <w:spacing w:line="336" w:lineRule="auto" w:after="180"/>
-        <w:shd w:fill="FFF5E6"/>
       </w:pPr>
       <w:r>
         <w:rPr>
@@ -7091,16 +7274,7 @@
     </w:p>
     <w:p>
       <w:pPr>
-        <w:pStyle w:val="Heading3"/>
-      </w:pPr>
-      <w:r>
-        <w:t>Support without giving away the answer</w:t>
-      </w:r>
-    </w:p>
-    <w:p>
-      <w:pPr>
         <w:spacing w:line="336" w:lineRule="auto" w:after="180"/>
-        <w:shd w:fill="F1F6F8"/>
       </w:pPr>
       <w:r>
         <w:rPr>
@@ -7123,16 +7297,7 @@
     </w:p>
     <w:p>
       <w:pPr>
-        <w:pStyle w:val="Heading3"/>
-      </w:pPr>
-      <w:r>
-        <w:t>Extend the reasoning</w:t>
-      </w:r>
-    </w:p>
-    <w:p>
-      <w:pPr>
         <w:spacing w:line="336" w:lineRule="auto" w:after="180"/>
-        <w:shd w:fill="F5F1FB"/>
       </w:pPr>
       <w:r>
         <w:rPr>
@@ -7168,7 +7333,6 @@
     <w:p>
       <w:pPr>
         <w:spacing w:line="336" w:lineRule="auto" w:after="180"/>
-        <w:shd w:fill="F5F1FB"/>
       </w:pPr>
       <w:r>
         <w:rPr>
@@ -7179,16 +7343,7 @@
     </w:p>
     <w:p>
       <w:pPr>
-        <w:pStyle w:val="Heading3"/>
-      </w:pPr>
-      <w:r>
-        <w:t>Protect the independent attempt</w:t>
-      </w:r>
-    </w:p>
-    <w:p>
-      <w:pPr>
         <w:spacing w:line="336" w:lineRule="auto" w:after="180"/>
-        <w:shd w:fill="FFF5E6"/>
       </w:pPr>
       <w:r>
         <w:rPr>
@@ -7383,16 +7538,7 @@
     </w:tbl>
     <w:p>
       <w:pPr>
-        <w:pStyle w:val="Heading3"/>
-      </w:pPr>
-      <w:r>
-        <w:t>Project checkpoint</w:t>
-      </w:r>
-    </w:p>
-    <w:p>
-      <w:pPr>
         <w:spacing w:line="336" w:lineRule="auto" w:after="180"/>
-        <w:shd w:fill="EDF7F3"/>
       </w:pPr>
       <w:r>
         <w:rPr>
@@ -7441,12 +7587,20 @@
         <w:pStyle w:val="Heading1"/>
       </w:pPr>
       <w:r>
-        <w:t>08. Use feedback, labs and repair paths</w:t>
-      </w:r>
-    </w:p>
-    <w:p>
-      <w:r>
-        <w:t>Use feedback, earlier review and portfolios purposefully. Apply the coding routine only when this lesson has an executable lab.</w:t>
+        <w:t>08. Reference · Feedback and retained evidence</w:t>
+      </w:r>
+    </w:p>
+    <w:p>
+      <w:r>
+        <w:t>Keep supported practice separate from independent evidence.</w:t>
+      </w:r>
+    </w:p>
+    <w:p>
+      <w:pPr>
+        <w:pStyle w:val="Heading2"/>
+      </w:pPr>
+      <w:r>
+        <w:t>Record and repair</w:t>
       </w:r>
     </w:p>
     <w:p>
@@ -7497,10 +7651,44 @@
     </w:p>
     <w:p>
       <w:pPr>
-        <w:pStyle w:val="Heading3"/>
-      </w:pPr>
-      <w:r>
-        <w:t>For later coding lessons</w:t>
+        <w:spacing w:line="336" w:lineRule="auto" w:after="180"/>
+      </w:pPr>
+      <w:r>
+        <w:rPr>
+          <w:b w:val="0"/>
+        </w:rPr>
+        <w:t>Use the earlier worked-explanation links to address a specific missing building block, then return to the current question. Adapt this suggestion after observing the learner; it is not an automatic diagnosis.</w:t>
+      </w:r>
+    </w:p>
+    <w:p>
+      <w:pPr>
+        <w:spacing w:line="336" w:lineRule="auto" w:after="180"/>
+      </w:pPr>
+      <w:r>
+        <w:rPr>
+          <w:b w:val="0"/>
+        </w:rPr>
+        <w:t xml:space="preserve">Collect the completed-work portfolio as </w:t>
+      </w:r>
+      <w:r>
+        <w:rPr>
+          <w:b/>
+        </w:rPr>
+        <w:t>evidence</w:t>
+      </w:r>
+      <w:r>
+        <w:rPr>
+          <w:b w:val="0"/>
+        </w:rPr>
+        <w:t>. Record support separately from correctness, and assess explanation, trace/test and limitations. Progress ticks and quiz selections alone do not establish mastery.</w:t>
+      </w:r>
+    </w:p>
+    <w:p>
+      <w:pPr>
+        <w:pStyle w:val="Heading2"/>
+      </w:pPr>
+      <w:r>
+        <w:t>Earlier wording, alternatives and picture transcripts · reference / check after trying</w:t>
       </w:r>
     </w:p>
     <w:p>
@@ -7511,7 +7699,6 @@
     <w:p>
       <w:pPr>
         <w:spacing w:line="336" w:lineRule="auto" w:after="180"/>
-        <w:shd w:fill="F1F6F8"/>
       </w:pPr>
       <w:r>
         <w:rPr>
@@ -7534,77 +7721,20 @@
     </w:p>
     <w:p>
       <w:pPr>
-        <w:spacing w:line="336" w:lineRule="auto" w:after="180"/>
-      </w:pPr>
-      <w:r>
-        <w:rPr>
-          <w:b w:val="0"/>
-        </w:rPr>
-        <w:t>Use the earlier worked-explanation links to address a specific missing building block, then return to the current question. Adapt this suggestion after observing the learner; it is not an automatic diagnosis.</w:t>
-      </w:r>
-    </w:p>
-    <w:p>
-      <w:pPr>
-        <w:spacing w:line="336" w:lineRule="auto" w:after="180"/>
-      </w:pPr>
-      <w:r>
-        <w:rPr>
-          <w:b w:val="0"/>
-        </w:rPr>
-        <w:t xml:space="preserve">Collect the completed-work portfolio as </w:t>
-      </w:r>
-      <w:r>
-        <w:rPr>
-          <w:b/>
-        </w:rPr>
-        <w:t>evidence</w:t>
-      </w:r>
-      <w:r>
-        <w:rPr>
-          <w:b w:val="0"/>
-        </w:rPr>
-        <w:t>. Record support separately from correctness, and assess explanation, trace/test and limitations. Progress ticks and quiz selections alone do not establish mastery.</w:t>
-      </w:r>
-    </w:p>
-    <w:p>
-      <w:pPr>
         <w:pStyle w:val="Heading1"/>
       </w:pPr>
       <w:r>
-        <w:t>09. Visual concept journey</w:t>
-      </w:r>
-    </w:p>
-    <w:p>
-      <w:r>
-        <w:t>Show one Sampling and Variability graphic at a time, request a prediction and discuss its trace before the independent assessment.</w:t>
-      </w:r>
-    </w:p>
-    <w:p>
-      <w:pPr>
-        <w:spacing w:line="336" w:lineRule="auto" w:after="180"/>
-      </w:pPr>
-      <w:r>
-        <w:rPr>
-          <w:b w:val="0"/>
-        </w:rPr>
-        <w:t xml:space="preserve">Use one picture at a time. Hide a worked result before asking for a </w:t>
-      </w:r>
-      <w:r>
-        <w:rPr>
-          <w:b/>
-        </w:rPr>
-        <w:t>prediction</w:t>
-      </w:r>
-      <w:r>
-        <w:rPr>
-          <w:b w:val="0"/>
-        </w:rPr>
-        <w:t>, then reveal it for feedback. These are supported teaching cases; retain the separate independent assessment for a fresh first attempt.</w:t>
-      </w:r>
-    </w:p>
-    <w:p>
-      <w:pPr>
-        <w:pStyle w:val="Heading3"/>
+        <w:t>09. Reference · Teach with the six pictures</w:t>
+      </w:r>
+    </w:p>
+    <w:p>
+      <w:r>
+        <w:t>Choose a picture for a specific explanation.</w:t>
+      </w:r>
+    </w:p>
+    <w:p>
+      <w:pPr>
+        <w:pStyle w:val="Heading2"/>
       </w:pPr>
       <w:r>
         <w:t>01. Sampling and Variability: the case</w:t>
@@ -7615,7 +7745,7 @@
         <w:drawing>
           <wp:inline xmlns:a="http://schemas.openxmlformats.org/drawingml/2006/main" xmlns:pic="http://schemas.openxmlformats.org/drawingml/2006/picture">
             <wp:extent cx="5486400" cy="2840736"/>
-            <wp:docPr id="3" name="Picture 3" descr="A fictional two-token distribution illustrates variability in generation. Supplied facts: At T=1, A=0.8 and B=0.2. For positive T use p^(1/T), then normalise. Use token order A,B and cumulative intervals [0,boundary),[boundary,1). Draw u=0.85."/>
+            <wp:docPr id="4" name="Picture 4" descr="A fictional two-token distribution illustrates variability in generation. Supplied facts: At T=1, A=0.8 and B=0.2. For positive T use p^(1/T), then normalise. Use token order A,B and cumulative intervals [0,boundary),[boundary,1). Draw u=0.85."/>
             <wp:cNvGraphicFramePr>
               <a:graphicFrameLocks noChangeAspect="1"/>
             </wp:cNvGraphicFramePr>
@@ -7627,7 +7757,7 @@
                     <pic:cNvPicPr/>
                   </pic:nvPicPr>
                   <pic:blipFill>
-                    <a:blip r:embed="rId11"/>
+                    <a:blip r:embed="rId12"/>
                     <a:stretch>
                       <a:fillRect/>
                     </a:stretch>
@@ -7695,7 +7825,6 @@
     <w:p>
       <w:pPr>
         <w:spacing w:line="336" w:lineRule="auto" w:after="180"/>
-        <w:shd w:fill="F5F1FB"/>
       </w:pPr>
       <w:r>
         <w:rPr>
@@ -7706,16 +7835,7 @@
     </w:p>
     <w:p>
       <w:pPr>
-        <w:pStyle w:val="Heading3"/>
-      </w:pPr>
-      <w:r>
-        <w:t>Discuss while showing the picture</w:t>
-      </w:r>
-    </w:p>
-    <w:p>
-      <w:pPr>
         <w:spacing w:line="336" w:lineRule="auto" w:after="180"/>
-        <w:shd w:fill="F1F6F8"/>
       </w:pPr>
       <w:r>
         <w:rPr>
@@ -7726,7 +7846,7 @@
     </w:p>
     <w:p>
       <w:pPr>
-        <w:pStyle w:val="Heading3"/>
+        <w:pStyle w:val="Heading2"/>
       </w:pPr>
       <w:r>
         <w:t>02. Follow the deciding steps</w:t>
@@ -7737,7 +7857,7 @@
         <w:drawing>
           <wp:inline xmlns:a="http://schemas.openxmlformats.org/drawingml/2006/main" xmlns:pic="http://schemas.openxmlformats.org/drawingml/2006/picture">
             <wp:extent cx="5486400" cy="4005072"/>
-            <wp:docPr id="4" name="Picture 4" descr="Original distribution: A boundary 0.8; u=0.85 selects B. → T=0.5 weights: Square probabilities:0.64 and 0.04; total 0.68. → Normalise: A=16/17≈0.9412; B=1/17≈0.0588. → Same draw: 0.85 is below 16/17, so T=0.5 selects A."/>
+            <wp:docPr id="5" name="Picture 5" descr="Original distribution: A boundary 0.8; u=0.85 selects B. → T=0.5 weights: Square probabilities:0.64 and 0.04; total 0.68. → Normalise: A=16/17≈0.9412; B=1/17≈0.0588. → Same draw: 0.85 is below 16/17, so T=0.5 selects A."/>
             <wp:cNvGraphicFramePr>
               <a:graphicFrameLocks noChangeAspect="1"/>
             </wp:cNvGraphicFramePr>
@@ -7749,7 +7869,7 @@
                     <pic:cNvPicPr/>
                   </pic:nvPicPr>
                   <pic:blipFill>
-                    <a:blip r:embed="rId12"/>
+                    <a:blip r:embed="rId9"/>
                     <a:stretch>
                       <a:fillRect/>
                     </a:stretch>
@@ -7782,7 +7902,6 @@
     <w:p>
       <w:pPr>
         <w:spacing w:line="336" w:lineRule="auto" w:after="180"/>
-        <w:shd w:fill="F5F1FB"/>
       </w:pPr>
       <w:r>
         <w:rPr>
@@ -7805,16 +7924,7 @@
     </w:p>
     <w:p>
       <w:pPr>
-        <w:pStyle w:val="Heading3"/>
-      </w:pPr>
-      <w:r>
-        <w:t>Discuss while showing the picture</w:t>
-      </w:r>
-    </w:p>
-    <w:p>
-      <w:pPr>
         <w:spacing w:line="336" w:lineRule="auto" w:after="180"/>
-        <w:shd w:fill="F1F6F8"/>
       </w:pPr>
       <w:r>
         <w:rPr>
@@ -7837,7 +7947,7 @@
     </w:p>
     <w:p>
       <w:pPr>
-        <w:pStyle w:val="Heading3"/>
+        <w:pStyle w:val="Heading2"/>
       </w:pPr>
       <w:r>
         <w:t>03. Temperature-scaled toy probabilities</w:t>
@@ -7848,7 +7958,7 @@
         <w:drawing>
           <wp:inline xmlns:a="http://schemas.openxmlformats.org/drawingml/2006/main" xmlns:pic="http://schemas.openxmlformats.org/drawingml/2006/picture">
             <wp:extent cx="5486400" cy="3096768"/>
-            <wp:docPr id="5" name="Picture 5" descr="Temperature-scaled toy probabilities. A: T=1 = 0.8, T=0.5 = 0.9411764705882353. B: T=1 = 0.2, T=0.5 = 0.058823529411764705."/>
+            <wp:docPr id="6" name="Picture 6" descr="Temperature-scaled toy probabilities. A: T=1 = 0.8, T=0.5 = 0.9411764705882353. B: T=1 = 0.2, T=0.5 = 0.058823529411764705."/>
             <wp:cNvGraphicFramePr>
               <a:graphicFrameLocks noChangeAspect="1"/>
             </wp:cNvGraphicFramePr>
@@ -7899,7 +8009,6 @@
     <w:p>
       <w:pPr>
         <w:spacing w:line="336" w:lineRule="auto" w:after="180"/>
-        <w:shd w:fill="F5F1FB"/>
       </w:pPr>
       <w:r>
         <w:rPr>
@@ -7910,16 +8019,7 @@
     </w:p>
     <w:p>
       <w:pPr>
-        <w:pStyle w:val="Heading3"/>
-      </w:pPr>
-      <w:r>
-        <w:t>Discuss while showing the picture</w:t>
-      </w:r>
-    </w:p>
-    <w:p>
-      <w:pPr>
         <w:spacing w:line="336" w:lineRule="auto" w:after="180"/>
-        <w:shd w:fill="F1F6F8"/>
       </w:pPr>
       <w:r>
         <w:rPr>
@@ -7931,7 +8031,6 @@
     <w:p>
       <w:pPr>
         <w:spacing w:line="336" w:lineRule="auto" w:after="180"/>
-        <w:shd w:fill="F1F6F8"/>
       </w:pPr>
       <w:r>
         <w:rPr>
@@ -7942,7 +8041,7 @@
     </w:p>
     <w:p>
       <w:pPr>
-        <w:pStyle w:val="Heading3"/>
+        <w:pStyle w:val="Heading2"/>
       </w:pPr>
       <w:r>
         <w:t>04. Change one thing. Trace what follows.</w:t>
@@ -7953,7 +8052,7 @@
         <w:drawing>
           <wp:inline xmlns:a="http://schemas.openxmlformats.org/drawingml/2006/main" xmlns:pic="http://schemas.openxmlformats.org/drawingml/2006/picture">
             <wp:extent cx="5486400" cy="3026664"/>
-            <wp:docPr id="6" name="Picture 6" descr="Original case: 0.85 is below 16/17, so T=0.5 selects A. Changed condition: Set the draw to 0.97, keeping both distributions. Expected result: Both temperatures select B. Reason: 0.97 exceeds both A boundaries, 0.8 and approximately 0.9412."/>
+            <wp:docPr id="7" name="Picture 7" descr="Original case: 0.85 is below 16/17, so T=0.5 selects A. Changed condition: Set the draw to 0.97, keeping both distributions. Expected result: Both temperatures select B. Reason: 0.97 exceeds both A boundaries, 0.8 and approximately 0.9412."/>
             <wp:cNvGraphicFramePr>
               <a:graphicFrameLocks noChangeAspect="1"/>
             </wp:cNvGraphicFramePr>
@@ -8021,7 +8120,6 @@
     <w:p>
       <w:pPr>
         <w:spacing w:line="336" w:lineRule="auto" w:after="180"/>
-        <w:shd w:fill="F5F1FB"/>
       </w:pPr>
       <w:r>
         <w:rPr>
@@ -8032,16 +8130,7 @@
     </w:p>
     <w:p>
       <w:pPr>
-        <w:pStyle w:val="Heading3"/>
-      </w:pPr>
-      <w:r>
-        <w:t>Discuss while showing the picture</w:t>
-      </w:r>
-    </w:p>
-    <w:p>
-      <w:pPr>
         <w:spacing w:line="336" w:lineRule="auto" w:after="180"/>
-        <w:shd w:fill="F1F6F8"/>
       </w:pPr>
       <w:r>
         <w:rPr>
@@ -8053,7 +8142,6 @@
     <w:p>
       <w:pPr>
         <w:spacing w:line="336" w:lineRule="auto" w:after="180"/>
-        <w:shd w:fill="F1F6F8"/>
       </w:pPr>
       <w:r>
         <w:rPr>
@@ -8064,7 +8152,7 @@
     </w:p>
     <w:p>
       <w:pPr>
-        <w:pStyle w:val="Heading3"/>
+        <w:pStyle w:val="Heading2"/>
       </w:pPr>
       <w:r>
         <w:t>05. Connect the explanation to its limit</w:t>
@@ -8075,7 +8163,7 @@
         <w:drawing>
           <wp:inline xmlns:a="http://schemas.openxmlformats.org/drawingml/2006/main" xmlns:pic="http://schemas.openxmlformats.org/drawingml/2006/picture">
             <wp:extent cx="5486400" cy="2834640"/>
-            <wp:docPr id="7" name="Picture 7" descr="Lower positive temperature concentrates this unequal distribution on its larger entry. It changes sampling probabilities, not evidence for whether A or B is true. Using the same draw isolates how the distribution changes the decision. This formula is a toy probability-space illustration corresponding to a temperature-scaled model distribution. Limit: Two tokens and one draw do not predict every output; temperature alone does not solve hallucinations."/>
+            <wp:docPr id="8" name="Picture 8" descr="Lower positive temperature concentrates this unequal distribution on its larger entry. It changes sampling probabilities, not evidence for whether A or B is true. Using the same draw isolates how the distribution changes the decision. This formula is a toy probability-space illustration corresponding to a temperature-scaled model distribution. Limit: Two tokens and one draw do not predict every output; temperature alone does not solve hallucinations."/>
             <wp:cNvGraphicFramePr>
               <a:graphicFrameLocks noChangeAspect="1"/>
             </wp:cNvGraphicFramePr>
@@ -8214,7 +8302,6 @@
     <w:p>
       <w:pPr>
         <w:spacing w:line="336" w:lineRule="auto" w:after="180"/>
-        <w:shd w:fill="F5F1FB"/>
       </w:pPr>
       <w:r>
         <w:rPr>
@@ -8225,16 +8312,7 @@
     </w:p>
     <w:p>
       <w:pPr>
-        <w:pStyle w:val="Heading3"/>
-      </w:pPr>
-      <w:r>
-        <w:t>Discuss while showing the picture</w:t>
-      </w:r>
-    </w:p>
-    <w:p>
-      <w:pPr>
         <w:spacing w:line="336" w:lineRule="auto" w:after="180"/>
-        <w:shd w:fill="F1F6F8"/>
       </w:pPr>
       <w:r>
         <w:rPr>
@@ -8246,7 +8324,6 @@
     <w:p>
       <w:pPr>
         <w:spacing w:line="336" w:lineRule="auto" w:after="180"/>
-        <w:shd w:fill="F1F6F8"/>
       </w:pPr>
       <w:r>
         <w:rPr>
@@ -8281,7 +8358,7 @@
     </w:p>
     <w:p>
       <w:pPr>
-        <w:pStyle w:val="Heading3"/>
+        <w:pStyle w:val="Heading2"/>
       </w:pPr>
       <w:r>
         <w:t>06. Make the idea visible in your project</w:t>
@@ -8292,7 +8369,7 @@
         <w:drawing>
           <wp:inline xmlns:a="http://schemas.openxmlformats.org/drawingml/2006/main" xmlns:pic="http://schemas.openxmlformats.org/drawingml/2006/picture">
             <wp:extent cx="5486400" cy="3380232"/>
-            <wp:docPr id="8" name="Picture 8" descr="Keep Study Buddy generation settings fixed during prompt comparisons and check evidence regardless of variability. Draw your input, deciding step, result and limit. Supported question: Does T=0.5 make B impossible, and does choosing A guarantee factual accuracy?"/>
+            <wp:docPr id="9" name="Picture 9" descr="Keep Study Buddy generation settings fixed during prompt comparisons and check evidence regardless of variability. Draw your input, deciding step, result and limit. Supported question: Does T=0.5 make B impossible, and does choosing A guarantee factual accuracy?"/>
             <wp:cNvGraphicFramePr>
               <a:graphicFrameLocks noChangeAspect="1"/>
             </wp:cNvGraphicFramePr>
@@ -8384,7 +8461,6 @@
     <w:p>
       <w:pPr>
         <w:spacing w:line="336" w:lineRule="auto" w:after="180"/>
-        <w:shd w:fill="F5F1FB"/>
       </w:pPr>
       <w:r>
         <w:rPr>
@@ -8407,46 +8483,115 @@
     </w:p>
     <w:p>
       <w:pPr>
+        <w:spacing w:line="336" w:lineRule="auto" w:after="180"/>
+      </w:pPr>
+      <w:r>
+        <w:rPr>
+          <w:b w:val="0"/>
+        </w:rPr>
+        <w:t xml:space="preserve">Teacher prompt: Draw your project trace and justify the deciding step using </w:t>
+      </w:r>
+      <w:r>
+        <w:rPr>
+          <w:b/>
+        </w:rPr>
+        <w:t>evidence</w:t>
+      </w:r>
+      <w:r>
+        <w:rPr>
+          <w:b w:val="0"/>
+        </w:rPr>
+        <w:t>. Ask learners to describe one label or arrow in ordinary words. Use the adjacent transcript if the image is difficult to see.</w:t>
+      </w:r>
+    </w:p>
+    <w:p>
+      <w:pPr>
+        <w:spacing w:line="336" w:lineRule="auto" w:after="180"/>
+      </w:pPr>
+      <w:r>
+        <w:rPr>
+          <w:b w:val="0"/>
+        </w:rPr>
+        <w:t>Supported practice key: No. B still has probability 1/17, and the table supplies no truth labels for either token.</w:t>
+      </w:r>
+    </w:p>
+    <w:p>
+      <w:pPr>
+        <w:pStyle w:val="Heading2"/>
+      </w:pPr>
+      <w:r>
+        <w:t>Earlier wording, alternatives and picture transcripts · reference / check after trying</w:t>
+      </w:r>
+    </w:p>
+    <w:p>
+      <w:pPr>
+        <w:spacing w:line="336" w:lineRule="auto" w:after="180"/>
+      </w:pPr>
+      <w:r>
+        <w:rPr>
+          <w:b w:val="0"/>
+        </w:rPr>
+        <w:t xml:space="preserve">Use one picture at a time. Hide a worked result before asking for a </w:t>
+      </w:r>
+      <w:r>
+        <w:rPr>
+          <w:b/>
+        </w:rPr>
+        <w:t>prediction</w:t>
+      </w:r>
+      <w:r>
+        <w:rPr>
+          <w:b w:val="0"/>
+        </w:rPr>
+        <w:t>, then reveal it for feedback. These are supported teaching cases; retain the separate independent assessment for a fresh first attempt.</w:t>
+      </w:r>
+    </w:p>
+    <w:p>
+      <w:pPr>
         <w:pStyle w:val="Heading3"/>
       </w:pPr>
       <w:r>
-        <w:t>Discuss while showing the picture</w:t>
-      </w:r>
-    </w:p>
-    <w:p>
-      <w:pPr>
-        <w:spacing w:line="336" w:lineRule="auto" w:after="180"/>
-        <w:shd w:fill="F1F6F8"/>
-      </w:pPr>
-      <w:r>
-        <w:rPr>
-          <w:b w:val="0"/>
-        </w:rPr>
-        <w:t xml:space="preserve">Teacher prompt: Draw your project trace and justify the deciding step using </w:t>
-      </w:r>
-      <w:r>
-        <w:rPr>
-          <w:b/>
-        </w:rPr>
-        <w:t>evidence</w:t>
-      </w:r>
-      <w:r>
-        <w:rPr>
-          <w:b w:val="0"/>
-        </w:rPr>
-        <w:t>. Ask learners to describe one label or arrow in ordinary words. Use the adjacent transcript if the image is difficult to see.</w:t>
-      </w:r>
-    </w:p>
-    <w:p>
-      <w:pPr>
-        <w:spacing w:line="336" w:lineRule="auto" w:after="180"/>
-        <w:shd w:fill="F1F6F8"/>
-      </w:pPr>
-      <w:r>
-        <w:rPr>
-          <w:b w:val="0"/>
-        </w:rPr>
-        <w:t>Supported practice key: No. B still has probability 1/17, and the table supplies no truth labels for either token.</w:t>
+        <w:t>01. Sampling and Variability: the case</w:t>
+      </w:r>
+    </w:p>
+    <w:p>
+      <w:pPr>
+        <w:pStyle w:val="Heading3"/>
+      </w:pPr>
+      <w:r>
+        <w:t>02. Follow the deciding steps</w:t>
+      </w:r>
+    </w:p>
+    <w:p>
+      <w:pPr>
+        <w:pStyle w:val="Heading3"/>
+      </w:pPr>
+      <w:r>
+        <w:t>03. Temperature-scaled toy probabilities</w:t>
+      </w:r>
+    </w:p>
+    <w:p>
+      <w:pPr>
+        <w:pStyle w:val="Heading3"/>
+      </w:pPr>
+      <w:r>
+        <w:t>04. Change one thing. Trace what follows.</w:t>
+      </w:r>
+    </w:p>
+    <w:p>
+      <w:pPr>
+        <w:pStyle w:val="Heading3"/>
+      </w:pPr>
+      <w:r>
+        <w:t>05. Connect the explanation to its limit</w:t>
+      </w:r>
+    </w:p>
+    <w:p>
+      <w:pPr>
+        <w:pStyle w:val="Heading3"/>
+      </w:pPr>
+      <w:r>
+        <w:t>06. Make the idea visible in your project</w:t>
       </w:r>
     </w:p>
     <w:sectPr>
